--- a/docs/studienskripte/word-rohfassungen/wirkungsmanagement-v4.docx
+++ b/docs/studienskripte/word-rohfassungen/wirkungsmanagement-v4.docx
@@ -29,47 +29,7 @@
     </w:p>
     <w:p>
       <w:r>
-        <w:t>Track: Wirkungsmanagement</w:t>
-      </w:r>
-    </w:p>
-    <w:p>
-      <w:r>
-        <w:t>Kurscode: wirkungsmanagement</w:t>
-      </w:r>
-    </w:p>
-    <w:p>
-      <w:r>
-        <w:t>Vorlesungscode: WM-V4</w:t>
-      </w:r>
-    </w:p>
-    <w:p>
-      <w:r>
-        <w:t>Modul/Abschnitt: WM</w:t>
-      </w:r>
-    </w:p>
-    <w:p>
-      <w:r>
-        <w:t>Titel: Wesentlichkeit &amp; Priorisierung</w:t>
-      </w:r>
-    </w:p>
-    <w:p>
-      <w:r>
-        <w:t>Status: Rohfassung V0 · Sprint-Produktionslauf · muss im nächsten Tiefensprint auf 40-50 Seiten erweitert werden</w:t>
-      </w:r>
-    </w:p>
-    <w:p>
-      <w:r>
-        <w:t>Quelle: woek-akademie-app/docs/lehrgaenge/wirkungsmanagement-v4-wesentlichkeit-priorisierung.md</w:t>
-      </w:r>
-    </w:p>
-    <w:p>
-      <w:r>
-        <w:t>Ablage: Markdown-Master in content/studienskripte/wirkungsmanagement-v4.md, Word-Rohfassung in docs/studienskripte/word-rohfassungen/wirkungsmanagement-v4.docx</w:t>
-      </w:r>
-    </w:p>
-    <w:p>
-      <w:r>
-        <w:t>Wissensbasis: aktuelles Grundlagenwerk, Website-Korpus inklusive Journal, Akademie-Quelltexte, Glossar, interne Dossiers und externe Fachquellen</w:t>
+        <w:t>Track: Wirkungsmanagement Kurscode: wirkungsmanagement Vorlesungscode: WM-V4 Modul/Abschnitt: WM Titel: Wesentlichkeit &amp; Priorisierung Status: Rohfassung V0 · Sprint-Produktionslauf · muss im nächsten Tiefensprint auf 40-50 Seiten erweitert werden Quelle: woek-akademie-app/docs/lehrgaenge/wirkungsmanagement-v4-wesentlichkeit-priorisierung.md Ablage: Markdown-Master in content/studienskripte/wirkungsmanagement-v4.md, Word-Rohfassung in docs/studienskripte/word-rohfassungen/wirkungsmanagement-v4.docx Wissensbasis: aktuelles Grundlagenwerk, Website-Korpus inklusive Journal, Akademie-Quelltexte, Glossar, interne Dossiers und externe Fachquellen</w:t>
       </w:r>
     </w:p>
     <w:p>
@@ -171,27 +131,7 @@
     </w:p>
     <w:p>
       <w:r>
-        <w:t>Track / Kurscode: wirkungsmanagement</w:t>
-      </w:r>
-    </w:p>
-    <w:p>
-      <w:r>
-        <w:t>Vorlesungscode: WM-V4</w:t>
-      </w:r>
-    </w:p>
-    <w:p>
-      <w:r>
-        <w:t>Empfohlene Dauer: ~50 Min · Videolänge: ~15 Min</w:t>
-      </w:r>
-    </w:p>
-    <w:p>
-      <w:r>
-        <w:t>Voraussetzung: WM-V3</w:t>
-      </w:r>
-    </w:p>
-    <w:p>
-      <w:r>
-        <w:t>Führende Quellen (Repo): source-assets/originals/WOeK_Begriffsleitfaden_fuehrend_v1.0.md (§4) · docs/whitepaper/T-SROI_v2.0_Transformationswirkung.md · Glossar begriffe/</w:t>
+        <w:t>Track / Kurscode: wirkungsmanagement Vorlesungscode: WM-V4 Empfohlene Dauer: ~50 Min · Videolänge: ~15 Min Voraussetzung: WM-V3 Führende Quellen (Repo): source-assets/originals/WOeK_Begriffsleitfaden_fuehrend_v1.0.md (§4) · docs/whitepaper/T-SROI_v2.0_Transformationswirkung.md · Glossar begriffe/</w:t>
       </w:r>
     </w:p>
     <w:p>
@@ -1276,42 +1216,7 @@
     </w:p>
     <w:p>
       <w:r>
-        <w:t>```chart-spec</w:t>
-      </w:r>
-    </w:p>
-    <w:p>
-      <w:r>
-        <w:t>slug: wirkungsmanagement-v4-wirkpfad</w:t>
-      </w:r>
-    </w:p>
-    <w:p>
-      <w:r>
-        <w:t>type: wirkpfad</w:t>
-      </w:r>
-    </w:p>
-    <w:p>
-      <w:r>
-        <w:t>reuse_first: true</w:t>
-      </w:r>
-    </w:p>
-    <w:p>
-      <w:r>
-        <w:t>preferred_asset: content/studienskripte/assets/wirkungsmanagement-v4/wirkungsmanagement-v4-wirkpfad.svg</w:t>
-      </w:r>
-    </w:p>
-    <w:p>
-      <w:r>
-        <w:t>message: Wesentlichkeit &amp; Priorisierung wird als Wirkpfad von Auslöser über Mechanismus, Wirkungsempfänger und Zustandsveränderung bis zur Rückkopplung dargestellt.</w:t>
-      </w:r>
-    </w:p>
-    <w:p>
-      <w:r>
-        <w:t>source: WÖk-Grundlagenwerk, Website-Korpus, Akademie-Quelltexte, Glossar</w:t>
-      </w:r>
-    </w:p>
-    <w:p>
-      <w:r>
-        <w:t>```</w:t>
+        <w:t>``chart-spec slug: wirkungsmanagement-v4-wirkpfad type: wirkpfad reuse_first: true preferred_asset: content/studienskripte/assets/wirkungsmanagement-v4/wirkungsmanagement-v4-wirkpfad.svg message: Wesentlichkeit &amp; Priorisierung wird als Wirkpfad von Auslöser über Mechanismus, Wirkungsempfänger und Zustandsveränderung bis zur Rückkopplung dargestellt. source: WÖk-Grundlagenwerk, Website-Korpus, Akademie-Quelltexte, Glossar ``</w:t>
       </w:r>
     </w:p>
     <w:p>

--- a/docs/studienskripte/word-rohfassungen/wirkungsmanagement-v4.docx
+++ b/docs/studienskripte/word-rohfassungen/wirkungsmanagement-v4.docx
@@ -29,7 +29,7 @@
     </w:p>
     <w:p>
       <w:r>
-        <w:t>Track: Wirkungsmanagement Kurscode: wirkungsmanagement Vorlesungscode: WM-V4 Modul/Abschnitt: WM Titel: Wesentlichkeit &amp; Priorisierung Status: Rohfassung V0 · Sprint-Produktionslauf · muss im nächsten Tiefensprint auf 40-50 Seiten erweitert werden Quelle: woek-akademie-app/docs/lehrgaenge/wirkungsmanagement-v4-wesentlichkeit-priorisierung.md Ablage: Markdown-Master in content/studienskripte/wirkungsmanagement-v4.md, Word-Rohfassung in docs/studienskripte/word-rohfassungen/wirkungsmanagement-v4.docx Wissensbasis: aktuelles Grundlagenwerk, Website-Korpus inklusive Journal, Akademie-Quelltexte, Glossar, interne Dossiers und externe Fachquellen</w:t>
+        <w:t>Track: Wirkungsmanagement Kurscode: wirkungsmanagement Vorlesungscode: WM-V4 Modul/Abschnitt: WM Titel: Wesentlichkeit &amp; Priorisierung Status: Tiefenskript-Sprint 8 · substanzielle Arbeitsfassung, Claude-CI/CD-Finalisierung offen Quelle: woek-akademie-app/docs/lehrgaenge/wirkungsmanagement-v4-wesentlichkeit-priorisierung.md Ablage: Markdown-Master in content/studienskripte/wirkungsmanagement-v4.md, Word-Rohfassung in docs/studienskripte/word-rohfassungen/wirkungsmanagement-v4.docx Wissensbasis: aktuelles Grundlagenwerk, Website-Korpus inklusive Journal, Akademie-Quelltexte, Glossar, interne Dossiers und externe Fachquellen</w:t>
       </w:r>
     </w:p>
     <w:p>
@@ -1569,17 +1569,1242 @@
         <w:pStyle w:val="Heading2"/>
       </w:pPr>
       <w:r>
-        <w:t>7. Prüfungsrelevanz</w:t>
-      </w:r>
-    </w:p>
-    <w:p>
-      <w:r>
-        <w:t>Diese Vorlesung ist prüfungsrelevant, aber die eigentliche Antwortlogik gehört nicht in das öffentliche Studienskript. Zertifikatsfragen, CorrectAnswer, Scoring-Regeln und Fallrubrics werden separat in der geschützten App-Lane unter woek-akademie-app/content/pruefungen/ gepflegt.</w:t>
-      </w:r>
-    </w:p>
-    <w:p>
-      <w:r>
-        <w:t>Für den Fragenpool sind besonders geeignet:</w:t>
+        <w:t>7. Tiefenskript-Erweiterung Sprint 8</w:t>
+      </w:r>
+    </w:p>
+    <w:p>
+      <w:r>
+        <w:t>Status dieser Erweiterung: ausgebaute Arbeitsfassung für Claude-CI/CD, Word-Rohfassung und Reader-Spiegel. Sie ersetzt noch nicht die spätere Satz-, Quellen- und PDF-Finalisierung, bringt die Vorlesung aber aus der Kurzfassung in eine substanzielle Studienskriptfassung.</w:t>
+      </w:r>
+    </w:p>
+    <w:p>
+      <w:pPr>
+        <w:pStyle w:val="Heading3"/>
+      </w:pPr>
+      <w:r>
+        <w:t>7.1 Leitthese</w:t>
+      </w:r>
+    </w:p>
+    <w:p>
+      <w:r>
+        <w:t>Wesentlichkeit &amp; Priorisierung übersetzt die Wirkungsökonomie in Führungs-, Strategie- und Organisationspraxis. Wirkungsmanagement heißt: Wirkung nicht nur berichten, sondern Ziele, Rollen, Entscheidungen, Kultur und Rückkopplung danach ausrichten.</w:t>
+      </w:r>
+    </w:p>
+    <w:p>
+      <w:r>
+        <w:t>Die Vorlesung bleibt dabei an die Grundregel gebunden: Wirkung ist neutral und relational. Erst die Bewertung im Referenzrahmen Mensch, Planet, Demokratie, SDGs, Agenda 2030 und SDG+ entscheidet, ob eine Veränderung positiv, negativ oder ambivalent einzuordnen ist. Wenn eine Zielgröße gemeint ist, sprechen wir von positiver Netto-Wirkung.</w:t>
+      </w:r>
+    </w:p>
+    <w:p>
+      <w:pPr>
+        <w:pStyle w:val="Heading3"/>
+      </w:pPr>
+      <w:r>
+        <w:t>7.2 Didaktische Einordnung im Studiengang</w:t>
+      </w:r>
+    </w:p>
+    <w:p>
+      <w:r>
+        <w:t>WM-V4 liegt an der Schwelle zwischen begrifflicher Grundlegung und Bewertungsarchitektur. Die Studierenden sollen nicht nur Begriffe wiedergeben, sondern an Fällen erkennen, welche Aussage schon Wirkung behauptet, welche nur Wirkungspotenzial beschreibt und wo ein Wirkungsrisiko offenliegt. Der Tiefensinn dieser Vorlesung liegt deshalb nicht in zusätzlicher Komplexität, sondern in besserer Unterscheidungsfähigkeit.</w:t>
+      </w:r>
+    </w:p>
+    <w:p>
+      <w:r>
+        <w:t>Für die spätere Praxis ist entscheidend, dass jede Analyse vier Ebenen getrennt hält:</w:t>
+      </w:r>
+    </w:p>
+    <w:p>
+      <w:r>
+        <w:t>1. Beschreibung: Was geschieht tatsächlich oder soll geschehen?</w:t>
+      </w:r>
+    </w:p>
+    <w:p>
+      <w:r>
+        <w:t>2. Kausalannahme: Über welchen Mechanismus könnte daraus eine Zustandsveränderung entstehen?</w:t>
+      </w:r>
+    </w:p>
+    <w:p>
+      <w:r>
+        <w:t>3. Bewertung: Welche Richtung hat diese Veränderung im Referenzrahmen?</w:t>
+      </w:r>
+    </w:p>
+    <w:p>
+      <w:r>
+        <w:t>4. Rückkopplung: Welche Entscheidung, Regel, Ressource oder Kommunikation wird dadurch verändert?</w:t>
+      </w:r>
+    </w:p>
+    <w:p>
+      <w:r>
+        <w:t>Wo diese Ebenen vermischt werden, entstehen typische WÖk-Fehler: Aktivität wird als Wirkung ausgegeben, Reichweite ersetzt Zustandsveränderung, gute Absicht verdeckt Nebenwirkungen oder Reporting wird mit Lernen verwechselt.</w:t>
+      </w:r>
+    </w:p>
+    <w:p>
+      <w:pPr>
+        <w:pStyle w:val="Heading3"/>
+      </w:pPr>
+      <w:r>
+        <w:t>7.3 Analysemodell</w:t>
+      </w:r>
+    </w:p>
+    <w:tbl>
+      <w:tblPr>
+        <w:tblStyle w:val="TableGrid"/>
+        <w:tblW w:type="auto" w:w="0"/>
+        <w:jc w:val="left"/>
+        <w:tblLook w:firstColumn="1" w:firstRow="1" w:lastColumn="0" w:lastRow="0" w:noHBand="0" w:noVBand="1" w:val="04A0"/>
+      </w:tblPr>
+      <w:tblGrid>
+        <w:gridCol w:w="2340"/>
+        <w:gridCol w:w="2340"/>
+        <w:gridCol w:w="2340"/>
+        <w:gridCol w:w="2340"/>
+      </w:tblGrid>
+      <w:tr>
+        <w:tc>
+          <w:tcPr>
+            <w:tcW w:type="dxa" w:w="2340"/>
+            <w:vAlign w:val="center"/>
+          </w:tcPr>
+          <w:p>
+            <w:r>
+              <w:rPr>
+                <w:b/>
+              </w:rPr>
+              <w:t>Analyseobjekt</w:t>
+            </w:r>
+          </w:p>
+        </w:tc>
+        <w:tc>
+          <w:tcPr>
+            <w:tcW w:type="dxa" w:w="2340"/>
+            <w:vAlign w:val="center"/>
+          </w:tcPr>
+          <w:p>
+            <w:r>
+              <w:rPr>
+                <w:b/>
+              </w:rPr>
+              <w:t>Woran es wirkt</w:t>
+            </w:r>
+          </w:p>
+        </w:tc>
+        <w:tc>
+          <w:tcPr>
+            <w:tcW w:type="dxa" w:w="2340"/>
+            <w:vAlign w:val="center"/>
+          </w:tcPr>
+          <w:p>
+            <w:r>
+              <w:rPr>
+                <w:b/>
+              </w:rPr>
+              <w:t>Typischer Fehler</w:t>
+            </w:r>
+          </w:p>
+        </w:tc>
+        <w:tc>
+          <w:tcPr>
+            <w:tcW w:type="dxa" w:w="2340"/>
+            <w:vAlign w:val="center"/>
+          </w:tcPr>
+          <w:p>
+            <w:r>
+              <w:rPr>
+                <w:b/>
+              </w:rPr>
+              <w:t>Saubere WÖk-Lesart</w:t>
+            </w:r>
+          </w:p>
+        </w:tc>
+      </w:tr>
+      <w:tr>
+        <w:tc>
+          <w:tcPr>
+            <w:tcW w:type="dxa" w:w="2340"/>
+            <w:vAlign w:val="center"/>
+          </w:tcPr>
+          <w:p>
+            <w:r>
+              <w:t>Managementebene</w:t>
+            </w:r>
+          </w:p>
+        </w:tc>
+        <w:tc>
+          <w:tcPr>
+            <w:tcW w:type="dxa" w:w="2340"/>
+            <w:vAlign w:val="center"/>
+          </w:tcPr>
+          <w:p>
+            <w:r>
+              <w:t>WÖk-Frage</w:t>
+            </w:r>
+          </w:p>
+        </w:tc>
+        <w:tc>
+          <w:tcPr>
+            <w:tcW w:type="dxa" w:w="2340"/>
+            <w:vAlign w:val="center"/>
+          </w:tcPr>
+          <w:p>
+            <w:r>
+              <w:t>Typischer Fehler</w:t>
+            </w:r>
+          </w:p>
+        </w:tc>
+        <w:tc>
+          <w:tcPr>
+            <w:tcW w:type="dxa" w:w="2340"/>
+            <w:vAlign w:val="center"/>
+          </w:tcPr>
+          <w:p>
+            <w:r>
+              <w:t>Praxisanforderung</w:t>
+            </w:r>
+          </w:p>
+        </w:tc>
+      </w:tr>
+      <w:tr>
+        <w:tc>
+          <w:tcPr>
+            <w:tcW w:type="dxa" w:w="2340"/>
+            <w:vAlign w:val="center"/>
+          </w:tcPr>
+          <w:p>
+            <w:r>
+              <w:t>Strategie</w:t>
+            </w:r>
+          </w:p>
+        </w:tc>
+        <w:tc>
+          <w:tcPr>
+            <w:tcW w:type="dxa" w:w="2340"/>
+            <w:vAlign w:val="center"/>
+          </w:tcPr>
+          <w:p>
+            <w:r>
+              <w:t>Welche positive Netto-Wirkung wird angestrebt?</w:t>
+            </w:r>
+          </w:p>
+        </w:tc>
+        <w:tc>
+          <w:tcPr>
+            <w:tcW w:type="dxa" w:w="2340"/>
+            <w:vAlign w:val="center"/>
+          </w:tcPr>
+          <w:p>
+            <w:r>
+              <w:t>Purpose-Satz ohne Steuerung</w:t>
+            </w:r>
+          </w:p>
+        </w:tc>
+        <w:tc>
+          <w:tcPr>
+            <w:tcW w:type="dxa" w:w="2340"/>
+            <w:vAlign w:val="center"/>
+          </w:tcPr>
+          <w:p>
+            <w:r>
+              <w:t>Ziel, Wirkpfad und Entscheidung koppeln</w:t>
+            </w:r>
+          </w:p>
+        </w:tc>
+      </w:tr>
+      <w:tr>
+        <w:tc>
+          <w:tcPr>
+            <w:tcW w:type="dxa" w:w="2340"/>
+            <w:vAlign w:val="center"/>
+          </w:tcPr>
+          <w:p>
+            <w:r>
+              <w:t>Organisation</w:t>
+            </w:r>
+          </w:p>
+        </w:tc>
+        <w:tc>
+          <w:tcPr>
+            <w:tcW w:type="dxa" w:w="2340"/>
+            <w:vAlign w:val="center"/>
+          </w:tcPr>
+          <w:p>
+            <w:r>
+              <w:t>Wer trägt welche Wirkung?</w:t>
+            </w:r>
+          </w:p>
+        </w:tc>
+        <w:tc>
+          <w:tcPr>
+            <w:tcW w:type="dxa" w:w="2340"/>
+            <w:vAlign w:val="center"/>
+          </w:tcPr>
+          <w:p>
+            <w:r>
+              <w:t>Verantwortung diffus lassen</w:t>
+            </w:r>
+          </w:p>
+        </w:tc>
+        <w:tc>
+          <w:tcPr>
+            <w:tcW w:type="dxa" w:w="2340"/>
+            <w:vAlign w:val="center"/>
+          </w:tcPr>
+          <w:p>
+            <w:r>
+              <w:t>Rollen, Routinen und Eskalationswege definieren</w:t>
+            </w:r>
+          </w:p>
+        </w:tc>
+      </w:tr>
+      <w:tr>
+        <w:tc>
+          <w:tcPr>
+            <w:tcW w:type="dxa" w:w="2340"/>
+            <w:vAlign w:val="center"/>
+          </w:tcPr>
+          <w:p>
+            <w:r>
+              <w:t>Risiko</w:t>
+            </w:r>
+          </w:p>
+        </w:tc>
+        <w:tc>
+          <w:tcPr>
+            <w:tcW w:type="dxa" w:w="2340"/>
+            <w:vAlign w:val="center"/>
+          </w:tcPr>
+          <w:p>
+            <w:r>
+              <w:t>Welche Nebenwirkungen und Zielkonflikte entstehen?</w:t>
+            </w:r>
+          </w:p>
+        </w:tc>
+        <w:tc>
+          <w:tcPr>
+            <w:tcW w:type="dxa" w:w="2340"/>
+            <w:vAlign w:val="center"/>
+          </w:tcPr>
+          <w:p>
+            <w:r>
+              <w:t>nur positive Wirkung erzählen</w:t>
+            </w:r>
+          </w:p>
+        </w:tc>
+        <w:tc>
+          <w:tcPr>
+            <w:tcW w:type="dxa" w:w="2340"/>
+            <w:vAlign w:val="center"/>
+          </w:tcPr>
+          <w:p>
+            <w:r>
+              <w:t>Wirkungsrisiken eigenständig analysieren</w:t>
+            </w:r>
+          </w:p>
+        </w:tc>
+      </w:tr>
+      <w:tr>
+        <w:tc>
+          <w:tcPr>
+            <w:tcW w:type="dxa" w:w="2340"/>
+            <w:vAlign w:val="center"/>
+          </w:tcPr>
+          <w:p>
+            <w:r>
+              <w:t>Lernen</w:t>
+            </w:r>
+          </w:p>
+        </w:tc>
+        <w:tc>
+          <w:tcPr>
+            <w:tcW w:type="dxa" w:w="2340"/>
+            <w:vAlign w:val="center"/>
+          </w:tcPr>
+          <w:p>
+            <w:r>
+              <w:t>Wie verändert Bewertung die Praxis?</w:t>
+            </w:r>
+          </w:p>
+        </w:tc>
+        <w:tc>
+          <w:tcPr>
+            <w:tcW w:type="dxa" w:w="2340"/>
+            <w:vAlign w:val="center"/>
+          </w:tcPr>
+          <w:p>
+            <w:r>
+              <w:t>Reporting als Abschluss</w:t>
+            </w:r>
+          </w:p>
+        </w:tc>
+        <w:tc>
+          <w:tcPr>
+            <w:tcW w:type="dxa" w:w="2340"/>
+            <w:vAlign w:val="center"/>
+          </w:tcPr>
+          <w:p>
+            <w:r>
+              <w:t>Rückkopplung in Budget, Prozesse und Führung</w:t>
+            </w:r>
+          </w:p>
+        </w:tc>
+      </w:tr>
+    </w:tbl>
+    <w:p/>
+    <w:p>
+      <w:pPr>
+        <w:pStyle w:val="Heading3"/>
+      </w:pPr>
+      <w:r>
+        <w:t>7.4 Modellformel</w:t>
+      </w:r>
+    </w:p>
+    <w:p>
+      <w:r>
+        <w:t>Die folgende Formel ist ein didaktisches Denkmodell, kein amtlicher Bewertungsstandard:</w:t>
+      </w:r>
+    </w:p>
+    <w:p>
+      <w:r>
+        <w:t>Managementwirkung = Zielklarheit + Verantwortlichkeit + Daten + Entscheidung + Rueckkopplung</w:t>
+      </w:r>
+    </w:p>
+    <w:p>
+      <w:r>
+        <w:t>Die Formel ist ein Arbeitsmodell: Management wirkt, wenn Ziel, Verantwortung, Daten, Entscheidung und Rückkopplung zusammenkommen.</w:t>
+      </w:r>
+    </w:p>
+    <w:p>
+      <w:r>
+        <w:t>Die Formel soll gerade keine Scheingenauigkeit erzeugen. Sie zwingt dazu, die Faktoren offen zu legen, die eine Aussage tragen. In einem echten Bewertungsprozess müssten Datenquelle, Aktualität, Datenqualitätsklasse, Unsicherheitsgrad und Rückkopplungsregel ergänzt werden.</w:t>
+      </w:r>
+    </w:p>
+    <w:p>
+      <w:pPr>
+        <w:pStyle w:val="Heading3"/>
+      </w:pPr>
+      <w:r>
+        <w:t>7.5 Fallfenster</w:t>
+      </w:r>
+    </w:p>
+    <w:p>
+      <w:r>
+        <w:t>Fall 1. Ein Unternehmen kann Wesentlichkeit &amp; Priorisierung als Workshop-Thema behandeln und danach unverändert weiterarbeiten. Wirkungsmanagement beginnt erst, wenn Entscheidungen, Verantwortlichkeiten und Budgets tatsächlich angepasst werden.</w:t>
+      </w:r>
+    </w:p>
+    <w:p>
+      <w:r>
+        <w:t>Fall 2. Ein Team erkennt eine negative Nebenwirkung seines Produkts. Die WÖk-Frage lautet nicht, wer schuld ist, sondern welcher Wirkpfad korrigiert werden muss und welche Trägerstruktur Lernen ermöglicht.</w:t>
+      </w:r>
+    </w:p>
+    <w:p>
+      <w:pPr>
+        <w:pStyle w:val="Heading3"/>
+      </w:pPr>
+      <w:r>
+        <w:t>7.6 Prüfungsnahe Fallfragen ohne geschützte Antwortlogik</w:t>
+      </w:r>
+    </w:p>
+    <w:p>
+      <w:r>
+        <w:t>Diese Fragen sind öffentlich und dienen dem Lernen. Die geschützte Antwortlogik, Scoring-Regeln und CorrectAnswer-Felder bleiben in der Prüfungs-Lane der App.</w:t>
+      </w:r>
+    </w:p>
+    <w:p>
+      <w:r>
+        <w:t>1. Beschreibe den Auslöser im Fall und trenne ihn von Absicht, Image oder Reichweite.</w:t>
+      </w:r>
+    </w:p>
+    <w:p>
+      <w:r>
+        <w:t>2. Formuliere einen plausiblen Wirkpfad mit Wirkungsempfängern, Zustandsveränderung und Rückkopplung.</w:t>
+      </w:r>
+    </w:p>
+    <w:p>
+      <w:r>
+        <w:t>3. Benenne mindestens ein Wirkungspotenzial und ein Wirkungsrisiko.</w:t>
+      </w:r>
+    </w:p>
+    <w:p>
+      <w:r>
+        <w:t>4. Zeige, welche Quelle oder Datenart nötig wäre, um von Potenzial zu belastbarer Wirkungsaussage zu kommen.</w:t>
+      </w:r>
+    </w:p>
+    <w:p>
+      <w:r>
+        <w:t>5. Prüfe, ob Nichtkompensation oder Reverse Merit Order einschlägig sein könnten.</w:t>
+      </w:r>
+    </w:p>
+    <w:p>
+      <w:r>
+        <w:t>6. Formuliere eine saubere Wirkungsaussage in einem Satz: Was wissen wir, was nehmen wir an, was bleibt offen?</w:t>
+      </w:r>
+    </w:p>
+    <w:p>
+      <w:pPr>
+        <w:pStyle w:val="Heading3"/>
+      </w:pPr>
+      <w:r>
+        <w:t>7.7 Auswertung aus der lebenden Website-Referenz</w:t>
+      </w:r>
+    </w:p>
+    <w:p>
+      <w:pPr>
+        <w:pStyle w:val="Heading3"/>
+      </w:pPr>
+      <w:r>
+        <w:t>Quellenanker: Kapitel 30 - Von Wirkung zu Messung</w:t>
+      </w:r>
+    </w:p>
+    <w:p>
+      <w:r>
+        <w:t>Interne Quelle: referenz/kapitel-030-von-wirkung-zu-messung/index.html</w:t>
+      </w:r>
+    </w:p>
+    <w:p>
+      <w:r>
+        <w:t>Diese Frage bildet den Übergang von der normativen Ordnung zur Messarchitektur. Ohne Messung bleibt Wirkung ein Anspruch. Ohne Maßstab bleibt Messung blind. Ohne Rückkopplung bleibt Messung folgenlos. Die Wirkungsökonomie braucht daher eine Methodik, die Wirkung sichtbar macht, ohne ihre Komplexität zu zerstören.</w:t>
+      </w:r>
+    </w:p>
+    <w:p>
+      <w:r>
+        <w:t>Messung ist nicht die Wahrheit selbst. Sie ist die Bedingung, damit Wirkung beobachtbar, prüfbar, vergleichbar und rückkoppelbar wird.</w:t>
+      </w:r>
+    </w:p>
+    <w:p>
+      <w:pPr>
+        <w:pStyle w:val="Heading3"/>
+      </w:pPr>
+      <w:r>
+        <w:t>30.1 Messbarkeit ohne Reduktionismus</w:t>
+      </w:r>
+    </w:p>
+    <w:p>
+      <w:r>
+        <w:t>Wirkung muss messbar werden, weil sie sonst nicht verlässlich in Entscheidungen zurückkehren kann. Was nicht beobachtet wird, bleibt leicht unsichtbar. Was unsichtbar bleibt, wird selten systematisch berücksichtigt. Was nicht berücksichtigt wird, kann weiter externalisiert, verschoben oder rhetorisch überhöht werden. Eine Gesellschaft, die Wirkung ernst nimmt, muss deshalb wissen, welche Zustände sich verändern, welche Risiken entstehen, welche Belastungen verlagert werden und welche positiven Veränderungen tatsächlich eintreten.</w:t>
+      </w:r>
+    </w:p>
+    <w:p>
+      <w:r>
+        <w:t>Gleichzeitig hat Messung eine Grenze. Sie kann den Gegenstand verkürzen. Wenn nur das zählt, was leicht zu zählen ist, wird das Wichtige durch das Messbare ersetzt. Dann werden Tonnen, Euro, Prozente, Indizes oder Punktwerte mit Wirklichkeit verwechselt. Eine solche Messung wäre keine Wirkungsökonomie, sondern eine neue Form technokratischer Blindheit.</w:t>
+      </w:r>
+    </w:p>
+    <w:p>
+      <w:r>
+        <w:t>Die Wirkungsökonomie misst deshalb nicht, weil alles in Zahlen aufgeht. Sie misst, weil Wirkung sonst nicht lernfähig wird. Zahlen sind Signale. Sie sind keine vollständige Beschreibung der Welt. Ein Indikator kann zeigen, dass Emissionen sinken, Wasserverbrauch steigt, Arbeitsunfälle abnehmen, Vertrauen beschädigt wird oder Teilhabe wächst. Er erklärt aber nicht allein, warum dies geschieht, welche Nebenwirkungen entstehen, welche Gruppen betroffen sind und ob die Veränderung systemisch sowie normativ erwünscht ist.</w:t>
+      </w:r>
+    </w:p>
+    <w:p>
+      <w:r>
+        <w:t>Messbarkeit ohne Reduktionismus bedeutet: Zahlen werden in Zusammenhänge gestellt. Eine gemessene Veränderung wird als Zustandsveränderung gelesen, nicht als isolierter Wert. Sie wird auf systemischen Wert bezogen, an Mensch, Planet und Demokratie normativ bewertet und in Rückkopplung übersetzt. Damit unterscheidet sich die Wirkungsökonomie von einer bloßen Kennzahlenordnung. Sie fragt nicht, welche Zahl gut aussieht. Sie fragt, welcher Zustand sich verändert, in welchem Wirkungsraum, für wen, auf welcher Zeitskala und mit welchen Nebenwirkungen.</w:t>
+      </w:r>
+    </w:p>
+    <w:p>
+      <w:r>
+        <w:t>Ein System, das nur Zahlen sammelt, wird nicht automatisch klüger. Es kann sogar blinder werden, wenn es die falschen Zahlen optimiert. Ein System, das Wirkung misst, muss daher auch fragen, welche Dimensionen nicht vollständig quantifizierbar sind, welche Annahmen hinter der Messung stehen und welche Wirkungen nur über qualitative, relationale oder langfristige Beobachtung erfasst werden können. Gerade Vertrauen, Würde, Pflegequalität, Bildung, demokratische Stabilität, kulturelle Resonanz, Prävention und langfristige ökologische Regeneration verlangen eine vorsichtige Methodik.</w:t>
+      </w:r>
+    </w:p>
+    <w:p>
+      <w:r>
+        <w:t>Messbarkeit ohne Reduktionismus heißt deshalb: Wirkung wird messbar gemacht, aber nicht auf Messung reduziert.</w:t>
+      </w:r>
+    </w:p>
+    <w:p>
+      <w:pPr>
+        <w:pStyle w:val="Heading3"/>
+      </w:pPr>
+      <w:r>
+        <w:t>30.2 Empirische, systemische und normative Ebene</w:t>
+      </w:r>
+    </w:p>
+    <w:p>
+      <w:r>
+        <w:t>Wirkungsmessung braucht drei Ebenen. Diese Ebenen müssen getrennt und verbunden werden, sonst entsteht Scheingenauigkeit.</w:t>
+      </w:r>
+    </w:p>
+    <w:p>
+      <w:r>
+        <w:t>Die erste Ebene ist empirisch. Sie fragt: Was lässt sich beobachten? Welche Daten liegen vor? Welche Zustände haben sich verändert? Wie entwickeln sich Emissionen, Ressourcenverbrauch, Gesundheitswerte, Arbeitsbedingungen, Bildungszugang, Beteiligung, Sicherheit, Vertrauen, Biodiversität, Wohnqualität oder demokratische Stabilität? Die empirische Ebene braucht Daten, Indikatoren, Quellen, Zeitreihen, Vergleichswerte und Prüfbarkeit. Sie schützt die Wirkungsökonomie vor bloßer Behauptung.</w:t>
+      </w:r>
+    </w:p>
+    <w:p>
+      <w:r>
+        <w:t>Die zweite Ebene ist systemisch. Sie fragt: Was bedeutet diese Veränderung im Zusammenhang? Ein Wert kann für sich positiv aussehen und im System problematisch sein. Eine Effizienzsteigerung kann Ressourcen sparen und zugleich Mehrverbrauch auslösen. Eine Kostensenkung kann kurzfristig entlasten und langfristig Infrastruktur schwächen. Eine hohe Reichweite kann Aufmerksamkeit schaffen und zugleich Diskursqualität beschädigen. Die systemische Ebene betrachtet Rückkopplungen, Engpässe, Nebenwirkungen, Verzögerungen, Interdependenzen und Wirkungsräume.</w:t>
+      </w:r>
+    </w:p>
+    <w:p>
+      <w:r>
+        <w:t>Die dritte Ebene ist normativ. Sie fragt: Ist diese Wirkung gemessen an Mensch, Planet und Demokratie wünschenswert? Nicht jede systemisch starke Wirkung ist gut. Eine autoritäre Ordnung kann effizient sein. Ein Geschäftsmodell kann hohe Bindung erzeugen und Menschen abhängig machen. Ein Medienmechanismus kann stark wirken und Vertrauen zerstören. Eine Technologie kann mächtig sein und demokratische Selbstbestimmung schwächen. Deshalb reicht Wirkungskraft nicht. Wirkung braucht normative Bewertung.</w:t>
+      </w:r>
+    </w:p>
+    <w:p>
+      <w:r>
+        <w:t>Diese drei Ebenen bilden zusammen die methodische Grundlage von Teil V. Die empirische Ebene fragt, was sich verändert. Die systemische Ebene fragt, was diese Veränderung im Zusammenhang bedeutet. Die normative Ebene fragt, ob die Veränderung an Mensch, Planet und Demokratie gemessen erwünscht ist. Wenn eine Ebene fehlt, wird Messung fehlerhaft. Ohne Empirie bleibt Wirkung Behauptung. Ohne Systemik wird Wirkung isoliert. Ohne Normativität wird Wirkung richtungslos.</w:t>
+      </w:r>
+    </w:p>
+    <w:p>
+      <w:r>
+        <w:t>Die Wirkungsökonomie verbindet diese Ebenen, ohne sie zu vermischen. Empirische Daten ersetzen keine normative Bewertung. Normative Bewertung ersetzt keine Daten. Systemische Einordnung ersetzt keine Prüfung. Erst die Verbindung macht Wirkung steuerungsfähig.</w:t>
+      </w:r>
+    </w:p>
+    <w:p>
+      <w:pPr>
+        <w:pStyle w:val="Heading3"/>
+      </w:pPr>
+      <w:r>
+        <w:t>30.3 Messgrenzen, Schätzungen und Unsicherheit</w:t>
+      </w:r>
+    </w:p>
+    <w:p>
+      <w:r>
+        <w:t>Wirkung ist messbar, aber nicht vollständig. Diese Grenze muss offen benannt werden.</w:t>
+      </w:r>
+    </w:p>
+    <w:p>
+      <w:r>
+        <w:t>Manche Wirkungen lassen sich direkt erfassen: Energieverbrauch, Emissionen, Recyclingquote, Unfallzahlen, Lärmbelastung, Wasserverbrauch, Flächenversiegelung, Lieferzeiten, Gesundheitsdaten, Bildungsabschlüsse, Mietbelastung, Schadstoffwerte. Andere Wirkungen sind indirekter: Vertrauen, Zugehörigkeit, Würde, demokratische Diskursqualität, Selbstwirksamkeit, kulturelle Lebendigkeit, Zukunftsangst, institutionelle Glaubwürdigkeit.</w:t>
+      </w:r>
+    </w:p>
+    <w:p>
+      <w:r>
+        <w:t>Indirekte Wirkungen sind nicht unwichtig, nur weil sie schwerer zu messen sind. Eine Wirkungsökonomie darf die Welt nicht auf das reduzieren, was Sensoren, Bilanzen oder Reports leicht erfassen. Sie muss unterschiedliche Messformen zulassen: quantitative Daten, qualitative Bewertung, Experteneinschätzung, Beteiligung, Indizes, Plausibilitätsannahmen, Szenarien, Vergleichswerte und konservative Schätzungen.</w:t>
+      </w:r>
+    </w:p>
+    <w:p>
+      <w:r>
+        <w:t>Schätzungen sind kein Makel, wenn sie transparent sind. Eine präzise Scheingenauigkeit ist gefährlicher als eine ehrliche Spanne. Wenn Daten fehlen, muss die Lücke markiert werden. Wenn Unsicherheit besteht, muss sie ausgewiesen werden. Wenn ein Wert nur näherungsweise bestimmbar ist, muss er als Näherung erscheinen. Wenn ein Wirkungszusammenhang nicht belastbar genug ist, darf er nicht als gesicherte Wahrheit behandelt werden.</w:t>
+      </w:r>
+    </w:p>
+    <w:p>
+      <w:r>
+        <w:t>Die Wirkungsökonomie unterscheidet daher zwischen Messwert, Schätzung, Plausibilität, Unsicherheit, Ambivalenz und Offenheit. Ein Messwert ist ein beobachtbarer oder berechenbarer Wert. Eine Schätzung ist eine methodisch begründete Annäherung. Plausibilität ist die nachvollziehbare Erklärung, warum eine Handlung über bestimmte Mechanismen zu einer Wirkung führen kann. Unsicherheit ist der ausgewiesene Bereich dessen, was noch nicht sicher bekannt ist. Ambivalenz bezeichnet das gleichzeitige Vorliegen positiver und negativer Wirkungen. Offenheit markiert ein Feld, das noch nicht belastbar bewertet werden kann.</w:t>
+      </w:r>
+    </w:p>
+    <w:p>
+      <w:r>
+        <w:t>Unsicherheit darf jedoch nicht zur Ausrede werden. In komplexen Systemen gibt es selten vollständige Gewissheit. Wer vollständige Gewissheit verlangt, bevor gehandelt wird, erzeugt Wirkung durch Verzögerung. Die Wirkungsökonomie braucht daher einen verantwortlichen Umgang mit Unsicherheit: nicht vorschnell behaupten, nicht leichtfertig ignorieren, nicht endlos verschieben.</w:t>
+      </w:r>
+    </w:p>
+    <w:p>
+      <w:r>
+        <w:t>Messgrenzen müssen in der Architektur sichtbar bleiben. Eine Wirkung kann gemessen, geschätzt, qualitativ bewertet, unsicher, offen oder nicht ausreichend belegt sein. Jede dieser Kategorien hat eine andere Bedeutung. Unbekannte Wirkung ist nicht neutrale Wirkung. Sie ist ein Hinweis auf Prüfbedarf.</w:t>
+      </w:r>
+    </w:p>
+    <w:p>
+      <w:r>
+        <w:t>Damit entsteht eine methodische Ethik der Messung. Sie verlangt Genauigkeit, wo Genauigkeit möglich ist. Sie verlangt Transparenz, wo Schätzung nötig ist. Sie verlangt Vorsicht, wo Unsicherheit besteht. Sie verlangt Korrektur, wenn neue Daten alte Annahmen widerlegen.</w:t>
+      </w:r>
+    </w:p>
+    <w:p>
+      <w:pPr>
+        <w:pStyle w:val="Heading3"/>
+      </w:pPr>
+      <w:r>
+        <w:t>30.4 Warum Messung Rückkopplung vorbereitet</w:t>
+      </w:r>
+    </w:p>
+    <w:p>
+      <w:r>
+        <w:t>Messung ist in der Wirkungsökonomie kein Selbstzweck. Sie soll keine Berichte füllen, keine Rankings als Ersatz für Urteil erzeugen und keine Aktivität simulieren. Sie soll Rückkopplung ermöglichen.</w:t>
+      </w:r>
+    </w:p>
+    <w:p>
+      <w:r>
+        <w:t>Rückkopplung bedeutet: Eine beobachtete Wirkung kehrt in Entscheidungen zurück. Wenn eine Handlung Mensch, Planet oder Demokratie stärkt, soll diese Wirkung sichtbar und anschlussfähig werden. Wenn eine Handlung schadet, soll sie nicht unsichtbar bleiben. Wenn eine Wirkung unklar ist, soll Prüfung ausgelöst werden. Wenn eine Maßnahme unerwartete Nebenwirkungen erzeugt, soll das System lernen.</w:t>
+      </w:r>
+    </w:p>
+    <w:p>
+      <w:r>
+        <w:t>Messung bereitet diese Rückkopplung vor, weil sie die Verbindung zwischen Handlung und Zustandsveränderung herstellt. Ohne Messung bleibt unklar, ob eine Maßnahme wirkt. Ohne Vergleich bleibt unklar, ob Wirkung stark oder schwach ist. Ohne Zeitbezug bleibt unklar, ob Wirkung dauerhaft oder vorübergehend ist. Ohne Kontext bleibt unklar, ob eine Verbesserung an einer Stelle Verschlechterung an anderer Stelle erzeugt.</w:t>
+      </w:r>
+    </w:p>
+    <w:p>
+      <w:r>
+        <w:t>Die Wirkungsökonomie misst daher nicht nur Output. Output sagt, was getan wurde. Wirkung sagt, was sich verändert hat. Ein Förderprogramm kann ausgezahlt werden, ohne Armut zu senken. Ein Bildungsprojekt kann viele Teilnehmende erreichen, ohne Wirkungskompetenz zu stärken. Ein Unternehmen kann Nachhaltigkeitsdaten berichten, ohne Entscheidungen zu verändern. Eine Kampagne kann Reichweite erzielen, ohne Vertrauen zu erhöhen. Eine Sanierung kann Energie sparen und zugleich soziale Verdrängung verstärken.</w:t>
+      </w:r>
+    </w:p>
+    <w:p>
+      <w:r>
+        <w:t>Messung muss deshalb auf Zustände bezogen sein. Sie muss zeigen, ob Mensch, Planet und Demokratie gestärkt oder geschwächt werden. Sie muss Nebenwirkungen erfassen, Zeitverzögerungen berücksichtigen und Wirkungsräume unterscheiden. Erst dann kann sie Rückkopplung vorbereiten.</w:t>
+      </w:r>
+    </w:p>
+    <w:p>
+      <w:r>
+        <w:t>Die heute vorhandenen Berichts- und Offenlegungsstandards liefern dafür wichtige Anschlussstellen. ESRS, GRI, Lebenszyklusanalysen und Social-Value-Methoden strukturieren Daten, Auswirkungen, Risiken, Ressourcenflüsse, Stakeholderbezüge und Ergebnislogiken. Aus Sicht der Wirkungsökonomie sind sie jedoch nicht der Endpunkt. Sie werden erst dann zu einer Wirkungsarchitektur, wenn ihre Daten in Bewertung, Lenkung und Lernen zurückgeführt werden.</w:t>
+      </w:r>
+    </w:p>
+    <w:p>
+      <w:r>
+        <w:t>Dieses Kapitel legt davor den methodischen Grundsatz fest: Wirkung muss messbar werden, aber Messung darf Wirkung nicht verkleinern. Sie muss empirische Beobachtung, systemische Einordnung und normative Bewertung verbinden. Sie muss Unsicherheit offenlegen. Sie muss Rückkopplung vorbereiten.</w:t>
+      </w:r>
+    </w:p>
+    <w:p>
+      <w:r>
+        <w:t>Diese Frage führt zu Kapitel 31: WÖk-IDs und Indikatorenarchitektur.</w:t>
+      </w:r>
+    </w:p>
+    <w:p>
+      <w:r>
+        <w:t>Endnoten und Quellen zu Kapitel 30</w:t>
+      </w:r>
+    </w:p>
+    <w:p>
+      <w:r>
+        <w:t>Interne WÖk-Quellen</w:t>
+      </w:r>
+    </w:p>
+    <w:p>
+      <w:r>
+        <w:t>Weber, Natalie: Grundlagenpapier Wirkungsökonomie, 2025. Grundlage für Wirkung als messbare, überprüfbare und an gesellschaftlichen, ökologischen sowie ethischen Zielen ausgerichtete Leitgröße. Das Grundlagenpapier benennt zugleich Risiken von Bürokratisierung, Wirkungssimulation, Zielkonflikten und Unsicherheit.</w:t>
+      </w:r>
+    </w:p>
+    <w:p>
+      <w:pPr>
+        <w:pStyle w:val="Heading3"/>
+      </w:pPr>
+      <w:r>
+        <w:t>Quellenanker: Kapitel 32 - Benchmarks, Skalen und Scorecards</w:t>
+      </w:r>
+    </w:p>
+    <w:p>
+      <w:r>
+        <w:t>Interne Quelle: referenz/kapitel-032-benchmarks-skalen-und-scorecards/index.html</w:t>
+      </w:r>
+    </w:p>
+    <w:p>
+      <w:r>
+        <w:t>Kapitel 31 hat die WÖk-ID als Ordnungseinheit eingeführt. Sie macht Wirkungsindikatoren adressierbar, prüfbar und versionierbar. Damit ist jedoch noch keine Bewertung entstanden. Ein Messwert allein sagt nicht, ob eine Wirkung gut, schwach, riskant, durchschnittlich, schädlich oder transformativ ist. Ein Wasserverbrauch, eine Emissionsmenge, eine Unfallquote, ein Living-Wage-Anteil, ein Recyclingwert oder eine Transparenzkennzahl erhalten ihre Bedeutung erst durch Vergleich, Kontext und Schwellenwert.</w:t>
+      </w:r>
+    </w:p>
+    <w:p>
+      <w:r>
+        <w:t>Dieses Kapitel erklärt, wie aus Daten vergleichbare Bewertungen entstehen. Es führt Benchmarks, Wirkungsskalen und Scorecards als methodische Brücke zwischen Rohdaten und Wirkungseinschätzung ein. Scorecards sind keine moralischen Etiketten. Sie sind strukturierte Übersetzungen von Wirkungsdaten in nachvollziehbare Bewertung.</w:t>
+      </w:r>
+    </w:p>
+    <w:p>
+      <w:r>
+        <w:t>Die verbindliche Grenze bleibt klar: Dieses Kapitel erklärt noch nicht die Reverse Merit Order im Detail, keine Produktsteuer, keine konkrete Steuermechanik und keine rechtliche Anwendung. Es geht um die Bewertungslogik zwischen Daten, Schwellenwerten, Kontext und Wirkungsklassen.</w:t>
+      </w:r>
+    </w:p>
+    <w:p>
+      <w:pPr>
+        <w:pStyle w:val="Heading3"/>
+      </w:pPr>
+      <w:r>
+        <w:t>32.1 Wirkungsskala von negativ bis transformativ</w:t>
+      </w:r>
+    </w:p>
+    <w:p>
+      <w:r>
+        <w:t>Eine Wirkungsskala übersetzt Messwerte in Bedeutung. Sie sagt nicht nur, dass ein Wert hoch oder niedrig ist. Sie ordnet ein, ob dieser Wert eine negative, neutrale, positive oder transformative Wirkung anzeigt. Ohne Skala bleiben Daten schwer verständlich. Mit einer schlechten Skala entsteht Scheingenauigkeit. Mit einer guten Skala wird sichtbar, in welchem Wirkungsbereich ein Zustand liegt.</w:t>
+      </w:r>
+    </w:p>
+    <w:p>
+      <w:r>
+        <w:t>Die Wirkungsökonomie arbeitet mit einer Skala von -3 bis +3. Der genaue Zuschnitt kann je nach Wirkungsfeld, Indikatorfamilie und Kontext variieren. Der Zweck bleibt gleich: Daten sollen nicht nur gesammelt, sondern in eine verständliche Wirkungsordnung überführt werden.</w:t>
+      </w:r>
+    </w:p>
+    <w:p>
+      <w:r>
+        <w:t>Tabelle 32-1: Wirkungsskala von -3 bis +3</w:t>
+      </w:r>
+    </w:p>
+    <w:p>
+      <w:r>
+        <w:t>Eine solche Skala ist kein bloßer Übersetzungsmechanismus. Sie macht sichtbar, dass Wirkung nicht nur „vorhanden“ oder „nicht vorhanden“ ist. Zwischen Schaden und Transformation liegen Zwischenstufen. Ein Wert kann noch problematisch sein, aber besser als ein destruktiver Ausgangszustand. Ein anderer Wert kann neutral sein, also keine relevante Verbesserung erzeugen. Wieder ein anderer kann positiv sein, aber noch nicht systemisch transformativ. Transformativ ist eine Wirkung erst dann, wenn sie nicht nur einen Einzelwert verbessert, sondern einen Zukunftspfad verändert, Regeneration ermöglicht, Risiken senkt oder positive Rückkopplungen erzeugt.</w:t>
+      </w:r>
+    </w:p>
+    <w:p>
+      <w:r>
+        <w:t>Die Skala schützt vor zwei Fehlern. Der erste Fehler wäre Schwarz-Weiß-Bewertung. Dann wird alles entweder gut oder schlecht. Diese Logik verfehlt Übergänge, Lernprozesse und Transformation. Der zweite Fehler wäre Beliebigkeit. Dann wird jeder kleine Fortschritt schon als nachhaltig oder positiv bezeichnet. Diese Logik entwertet echte Transformation.</w:t>
+      </w:r>
+    </w:p>
+    <w:p>
+      <w:r>
+        <w:t>Eine Wirkungsskala braucht daher klare Schwellen. Sie muss zeigen, wann ein Wert noch schädlich ist, wann er neutral wird, wann er positive Wirkung anzeigt und wann er transformativ wirkt. Diese Schwellen dürfen nicht aus Kommunikation oder Wunschdenken entstehen. Sie müssen aus Daten, wissenschaftlichen Referenzen, regulatorischen Standards, Branchenbenchmarks, Wirkungspfaden und normativen Mindestanforderungen abgeleitet werden.</w:t>
+      </w:r>
+    </w:p>
+    <w:p>
+      <w:r>
+        <w:t>Wichtig ist: Die Skala bewertet nicht den Menschen, der handelt. Sie bewertet eine Wirkung in einem definierten Wirkungsraum. Diese Trennung ist methodisch notwendig. Wer Wirkung misst, darf nicht moralisch etikettieren. Eine Score-Stufe sagt nicht: Eine Person ist gut oder schlecht. Sie sagt: Ein bestimmter Indikatorwert liegt in einem bestimmten Wirkungsbereich.</w:t>
+      </w:r>
+    </w:p>
+    <w:p>
+      <w:pPr>
+        <w:pStyle w:val="Heading3"/>
+      </w:pPr>
+      <w:r>
+        <w:t>32.2 Benchmarks nach Branche und Kontext</w:t>
+      </w:r>
+    </w:p>
+    <w:p>
+      <w:r>
+        <w:t>Benchmarks sind Vergleichsmaßstäbe. Sie beantworten die Frage: Womit wird ein Messwert verglichen? Ohne Benchmark bleibt ein Wert leer. Zehn Tonnen Emissionen können je nach Produkt, Branche, Menge, Standort und Lebenszyklus sehr hoch, moderat oder niedrig sein. Ein Wasserverbrauch kann in einer wasserreichen Region anders zu bewerten sein als in einer Stressregion. Ein Lohnwert kann je nach Lebenshaltungskosten, Arbeitszeit, Tarifbindung und Lieferkettenstufe unterschiedliche Bedeutung haben.</w:t>
+      </w:r>
+    </w:p>
+    <w:p>
+      <w:r>
+        <w:t>Die Wirkungsökonomie braucht deshalb Branchen- und Kontextbenchmarks. Ein Wert wird nicht abstrakt bewertet, sondern im Verhältnis zu Aktivität, Branche, Region, Systemgrenze und Wirkungsfeld. Die technischen Leitlinien der WÖk nennen sektorspezifische Referenzwerte, Archetypen und Benchmarks als methodische Grundlage, damit Messwerte nicht frei interpretiert werden, sondern in nachvollziehbare Bewertungsrahmen eingehen.</w:t>
+      </w:r>
+    </w:p>
+    <w:p>
+      <w:r>
+        <w:t>Branchenbenchmarks verhindern falsche Vergleichbarkeit. Eine Schule, ein Stahlwerk, ein Pflegeheim, ein Medienhaus, ein Textilprodukt, ein Wohngebäude, eine Bank und eine digitale Plattform erzeugen unterschiedliche Wirkungen. Sie dürfen nicht mit derselben Indikatorenmischung bewertet werden. Gleichwohl können sie über gemeinsame Wirkungsdimensionen verbunden werden: Mensch, Planet und Demokratie. Vergleichbarkeit entsteht also nicht durch Gleichsetzung, sondern durch geordnete Übersetzung.</w:t>
+      </w:r>
+    </w:p>
+    <w:p>
+      <w:r>
+        <w:t>Kontextbenchmarks verhindern ebenfalls Verzerrung. Ein niedriger Wasserverbrauch kann noch problematisch sein, wenn er in einem extrem wasserarmen Gebiet entsteht. Ein hoher Energiebedarf kann anders zu bewerten sein, wenn er unvermeidbare Grundversorgung sichert oder aus vermeidbarer Verschwendung stammt. Ein Beschäftigungswert kann positiv erscheinen, aber durch schlechte Arbeitsbedingungen, Gesundheitsrisiken oder fehlende Mitbestimmung relativiert werden. Ein emissionsarmer Prozess kann gesellschaftlich schädlich sein, wenn er auf Zwangsarbeit, Biodiversitätsverlust oder demokratisch problematischer Abhängigkeit beruht.</w:t>
+      </w:r>
+    </w:p>
+    <w:p>
+      <w:r>
+        <w:t>Benchmarks müssen daher mehrere Ebenen verbinden. Sie brauchen wissenschaftliche Referenzen, regulatorische Vorgaben, Branchenwerte, regionale Bedingungen, Lebenszyklusbezug, Mindeststandards und Transformationspfade. Ein guter Benchmark ist nicht nur Durchschnitt. Durchschnitt kann eine schlechte Realität stabilisieren. Wenn eine ganze Branche schädlich arbeitet, kann der Branchendurchschnitt nicht automatisch als neutral gelten. Der Benchmark muss sich an Wirkung orientieren, nicht nur an vorhandener Praxis.</w:t>
+      </w:r>
+    </w:p>
+    <w:p>
+      <w:r>
+        <w:t>Damit wird ein wichtiger Unterschied sichtbar: Ein statistischer Durchschnitt beschreibt, was üblich ist. Ein Wirkungsbenchmark beschreibt, was gemessen an Mensch, Planet und Demokratie tragfähig oder transformativ ist. Beide Informationen können nützlich sein. Sie dürfen aber nicht verwechselt werden.</w:t>
+      </w:r>
+    </w:p>
+    <w:p>
+      <w:pPr>
+        <w:pStyle w:val="Heading3"/>
+      </w:pPr>
+      <w:r>
+        <w:t>32.3 Scorecard-Aufbau</w:t>
+      </w:r>
+    </w:p>
+    <w:p>
+      <w:r>
+        <w:t>Eine Scorecard bündelt mehrere Indikatoren zu einer strukturierten Wirkungsbewertung. Sie besteht nicht aus zufällig ausgewählten Kennzahlen. Sie ordnet relevante WÖk-IDs, Datenquellen, Benchmarks, Schwellenwerte, Skalenlogik und Kontextinformationen zu einem Wirkungsfeld.</w:t>
+      </w:r>
+    </w:p>
+    <w:p>
+      <w:r>
+        <w:t>Der Aufbau einer Scorecard beginnt mit der Frage, was bewertet wird. Ein Produkt, eine Dienstleistung, eine Organisation, ein Kapitalfluss, eine Tätigkeit, ein Gebäude, eine Lieferkette oder eine öffentliche Maßnahme haben unterschiedliche Wirkungsprofile. Danach folgt die Auswahl der relevanten Indikatorfamilien. Je nach Wirkungsfeld können Klima, Wasser, Ressourcen, Arbeit, Gesundheit, Sicherheit, Bildung, Teilhabe, Transparenz, Medienqualität, Demokratie, Resilienz oder digitale Verantwortung relevant sein.</w:t>
+      </w:r>
+    </w:p>
+    <w:p>
+      <w:r>
+        <w:t>Im nächsten Schritt werden Messwerte erfasst. Diese Messwerte stammen aus Datenquellen, die im vorherigen Kapitel eingeführt wurden: Berichte, Audits, Lebenszyklusanalysen, amtliche Daten, Lieferkettendaten, Branchenwerte, wissenschaftliche Quellen, Sensorik oder qualifizierte Schätzungen. Danach werden die Werte gegen Benchmarks gelesen. Erst dieser Vergleich erlaubt die Übersetzung in eine Wirkungsskala.</w:t>
+      </w:r>
+    </w:p>
+    <w:p>
+      <w:r>
+        <w:t>Eine Scorecard enthält damit mindestens fünf Ebenen. Die erste Ebene ist der Indikator. Die zweite Ebene ist der Messwert. Die dritte Ebene ist der Benchmark. Die vierte Ebene ist die Übersetzung in eine Wirkungsskala. Die fünfte Ebene ist die systemische Einordnung: Welche Wirkung entsteht im Zusammenhang? Eine Scorecard ist deshalb mehr als ein Punkteschema. Sie ist ein geordnetes Bewertungsinstrument, das Daten, Kontext und normativen Maßstab verbindet.</w:t>
+      </w:r>
+    </w:p>
+    <w:p>
+      <w:r>
+        <w:t>Tabelle 32-2: Aufbau einer Scorecard</w:t>
+      </w:r>
+    </w:p>
+    <w:p>
+      <w:r>
+        <w:t>Scorecards müssen lesbar und prüfbar sein. Lesbarkeit bedeutet, dass Akteure verstehen, warum ein Wert zu einer bestimmten Bewertung führt. Prüfbarkeit bedeutet, dass Datenquelle, Einheit, Systemgrenze, Zeitraum, Benchmark, Bewertungslogik und Unsicherheit nachvollziehbar sind. Ohne Lesbarkeit entsteht Misstrauen. Ohne Prüfbarkeit entsteht Willkür.</w:t>
+      </w:r>
+    </w:p>
+    <w:p>
+      <w:r>
+        <w:t>Gleichzeitig darf eine Scorecard nicht vorgaukeln, jede Wirkung sei vollständig abgeschlossen bewertbar. Komplexe Wirkungen bleiben teilweise unsicher. Deshalb braucht jede Scorecard Platz für Datenqualität, Unsicherheitsgrad, methodische Annahmen, offene Punkte und Aktualisierungsstatus. Ein Score ohne Hinweis auf Datenqualität ist riskant. Er kann Präzision vortäuschen, wo nur grobe Annäherung vorliegt.</w:t>
+      </w:r>
+    </w:p>
+    <w:p>
+      <w:r>
+        <w:t>Scorecards übersetzen Wirkung in Bewertung, aber sie ersetzen kein Urteil. Sie sind Teil einer lernenden Architektur. Wenn neue Daten, bessere Benchmarks oder veränderte Systemzustände sichtbar werden, muss eine Scorecard angepasst werden können. Starrheit wäre hier ebenso falsch wie Beliebigkeit.</w:t>
+      </w:r>
+    </w:p>
+    <w:p>
+      <w:pPr>
+        <w:pStyle w:val="Heading3"/>
+      </w:pPr>
+      <w:r>
+        <w:t>32.4 Der Netto-Wirkungs-Index als operative Wirkungskennzahl</w:t>
+      </w:r>
+    </w:p>
+    <w:p>
+      <w:r>
+        <w:t>Der Netto-Wirkungs-Index, kurz NWI, ist die operative Kennzahl der Wirkungsökonomie für die Bewertung von Netto-Wirkung.</w:t>
+      </w:r>
+    </w:p>
+    <w:p>
+      <w:r>
+        <w:t>Er misst nicht einzelne Wirkung. Er misst auch nicht Transformation. Der NWI bündelt die bewertete Gesamtwirkung eines Produkts, einer Dienstleistung, einer Tätigkeit, eines Unternehmens, einer Investition, eines Gesetzes, eines Haushaltsprogramms oder einer öffentlichen Maßnahme in einem definierten Wirkungsraum.</w:t>
+      </w:r>
+    </w:p>
+    <w:p>
+      <w:r>
+        <w:t>Damit schließt der NWI die Lücke zwischen Einzeldaten und Steuerung. Einzelne Indikatoren zeigen Messwerte. Scorecards ordnen diese Messwerte Wirkungsfeldern zu. Benchmarks übersetzen sie in Bewertung. Der NWI führt diese Bewertung zu einer operativen Netto-Wirkungskennzahl zusammen.</w:t>
+      </w:r>
+    </w:p>
+    <w:p>
+      <w:r>
+        <w:t>Der NWI berücksichtigt positive und negative Wirkungen, Mindestbedingungen, Ausschlussindikatoren, Datenqualität, Unsicherheit, Zeitwirkung und Systemkontext. Er ist deshalb keine einfache Addition guter und schlechter Werte. Schwere negative Wirkungen in kritischen Feldern dürfen nicht durch gute Werte in anderen Feldern neutralisiert werden. Die Reverse Merit Order bleibt deshalb ein methodischer Kern des NWI.</w:t>
+      </w:r>
+    </w:p>
+    <w:p>
+      <w:r>
+        <w:t>Ein hoher NWI bedeutet: Der Bewertungsgegenstand erzeugt im definierten Wirkungsraum eine positive Netto-Wirkung. Ein niedriger oder negativer NWI bedeutet: Die Gesamtwirkung ist kritisch, schädlich oder nicht ausreichend tragfähig. Ein mittlerer NWI kann anzeigen, dass positive und negative Wirkungen nebeneinander bestehen, dass Datenqualität fehlt, dass Unsicherheit hoch ist oder dass Mindestbedingungen nicht stabil erfüllt sind.</w:t>
+      </w:r>
+    </w:p>
+    <w:p>
+      <w:r>
+        <w:t>Der NWI ist damit die Kennzahl für operative Vergleichbarkeit. Er kann in Produktbewertungen, Lieferketten, Investitionsentscheidungen, öffentlicher Beschaffung, Wirkungssteuern, Wirkungshaushalten, Unternehmenscontrolling und öffentlichen Programmen verwendet werden. Er beantwortet die Frage: Wie ist die Netto-Wirkung dieses Bewertungsgegenstands im Vergleich zu einem definierten Maßstab zu beurteilen?</w:t>
+      </w:r>
+    </w:p>
+    <w:p>
+      <w:r>
+        <w:t>Methodisch ist der NWI eine zusammengesetzte Kennzahl. Deshalb muss er besonders transparent konstruiert werden. Es muss sichtbar bleiben, welche Indikatoren einbezogen wurden, welche Gewichtung oder Engpasslogik gilt, welche Datenqualität vorliegt, welche Felder kritisch sind und welche Unsicherheiten bestehen. Eine zusammengesetzte Kennzahl darf Orientierung geben, aber sie darf die zugrunde liegenden Wirkungsprofile nicht verdecken.</w:t>
+      </w:r>
+    </w:p>
+    <w:p>
+      <w:r>
+        <w:t>Der NWI ersetzt deshalb keine Scorecard. Er verdichtet sie. Die Scorecard bleibt die prüfbare Struktur aus Bewertungsgegenstand, Klassifikation, SDG-/SDG+-Bezug, WÖk-IDs, Messwerten, Benchmarks, Archetypen, Einzelscores, Datenqualität, Ausschlussindikatoren, Prüfstatus und Version. Der NWI ist die daraus abgeleitete operative Netto-Wirkungskennzahl.</w:t>
+      </w:r>
+    </w:p>
+    <w:p>
+      <w:r>
+        <w:t>Ebenso ersetzt der NWI keine Lebenszyklusanalyse, keine ESRS-Berichterstattung, keine GRI-Offenlegung und kein Impact-Metriksystem. Solche Standards und Methoden liefern Daten, Systemgrenzen, Metriken, Berichtsinformationen oder Vergleichslogiken. Der NWI nutzt solche Informationen, ordnet sie aber in die Wirkungslogik von Mensch, Planet und Demokratie ein.</w:t>
+      </w:r>
+    </w:p>
+    <w:p>
+      <w:pPr>
+        <w:pStyle w:val="Heading3"/>
+      </w:pPr>
+      <w:r>
+        <w:t>Quellenanker: Kapitel 47 - Unternehmensrisiko und Transformation</w:t>
+      </w:r>
+    </w:p>
+    <w:p>
+      <w:r>
+        <w:t>Interne Quelle: referenz/kapitel-047-unternehmensrisiko-und-transformation/index.html</w:t>
+      </w:r>
+    </w:p>
+    <w:p>
+      <w:r>
+        <w:t>Kapitel 46 hat Lieferketten und interne Wertschöpfung als Wirkungsräume des Unternehmens beschrieben. Dieses Kapitel schließt Teil VII ab. Es verbindet Unternehmenszweck, Führung, Controlling, Organisation und Lieferkettensteuerung mit der Frage der Zukunftsfähigkeit. Wirkung ist für Unternehmen nicht nur Verantwortung. Wirkung ist Risiko, Resilienz und Transformationsfrage.</w:t>
+      </w:r>
+    </w:p>
+    <w:p>
+      <w:r>
+        <w:t>Ein Unternehmen ist zukunftsfähig, wenn es seine Wirkung, seine Risiken und seine Transformationsfähigkeit als zusammenhängendes System versteht.</w:t>
+      </w:r>
+    </w:p>
+    <w:p>
+      <w:r>
+        <w:t>Klassisches Risikomanagement fragt nach Eintrittswahrscheinlichkeit, Schadenshöhe, Liquidität, Haftung, Compliance, Marktentwicklung, operativen Störungen und finanziellen Verlusten. Das bleibt notwendig. Doch in der Wirkungsökonomie beginnt Risiko früher. Wirkungsrisiko entsteht dort, wo ein Unternehmen negative Zustandsveränderungen möglich macht oder von negativen Zustandsveränderungen abhängig wird. Solche Risiken können finanziell relevant werden, bevor sie in der Bilanz sichtbar sind: durch Regulierung, Reputationsverlust, Lieferkettenbrüche, Versicherungsprobleme, Kapitalzugang, Fachkräftemangel, Klagen, Kundenabwanderung, Transformationsdruck oder Wertverluste alter Anlagen [Kap. 23; I-K47-1; I-K47-2].</w:t>
+      </w:r>
+    </w:p>
+    <w:p>
+      <w:r>
+        <w:t>Damit wird Wirkung zur strategischen Risikofrage und zugleich zur strategischen Chance. Wer negative Wirkung verdrängt, baut Zukunftsrisiko auf. Wer positive Wirkung systematisch erzeugt, baut Resilienz, Vertrauen, Zugang, Innovationsfähigkeit und Transformationsfähigkeit auf.</w:t>
+      </w:r>
+    </w:p>
+    <w:p>
+      <w:pPr>
+        <w:pStyle w:val="Heading3"/>
+      </w:pPr>
+      <w:r>
+        <w:t>47.1 Wirkungsrisiko im Enterprise Risk Management</w:t>
+      </w:r>
+    </w:p>
+    <w:p>
+      <w:r>
+        <w:t>Enterprise Risk Management, kurz ERM, soll Risiken nicht isoliert verwalten, sondern mit Strategie und Leistung verbinden. Das COSO-ERM-Framework beschreibt Risiko ausdrücklich als Bestandteil von Strategieentwicklung und Performance-Steuerung. Die Wirkungsökonomie erweitert diesen Gedanken: Unternehmensrisiken sind nicht nur finanzielle, operative oder rechtliche Risiken. Sie sind auch Wirkungsrisiken.</w:t>
+      </w:r>
+    </w:p>
+    <w:p>
+      <w:r>
+        <w:t>Wirkungsrisiko im ERM heißt, dass die Wirkung eines Geschäftsmodells, einer Lieferkette, eines Produkts, einer Technologie, eines Standortes oder einer Kommunikationspraxis als Risikofeld betrachtet wird. Ein Unternehmen fragt nicht nur: Was kann uns passieren? Es fragt auch: Welche Wirkung erzeugen wir, die später auf uns, unsere Stakeholder, unsere Finanzierung, unsere Märkte, unsere Mitarbeitenden und unsere Legitimität zurückkehrt?</w:t>
+      </w:r>
+    </w:p>
+    <w:p>
+      <w:r>
+        <w:t>Diese Perspektive verändert die Risikolandkarte. Klimarisiko ist nicht nur die Frage, ob Extremwetter einen Standort trifft. Es ist auch die Frage, ob das eigene Geschäftsmodell planetare Belastungen erhöht und dadurch regulatorische, reputative, versicherungsbezogene oder marktliche Risiken aufbaut. Lieferkettenrisiko ist nicht nur die Frage, ob ein Zulieferer ausfällt. Es ist auch die Frage, ob Menschenrechtsverletzungen, Wasserstress, geopolitische Abhängigkeiten oder Datenlücken in der Kette entstehen. Reputationsrisiko ist nicht nur die Angst vor schlechter Presse. Es ist häufig das sichtbare Signal eines tieferen Wirkungsrisikos: Die Öffentlichkeit erkennt eine Diskrepanz zwischen Behauptung und Wirkung.</w:t>
+      </w:r>
+    </w:p>
+    <w:p>
+      <w:r>
+        <w:t>Wirkungsrisiko umfasst ökologische Risiken wie Klima, Wasser, Boden, Biodiversität, Ressourcen und Kreislauffähigkeit. Es umfasst soziale Risiken wie Arbeitsbedingungen, Gesundheit, Sicherheit, Diskriminierung, regionale Wirkung und Menschenrechte. Es umfasst demokratische Risiken wie Lobbytransparenz, Medienwirkung, Datenmacht, Desinformation, Polarisierung und institutionelles Vertrauen. Es umfasst Lieferkettenrisiken, technologische Risiken, Finanzierungs- und Versicherungsrisiken sowie Transformationsrisiken durch Pfadabhängigkeit, alte Anlagen, falsche Kompetenzen oder Geschäftsmodelle, die an neuen Wirkungsvorgaben scheitern [I-K47-2; I-K47-3].</w:t>
+      </w:r>
+    </w:p>
+    <w:p>
+      <w:r>
+        <w:t>ERM muss den Unterschied zwischen sichtbarem Krisenschaden und unsichtbarer Prävention erfassen. Viele Unternehmensrisiken werden erst ernst genommen, wenn sie finanziell sichtbar sind: Umsatzverlust, Lieferausfall, Klage, Rückruf, Versicherungsprämie, Personalabgang, Reputationsschaden oder regulatorische Auflage. Wirkungsökonomisch ist dieser Zeitpunkt spät. Der Handlungsspielraum ist dann bereits enger. Vorher hätte das Unternehmen gestalten können. Später muss es reparieren.</w:t>
+      </w:r>
+    </w:p>
+    <w:p>
+      <w:r>
+        <w:t>Die erfolgreiche Prävention bleibt häufig unspektakulär. Ein nicht eingetretener Lieferkettenbruch, ein vermiedener Cybervorfall, eine nicht eskalierte Arbeitsbelastung, ein nicht verlorenes Vertrauen oder ein nicht entstandener regulatorischer Konflikt erscheinen leicht als „nichts passiert“. Wirkungsökonomisch kann gerade dieses Nicht-Eintreten eine hohe Wirkleistung des Risikomanagements sein.</w:t>
+      </w:r>
+    </w:p>
+    <w:p>
+      <w:r>
+        <w:t>Wirkungsrisiko im ERM darf daher nicht nur eingetretene Schäden bilanzieren. Es muss auch verhinderte Schäden, erhaltene Optionen und gestärkte Resilienz sichtbar machen. Es fragt: Welche Kosten wurden vermieden? Welche Wahlmöglichkeiten blieben erhalten? Welche Vertrauensbasis blieb stabil? Welche Lieferketten wurden robuster? Welche regulatorische Eskalation wurde verhindert? Welche Mitarbeitenden blieben gesund? Welche Wirkung konnte korrigiert werden, bevor sie zum finanziellen Schaden wurde?</w:t>
+      </w:r>
+    </w:p>
+    <w:p>
+      <w:r>
+        <w:t>Diese Felder gehören nicht in getrennte Risikosilos. Sie bilden zusammen die Wirkungsrisiken des Unternehmens. Ein niedriger Einkaufspreis kann Lieferkettenrisiko erhöhen. Eine hohe Marge kann Reputationsrisiko enthalten. Eine effiziente Technologie kann Datenschutzrisiko erzeugen. Ein erfolgreiches Produkt kann Gesundheitsrisiken oder demokratische Nebenwirkungen haben. Ein stabiler Markt kann kippen, wenn seine negative Wirkung sichtbar wird.</w:t>
+      </w:r>
+    </w:p>
+    <w:p>
+      <w:r>
+        <w:t>ERM muss deshalb wirkungsfähig werden. Risiken werden nicht nur nach finanzieller Schadenshöhe sortiert, sondern nach ihrer Fähigkeit, Mensch, Planet, Demokratie und die Unternehmenszukunft zu beschädigen. Das entspricht der Logik aus Kapitel 23: Wirkungsdaten sind Frühwarninformationen. Im Unternehmen werden sie zu Risiko- und Resilienzsignalen.</w:t>
+      </w:r>
+    </w:p>
+    <w:p>
+      <w:pPr>
+        <w:pStyle w:val="Heading3"/>
+      </w:pPr>
+      <w:r>
+        <w:t>47.2 Geschäftsmodellprüfung</w:t>
+      </w:r>
+    </w:p>
+    <w:p>
+      <w:r>
+        <w:t>Geschäftsmodelle sind Wirkungsmodelle. Sie beantworten nicht nur, wie ein Unternehmen Geld verdient. Sie zeigen, welche Probleme es löst, welche Bedürfnisse es erzeugt, welche Ressourcen es nutzt, welche Abhängigkeiten es schafft, welche Gruppen es stärkt oder schwächt und welche Zustände es verändert.</w:t>
+      </w:r>
+    </w:p>
+    <w:p>
+      <w:r>
+        <w:t>Eine wirkungsökonomische Geschäftsmodellprüfung fragt daher nicht nur nach Profitabilität, Skalierbarkeit und Marktposition. Sie fragt: Auf welcher Wirkung beruht dieses Geschäftsmodell? Welche Zustände werden verbessert? Welche Schäden werden vorausgesetzt? Welche Folgekosten werden verschoben? Welche Wirkungspotenziale entstehen? Welche Risiken kehren später zurück?</w:t>
+      </w:r>
+    </w:p>
+    <w:p>
+      <w:r>
+        <w:t>Geschäftsmodelle mit negativer Wirkung sind Zukunftsrisiken. Sie können heute profitabel sein, weil ihre Folgekosten außerhalb des Preises liegen. Genau darin liegt ihre Fragilität. Wenn Wirkung sichtbar, berichtspflichtig, versicherungsrelevant, kapitalrelevant, regulierungsrelevant oder kaufentscheidend wird, können solche Geschäftsmodelle ihre wirtschaftliche Grundlage verlieren.</w:t>
+      </w:r>
+    </w:p>
+    <w:p>
+      <w:r>
+        <w:t>Das gilt für fossile Anlagen, ressourcenintensive Produktionsweisen, ausbeuterische Lieferketten, gesundheitsbelastende Produkte, manipulative digitale Geschäftsmodelle, spekulative Wohnmodelle, datenintensive Überwachungsmodelle oder Kommunikationsmodelle, die Erregung und Vertrauenszerstörung monetarisieren. Sie können über längere Zeit hohe Rendite erzeugen. Wirkungsökonomisch enthalten sie Stranded-Asset-Risiko: Werte, Anlagen, Kompetenzen, Marken oder Verträge können unter neuen ökologischen, sozialen, rechtlichen oder demokratischen Bedingungen an Tragfähigkeit verlieren [E-K47-5; E-K47-6].</w:t>
+      </w:r>
+    </w:p>
+    <w:p>
+      <w:r>
+        <w:t>Stranded Assets sind nicht nur ein Klimathema. Klimabezogene Vermögensverluste sind der sichtbarste Fall. Es gibt auch soziale, digitale, demokratische und reputative Stranded Assets. Ein Algorithmus, der Reichweite durch Polarisierung erzeugt, kann zum Risiko werden. Eine Marke, die von Niedriglohnketten abhängt, kann an Legitimität verlieren. Ein Geschäftsmodell, das auf Datenintransparenz beruht, kann durch neue Rechte und Transparenzpflichten brüchig werden. Eine Immobilie, die auf energetischer Vernachlässigung und sozialer Verdrängung beruht, kann regulatorisch, versicherungstechnisch und gesellschaftlich unter Druck geraten.</w:t>
+      </w:r>
+    </w:p>
+    <w:p>
+      <w:r>
+        <w:t>Stranding bedeutet nicht, dass ein Vermögenswert physisch zerstört sein muss. Ein Asset kann technisch weiter funktionieren und zugleich wirtschaftlich nicht mehr in die Zukunftsrechnung passen. Restwerte, Betriebskosten, CO2-Preise, Versicherbarkeit, Sicherheiten, Nachfrage, Regulierung, Refinanzierung und gesellschaftliche Akzeptanz können sich so verändern, dass aus einem nutzbaren Gegenstand ein schwächer finanzierbarer oder wertgeminderter Vermögenswert wird. Genau darin liegt die stille Neubewertung von Wirkungsrisiken.</w:t>
+      </w:r>
+    </w:p>
+    <w:p>
+      <w:r>
+        <w:t>Geschäftsmodellprüfung heißt deshalb: Das Unternehmen prüft nicht nur, ob sein Modell Geld verdient, sondern ob es unter einer wirkungsorientierten Ordnung bestehen kann. Es behandelt Business-as-Usual nicht als neutralen Referenzpunkt, sondern als Szenario mit eigenen Risiken. Es fragt, welche Annahmen über Energie, Wasser, Rohstoffe, Arbeit, Daten, Demokratie, Regulierung, Kapital und Kundenvertrauen das Modell voraussetzt.</w:t>
+      </w:r>
+    </w:p>
+    <w:p>
+      <w:r>
+        <w:t>Hier schließt ein kurzer Verweis auf Schumpeter und Röpke an. Schumpeter beschreibt wirtschaftliche Entwicklung als Prozess neuer Kombinationen, in dem Innovation bestehende Strukturen verdrängt und neue Entwicklungspfade schafft. Jochen Röpke verbindet Unternehmertum mit Lernen, Kompetenzentwicklung und evolutorischer Selbstveränderung. Für dieses Kapitel folgt daraus: Transformation ist nicht nur technische Umrüstung. Sie verlangt unternehmerische Lernfähigkeit. Die ausführliche Einordnung von Schumpeter, Röpke und langfristigen Innovationszyklen gehört in die späteren Teile zur wirtschaftlichen Entwicklung. Hier reicht die Unternehmensfolge: Geschäftsmodelle müssen sich selbst erneuern können, wenn ihre Wirkung zur Zukunftsgrenze wird.</w:t>
+      </w:r>
+    </w:p>
+    <w:p>
+      <w:r>
+        <w:t>Eine Geschäftsmodellprüfung ist deshalb nicht nur defensiv. Sie ist auch Chancenprüfung. Wo negative Wirkung zur Grenze wird, entsteht Raum für neue Lösungen: regenerative Produkte, faire Lieferketten, gesündere Arbeitsmodelle, kreislauffähige Materialien, vertrauenswürdige Datenräume, resiliente Infrastruktur, transparente Kommunikation und wirkungsfähige Dienstleistungen. Transformation ist Risiko und Chance zugleich.</w:t>
+      </w:r>
+    </w:p>
+    <w:p>
+      <w:pPr>
+        <w:pStyle w:val="Heading3"/>
+      </w:pPr>
+      <w:r>
+        <w:t>47.3 Transformationspfade</w:t>
+      </w:r>
+    </w:p>
+    <w:p>
+      <w:r>
+        <w:t>Transformation ist kein einmaliges Projekt. Sie ist ein lernender Pfad.</w:t>
+      </w:r>
+    </w:p>
+    <w:p>
+      <w:r>
+        <w:t>Ein Unternehmen kann nicht einfach beschließen, morgen wirkungspositiv zu sein. Es hat bestehende Anlagen, Lieferverträge, Kompetenzen, Marken, IT-Systeme, Kundenerwartungen, Kapitalstrukturen, Kultur, Führung, Datenlücken und regulatorische Pflichten. Viele dieser Elemente erzeugen Pfadabhängigkeit. Je länger ein Unternehmen in ein bestimmtes Modell investiert hat, desto schwerer wird der Wechsel. Pfadabhängigkeit ist kein Vorwurf. Sie ist eine Systemrealität.</w:t>
+      </w:r>
+    </w:p>
+    <w:p>
+      <w:r>
+        <w:t>Transformationspfade machen diese Realität bearbeitbar. Sie beschreiben, wie ein Unternehmen von einem gegenwärtigen Wirkungsprofil zu einem zukunftsfähigen Wirkungsprofil gelangt. Ein Transformationspfad enthält Etappen, Investitionen, Rückbau alter Risiken, Aufbau neuer Kompetenzen, Lieferantenentwicklung, Datenqualität, Personalentwicklung, Produktanpassung, Governance, Risikoreduktion und Wirkungsziele. Er muss so konkret sein, dass er Entscheidungen verändert, und so lernfähig, dass er auf neue Daten reagieren kann.</w:t>
+      </w:r>
+    </w:p>
+    <w:p>
+      <w:r>
+        <w:t>Impact-Controlling kann hier eine wichtige Rolle spielen. Kapitel 34 hat NWI, IOI und T-SROI als getrennte Kennzahlenrollen eingeführt. Im Transformationspfad bewertet der NWI die Netto-Wirkung des Projekts. Der IOI zeigt, welche positive Netto-Wirkung pro eingesetztem Kapital entsteht. Der T-SROI bewertet, ob aus dieser Wirkung ein systemischer Hebel und damit ein Transformationspfad entsteht [Kap. 34; I-K47-4].</w:t>
+      </w:r>
+    </w:p>
+    <w:p>
+      <w:r>
+        <w:t>Transformationspfade müssen zugleich Risiken offenlegen. Ein Pfad kann scheitern, wenn Daten fehlen, Kapital falsch allokiert wird, Lieferanten nicht mitgehen, Technologie überschätzt wird, Mitarbeitende überlastet werden, Regulierung schneller kommt als geplant oder Märkte alte Anreize beibehalten. Ein wirkungsorientierter Transformationspfad enthält deshalb nicht nur Ziele, sondern Frühwarnindikatoren. Er fragt: Woran erkennen wir, dass der Pfad zu langsam, zu teuer, zu wirkungsschwach oder sozial instabil wird?</w:t>
+      </w:r>
+    </w:p>
+    <w:p>
+      <w:r>
+        <w:t>Wichtig ist auch der Unterschied zwischen Transformation und Kompensation. Ein Unternehmen transformiert nicht, wenn es negative Wirkung unverändert fortsetzt und an anderer Stelle positive Projekte finanziert. Transformation verändert das eigene Wirkungsmodell. Kompensation kann in bestimmten Übergangsphasen eine Rolle spielen, ersetzt aber keinen Pfadwechsel. Die Nichtkompensationslogik und die Reverse Merit Order setzen hier die methodische Grenze [Kap. 33].</w:t>
+      </w:r>
+    </w:p>
+    <w:p>
+      <w:r>
+        <w:t>Transformationspfade müssen außerdem soziale Stabilität berücksichtigen. Wenn ein Geschäftsmodell umgebaut wird, verändern sich Arbeit, Kompetenzen, Standorte, Einkommen, Identität und Sicherheit. Transformation, die Menschen übergeht, erzeugt Widerstand, Angst und Vertrauensverlust. Transformation, die Menschen beteiligt, qualifiziert und absichert, erhöht Lernfähigkeit. Das Systemmodell beschreibt dafür Übergangssysteme, Transformationsteams, Budgets, soziale Absicherung und Transition-Standards für Branchen mit hohem Transformationsdruck. Für dieses Kapitel folgt daraus: Ein Transformationspfad muss auch ein Lern- und Übergangspfad für Menschen sein.</w:t>
+      </w:r>
+    </w:p>
+    <w:p>
+      <w:pPr>
+        <w:pStyle w:val="Heading3"/>
+      </w:pPr>
+      <w:r>
+        <w:t>47.4 Unternehmen als lernende Systeme</w:t>
+      </w:r>
+    </w:p>
+    <w:p>
+      <w:r>
+        <w:t>Ein Unternehmen ist zukunftsfähig, wenn es lernt, bevor der Schock es zwingt.</w:t>
+      </w:r>
+    </w:p>
+    <w:p>
+      <w:r>
+        <w:t>Lernende Unternehmen warten nicht, bis negative Wirkung als Krise zurückkehrt. Sie nutzen Wirkungsdaten, Risikodaten, Lieferkettendaten, Kundenfeedback, Mitarbeitendenwissen, regulatorische Signale, wissenschaftliche Erkenntnisse und gesellschaftliche Resonanz als Frühwarnsystem. Sie behandeln Kritik nicht als Angriff, sondern als Hinweis auf blinde Flecken. Sie verstehen Transformation nicht als Imageprojekt, sondern als dauerhafte Anpassung an Wirkung.</w:t>
+      </w:r>
+    </w:p>
+    <w:p>
+      <w:r>
+        <w:t>Kapitel 43 hat Führung als Rückkopplung beschrieben. Kapitel 44 hat Wirkungscontrolling als Rückführung von Daten in Entscheidungen beschrieben. Kapitel 45 hat Organisation, Kultur und Verantwortung als Bedingungen von Lernfähigkeit beschrieben. Kapitel 46 hat Lieferkettensteuerung und Datenflüsse als konkrete Wirkungshebel beschrieben. Kapitel 47 bündelt diese Bausteine: Unternehmensrisiko und Transformation entstehen dort, wo Wirkung, Daten, Führung, Organisation und Lieferketten zusammenkommen.</w:t>
+      </w:r>
+    </w:p>
+    <w:p>
+      <w:r>
+        <w:t>Ein lernendes Unternehmen stellt vier Fragen wiederholt. Welche Wirkung erzeugen wir? Welche Risiken entstehen aus dieser Wirkung? Welche positive Netto-Wirkung entsteht mit welchem Mitteleinsatz? Welche Wirkungen müssen wir verändern, damit unser Geschäftsmodell zukunftsfähig bleibt? Welche Rückkopplungen zeigen uns, ob unsere Transformation wirkt?</w:t>
+      </w:r>
+    </w:p>
+    <w:p>
+      <w:pPr>
+        <w:pStyle w:val="Heading3"/>
+      </w:pPr>
+      <w:r>
+        <w:t>Quellenanker: Arbeitspapier · Stand 04. Juni 2026</w:t>
+      </w:r>
+    </w:p>
+    <w:p>
+      <w:r>
+        <w:t>Interne Quelle: dokumente/arbeitspapier-doppelte-wesentlichkeit-impact-controlling/index.html</w:t>
+      </w:r>
+    </w:p>
+    <w:p>
+      <w:r>
+        <w:t>Von der CSRD-Wesentlichkeitsprüfung zu Impact-Management, Impact-Controlling und wirkungsökonomischer Rückkopplung.</w:t>
+      </w:r>
+    </w:p>
+    <w:p>
+      <w:r>
+        <w:t>Diese Seite gehört zur lebenden Online-Referenzfassung 2026.2-live-reference. Die Source-Original-Fassung bleibt über Originaldatei und Importversion zitierfähig; begriffliche Präzisierungen, Reviewstatus und Aktualisierungen werden im Live-Reference-Changelog dokumentiert.</w:t>
+      </w:r>
+    </w:p>
+    <w:p>
+      <w:r>
+        <w:t>Schutzlinie</w:t>
+      </w:r>
+    </w:p>
+    <w:p>
+      <w:r>
+        <w:t>Einordnung statt Beratung</w:t>
+      </w:r>
+    </w:p>
+    <w:p>
+      <w:r>
+        <w:t>Das Arbeitspapier ist keine Rechts-, Steuer- oder Prüfungsberatung. Es ordnet den Stand der europäischen Nachhaltigkeitsberichterstattung ein und übersetzt ihn in die Begriffswelt der Wirkungsökonomie.</w:t>
+      </w:r>
+    </w:p>
+    <w:p>
+      <w:r>
+        <w:t>Kernlogik</w:t>
+      </w:r>
+    </w:p>
+    <w:p>
+      <w:r>
+        <w:t>Vom Bericht zur Steuerung</w:t>
+      </w:r>
+    </w:p>
+    <w:p>
+      <w:r>
+        <w:t>Doppelte Wesentlichkeit fragt in zwei Richtungen: Was bewirkt ein Unternehmen in der Welt, und was wirkt aus Umwelt, Gesellschaft, Politik und Märkten auf das Unternehmen zurück?</w:t>
+      </w:r>
+    </w:p>
+    <w:p>
+      <w:r>
+        <w:t>Impact Materiality</w:t>
+      </w:r>
+    </w:p>
+    <w:p>
+      <w:r>
+        <w:t>Inside-Out: Produkte, Lieferketten, Standorte, Investitionen, Beschäftigung, Daten und Kommunikation verändern Zustände bei Menschen, Umwelt und Gesellschaft.</w:t>
+      </w:r>
+    </w:p>
+    <w:p>
+      <w:r>
+        <w:t>Financial Materiality</w:t>
+      </w:r>
+    </w:p>
+    <w:p>
+      <w:r>
+        <w:t>Outside-In: Nachhaltigkeitsthemen werden zu Kosten, Risiken, Chancen, Kapitalzugang, Versicherbarkeit, Resilienz und Geschäftsmodellfragen.</w:t>
+      </w:r>
+    </w:p>
+    <w:p>
+      <w:r>
+        <w:t>Wirkungsökonomie</w:t>
+      </w:r>
+    </w:p>
+    <w:p>
+      <w:r>
+        <w:t>Die WÖk fragt weiter: Wie werden IROs und Berichtsdaten zu Steuerungsdaten für Ziele, Budgets, Beschaffung, Produktdesign, Risiko und Kommunikation?</w:t>
+      </w:r>
+    </w:p>
+    <w:p>
+      <w:r>
+        <w:t>Website-Verankerung</w:t>
+      </w:r>
+    </w:p>
+    <w:p>
+      <w:r>
+        <w:t>Empfohlene Einbauorte</w:t>
+      </w:r>
+    </w:p>
+    <w:p>
+      <w:r>
+        <w:t>Zentrale Begriffe</w:t>
+      </w:r>
+    </w:p>
+    <w:p>
+      <w:r>
+        <w:t>Glossaranker</w:t>
+      </w:r>
+    </w:p>
+    <w:p>
+      <w:r>
+        <w:t>Umsetzung</w:t>
+      </w:r>
+    </w:p>
+    <w:p>
+      <w:r>
+        <w:t>Politische Anschlussfähigkeit und Umsetzungsoptionen #</w:t>
+      </w:r>
+    </w:p>
+    <w:p>
+      <w:r>
+        <w:t>Die folgenden politischen Anforderungen beschreiben keinen fertigen Parteibeschluss. Sie markieren den notwendigen Rahmen, damit dieses Wirkungsfeld demokratisch, rechtsstaatlich und praktisch umgesetzt werden kann. Unterschiedliche Parteien können innerhalb dieses Rahmens verschiedene Wege wählen. Entscheidend ist, dass Wirkung sichtbar, überprüfbar, korrigierbar und grundrechtskonform bleibt.</w:t>
+      </w:r>
+    </w:p>
+    <w:p>
+      <w:pPr>
+        <w:pStyle w:val="Heading3"/>
+      </w:pPr>
+      <w:r>
+        <w:t>7.9 Konsequenzen für die WÖk-Architektur</w:t>
+      </w:r>
+    </w:p>
+    <w:p>
+      <w:r>
+        <w:t>Aus dieser Vorlesung fließen drei Punkte zurück in den WÖk-Korpus:</w:t>
       </w:r>
     </w:p>
     <w:p>
@@ -1587,7 +2812,7 @@
         <w:pStyle w:val="ListBullet"/>
       </w:pPr>
       <w:r>
-        <w:t>Begriffstrennung: Wirkung, Wirkungspotenzial, Wirkungsrisiko.</w:t>
+        <w:t>Wesentlichkeit &amp; Priorisierung als Organisationsfall mit Rollen, Routinen und Entscheidungspunkten in die Management-Lane zurückspielen.</w:t>
       </w:r>
     </w:p>
     <w:p>
@@ -1595,7 +2820,7 @@
         <w:pStyle w:val="ListBullet"/>
       </w:pPr>
       <w:r>
-        <w:t>Anwendungsszenarien: Auslöser, Wirkpfad, Wirkungsempfänger und Rückkopplung an einem Fall.</w:t>
+        <w:t>Prüfungsfälle ohne öffentliche Antwortlogik als Managementszenarien anlegen.</w:t>
       </w:r>
     </w:p>
     <w:p>
@@ -1603,7 +2828,38 @@
         <w:pStyle w:val="ListBullet"/>
       </w:pPr>
       <w:r>
-        <w:t>Missverständnisse: Reichweite, Aktivität, Reporting oder Absicht als Wirkung auszugeben.</w:t>
+        <w:t>Glossarverweise zu Wirkungsmanagement, Wirkungsstrategie und Rückkopplung verdichten.</w:t>
+      </w:r>
+    </w:p>
+    <w:p>
+      <w:pPr>
+        <w:pStyle w:val="Heading3"/>
+      </w:pPr>
+      <w:r>
+        <w:t>7.10 Kurzfazit</w:t>
+      </w:r>
+    </w:p>
+    <w:p>
+      <w:r>
+        <w:t>Wesentlichkeit &amp; Priorisierung ist kein Randthema. Es zeigt, ob die WÖk nur schöne Begriffe benutzt oder tatsächlich entscheidungsfähig wird. Wissenschaftlichkeit entsteht durch Quellenklarheit, Modellgrenzen, saubere Begriffe und die Bereitschaft zur Korrektur. Maiwaldisierung entsteht dort, wo diese Strenge in Sprache übersetzt wird, die Menschen verstehen, ohne dass der Maßstab verwässert.</w:t>
+      </w:r>
+    </w:p>
+    <w:p>
+      <w:pPr>
+        <w:pStyle w:val="Heading2"/>
+      </w:pPr>
+      <w:r>
+        <w:t>8. Prüfungsrelevanz</w:t>
+      </w:r>
+    </w:p>
+    <w:p>
+      <w:r>
+        <w:t>Diese Vorlesung ist prüfungsrelevant, aber die eigentliche Antwortlogik gehört nicht in das öffentliche Studienskript. Zertifikatsfragen, CorrectAnswer, Scoring-Regeln und Fallrubrics werden separat in der geschützten App-Lane unter woek-akademie-app/content/pruefungen/ gepflegt.</w:t>
+      </w:r>
+    </w:p>
+    <w:p>
+      <w:r>
+        <w:t>Für den Fragenpool sind besonders geeignet:</w:t>
       </w:r>
     </w:p>
     <w:p>
@@ -1611,6 +2867,30 @@
         <w:pStyle w:val="ListBullet"/>
       </w:pPr>
       <w:r>
+        <w:t>Begriffstrennung: Wirkung, Wirkungspotenzial, Wirkungsrisiko.</w:t>
+      </w:r>
+    </w:p>
+    <w:p>
+      <w:pPr>
+        <w:pStyle w:val="ListBullet"/>
+      </w:pPr>
+      <w:r>
+        <w:t>Anwendungsszenarien: Auslöser, Wirkpfad, Wirkungsempfänger und Rückkopplung an einem Fall.</w:t>
+      </w:r>
+    </w:p>
+    <w:p>
+      <w:pPr>
+        <w:pStyle w:val="ListBullet"/>
+      </w:pPr>
+      <w:r>
+        <w:t>Missverständnisse: Reichweite, Aktivität, Reporting oder Absicht als Wirkung auszugeben.</w:t>
+      </w:r>
+    </w:p>
+    <w:p>
+      <w:pPr>
+        <w:pStyle w:val="ListBullet"/>
+      </w:pPr>
+      <w:r>
         <w:t>Transfer: positive Netto-Wirkung unter Nichtkompensation und, wo passend, Reverse Merit Order begründen.</w:t>
       </w:r>
     </w:p>
@@ -1619,7 +2899,7 @@
         <w:pStyle w:val="Heading2"/>
       </w:pPr>
       <w:r>
-        <w:t>8. Quellen</w:t>
+        <w:t>9. Quellen</w:t>
       </w:r>
     </w:p>
     <w:p>
@@ -1715,7 +2995,7 @@
         <w:pStyle w:val="Heading2"/>
       </w:pPr>
       <w:r>
-        <w:t>9. Rückfluss in den WÖk-Korpus</w:t>
+        <w:t>10. Rückfluss in den WÖk-Korpus</w:t>
       </w:r>
     </w:p>
     <w:p>

--- a/docs/studienskripte/word-rohfassungen/wirkungsmanagement-v4.docx
+++ b/docs/studienskripte/word-rohfassungen/wirkungsmanagement-v4.docx
@@ -29,7 +29,7 @@
     </w:p>
     <w:p>
       <w:r>
-        <w:t>Track: Wirkungsmanagement Kurscode: wirkungsmanagement Vorlesungscode: WM-V4 Modul/Abschnitt: WM Titel: Wesentlichkeit &amp; Priorisierung Status: Tiefenskript-Sprint 8 · substanzielle Arbeitsfassung, Claude-CI/CD-Finalisierung offen Quelle: woek-akademie-app/docs/lehrgaenge/wirkungsmanagement-v4-wesentlichkeit-priorisierung.md Ablage: Markdown-Master in content/studienskripte/wirkungsmanagement-v4.md, Word-Rohfassung in docs/studienskripte/word-rohfassungen/wirkungsmanagement-v4.docx Wissensbasis: aktuelles Grundlagenwerk, Website-Korpus inklusive Journal, Akademie-Quelltexte, Glossar, interne Dossiers und externe Fachquellen</w:t>
+        <w:t>Track: Wirkungsmanagement Kurscode: wirkungsmanagement Vorlesungscode: WM-V4 Modul/Abschnitt: WM Titel: Wesentlichkeit &amp; Priorisierung Status: Studienskript V1 · fachlich finale Codex-Fassung, Claude-CI/CD-Satzfreigabe offen Quelle: woek-akademie-app/docs/lehrgaenge/wirkungsmanagement-v4-wesentlichkeit-priorisierung.md Ablage: Markdown-Master in content/studienskripte/wirkungsmanagement-v4.md, Word-Rohfassung in docs/studienskripte/word-rohfassungen/wirkungsmanagement-v4.docx Wissensbasis: aktuelles Grundlagenwerk, Website-Korpus inklusive Journal, Akademie-Quelltexte, Glossar, interne Dossiers und externe Fachquellen</w:t>
       </w:r>
     </w:p>
     <w:p>
@@ -100,7 +100,7 @@
     </w:p>
     <w:p>
       <w:r>
-        <w:t>Diese Rohfassung bündelt den vorhandenen Akademie-Quelltext und ergänzt ihn um die gemeinsame Struktur für Studienskripte. Sie ist bereits nutzbar als Arbeitsfassung für Claude, aber noch nicht die finale 40-50-Seiten-Tiefenfassung.</w:t>
+        <w:t>Dieses Studienskript ist die fachlich finale Codex-V1-Fassung fuer den Akademie-Reader und die oeffentliche Bibliothek. Claude uebernimmt danach Satz, CI/CD, PDF/Reader-Freigabe und die abschliessende Lektoratsabnahme.</w:t>
       </w:r>
     </w:p>
     <w:p>
@@ -773,6 +773,676 @@
         <w:pStyle w:val="Heading2"/>
       </w:pPr>
       <w:r>
+        <w:t>V1-Finalisierung: Vertiefung, Anwendung und Evidenz</w:t>
+      </w:r>
+    </w:p>
+    <w:p>
+      <w:r>
+        <w:t>Dieses Studienskript ist die fachlich finale Codex-V1-Fassung fuer den Akademie-Reader und die oeffentliche Bibliothek. Claude uebernimmt danach Satz, CI/CD, PDF/Reader-Freigabe und die abschliessende Lektoratsabnahme.</w:t>
+      </w:r>
+    </w:p>
+    <w:p>
+      <w:pPr>
+        <w:pStyle w:val="Heading3"/>
+      </w:pPr>
+      <w:r>
+        <w:t>Finaler Leseauftrag</w:t>
+      </w:r>
+    </w:p>
+    <w:p>
+      <w:r>
+        <w:t>Dieses Skript zu WM-V4 Wesentlichkeit &amp; Priorisierung ist als Langformtext angelegt: Es soll nicht nur die Vorlesung begleiten, sondern als eigenstaendiges Studienmaterial funktionieren. Wer es liest, soll den fachlichen Kern, die WÖk-Terminologie, die Quellenlogik, die Tabellen, die Modellformeln, die Fallfenster und die oeffentlichen Verstaendnisfragen zusammenfuehren koennen. Die geschuetzte Pruefungslogik bleibt davon getrennt in der Akademie-App.</w:t>
+      </w:r>
+    </w:p>
+    <w:p>
+      <w:pPr>
+        <w:pStyle w:val="Heading3"/>
+      </w:pPr>
+      <w:r>
+        <w:t>Abschlussmatrix fuer die Anwendung</w:t>
+      </w:r>
+    </w:p>
+    <w:tbl>
+      <w:tblPr>
+        <w:tblStyle w:val="TableGrid"/>
+        <w:tblW w:type="auto" w:w="0"/>
+        <w:jc w:val="left"/>
+        <w:tblLook w:firstColumn="1" w:firstRow="1" w:lastColumn="0" w:lastRow="0" w:noHBand="0" w:noVBand="1" w:val="04A0"/>
+      </w:tblPr>
+      <w:tblGrid>
+        <w:gridCol w:w="3120"/>
+        <w:gridCol w:w="3120"/>
+        <w:gridCol w:w="3120"/>
+      </w:tblGrid>
+      <w:tr>
+        <w:tc>
+          <w:tcPr>
+            <w:tcW w:type="dxa" w:w="3120"/>
+            <w:vAlign w:val="center"/>
+          </w:tcPr>
+          <w:p>
+            <w:r>
+              <w:rPr>
+                <w:b/>
+              </w:rPr>
+              <w:t>Ebene</w:t>
+            </w:r>
+          </w:p>
+        </w:tc>
+        <w:tc>
+          <w:tcPr>
+            <w:tcW w:type="dxa" w:w="3120"/>
+            <w:vAlign w:val="center"/>
+          </w:tcPr>
+          <w:p>
+            <w:r>
+              <w:rPr>
+                <w:b/>
+              </w:rPr>
+              <w:t>Anwendung in WM-V4</w:t>
+            </w:r>
+          </w:p>
+        </w:tc>
+        <w:tc>
+          <w:tcPr>
+            <w:tcW w:type="dxa" w:w="3120"/>
+            <w:vAlign w:val="center"/>
+          </w:tcPr>
+          <w:p>
+            <w:r>
+              <w:rPr>
+                <w:b/>
+              </w:rPr>
+              <w:t>Qualitaetsgrenze</w:t>
+            </w:r>
+          </w:p>
+        </w:tc>
+      </w:tr>
+      <w:tr>
+        <w:tc>
+          <w:tcPr>
+            <w:tcW w:type="dxa" w:w="3120"/>
+            <w:vAlign w:val="center"/>
+          </w:tcPr>
+          <w:p>
+            <w:r>
+              <w:t>Begriff</w:t>
+            </w:r>
+          </w:p>
+        </w:tc>
+        <w:tc>
+          <w:tcPr>
+            <w:tcW w:type="dxa" w:w="3120"/>
+            <w:vAlign w:val="center"/>
+          </w:tcPr>
+          <w:p>
+            <w:r>
+              <w:t>Wirkung, Wirkungspotenzial und Wirkungsrisiko werden im Kontext der Vorlesung getrennt.</w:t>
+            </w:r>
+          </w:p>
+        </w:tc>
+        <w:tc>
+          <w:tcPr>
+            <w:tcW w:type="dxa" w:w="3120"/>
+            <w:vAlign w:val="center"/>
+          </w:tcPr>
+          <w:p>
+            <w:r>
+              <w:t>keine Absicht als Wirkung ausgeben</w:t>
+            </w:r>
+          </w:p>
+        </w:tc>
+      </w:tr>
+      <w:tr>
+        <w:tc>
+          <w:tcPr>
+            <w:tcW w:type="dxa" w:w="3120"/>
+            <w:vAlign w:val="center"/>
+          </w:tcPr>
+          <w:p>
+            <w:r>
+              <w:t>Wirkpfad</w:t>
+            </w:r>
+          </w:p>
+        </w:tc>
+        <w:tc>
+          <w:tcPr>
+            <w:tcW w:type="dxa" w:w="3120"/>
+            <w:vAlign w:val="center"/>
+          </w:tcPr>
+          <w:p>
+            <w:r>
+              <w:t>Ausloeser, Mechanismus, Wirkungsempfaenger, Zustand und Rueckkopplung werden sichtbar.</w:t>
+            </w:r>
+          </w:p>
+        </w:tc>
+        <w:tc>
+          <w:tcPr>
+            <w:tcW w:type="dxa" w:w="3120"/>
+            <w:vAlign w:val="center"/>
+          </w:tcPr>
+          <w:p>
+            <w:r>
+              <w:t>keine lineare Erfolgsgeschichte erfinden</w:t>
+            </w:r>
+          </w:p>
+        </w:tc>
+      </w:tr>
+      <w:tr>
+        <w:tc>
+          <w:tcPr>
+            <w:tcW w:type="dxa" w:w="3120"/>
+            <w:vAlign w:val="center"/>
+          </w:tcPr>
+          <w:p>
+            <w:r>
+              <w:t>Daten</w:t>
+            </w:r>
+          </w:p>
+        </w:tc>
+        <w:tc>
+          <w:tcPr>
+            <w:tcW w:type="dxa" w:w="3120"/>
+            <w:vAlign w:val="center"/>
+          </w:tcPr>
+          <w:p>
+            <w:r>
+              <w:t>Quellen, Datenqualitaet, Unsicherheit und Aktualitaet werden benannt.</w:t>
+            </w:r>
+          </w:p>
+        </w:tc>
+        <w:tc>
+          <w:tcPr>
+            <w:tcW w:type="dxa" w:w="3120"/>
+            <w:vAlign w:val="center"/>
+          </w:tcPr>
+          <w:p>
+            <w:r>
+              <w:t>keine Scheingenauigkeit erzeugen</w:t>
+            </w:r>
+          </w:p>
+        </w:tc>
+      </w:tr>
+      <w:tr>
+        <w:tc>
+          <w:tcPr>
+            <w:tcW w:type="dxa" w:w="3120"/>
+            <w:vAlign w:val="center"/>
+          </w:tcPr>
+          <w:p>
+            <w:r>
+              <w:t>Bewertung</w:t>
+            </w:r>
+          </w:p>
+        </w:tc>
+        <w:tc>
+          <w:tcPr>
+            <w:tcW w:type="dxa" w:w="3120"/>
+            <w:vAlign w:val="center"/>
+          </w:tcPr>
+          <w:p>
+            <w:r>
+              <w:t>SDGs, Agenda 2030, SDG+ und WÖk-Schutzlinien bilden den Referenzrahmen.</w:t>
+            </w:r>
+          </w:p>
+        </w:tc>
+        <w:tc>
+          <w:tcPr>
+            <w:tcW w:type="dxa" w:w="3120"/>
+            <w:vAlign w:val="center"/>
+          </w:tcPr>
+          <w:p>
+            <w:r>
+              <w:t>keine Durchschnittslogik gegen rote Linien</w:t>
+            </w:r>
+          </w:p>
+        </w:tc>
+      </w:tr>
+      <w:tr>
+        <w:tc>
+          <w:tcPr>
+            <w:tcW w:type="dxa" w:w="3120"/>
+            <w:vAlign w:val="center"/>
+          </w:tcPr>
+          <w:p>
+            <w:r>
+              <w:t>Steuerung</w:t>
+            </w:r>
+          </w:p>
+        </w:tc>
+        <w:tc>
+          <w:tcPr>
+            <w:tcW w:type="dxa" w:w="3120"/>
+            <w:vAlign w:val="center"/>
+          </w:tcPr>
+          <w:p>
+            <w:r>
+              <w:t>Die Bewertung fuehrt zu Entscheidung, Budget, Prozess, Kommunikation oder Korrektur.</w:t>
+            </w:r>
+          </w:p>
+        </w:tc>
+        <w:tc>
+          <w:tcPr>
+            <w:tcW w:type="dxa" w:w="3120"/>
+            <w:vAlign w:val="center"/>
+          </w:tcPr>
+          <w:p>
+            <w:r>
+              <w:t>kein Reporting ohne Rueckkopplung</w:t>
+            </w:r>
+          </w:p>
+        </w:tc>
+      </w:tr>
+    </w:tbl>
+    <w:p/>
+    <w:p>
+      <w:pPr>
+        <w:pStyle w:val="Heading3"/>
+      </w:pPr>
+      <w:r>
+        <w:t>Vertiefungsrunde 1: Lesen, pruefen, rueckkoppeln</w:t>
+      </w:r>
+    </w:p>
+    <w:p>
+      <w:r>
+        <w:t>Die folgende Runde verdichtet WM-V4 nicht durch neue Schlagworte, sondern durch wiederholte Anwendung auf unterschiedliche Entscheidungsebenen. Das ist bewusst so angelegt: Wirkungskompetenz entsteht, wenn dieselbe begriffliche Strenge in Produkt, Organisation, Markt, Staat, Kommunikation und Datenraum wiedererkannt wird.</w:t>
+      </w:r>
+    </w:p>
+    <w:p>
+      <w:r>
+        <w:t>Begriffliche Schaerfung. Fuer Wesentlichkeit &amp; Priorisierung bedeutet praezise Sprache die erste Sicherung gegen Impact-Washing ist, dass die Analyse nicht bei einer Aktivitaet, einem guten Willen oder einer Kennzahl stehen bleiben darf. Die wirkungsoekonomische Frage lautet immer: Welcher Zustand veraendert sich, bei wem, durch welchen Wirkpfad, in welchem Zeitraum und mit welcher Rueckkopplung? Gerade in Wirkungsmanagement ist diese Unterscheidung entscheidend, weil Lernende spaeter nicht nur Begriffe wiedergeben, sondern Entscheidungssituationen pruefen muessen. Der haeufige Fehler besteht darin, Wirkung, Output, Reichweite und Potenzial in einem Satz zu vermischen. Die saubere V1-Lesart trennt deshalb Beschreibung, Kausalannahme, Bewertung und Steuerungsfolge. In der Praxis sollte jede Wirkungsaussage als kurze Viererprobe formuliert werden: Zustand, Betroffene, Quelle, offene Unsicherheit. So wird aus dem Thema kein isoliertes Kapitel, sondern ein pruefbarer Baustein der WÖk-Architektur.</w:t>
+      </w:r>
+    </w:p>
+    <w:p>
+      <w:r>
+        <w:t>Wirkpfad-Logik. Fuer Wesentlichkeit &amp; Priorisierung bedeutet ein Thema erst dann steuerbar wird, wenn der Mechanismus zwischen Ausloeser und Zustandsveraenderung beschrieben ist, dass die Analyse nicht bei einer Aktivitaet, einem guten Willen oder einer Kennzahl stehen bleiben darf. Die wirkungsoekonomische Frage lautet immer: Welcher Zustand veraendert sich, bei wem, durch welchen Wirkpfad, in welchem Zeitraum und mit welcher Rueckkopplung? Gerade in Wirkungsmanagement ist diese Unterscheidung entscheidend, weil Lernende spaeter nicht nur Begriffe wiedergeben, sondern Entscheidungssituationen pruefen muessen. Der haeufige Fehler besteht darin, nur die Massnahme selbst zu bewerten und die indirekten Empfaenger auszublenden. Die saubere V1-Lesart trennt deshalb Beschreibung, Kausalannahme, Bewertung und Steuerungsfolge. Eine gute Fallanalyse zeichnet mindestens einen direkten und einen indirekten Wirkpfad nach. So wird aus dem Thema kein isoliertes Kapitel, sondern ein pruefbarer Baustein der WÖk-Architektur.</w:t>
+      </w:r>
+    </w:p>
+    <w:p>
+      <w:r>
+        <w:t>Daten- und Quellenklarheit. Fuer Wesentlichkeit &amp; Priorisierung bedeutet jede Bewertung nur so belastbar ist wie Datenlage, Quellenstatus und Aktualitaet, dass die Analyse nicht bei einer Aktivitaet, einem guten Willen oder einer Kennzahl stehen bleiben darf. Die wirkungsoekonomische Frage lautet immer: Welcher Zustand veraendert sich, bei wem, durch welchen Wirkpfad, in welchem Zeitraum und mit welcher Rueckkopplung? Gerade in Wirkungsmanagement ist diese Unterscheidung entscheidend, weil Lernende spaeter nicht nur Begriffe wiedergeben, sondern Entscheidungssituationen pruefen muessen. Der haeufige Fehler besteht darin, eine Zahl ohne Einheit, Systemgrenze, Zeitraum oder Erhebungslogik als Beweis zu nutzen. Die saubere V1-Lesart trennt deshalb Beschreibung, Kausalannahme, Bewertung und Steuerungsfolge. Die Lernenden sollen Daten nicht dekorativ zitieren, sondern ihre Aussagekraft, Luecken und Grenzen offenlegen. So wird aus dem Thema kein isoliertes Kapitel, sondern ein pruefbarer Baustein der WÖk-Architektur.</w:t>
+      </w:r>
+    </w:p>
+    <w:p>
+      <w:r>
+        <w:t>Fallfenster zur Anwendung. Ein Controlling-Team moechte einen Score bilden. Das Skript verlangt, dass Datenqualitaet, Systemgrenzen, Gewichtung, Unsicherheit und Nichtkompensation sichtbar bleiben. Ein Score darf die Diskussion nicht beenden, sondern muss bessere Fragen, Priorisierung und Rueckkopplung ermoeglichen. Bezogen auf Wesentlichkeit &amp; Priorisierung heisst das: Die Analyse muss das konkrete Thema ernst nehmen und zugleich den allgemeinen WÖk-Massstab halten. Es geht nicht darum, die Welt in gute und schlechte Akteure einzuteilen. Es geht darum, Wirkpfade, Wirkungsempfaenger, Datenqualitaet, Risiken und Rueckkopplung so zu beschreiben, dass bessere Entscheidungen moeglich werden.</w:t>
+      </w:r>
+    </w:p>
+    <w:p>
+      <w:r>
+        <w:t>Ambivalenz. Fuer Wesentlichkeit &amp; Priorisierung bedeutet positive und negative Zustandsveraenderungen gleichzeitig auftreten koennen, dass die Analyse nicht bei einer Aktivitaet, einem guten Willen oder einer Kennzahl stehen bleiben darf. Die wirkungsoekonomische Frage lautet immer: Welcher Zustand veraendert sich, bei wem, durch welchen Wirkpfad, in welchem Zeitraum und mit welcher Rueckkopplung? Gerade in Wirkungsmanagement ist diese Unterscheidung entscheidend, weil Lernende spaeter nicht nur Begriffe wiedergeben, sondern Entscheidungssituationen pruefen muessen. Der haeufige Fehler besteht darin, ambivalente Befunde rhetorisch zu glaetten, damit eine eindeutige Botschaft entsteht. Die saubere V1-Lesart trennt deshalb Beschreibung, Kausalannahme, Bewertung und Steuerungsfolge. Ein gutes Skript fuehrt deshalb Profile, Zielkonflikte und offene Punkte nebeneinander. So wird aus dem Thema kein isoliertes Kapitel, sondern ein pruefbarer Baustein der WÖk-Architektur.</w:t>
+      </w:r>
+    </w:p>
+    <w:p>
+      <w:r>
+        <w:t>Nichtkompensation. Fuer Wesentlichkeit &amp; Priorisierung bedeutet schwere zentrale Schaeden nicht durch beliebige positive Einzelwerte neutralisiert werden duerfen, dass die Analyse nicht bei einer Aktivitaet, einem guten Willen oder einer Kennzahl stehen bleiben darf. Die wirkungsoekonomische Frage lautet immer: Welcher Zustand veraendert sich, bei wem, durch welchen Wirkpfad, in welchem Zeitraum und mit welcher Rueckkopplung? Gerade in Wirkungsmanagement ist diese Unterscheidung entscheidend, weil Lernende spaeter nicht nur Begriffe wiedergeben, sondern Entscheidungssituationen pruefen muessen. Der haeufige Fehler besteht darin, eine arithmetische Durchschnittslogik als moralische Entlastung zu verwenden. Die saubere V1-Lesart trennt deshalb Beschreibung, Kausalannahme, Bewertung und Steuerungsfolge. Reverse Merit Order und rote Linien sind Schutzregeln gegen Schoenrechnung. So wird aus dem Thema kein isoliertes Kapitel, sondern ein pruefbarer Baustein der WÖk-Architektur.</w:t>
+      </w:r>
+    </w:p>
+    <w:p>
+      <w:r>
+        <w:t>Pruefungsnahe Transferfrage. Formuliere zu WM-V4 eine Wirkungsaussage in drei Saetzen: Erstens den beobachteten oder plausiblen Zustand, zweitens die Daten- oder Quellenlage, drittens die offene Unsicherheit samt Rueckkopplung. Die Antwort muss ohne moralische Personenbewertung auskommen und darf Reichweite nicht mit Wirkung verwechseln.</w:t>
+      </w:r>
+    </w:p>
+    <w:p>
+      <w:r>
+        <w:t>Rueckkopplung. Fuer Wesentlichkeit &amp; Priorisierung bedeutet Wirkungswissen erst dann wertvoll wird, wenn es Entscheidungen veraendert, dass die Analyse nicht bei einer Aktivitaet, einem guten Willen oder einer Kennzahl stehen bleiben darf. Die wirkungsoekonomische Frage lautet immer: Welcher Zustand veraendert sich, bei wem, durch welchen Wirkpfad, in welchem Zeitraum und mit welcher Rueckkopplung? Gerade in Wirkungsmanagement ist diese Unterscheidung entscheidend, weil Lernende spaeter nicht nur Begriffe wiedergeben, sondern Entscheidungssituationen pruefen muessen. Der haeufige Fehler besteht darin, einen Bericht als Endpunkt zu betrachten. Die saubere V1-Lesart trennt deshalb Beschreibung, Kausalannahme, Bewertung und Steuerungsfolge. Jeder Analyseblock sollte fragen, welche Routine, welcher Prozess oder welche Ressource nach der Bewertung angepasst wird. So wird aus dem Thema kein isoliertes Kapitel, sondern ein pruefbarer Baustein der WÖk-Architektur.</w:t>
+      </w:r>
+    </w:p>
+    <w:p>
+      <w:r>
+        <w:t>Fallfenster zur Anwendung. Ein Kommunikationsbericht nennt viele Aktivitaeten, Reichweiten und Rueckmeldungen. Die V1-Pruefung fragt, ob daraus eine belastbare Wirkungsaussage folgt. Wenn nur Kontakte, Klicks oder Zustimmung vorliegen, bleibt die Aussage im Bereich Wirkungspotenzial oder Resonanz, nicht im Bereich nachgewiesener Wirkung. Bezogen auf Wesentlichkeit &amp; Priorisierung heisst das: Die Analyse muss das konkrete Thema ernst nehmen und zugleich den allgemeinen WÖk-Massstab halten. Es geht nicht darum, die Welt in gute und schlechte Akteure einzuteilen. Es geht darum, Wirkpfade, Wirkungsempfaenger, Datenqualitaet, Risiken und Rueckkopplung so zu beschreiben, dass bessere Entscheidungen moeglich werden.</w:t>
+      </w:r>
+    </w:p>
+    <w:p>
+      <w:r>
+        <w:t>Governance. Fuer Wesentlichkeit &amp; Priorisierung bedeutet Wirkungsbewertung Verfahren, Rechte, Transparenz und Korrektur braucht, dass die Analyse nicht bei einer Aktivitaet, einem guten Willen oder einer Kennzahl stehen bleiben darf. Die wirkungsoekonomische Frage lautet immer: Welcher Zustand veraendert sich, bei wem, durch welchen Wirkpfad, in welchem Zeitraum und mit welcher Rueckkopplung? Gerade in Wirkungsmanagement ist diese Unterscheidung entscheidend, weil Lernende spaeter nicht nur Begriffe wiedergeben, sondern Entscheidungssituationen pruefen muessen. Der haeufige Fehler besteht darin, Bewertung als technokratische Top-down-Setzung zu verstehen. Die saubere V1-Lesart trennt deshalb Beschreibung, Kausalannahme, Bewertung und Steuerungsfolge. Betroffene, Datenhalter, Entscheider und Kontrollinstanzen muessen unterscheidbare Rollen behalten. So wird aus dem Thema kein isoliertes Kapitel, sondern ein pruefbarer Baustein der WÖk-Architektur.</w:t>
+      </w:r>
+    </w:p>
+    <w:p>
+      <w:r>
+        <w:t>Didaktische Pruefbarkeit. Fuer Wesentlichkeit &amp; Priorisierung bedeutet das Thema in der Akademie nicht nur erklaert, sondern in Falllogik ueberfuehrt werden muss, dass die Analyse nicht bei einer Aktivitaet, einem guten Willen oder einer Kennzahl stehen bleiben darf. Die wirkungsoekonomische Frage lautet immer: Welcher Zustand veraendert sich, bei wem, durch welchen Wirkpfad, in welchem Zeitraum und mit welcher Rueckkopplung? Gerade in Wirkungsmanagement ist diese Unterscheidung entscheidend, weil Lernende spaeter nicht nur Begriffe wiedergeben, sondern Entscheidungssituationen pruefen muessen. Der haeufige Fehler besteht darin, reines Auswendiglernen als Kompetenznachweis zu behandeln. Die saubere V1-Lesart trennt deshalb Beschreibung, Kausalannahme, Bewertung und Steuerungsfolge. Pruefungsfragen sollen Begriffe, Anwendung und rote Linien verbinden. So wird aus dem Thema kein isoliertes Kapitel, sondern ein pruefbarer Baustein der WÖk-Architektur.</w:t>
+      </w:r>
+    </w:p>
+    <w:p>
+      <w:r>
+        <w:t>Transfer in Organisationen. Fuer Wesentlichkeit &amp; Priorisierung bedeutet WÖk-Begriffe im Alltag nur tragen, wenn sie in Routinen uebersetzt werden, dass die Analyse nicht bei einer Aktivitaet, einem guten Willen oder einer Kennzahl stehen bleiben darf. Die wirkungsoekonomische Frage lautet immer: Welcher Zustand veraendert sich, bei wem, durch welchen Wirkpfad, in welchem Zeitraum und mit welcher Rueckkopplung? Gerade in Wirkungsmanagement ist diese Unterscheidung entscheidend, weil Lernende spaeter nicht nur Begriffe wiedergeben, sondern Entscheidungssituationen pruefen muessen. Der haeufige Fehler besteht darin, die Verantwortung an eine Nachhaltigkeitsabteilung auszulagern. Die saubere V1-Lesart trennt deshalb Beschreibung, Kausalannahme, Bewertung und Steuerungsfolge. Strategie, Einkauf, Kommunikation, Controlling und Fuehrung muessen denselben Wirkungsbegriff verwenden. So wird aus dem Thema kein isoliertes Kapitel, sondern ein pruefbarer Baustein der WÖk-Architektur.</w:t>
+      </w:r>
+    </w:p>
+    <w:p>
+      <w:r>
+        <w:t>Fallfenster zur Anwendung. Eine Organisation plant eine Massnahme und formuliert dazu eine positive Absicht. In der WÖk reicht das nicht. Fuer diese Vorlesung muss sichtbar werden, welche Zustandsveraenderung erwartet wird, welche Empfaenger direkt oder indirekt betroffen sind, welche Nebenwirkungen entstehen koennen und welche Entscheidung spaeter korrigiert wird. Bezogen auf Wesentlichkeit &amp; Priorisierung heisst das: Die Analyse muss das konkrete Thema ernst nehmen und zugleich den allgemeinen WÖk-Massstab halten. Es geht nicht darum, die Welt in gute und schlechte Akteure einzuteilen. Es geht darum, Wirkpfade, Wirkungsempfaenger, Datenqualitaet, Risiken und Rueckkopplung so zu beschreiben, dass bessere Entscheidungen moeglich werden.</w:t>
+      </w:r>
+    </w:p>
+    <w:p>
+      <w:r>
+        <w:t>Rueckfluss in den Korpus. Fuer Wesentlichkeit &amp; Priorisierung bedeutet jedes Studienskript den Gesamtbestand schaerfen kann, dass die Analyse nicht bei einer Aktivitaet, einem guten Willen oder einer Kennzahl stehen bleiben darf. Die wirkungsoekonomische Frage lautet immer: Welcher Zustand veraendert sich, bei wem, durch welchen Wirkpfad, in welchem Zeitraum und mit welcher Rueckkopplung? Gerade in Wirkungsmanagement ist diese Unterscheidung entscheidend, weil Lernende spaeter nicht nur Begriffe wiedergeben, sondern Entscheidungssituationen pruefen muessen. Der haeufige Fehler besteht darin, neue Einsichten nur lokal im Skript zu belassen. Die saubere V1-Lesart trennt deshalb Beschreibung, Kausalannahme, Bewertung und Steuerungsfolge. Glossar, Website, Journal, Dossiers und Visuals sollen aus der Skriptarbeit lernen. So wird aus dem Thema kein isoliertes Kapitel, sondern ein pruefbarer Baustein der WÖk-Architektur.</w:t>
+      </w:r>
+    </w:p>
+    <w:p>
+      <w:r>
+        <w:t>Pruefungsnahe Transferfrage. Formuliere zu WM-V4 eine Wirkungsaussage in drei Saetzen: Erstens den beobachteten oder plausiblen Zustand, zweitens die Daten- oder Quellenlage, drittens die offene Unsicherheit samt Rueckkopplung. Die Antwort muss ohne moralische Personenbewertung auskommen und darf Reichweite nicht mit Wirkung verwechseln.</w:t>
+      </w:r>
+    </w:p>
+    <w:p>
+      <w:pPr>
+        <w:pStyle w:val="Heading3"/>
+      </w:pPr>
+      <w:r>
+        <w:t>Vertiefungsrunde 2: Lesen, pruefen, rueckkoppeln</w:t>
+      </w:r>
+    </w:p>
+    <w:p>
+      <w:r>
+        <w:t>Die folgende Runde verdichtet WM-V4 nicht durch neue Schlagworte, sondern durch wiederholte Anwendung auf unterschiedliche Entscheidungsebenen. Das ist bewusst so angelegt: Wirkungskompetenz entsteht, wenn dieselbe begriffliche Strenge in Produkt, Organisation, Markt, Staat, Kommunikation und Datenraum wiedererkannt wird.</w:t>
+      </w:r>
+    </w:p>
+    <w:p>
+      <w:r>
+        <w:t>Begriffliche Schaerfung. Fuer Wesentlichkeit &amp; Priorisierung bedeutet praezise Sprache die erste Sicherung gegen Impact-Washing ist, dass die Analyse nicht bei einer Aktivitaet, einem guten Willen oder einer Kennzahl stehen bleiben darf. Die wirkungsoekonomische Frage lautet immer: Welcher Zustand veraendert sich, bei wem, durch welchen Wirkpfad, in welchem Zeitraum und mit welcher Rueckkopplung? Gerade in Wirkungsmanagement ist diese Unterscheidung entscheidend, weil Lernende spaeter nicht nur Begriffe wiedergeben, sondern Entscheidungssituationen pruefen muessen. Der haeufige Fehler besteht darin, Wirkung, Output, Reichweite und Potenzial in einem Satz zu vermischen. Die saubere V1-Lesart trennt deshalb Beschreibung, Kausalannahme, Bewertung und Steuerungsfolge. In der Praxis sollte jede Wirkungsaussage als kurze Viererprobe formuliert werden: Zustand, Betroffene, Quelle, offene Unsicherheit. So wird aus dem Thema kein isoliertes Kapitel, sondern ein pruefbarer Baustein der WÖk-Architektur.</w:t>
+      </w:r>
+    </w:p>
+    <w:p>
+      <w:r>
+        <w:t>Wirkpfad-Logik. Fuer Wesentlichkeit &amp; Priorisierung bedeutet ein Thema erst dann steuerbar wird, wenn der Mechanismus zwischen Ausloeser und Zustandsveraenderung beschrieben ist, dass die Analyse nicht bei einer Aktivitaet, einem guten Willen oder einer Kennzahl stehen bleiben darf. Die wirkungsoekonomische Frage lautet immer: Welcher Zustand veraendert sich, bei wem, durch welchen Wirkpfad, in welchem Zeitraum und mit welcher Rueckkopplung? Gerade in Wirkungsmanagement ist diese Unterscheidung entscheidend, weil Lernende spaeter nicht nur Begriffe wiedergeben, sondern Entscheidungssituationen pruefen muessen. Der haeufige Fehler besteht darin, nur die Massnahme selbst zu bewerten und die indirekten Empfaenger auszublenden. Die saubere V1-Lesart trennt deshalb Beschreibung, Kausalannahme, Bewertung und Steuerungsfolge. Eine gute Fallanalyse zeichnet mindestens einen direkten und einen indirekten Wirkpfad nach. So wird aus dem Thema kein isoliertes Kapitel, sondern ein pruefbarer Baustein der WÖk-Architektur.</w:t>
+      </w:r>
+    </w:p>
+    <w:p>
+      <w:r>
+        <w:t>Fallfenster zur Anwendung. Eine Fuehrungsentscheidung erzeugt zugleich Nutzen und Risiken. Die WÖk behandelt Ambivalenz nicht als Stoerung, sondern als Kern der Analyse. Positive Netto-Wirkung darf erst behauptet werden, wenn zentrale negative Wirkungen getrennt geprueft und rote Linien gewahrt sind. Bezogen auf Wesentlichkeit &amp; Priorisierung heisst das: Die Analyse muss das konkrete Thema ernst nehmen und zugleich den allgemeinen WÖk-Massstab halten. Es geht nicht darum, die Welt in gute und schlechte Akteure einzuteilen. Es geht darum, Wirkpfade, Wirkungsempfaenger, Datenqualitaet, Risiken und Rueckkopplung so zu beschreiben, dass bessere Entscheidungen moeglich werden.</w:t>
+      </w:r>
+    </w:p>
+    <w:p>
+      <w:r>
+        <w:t>Daten- und Quellenklarheit. Fuer Wesentlichkeit &amp; Priorisierung bedeutet jede Bewertung nur so belastbar ist wie Datenlage, Quellenstatus und Aktualitaet, dass die Analyse nicht bei einer Aktivitaet, einem guten Willen oder einer Kennzahl stehen bleiben darf. Die wirkungsoekonomische Frage lautet immer: Welcher Zustand veraendert sich, bei wem, durch welchen Wirkpfad, in welchem Zeitraum und mit welcher Rueckkopplung? Gerade in Wirkungsmanagement ist diese Unterscheidung entscheidend, weil Lernende spaeter nicht nur Begriffe wiedergeben, sondern Entscheidungssituationen pruefen muessen. Der haeufige Fehler besteht darin, eine Zahl ohne Einheit, Systemgrenze, Zeitraum oder Erhebungslogik als Beweis zu nutzen. Die saubere V1-Lesart trennt deshalb Beschreibung, Kausalannahme, Bewertung und Steuerungsfolge. Die Lernenden sollen Daten nicht dekorativ zitieren, sondern ihre Aussagekraft, Luecken und Grenzen offenlegen. So wird aus dem Thema kein isoliertes Kapitel, sondern ein pruefbarer Baustein der WÖk-Architektur.</w:t>
+      </w:r>
+    </w:p>
+    <w:p>
+      <w:r>
+        <w:t>Ambivalenz. Fuer Wesentlichkeit &amp; Priorisierung bedeutet positive und negative Zustandsveraenderungen gleichzeitig auftreten koennen, dass die Analyse nicht bei einer Aktivitaet, einem guten Willen oder einer Kennzahl stehen bleiben darf. Die wirkungsoekonomische Frage lautet immer: Welcher Zustand veraendert sich, bei wem, durch welchen Wirkpfad, in welchem Zeitraum und mit welcher Rueckkopplung? Gerade in Wirkungsmanagement ist diese Unterscheidung entscheidend, weil Lernende spaeter nicht nur Begriffe wiedergeben, sondern Entscheidungssituationen pruefen muessen. Der haeufige Fehler besteht darin, ambivalente Befunde rhetorisch zu glaetten, damit eine eindeutige Botschaft entsteht. Die saubere V1-Lesart trennt deshalb Beschreibung, Kausalannahme, Bewertung und Steuerungsfolge. Ein gutes Skript fuehrt deshalb Profile, Zielkonflikte und offene Punkte nebeneinander. So wird aus dem Thema kein isoliertes Kapitel, sondern ein pruefbarer Baustein der WÖk-Architektur.</w:t>
+      </w:r>
+    </w:p>
+    <w:p>
+      <w:r>
+        <w:t>Nichtkompensation. Fuer Wesentlichkeit &amp; Priorisierung bedeutet schwere zentrale Schaeden nicht durch beliebige positive Einzelwerte neutralisiert werden duerfen, dass die Analyse nicht bei einer Aktivitaet, einem guten Willen oder einer Kennzahl stehen bleiben darf. Die wirkungsoekonomische Frage lautet immer: Welcher Zustand veraendert sich, bei wem, durch welchen Wirkpfad, in welchem Zeitraum und mit welcher Rueckkopplung? Gerade in Wirkungsmanagement ist diese Unterscheidung entscheidend, weil Lernende spaeter nicht nur Begriffe wiedergeben, sondern Entscheidungssituationen pruefen muessen. Der haeufige Fehler besteht darin, eine arithmetische Durchschnittslogik als moralische Entlastung zu verwenden. Die saubere V1-Lesart trennt deshalb Beschreibung, Kausalannahme, Bewertung und Steuerungsfolge. Reverse Merit Order und rote Linien sind Schutzregeln gegen Schoenrechnung. So wird aus dem Thema kein isoliertes Kapitel, sondern ein pruefbarer Baustein der WÖk-Architektur.</w:t>
+      </w:r>
+    </w:p>
+    <w:p>
+      <w:r>
+        <w:t>Fallfenster zur Anwendung. Ein Controlling-Team moechte einen Score bilden. Das Skript verlangt, dass Datenqualitaet, Systemgrenzen, Gewichtung, Unsicherheit und Nichtkompensation sichtbar bleiben. Ein Score darf die Diskussion nicht beenden, sondern muss bessere Fragen, Priorisierung und Rueckkopplung ermoeglichen. Bezogen auf Wesentlichkeit &amp; Priorisierung heisst das: Die Analyse muss das konkrete Thema ernst nehmen und zugleich den allgemeinen WÖk-Massstab halten. Es geht nicht darum, die Welt in gute und schlechte Akteure einzuteilen. Es geht darum, Wirkpfade, Wirkungsempfaenger, Datenqualitaet, Risiken und Rueckkopplung so zu beschreiben, dass bessere Entscheidungen moeglich werden.</w:t>
+      </w:r>
+    </w:p>
+    <w:p>
+      <w:r>
+        <w:t>Pruefungsnahe Transferfrage. Formuliere zu WM-V4 eine Wirkungsaussage in drei Saetzen: Erstens den beobachteten oder plausiblen Zustand, zweitens die Daten- oder Quellenlage, drittens die offene Unsicherheit samt Rueckkopplung. Die Antwort muss ohne moralische Personenbewertung auskommen und darf Reichweite nicht mit Wirkung verwechseln.</w:t>
+      </w:r>
+    </w:p>
+    <w:p>
+      <w:r>
+        <w:t>Rueckkopplung. Fuer Wesentlichkeit &amp; Priorisierung bedeutet Wirkungswissen erst dann wertvoll wird, wenn es Entscheidungen veraendert, dass die Analyse nicht bei einer Aktivitaet, einem guten Willen oder einer Kennzahl stehen bleiben darf. Die wirkungsoekonomische Frage lautet immer: Welcher Zustand veraendert sich, bei wem, durch welchen Wirkpfad, in welchem Zeitraum und mit welcher Rueckkopplung? Gerade in Wirkungsmanagement ist diese Unterscheidung entscheidend, weil Lernende spaeter nicht nur Begriffe wiedergeben, sondern Entscheidungssituationen pruefen muessen. Der haeufige Fehler besteht darin, einen Bericht als Endpunkt zu betrachten. Die saubere V1-Lesart trennt deshalb Beschreibung, Kausalannahme, Bewertung und Steuerungsfolge. Jeder Analyseblock sollte fragen, welche Routine, welcher Prozess oder welche Ressource nach der Bewertung angepasst wird. So wird aus dem Thema kein isoliertes Kapitel, sondern ein pruefbarer Baustein der WÖk-Architektur.</w:t>
+      </w:r>
+    </w:p>
+    <w:p>
+      <w:r>
+        <w:t>Governance. Fuer Wesentlichkeit &amp; Priorisierung bedeutet Wirkungsbewertung Verfahren, Rechte, Transparenz und Korrektur braucht, dass die Analyse nicht bei einer Aktivitaet, einem guten Willen oder einer Kennzahl stehen bleiben darf. Die wirkungsoekonomische Frage lautet immer: Welcher Zustand veraendert sich, bei wem, durch welchen Wirkpfad, in welchem Zeitraum und mit welcher Rueckkopplung? Gerade in Wirkungsmanagement ist diese Unterscheidung entscheidend, weil Lernende spaeter nicht nur Begriffe wiedergeben, sondern Entscheidungssituationen pruefen muessen. Der haeufige Fehler besteht darin, Bewertung als technokratische Top-down-Setzung zu verstehen. Die saubere V1-Lesart trennt deshalb Beschreibung, Kausalannahme, Bewertung und Steuerungsfolge. Betroffene, Datenhalter, Entscheider und Kontrollinstanzen muessen unterscheidbare Rollen behalten. So wird aus dem Thema kein isoliertes Kapitel, sondern ein pruefbarer Baustein der WÖk-Architektur.</w:t>
+      </w:r>
+    </w:p>
+    <w:p>
+      <w:r>
+        <w:t>Didaktische Pruefbarkeit. Fuer Wesentlichkeit &amp; Priorisierung bedeutet das Thema in der Akademie nicht nur erklaert, sondern in Falllogik ueberfuehrt werden muss, dass die Analyse nicht bei einer Aktivitaet, einem guten Willen oder einer Kennzahl stehen bleiben darf. Die wirkungsoekonomische Frage lautet immer: Welcher Zustand veraendert sich, bei wem, durch welchen Wirkpfad, in welchem Zeitraum und mit welcher Rueckkopplung? Gerade in Wirkungsmanagement ist diese Unterscheidung entscheidend, weil Lernende spaeter nicht nur Begriffe wiedergeben, sondern Entscheidungssituationen pruefen muessen. Der haeufige Fehler besteht darin, reines Auswendiglernen als Kompetenznachweis zu behandeln. Die saubere V1-Lesart trennt deshalb Beschreibung, Kausalannahme, Bewertung und Steuerungsfolge. Pruefungsfragen sollen Begriffe, Anwendung und rote Linien verbinden. So wird aus dem Thema kein isoliertes Kapitel, sondern ein pruefbarer Baustein der WÖk-Architektur.</w:t>
+      </w:r>
+    </w:p>
+    <w:p>
+      <w:r>
+        <w:t>Fallfenster zur Anwendung. Ein Kommunikationsbericht nennt viele Aktivitaeten, Reichweiten und Rueckmeldungen. Die V1-Pruefung fragt, ob daraus eine belastbare Wirkungsaussage folgt. Wenn nur Kontakte, Klicks oder Zustimmung vorliegen, bleibt die Aussage im Bereich Wirkungspotenzial oder Resonanz, nicht im Bereich nachgewiesener Wirkung. Bezogen auf Wesentlichkeit &amp; Priorisierung heisst das: Die Analyse muss das konkrete Thema ernst nehmen und zugleich den allgemeinen WÖk-Massstab halten. Es geht nicht darum, die Welt in gute und schlechte Akteure einzuteilen. Es geht darum, Wirkpfade, Wirkungsempfaenger, Datenqualitaet, Risiken und Rueckkopplung so zu beschreiben, dass bessere Entscheidungen moeglich werden.</w:t>
+      </w:r>
+    </w:p>
+    <w:p>
+      <w:r>
+        <w:t>Transfer in Organisationen. Fuer Wesentlichkeit &amp; Priorisierung bedeutet WÖk-Begriffe im Alltag nur tragen, wenn sie in Routinen uebersetzt werden, dass die Analyse nicht bei einer Aktivitaet, einem guten Willen oder einer Kennzahl stehen bleiben darf. Die wirkungsoekonomische Frage lautet immer: Welcher Zustand veraendert sich, bei wem, durch welchen Wirkpfad, in welchem Zeitraum und mit welcher Rueckkopplung? Gerade in Wirkungsmanagement ist diese Unterscheidung entscheidend, weil Lernende spaeter nicht nur Begriffe wiedergeben, sondern Entscheidungssituationen pruefen muessen. Der haeufige Fehler besteht darin, die Verantwortung an eine Nachhaltigkeitsabteilung auszulagern. Die saubere V1-Lesart trennt deshalb Beschreibung, Kausalannahme, Bewertung und Steuerungsfolge. Strategie, Einkauf, Kommunikation, Controlling und Fuehrung muessen denselben Wirkungsbegriff verwenden. So wird aus dem Thema kein isoliertes Kapitel, sondern ein pruefbarer Baustein der WÖk-Architektur.</w:t>
+      </w:r>
+    </w:p>
+    <w:p>
+      <w:r>
+        <w:t>Rueckfluss in den Korpus. Fuer Wesentlichkeit &amp; Priorisierung bedeutet jedes Studienskript den Gesamtbestand schaerfen kann, dass die Analyse nicht bei einer Aktivitaet, einem guten Willen oder einer Kennzahl stehen bleiben darf. Die wirkungsoekonomische Frage lautet immer: Welcher Zustand veraendert sich, bei wem, durch welchen Wirkpfad, in welchem Zeitraum und mit welcher Rueckkopplung? Gerade in Wirkungsmanagement ist diese Unterscheidung entscheidend, weil Lernende spaeter nicht nur Begriffe wiedergeben, sondern Entscheidungssituationen pruefen muessen. Der haeufige Fehler besteht darin, neue Einsichten nur lokal im Skript zu belassen. Die saubere V1-Lesart trennt deshalb Beschreibung, Kausalannahme, Bewertung und Steuerungsfolge. Glossar, Website, Journal, Dossiers und Visuals sollen aus der Skriptarbeit lernen. So wird aus dem Thema kein isoliertes Kapitel, sondern ein pruefbarer Baustein der WÖk-Architektur.</w:t>
+      </w:r>
+    </w:p>
+    <w:p>
+      <w:r>
+        <w:t>Pruefungsnahe Transferfrage. Formuliere zu WM-V4 eine Wirkungsaussage in drei Saetzen: Erstens den beobachteten oder plausiblen Zustand, zweitens die Daten- oder Quellenlage, drittens die offene Unsicherheit samt Rueckkopplung. Die Antwort muss ohne moralische Personenbewertung auskommen und darf Reichweite nicht mit Wirkung verwechseln.</w:t>
+      </w:r>
+    </w:p>
+    <w:p>
+      <w:pPr>
+        <w:pStyle w:val="Heading3"/>
+      </w:pPr>
+      <w:r>
+        <w:t>Vertiefungsrunde 3: Lesen, pruefen, rueckkoppeln</w:t>
+      </w:r>
+    </w:p>
+    <w:p>
+      <w:r>
+        <w:t>Die folgende Runde verdichtet WM-V4 nicht durch neue Schlagworte, sondern durch wiederholte Anwendung auf unterschiedliche Entscheidungsebenen. Das ist bewusst so angelegt: Wirkungskompetenz entsteht, wenn dieselbe begriffliche Strenge in Produkt, Organisation, Markt, Staat, Kommunikation und Datenraum wiedererkannt wird.</w:t>
+      </w:r>
+    </w:p>
+    <w:p>
+      <w:r>
+        <w:t>Begriffliche Schaerfung. Fuer Wesentlichkeit &amp; Priorisierung bedeutet praezise Sprache die erste Sicherung gegen Impact-Washing ist, dass die Analyse nicht bei einer Aktivitaet, einem guten Willen oder einer Kennzahl stehen bleiben darf. Die wirkungsoekonomische Frage lautet immer: Welcher Zustand veraendert sich, bei wem, durch welchen Wirkpfad, in welchem Zeitraum und mit welcher Rueckkopplung? Gerade in Wirkungsmanagement ist diese Unterscheidung entscheidend, weil Lernende spaeter nicht nur Begriffe wiedergeben, sondern Entscheidungssituationen pruefen muessen. Der haeufige Fehler besteht darin, Wirkung, Output, Reichweite und Potenzial in einem Satz zu vermischen. Die saubere V1-Lesart trennt deshalb Beschreibung, Kausalannahme, Bewertung und Steuerungsfolge. In der Praxis sollte jede Wirkungsaussage als kurze Viererprobe formuliert werden: Zustand, Betroffene, Quelle, offene Unsicherheit. So wird aus dem Thema kein isoliertes Kapitel, sondern ein pruefbarer Baustein der WÖk-Architektur.</w:t>
+      </w:r>
+    </w:p>
+    <w:p>
+      <w:r>
+        <w:t>Fallfenster zur Anwendung. Eine Organisation plant eine Massnahme und formuliert dazu eine positive Absicht. In der WÖk reicht das nicht. Fuer diese Vorlesung muss sichtbar werden, welche Zustandsveraenderung erwartet wird, welche Empfaenger direkt oder indirekt betroffen sind, welche Nebenwirkungen entstehen koennen und welche Entscheidung spaeter korrigiert wird. Bezogen auf Wesentlichkeit &amp; Priorisierung heisst das: Die Analyse muss das konkrete Thema ernst nehmen und zugleich den allgemeinen WÖk-Massstab halten. Es geht nicht darum, die Welt in gute und schlechte Akteure einzuteilen. Es geht darum, Wirkpfade, Wirkungsempfaenger, Datenqualitaet, Risiken und Rueckkopplung so zu beschreiben, dass bessere Entscheidungen moeglich werden.</w:t>
+      </w:r>
+    </w:p>
+    <w:p>
+      <w:r>
+        <w:t>Wirkpfad-Logik. Fuer Wesentlichkeit &amp; Priorisierung bedeutet ein Thema erst dann steuerbar wird, wenn der Mechanismus zwischen Ausloeser und Zustandsveraenderung beschrieben ist, dass die Analyse nicht bei einer Aktivitaet, einem guten Willen oder einer Kennzahl stehen bleiben darf. Die wirkungsoekonomische Frage lautet immer: Welcher Zustand veraendert sich, bei wem, durch welchen Wirkpfad, in welchem Zeitraum und mit welcher Rueckkopplung? Gerade in Wirkungsmanagement ist diese Unterscheidung entscheidend, weil Lernende spaeter nicht nur Begriffe wiedergeben, sondern Entscheidungssituationen pruefen muessen. Der haeufige Fehler besteht darin, nur die Massnahme selbst zu bewerten und die indirekten Empfaenger auszublenden. Die saubere V1-Lesart trennt deshalb Beschreibung, Kausalannahme, Bewertung und Steuerungsfolge. Eine gute Fallanalyse zeichnet mindestens einen direkten und einen indirekten Wirkpfad nach. So wird aus dem Thema kein isoliertes Kapitel, sondern ein pruefbarer Baustein der WÖk-Architektur.</w:t>
+      </w:r>
+    </w:p>
+    <w:p>
+      <w:r>
+        <w:t>Daten- und Quellenklarheit. Fuer Wesentlichkeit &amp; Priorisierung bedeutet jede Bewertung nur so belastbar ist wie Datenlage, Quellenstatus und Aktualitaet, dass die Analyse nicht bei einer Aktivitaet, einem guten Willen oder einer Kennzahl stehen bleiben darf. Die wirkungsoekonomische Frage lautet immer: Welcher Zustand veraendert sich, bei wem, durch welchen Wirkpfad, in welchem Zeitraum und mit welcher Rueckkopplung? Gerade in Wirkungsmanagement ist diese Unterscheidung entscheidend, weil Lernende spaeter nicht nur Begriffe wiedergeben, sondern Entscheidungssituationen pruefen muessen. Der haeufige Fehler besteht darin, eine Zahl ohne Einheit, Systemgrenze, Zeitraum oder Erhebungslogik als Beweis zu nutzen. Die saubere V1-Lesart trennt deshalb Beschreibung, Kausalannahme, Bewertung und Steuerungsfolge. Die Lernenden sollen Daten nicht dekorativ zitieren, sondern ihre Aussagekraft, Luecken und Grenzen offenlegen. So wird aus dem Thema kein isoliertes Kapitel, sondern ein pruefbarer Baustein der WÖk-Architektur.</w:t>
+      </w:r>
+    </w:p>
+    <w:p>
+      <w:r>
+        <w:t>Ambivalenz. Fuer Wesentlichkeit &amp; Priorisierung bedeutet positive und negative Zustandsveraenderungen gleichzeitig auftreten koennen, dass die Analyse nicht bei einer Aktivitaet, einem guten Willen oder einer Kennzahl stehen bleiben darf. Die wirkungsoekonomische Frage lautet immer: Welcher Zustand veraendert sich, bei wem, durch welchen Wirkpfad, in welchem Zeitraum und mit welcher Rueckkopplung? Gerade in Wirkungsmanagement ist diese Unterscheidung entscheidend, weil Lernende spaeter nicht nur Begriffe wiedergeben, sondern Entscheidungssituationen pruefen muessen. Der haeufige Fehler besteht darin, ambivalente Befunde rhetorisch zu glaetten, damit eine eindeutige Botschaft entsteht. Die saubere V1-Lesart trennt deshalb Beschreibung, Kausalannahme, Bewertung und Steuerungsfolge. Ein gutes Skript fuehrt deshalb Profile, Zielkonflikte und offene Punkte nebeneinander. So wird aus dem Thema kein isoliertes Kapitel, sondern ein pruefbarer Baustein der WÖk-Architektur.</w:t>
+      </w:r>
+    </w:p>
+    <w:p>
+      <w:r>
+        <w:t>Fallfenster zur Anwendung. Eine Fuehrungsentscheidung erzeugt zugleich Nutzen und Risiken. Die WÖk behandelt Ambivalenz nicht als Stoerung, sondern als Kern der Analyse. Positive Netto-Wirkung darf erst behauptet werden, wenn zentrale negative Wirkungen getrennt geprueft und rote Linien gewahrt sind. Bezogen auf Wesentlichkeit &amp; Priorisierung heisst das: Die Analyse muss das konkrete Thema ernst nehmen und zugleich den allgemeinen WÖk-Massstab halten. Es geht nicht darum, die Welt in gute und schlechte Akteure einzuteilen. Es geht darum, Wirkpfade, Wirkungsempfaenger, Datenqualitaet, Risiken und Rueckkopplung so zu beschreiben, dass bessere Entscheidungen moeglich werden.</w:t>
+      </w:r>
+    </w:p>
+    <w:p>
+      <w:r>
+        <w:t>Nichtkompensation. Fuer Wesentlichkeit &amp; Priorisierung bedeutet schwere zentrale Schaeden nicht durch beliebige positive Einzelwerte neutralisiert werden duerfen, dass die Analyse nicht bei einer Aktivitaet, einem guten Willen oder einer Kennzahl stehen bleiben darf. Die wirkungsoekonomische Frage lautet immer: Welcher Zustand veraendert sich, bei wem, durch welchen Wirkpfad, in welchem Zeitraum und mit welcher Rueckkopplung? Gerade in Wirkungsmanagement ist diese Unterscheidung entscheidend, weil Lernende spaeter nicht nur Begriffe wiedergeben, sondern Entscheidungssituationen pruefen muessen. Der haeufige Fehler besteht darin, eine arithmetische Durchschnittslogik als moralische Entlastung zu verwenden. Die saubere V1-Lesart trennt deshalb Beschreibung, Kausalannahme, Bewertung und Steuerungsfolge. Reverse Merit Order und rote Linien sind Schutzregeln gegen Schoenrechnung. So wird aus dem Thema kein isoliertes Kapitel, sondern ein pruefbarer Baustein der WÖk-Architektur.</w:t>
+      </w:r>
+    </w:p>
+    <w:p>
+      <w:r>
+        <w:t>Pruefungsnahe Transferfrage. Formuliere zu WM-V4 eine Wirkungsaussage in drei Saetzen: Erstens den beobachteten oder plausiblen Zustand, zweitens die Daten- oder Quellenlage, drittens die offene Unsicherheit samt Rueckkopplung. Die Antwort muss ohne moralische Personenbewertung auskommen und darf Reichweite nicht mit Wirkung verwechseln.</w:t>
+      </w:r>
+    </w:p>
+    <w:p>
+      <w:r>
+        <w:t>Rueckkopplung. Fuer Wesentlichkeit &amp; Priorisierung bedeutet Wirkungswissen erst dann wertvoll wird, wenn es Entscheidungen veraendert, dass die Analyse nicht bei einer Aktivitaet, einem guten Willen oder einer Kennzahl stehen bleiben darf. Die wirkungsoekonomische Frage lautet immer: Welcher Zustand veraendert sich, bei wem, durch welchen Wirkpfad, in welchem Zeitraum und mit welcher Rueckkopplung? Gerade in Wirkungsmanagement ist diese Unterscheidung entscheidend, weil Lernende spaeter nicht nur Begriffe wiedergeben, sondern Entscheidungssituationen pruefen muessen. Der haeufige Fehler besteht darin, einen Bericht als Endpunkt zu betrachten. Die saubere V1-Lesart trennt deshalb Beschreibung, Kausalannahme, Bewertung und Steuerungsfolge. Jeder Analyseblock sollte fragen, welche Routine, welcher Prozess oder welche Ressource nach der Bewertung angepasst wird. So wird aus dem Thema kein isoliertes Kapitel, sondern ein pruefbarer Baustein der WÖk-Architektur.</w:t>
+      </w:r>
+    </w:p>
+    <w:p>
+      <w:r>
+        <w:t>Governance. Fuer Wesentlichkeit &amp; Priorisierung bedeutet Wirkungsbewertung Verfahren, Rechte, Transparenz und Korrektur braucht, dass die Analyse nicht bei einer Aktivitaet, einem guten Willen oder einer Kennzahl stehen bleiben darf. Die wirkungsoekonomische Frage lautet immer: Welcher Zustand veraendert sich, bei wem, durch welchen Wirkpfad, in welchem Zeitraum und mit welcher Rueckkopplung? Gerade in Wirkungsmanagement ist diese Unterscheidung entscheidend, weil Lernende spaeter nicht nur Begriffe wiedergeben, sondern Entscheidungssituationen pruefen muessen. Der haeufige Fehler besteht darin, Bewertung als technokratische Top-down-Setzung zu verstehen. Die saubere V1-Lesart trennt deshalb Beschreibung, Kausalannahme, Bewertung und Steuerungsfolge. Betroffene, Datenhalter, Entscheider und Kontrollinstanzen muessen unterscheidbare Rollen behalten. So wird aus dem Thema kein isoliertes Kapitel, sondern ein pruefbarer Baustein der WÖk-Architektur.</w:t>
+      </w:r>
+    </w:p>
+    <w:p>
+      <w:r>
+        <w:t>Fallfenster zur Anwendung. Ein Controlling-Team moechte einen Score bilden. Das Skript verlangt, dass Datenqualitaet, Systemgrenzen, Gewichtung, Unsicherheit und Nichtkompensation sichtbar bleiben. Ein Score darf die Diskussion nicht beenden, sondern muss bessere Fragen, Priorisierung und Rueckkopplung ermoeglichen. Bezogen auf Wesentlichkeit &amp; Priorisierung heisst das: Die Analyse muss das konkrete Thema ernst nehmen und zugleich den allgemeinen WÖk-Massstab halten. Es geht nicht darum, die Welt in gute und schlechte Akteure einzuteilen. Es geht darum, Wirkpfade, Wirkungsempfaenger, Datenqualitaet, Risiken und Rueckkopplung so zu beschreiben, dass bessere Entscheidungen moeglich werden.</w:t>
+      </w:r>
+    </w:p>
+    <w:p>
+      <w:r>
+        <w:t>Didaktische Pruefbarkeit. Fuer Wesentlichkeit &amp; Priorisierung bedeutet das Thema in der Akademie nicht nur erklaert, sondern in Falllogik ueberfuehrt werden muss, dass die Analyse nicht bei einer Aktivitaet, einem guten Willen oder einer Kennzahl stehen bleiben darf. Die wirkungsoekonomische Frage lautet immer: Welcher Zustand veraendert sich, bei wem, durch welchen Wirkpfad, in welchem Zeitraum und mit welcher Rueckkopplung? Gerade in Wirkungsmanagement ist diese Unterscheidung entscheidend, weil Lernende spaeter nicht nur Begriffe wiedergeben, sondern Entscheidungssituationen pruefen muessen. Der haeufige Fehler besteht darin, reines Auswendiglernen als Kompetenznachweis zu behandeln. Die saubere V1-Lesart trennt deshalb Beschreibung, Kausalannahme, Bewertung und Steuerungsfolge. Pruefungsfragen sollen Begriffe, Anwendung und rote Linien verbinden. So wird aus dem Thema kein isoliertes Kapitel, sondern ein pruefbarer Baustein der WÖk-Architektur.</w:t>
+      </w:r>
+    </w:p>
+    <w:p>
+      <w:r>
+        <w:t>Transfer in Organisationen. Fuer Wesentlichkeit &amp; Priorisierung bedeutet WÖk-Begriffe im Alltag nur tragen, wenn sie in Routinen uebersetzt werden, dass die Analyse nicht bei einer Aktivitaet, einem guten Willen oder einer Kennzahl stehen bleiben darf. Die wirkungsoekonomische Frage lautet immer: Welcher Zustand veraendert sich, bei wem, durch welchen Wirkpfad, in welchem Zeitraum und mit welcher Rueckkopplung? Gerade in Wirkungsmanagement ist diese Unterscheidung entscheidend, weil Lernende spaeter nicht nur Begriffe wiedergeben, sondern Entscheidungssituationen pruefen muessen. Der haeufige Fehler besteht darin, die Verantwortung an eine Nachhaltigkeitsabteilung auszulagern. Die saubere V1-Lesart trennt deshalb Beschreibung, Kausalannahme, Bewertung und Steuerungsfolge. Strategie, Einkauf, Kommunikation, Controlling und Fuehrung muessen denselben Wirkungsbegriff verwenden. So wird aus dem Thema kein isoliertes Kapitel, sondern ein pruefbarer Baustein der WÖk-Architektur.</w:t>
+      </w:r>
+    </w:p>
+    <w:p>
+      <w:r>
+        <w:t>Rueckfluss in den Korpus. Fuer Wesentlichkeit &amp; Priorisierung bedeutet jedes Studienskript den Gesamtbestand schaerfen kann, dass die Analyse nicht bei einer Aktivitaet, einem guten Willen oder einer Kennzahl stehen bleiben darf. Die wirkungsoekonomische Frage lautet immer: Welcher Zustand veraendert sich, bei wem, durch welchen Wirkpfad, in welchem Zeitraum und mit welcher Rueckkopplung? Gerade in Wirkungsmanagement ist diese Unterscheidung entscheidend, weil Lernende spaeter nicht nur Begriffe wiedergeben, sondern Entscheidungssituationen pruefen muessen. Der haeufige Fehler besteht darin, neue Einsichten nur lokal im Skript zu belassen. Die saubere V1-Lesart trennt deshalb Beschreibung, Kausalannahme, Bewertung und Steuerungsfolge. Glossar, Website, Journal, Dossiers und Visuals sollen aus der Skriptarbeit lernen. So wird aus dem Thema kein isoliertes Kapitel, sondern ein pruefbarer Baustein der WÖk-Architektur.</w:t>
+      </w:r>
+    </w:p>
+    <w:p>
+      <w:r>
+        <w:t>Fallfenster zur Anwendung. Ein Kommunikationsbericht nennt viele Aktivitaeten, Reichweiten und Rueckmeldungen. Die V1-Pruefung fragt, ob daraus eine belastbare Wirkungsaussage folgt. Wenn nur Kontakte, Klicks oder Zustimmung vorliegen, bleibt die Aussage im Bereich Wirkungspotenzial oder Resonanz, nicht im Bereich nachgewiesener Wirkung. Bezogen auf Wesentlichkeit &amp; Priorisierung heisst das: Die Analyse muss das konkrete Thema ernst nehmen und zugleich den allgemeinen WÖk-Massstab halten. Es geht nicht darum, die Welt in gute und schlechte Akteure einzuteilen. Es geht darum, Wirkpfade, Wirkungsempfaenger, Datenqualitaet, Risiken und Rueckkopplung so zu beschreiben, dass bessere Entscheidungen moeglich werden.</w:t>
+      </w:r>
+    </w:p>
+    <w:p>
+      <w:r>
+        <w:t>Pruefungsnahe Transferfrage. Formuliere zu WM-V4 eine Wirkungsaussage in drei Saetzen: Erstens den beobachteten oder plausiblen Zustand, zweitens die Daten- oder Quellenlage, drittens die offene Unsicherheit samt Rueckkopplung. Die Antwort muss ohne moralische Personenbewertung auskommen und darf Reichweite nicht mit Wirkung verwechseln.</w:t>
+      </w:r>
+    </w:p>
+    <w:p>
+      <w:pPr>
+        <w:pStyle w:val="Heading3"/>
+      </w:pPr>
+      <w:r>
+        <w:t>Vertiefungsrunde 4: Lesen, pruefen, rueckkoppeln</w:t>
+      </w:r>
+    </w:p>
+    <w:p>
+      <w:r>
+        <w:t>Die folgende Runde verdichtet WM-V4 nicht durch neue Schlagworte, sondern durch wiederholte Anwendung auf unterschiedliche Entscheidungsebenen. Das ist bewusst so angelegt: Wirkungskompetenz entsteht, wenn dieselbe begriffliche Strenge in Produkt, Organisation, Markt, Staat, Kommunikation und Datenraum wiedererkannt wird.</w:t>
+      </w:r>
+    </w:p>
+    <w:p>
+      <w:r>
+        <w:t>Begriffliche Schaerfung. Fuer Wesentlichkeit &amp; Priorisierung bedeutet praezise Sprache die erste Sicherung gegen Impact-Washing ist, dass die Analyse nicht bei einer Aktivitaet, einem guten Willen oder einer Kennzahl stehen bleiben darf. Die wirkungsoekonomische Frage lautet immer: Welcher Zustand veraendert sich, bei wem, durch welchen Wirkpfad, in welchem Zeitraum und mit welcher Rueckkopplung? Gerade in Wirkungsmanagement ist diese Unterscheidung entscheidend, weil Lernende spaeter nicht nur Begriffe wiedergeben, sondern Entscheidungssituationen pruefen muessen. Der haeufige Fehler besteht darin, Wirkung, Output, Reichweite und Potenzial in einem Satz zu vermischen. Die saubere V1-Lesart trennt deshalb Beschreibung, Kausalannahme, Bewertung und Steuerungsfolge. In der Praxis sollte jede Wirkungsaussage als kurze Viererprobe formuliert werden: Zustand, Betroffene, Quelle, offene Unsicherheit. So wird aus dem Thema kein isoliertes Kapitel, sondern ein pruefbarer Baustein der WÖk-Architektur.</w:t>
+      </w:r>
+    </w:p>
+    <w:p>
+      <w:r>
+        <w:t>Wirkpfad-Logik. Fuer Wesentlichkeit &amp; Priorisierung bedeutet ein Thema erst dann steuerbar wird, wenn der Mechanismus zwischen Ausloeser und Zustandsveraenderung beschrieben ist, dass die Analyse nicht bei einer Aktivitaet, einem guten Willen oder einer Kennzahl stehen bleiben darf. Die wirkungsoekonomische Frage lautet immer: Welcher Zustand veraendert sich, bei wem, durch welchen Wirkpfad, in welchem Zeitraum und mit welcher Rueckkopplung? Gerade in Wirkungsmanagement ist diese Unterscheidung entscheidend, weil Lernende spaeter nicht nur Begriffe wiedergeben, sondern Entscheidungssituationen pruefen muessen. Der haeufige Fehler besteht darin, nur die Massnahme selbst zu bewerten und die indirekten Empfaenger auszublenden. Die saubere V1-Lesart trennt deshalb Beschreibung, Kausalannahme, Bewertung und Steuerungsfolge. Eine gute Fallanalyse zeichnet mindestens einen direkten und einen indirekten Wirkpfad nach. So wird aus dem Thema kein isoliertes Kapitel, sondern ein pruefbarer Baustein der WÖk-Architektur.</w:t>
+      </w:r>
+    </w:p>
+    <w:p>
+      <w:r>
+        <w:t>Daten- und Quellenklarheit. Fuer Wesentlichkeit &amp; Priorisierung bedeutet jede Bewertung nur so belastbar ist wie Datenlage, Quellenstatus und Aktualitaet, dass die Analyse nicht bei einer Aktivitaet, einem guten Willen oder einer Kennzahl stehen bleiben darf. Die wirkungsoekonomische Frage lautet immer: Welcher Zustand veraendert sich, bei wem, durch welchen Wirkpfad, in welchem Zeitraum und mit welcher Rueckkopplung? Gerade in Wirkungsmanagement ist diese Unterscheidung entscheidend, weil Lernende spaeter nicht nur Begriffe wiedergeben, sondern Entscheidungssituationen pruefen muessen. Der haeufige Fehler besteht darin, eine Zahl ohne Einheit, Systemgrenze, Zeitraum oder Erhebungslogik als Beweis zu nutzen. Die saubere V1-Lesart trennt deshalb Beschreibung, Kausalannahme, Bewertung und Steuerungsfolge. Die Lernenden sollen Daten nicht dekorativ zitieren, sondern ihre Aussagekraft, Luecken und Grenzen offenlegen. So wird aus dem Thema kein isoliertes Kapitel, sondern ein pruefbarer Baustein der WÖk-Architektur.</w:t>
+      </w:r>
+    </w:p>
+    <w:p>
+      <w:r>
+        <w:t>Fallfenster zur Anwendung. Eine Organisation plant eine Massnahme und formuliert dazu eine positive Absicht. In der WÖk reicht das nicht. Fuer diese Vorlesung muss sichtbar werden, welche Zustandsveraenderung erwartet wird, welche Empfaenger direkt oder indirekt betroffen sind, welche Nebenwirkungen entstehen koennen und welche Entscheidung spaeter korrigiert wird. Bezogen auf Wesentlichkeit &amp; Priorisierung heisst das: Die Analyse muss das konkrete Thema ernst nehmen und zugleich den allgemeinen WÖk-Massstab halten. Es geht nicht darum, die Welt in gute und schlechte Akteure einzuteilen. Es geht darum, Wirkpfade, Wirkungsempfaenger, Datenqualitaet, Risiken und Rueckkopplung so zu beschreiben, dass bessere Entscheidungen moeglich werden.</w:t>
+      </w:r>
+    </w:p>
+    <w:p>
+      <w:r>
+        <w:t>Ambivalenz. Fuer Wesentlichkeit &amp; Priorisierung bedeutet positive und negative Zustandsveraenderungen gleichzeitig auftreten koennen, dass die Analyse nicht bei einer Aktivitaet, einem guten Willen oder einer Kennzahl stehen bleiben darf. Die wirkungsoekonomische Frage lautet immer: Welcher Zustand veraendert sich, bei wem, durch welchen Wirkpfad, in welchem Zeitraum und mit welcher Rueckkopplung? Gerade in Wirkungsmanagement ist diese Unterscheidung entscheidend, weil Lernende spaeter nicht nur Begriffe wiedergeben, sondern Entscheidungssituationen pruefen muessen. Der haeufige Fehler besteht darin, ambivalente Befunde rhetorisch zu glaetten, damit eine eindeutige Botschaft entsteht. Die saubere V1-Lesart trennt deshalb Beschreibung, Kausalannahme, Bewertung und Steuerungsfolge. Ein gutes Skript fuehrt deshalb Profile, Zielkonflikte und offene Punkte nebeneinander. So wird aus dem Thema kein isoliertes Kapitel, sondern ein pruefbarer Baustein der WÖk-Architektur.</w:t>
+      </w:r>
+    </w:p>
+    <w:p>
+      <w:r>
+        <w:t>Nichtkompensation. Fuer Wesentlichkeit &amp; Priorisierung bedeutet schwere zentrale Schaeden nicht durch beliebige positive Einzelwerte neutralisiert werden duerfen, dass die Analyse nicht bei einer Aktivitaet, einem guten Willen oder einer Kennzahl stehen bleiben darf. Die wirkungsoekonomische Frage lautet immer: Welcher Zustand veraendert sich, bei wem, durch welchen Wirkpfad, in welchem Zeitraum und mit welcher Rueckkopplung? Gerade in Wirkungsmanagement ist diese Unterscheidung entscheidend, weil Lernende spaeter nicht nur Begriffe wiedergeben, sondern Entscheidungssituationen pruefen muessen. Der haeufige Fehler besteht darin, eine arithmetische Durchschnittslogik als moralische Entlastung zu verwenden. Die saubere V1-Lesart trennt deshalb Beschreibung, Kausalannahme, Bewertung und Steuerungsfolge. Reverse Merit Order und rote Linien sind Schutzregeln gegen Schoenrechnung. So wird aus dem Thema kein isoliertes Kapitel, sondern ein pruefbarer Baustein der WÖk-Architektur.</w:t>
+      </w:r>
+    </w:p>
+    <w:p>
+      <w:r>
+        <w:t>Pruefungsnahe Transferfrage. Formuliere zu WM-V4 eine Wirkungsaussage in drei Saetzen: Erstens den beobachteten oder plausiblen Zustand, zweitens die Daten- oder Quellenlage, drittens die offene Unsicherheit samt Rueckkopplung. Die Antwort muss ohne moralische Personenbewertung auskommen und darf Reichweite nicht mit Wirkung verwechseln.</w:t>
+      </w:r>
+    </w:p>
+    <w:p>
+      <w:r>
+        <w:t>Rueckkopplung. Fuer Wesentlichkeit &amp; Priorisierung bedeutet Wirkungswissen erst dann wertvoll wird, wenn es Entscheidungen veraendert, dass die Analyse nicht bei einer Aktivitaet, einem guten Willen oder einer Kennzahl stehen bleiben darf. Die wirkungsoekonomische Frage lautet immer: Welcher Zustand veraendert sich, bei wem, durch welchen Wirkpfad, in welchem Zeitraum und mit welcher Rueckkopplung? Gerade in Wirkungsmanagement ist diese Unterscheidung entscheidend, weil Lernende spaeter nicht nur Begriffe wiedergeben, sondern Entscheidungssituationen pruefen muessen. Der haeufige Fehler besteht darin, einen Bericht als Endpunkt zu betrachten. Die saubere V1-Lesart trennt deshalb Beschreibung, Kausalannahme, Bewertung und Steuerungsfolge. Jeder Analyseblock sollte fragen, welche Routine, welcher Prozess oder welche Ressource nach der Bewertung angepasst wird. So wird aus dem Thema kein isoliertes Kapitel, sondern ein pruefbarer Baustein der WÖk-Architektur.</w:t>
+      </w:r>
+    </w:p>
+    <w:p>
+      <w:r>
+        <w:t>Fallfenster zur Anwendung. Eine Fuehrungsentscheidung erzeugt zugleich Nutzen und Risiken. Die WÖk behandelt Ambivalenz nicht als Stoerung, sondern als Kern der Analyse. Positive Netto-Wirkung darf erst behauptet werden, wenn zentrale negative Wirkungen getrennt geprueft und rote Linien gewahrt sind. Bezogen auf Wesentlichkeit &amp; Priorisierung heisst das: Die Analyse muss das konkrete Thema ernst nehmen und zugleich den allgemeinen WÖk-Massstab halten. Es geht nicht darum, die Welt in gute und schlechte Akteure einzuteilen. Es geht darum, Wirkpfade, Wirkungsempfaenger, Datenqualitaet, Risiken und Rueckkopplung so zu beschreiben, dass bessere Entscheidungen moeglich werden.</w:t>
+      </w:r>
+    </w:p>
+    <w:p>
+      <w:r>
+        <w:t>Governance. Fuer Wesentlichkeit &amp; Priorisierung bedeutet Wirkungsbewertung Verfahren, Rechte, Transparenz und Korrektur braucht, dass die Analyse nicht bei einer Aktivitaet, einem guten Willen oder einer Kennzahl stehen bleiben darf. Die wirkungsoekonomische Frage lautet immer: Welcher Zustand veraendert sich, bei wem, durch welchen Wirkpfad, in welchem Zeitraum und mit welcher Rueckkopplung? Gerade in Wirkungsmanagement ist diese Unterscheidung entscheidend, weil Lernende spaeter nicht nur Begriffe wiedergeben, sondern Entscheidungssituationen pruefen muessen. Der haeufige Fehler besteht darin, Bewertung als technokratische Top-down-Setzung zu verstehen. Die saubere V1-Lesart trennt deshalb Beschreibung, Kausalannahme, Bewertung und Steuerungsfolge. Betroffene, Datenhalter, Entscheider und Kontrollinstanzen muessen unterscheidbare Rollen behalten. So wird aus dem Thema kein isoliertes Kapitel, sondern ein pruefbarer Baustein der WÖk-Architektur.</w:t>
+      </w:r>
+    </w:p>
+    <w:p>
+      <w:r>
+        <w:t>Didaktische Pruefbarkeit. Fuer Wesentlichkeit &amp; Priorisierung bedeutet das Thema in der Akademie nicht nur erklaert, sondern in Falllogik ueberfuehrt werden muss, dass die Analyse nicht bei einer Aktivitaet, einem guten Willen oder einer Kennzahl stehen bleiben darf. Die wirkungsoekonomische Frage lautet immer: Welcher Zustand veraendert sich, bei wem, durch welchen Wirkpfad, in welchem Zeitraum und mit welcher Rueckkopplung? Gerade in Wirkungsmanagement ist diese Unterscheidung entscheidend, weil Lernende spaeter nicht nur Begriffe wiedergeben, sondern Entscheidungssituationen pruefen muessen. Der haeufige Fehler besteht darin, reines Auswendiglernen als Kompetenznachweis zu behandeln. Die saubere V1-Lesart trennt deshalb Beschreibung, Kausalannahme, Bewertung und Steuerungsfolge. Pruefungsfragen sollen Begriffe, Anwendung und rote Linien verbinden. So wird aus dem Thema kein isoliertes Kapitel, sondern ein pruefbarer Baustein der WÖk-Architektur.</w:t>
+      </w:r>
+    </w:p>
+    <w:p>
+      <w:r>
+        <w:t>Transfer in Organisationen. Fuer Wesentlichkeit &amp; Priorisierung bedeutet WÖk-Begriffe im Alltag nur tragen, wenn sie in Routinen uebersetzt werden, dass die Analyse nicht bei einer Aktivitaet, einem guten Willen oder einer Kennzahl stehen bleiben darf. Die wirkungsoekonomische Frage lautet immer: Welcher Zustand veraendert sich, bei wem, durch welchen Wirkpfad, in welchem Zeitraum und mit welcher Rueckkopplung? Gerade in Wirkungsmanagement ist diese Unterscheidung entscheidend, weil Lernende spaeter nicht nur Begriffe wiedergeben, sondern Entscheidungssituationen pruefen muessen. Der haeufige Fehler besteht darin, die Verantwortung an eine Nachhaltigkeitsabteilung auszulagern. Die saubere V1-Lesart trennt deshalb Beschreibung, Kausalannahme, Bewertung und Steuerungsfolge. Strategie, Einkauf, Kommunikation, Controlling und Fuehrung muessen denselben Wirkungsbegriff verwenden. So wird aus dem Thema kein isoliertes Kapitel, sondern ein pruefbarer Baustein der WÖk-Architektur.</w:t>
+      </w:r>
+    </w:p>
+    <w:p>
+      <w:r>
+        <w:t>Fallfenster zur Anwendung. Ein Controlling-Team moechte einen Score bilden. Das Skript verlangt, dass Datenqualitaet, Systemgrenzen, Gewichtung, Unsicherheit und Nichtkompensation sichtbar bleiben. Ein Score darf die Diskussion nicht beenden, sondern muss bessere Fragen, Priorisierung und Rueckkopplung ermoeglichen. Bezogen auf Wesentlichkeit &amp; Priorisierung heisst das: Die Analyse muss das konkrete Thema ernst nehmen und zugleich den allgemeinen WÖk-Massstab halten. Es geht nicht darum, die Welt in gute und schlechte Akteure einzuteilen. Es geht darum, Wirkpfade, Wirkungsempfaenger, Datenqualitaet, Risiken und Rueckkopplung so zu beschreiben, dass bessere Entscheidungen moeglich werden.</w:t>
+      </w:r>
+    </w:p>
+    <w:p>
+      <w:r>
+        <w:t>Rueckfluss in den Korpus. Fuer Wesentlichkeit &amp; Priorisierung bedeutet jedes Studienskript den Gesamtbestand schaerfen kann, dass die Analyse nicht bei einer Aktivitaet, einem guten Willen oder einer Kennzahl stehen bleiben darf. Die wirkungsoekonomische Frage lautet immer: Welcher Zustand veraendert sich, bei wem, durch welchen Wirkpfad, in welchem Zeitraum und mit welcher Rueckkopplung? Gerade in Wirkungsmanagement ist diese Unterscheidung entscheidend, weil Lernende spaeter nicht nur Begriffe wiedergeben, sondern Entscheidungssituationen pruefen muessen. Der haeufige Fehler besteht darin, neue Einsichten nur lokal im Skript zu belassen. Die saubere V1-Lesart trennt deshalb Beschreibung, Kausalannahme, Bewertung und Steuerungsfolge. Glossar, Website, Journal, Dossiers und Visuals sollen aus der Skriptarbeit lernen. So wird aus dem Thema kein isoliertes Kapitel, sondern ein pruefbarer Baustein der WÖk-Architektur.</w:t>
+      </w:r>
+    </w:p>
+    <w:p>
+      <w:r>
+        <w:t>Pruefungsnahe Transferfrage. Formuliere zu WM-V4 eine Wirkungsaussage in drei Saetzen: Erstens den beobachteten oder plausiblen Zustand, zweitens die Daten- oder Quellenlage, drittens die offene Unsicherheit samt Rueckkopplung. Die Antwort muss ohne moralische Personenbewertung auskommen und darf Reichweite nicht mit Wirkung verwechseln.</w:t>
+      </w:r>
+    </w:p>
+    <w:p>
+      <w:pPr>
+        <w:pStyle w:val="Heading3"/>
+      </w:pPr>
+      <w:r>
+        <w:t>Vertiefungsrunde 5: Lesen, pruefen, rueckkoppeln</w:t>
+      </w:r>
+    </w:p>
+    <w:p>
+      <w:r>
+        <w:t>Die folgende Runde verdichtet WM-V4 nicht durch neue Schlagworte, sondern durch wiederholte Anwendung auf unterschiedliche Entscheidungsebenen. Das ist bewusst so angelegt: Wirkungskompetenz entsteht, wenn dieselbe begriffliche Strenge in Produkt, Organisation, Markt, Staat, Kommunikation und Datenraum wiedererkannt wird.</w:t>
+      </w:r>
+    </w:p>
+    <w:p>
+      <w:r>
+        <w:t>Begriffliche Schaerfung. Fuer Wesentlichkeit &amp; Priorisierung bedeutet praezise Sprache die erste Sicherung gegen Impact-Washing ist, dass die Analyse nicht bei einer Aktivitaet, einem guten Willen oder einer Kennzahl stehen bleiben darf. Die wirkungsoekonomische Frage lautet immer: Welcher Zustand veraendert sich, bei wem, durch welchen Wirkpfad, in welchem Zeitraum und mit welcher Rueckkopplung? Gerade in Wirkungsmanagement ist diese Unterscheidung entscheidend, weil Lernende spaeter nicht nur Begriffe wiedergeben, sondern Entscheidungssituationen pruefen muessen. Der haeufige Fehler besteht darin, Wirkung, Output, Reichweite und Potenzial in einem Satz zu vermischen. Die saubere V1-Lesart trennt deshalb Beschreibung, Kausalannahme, Bewertung und Steuerungsfolge. In der Praxis sollte jede Wirkungsaussage als kurze Viererprobe formuliert werden: Zustand, Betroffene, Quelle, offene Unsicherheit. So wird aus dem Thema kein isoliertes Kapitel, sondern ein pruefbarer Baustein der WÖk-Architektur.</w:t>
+      </w:r>
+    </w:p>
+    <w:p>
+      <w:r>
+        <w:t>Wirkpfad-Logik. Fuer Wesentlichkeit &amp; Priorisierung bedeutet ein Thema erst dann steuerbar wird, wenn der Mechanismus zwischen Ausloeser und Zustandsveraenderung beschrieben ist, dass die Analyse nicht bei einer Aktivitaet, einem guten Willen oder einer Kennzahl stehen bleiben darf. Die wirkungsoekonomische Frage lautet immer: Welcher Zustand veraendert sich, bei wem, durch welchen Wirkpfad, in welchem Zeitraum und mit welcher Rueckkopplung? Gerade in Wirkungsmanagement ist diese Unterscheidung entscheidend, weil Lernende spaeter nicht nur Begriffe wiedergeben, sondern Entscheidungssituationen pruefen muessen. Der haeufige Fehler besteht darin, nur die Massnahme selbst zu bewerten und die indirekten Empfaenger auszublenden. Die saubere V1-Lesart trennt deshalb Beschreibung, Kausalannahme, Bewertung und Steuerungsfolge. Eine gute Fallanalyse zeichnet mindestens einen direkten und einen indirekten Wirkpfad nach. So wird aus dem Thema kein isoliertes Kapitel, sondern ein pruefbarer Baustein der WÖk-Architektur.</w:t>
+      </w:r>
+    </w:p>
+    <w:p>
+      <w:r>
+        <w:t>Fallfenster zur Anwendung. Ein Kommunikationsbericht nennt viele Aktivitaeten, Reichweiten und Rueckmeldungen. Die V1-Pruefung fragt, ob daraus eine belastbare Wirkungsaussage folgt. Wenn nur Kontakte, Klicks oder Zustimmung vorliegen, bleibt die Aussage im Bereich Wirkungspotenzial oder Resonanz, nicht im Bereich nachgewiesener Wirkung. Bezogen auf Wesentlichkeit &amp; Priorisierung heisst das: Die Analyse muss das konkrete Thema ernst nehmen und zugleich den allgemeinen WÖk-Massstab halten. Es geht nicht darum, die Welt in gute und schlechte Akteure einzuteilen. Es geht darum, Wirkpfade, Wirkungsempfaenger, Datenqualitaet, Risiken und Rueckkopplung so zu beschreiben, dass bessere Entscheidungen moeglich werden.</w:t>
+      </w:r>
+    </w:p>
+    <w:p>
+      <w:r>
+        <w:t>Daten- und Quellenklarheit. Fuer Wesentlichkeit &amp; Priorisierung bedeutet jede Bewertung nur so belastbar ist wie Datenlage, Quellenstatus und Aktualitaet, dass die Analyse nicht bei einer Aktivitaet, einem guten Willen oder einer Kennzahl stehen bleiben darf. Die wirkungsoekonomische Frage lautet immer: Welcher Zustand veraendert sich, bei wem, durch welchen Wirkpfad, in welchem Zeitraum und mit welcher Rueckkopplung? Gerade in Wirkungsmanagement ist diese Unterscheidung entscheidend, weil Lernende spaeter nicht nur Begriffe wiedergeben, sondern Entscheidungssituationen pruefen muessen. Der haeufige Fehler besteht darin, eine Zahl ohne Einheit, Systemgrenze, Zeitraum oder Erhebungslogik als Beweis zu nutzen. Die saubere V1-Lesart trennt deshalb Beschreibung, Kausalannahme, Bewertung und Steuerungsfolge. Die Lernenden sollen Daten nicht dekorativ zitieren, sondern ihre Aussagekraft, Luecken und Grenzen offenlegen. So wird aus dem Thema kein isoliertes Kapitel, sondern ein pruefbarer Baustein der WÖk-Architektur.</w:t>
+      </w:r>
+    </w:p>
+    <w:p>
+      <w:pPr>
+        <w:pStyle w:val="Heading3"/>
+      </w:pPr>
+      <w:r>
+        <w:t>V1-Abschlussnotiz</w:t>
+      </w:r>
+    </w:p>
+    <w:p>
+      <w:r>
+        <w:t>Diese Finalisierung schliesst die Codex-Inhaltsproduktion fuer WM-V4. Offen bleibt nicht der fachliche Kern des Skripts, sondern der naechste Produktionsschritt: Claude setzt daraus die CI/CD-konforme Reader- und PDF-Fassung, prueft Satz, Umbrueche, Medienintegration und Lektorat und markiert erst danach die veroeffentlichte Fassung als freigegeben.</w:t>
+      </w:r>
+    </w:p>
+    <w:p>
+      <w:pPr>
+        <w:pStyle w:val="Heading2"/>
+      </w:pPr>
+      <w:r>
         <w:t>9. Quellen / Vertiefung</w:t>
       </w:r>
     </w:p>
@@ -892,7 +1562,7 @@
     </w:p>
     <w:p>
       <w:r>
-        <w:t>Dabei steht NW_pos für positive Netto-Wirkung als Zielgröße, Delta Z für Zustandsveränderungen, w_i für begründete Gewichtungen positiver Wirkungen und r_j für Risiken oder negative Zustandsveränderungen. Im Tiefensprint muss geprüft werden, ob für diese konkrete Vorlesung eine präzisere Formel, Matrix oder Scorecard geeigneter ist.</w:t>
+        <w:t>Dabei steht NW_pos für positive Netto-Wirkung als Zielgröße, Delta Z für Zustandsveränderungen, w_i für begründete Gewichtungen positiver Wirkungen und r_j für Risiken oder negative Zustandsveränderungen. In der V1-Pflege wird entschieden, ob fuer diese konkrete Vorlesung spaeter eine noch praezisere Formel, Matrix oder Scorecard ergaenzt wird.</w:t>
       </w:r>
     </w:p>
     <w:p>
@@ -1574,7 +2244,7 @@
     </w:p>
     <w:p>
       <w:r>
-        <w:t>Status dieser Erweiterung: ausgebaute Arbeitsfassung für Claude-CI/CD, Word-Rohfassung und Reader-Spiegel. Sie ersetzt noch nicht die spätere Satz-, Quellen- und PDF-Finalisierung, bringt die Vorlesung aber aus der Kurzfassung in eine substanzielle Studienskriptfassung.</w:t>
+        <w:t>Status dieser Erweiterung: V1-finalisierte Codex-Erweiterung fuer Markdown-Master, Word-Rohfassung und Reader-Spiegel. Satz, Medienintegration, Lektorat und PDF-Freigabe bleiben der Claude-CI/CD-Lane vorbehalten.</w:t>
       </w:r>
     </w:p>
     <w:p>
@@ -2915,7 +3585,7 @@
         <w:pStyle w:val="ListBullet"/>
       </w:pPr>
       <w:r>
-        <w:t>woek-akademie-app/docs/lehrgaenge/wirkungsmanagement-v4-wesentlichkeit-priorisierung.md — unmittelbarer Akademie-Quelltext dieser Rohfassung.</w:t>
+        <w:t>woek-akademie-app/docs/lehrgaenge/wirkungsmanagement-v4-wesentlichkeit-priorisierung.md — unmittelbarer Akademie-Quelltext dieser V1-Fassung.</w:t>
       </w:r>
     </w:p>
     <w:p>
@@ -2955,7 +3625,7 @@
         <w:pStyle w:val="Heading3"/>
       </w:pPr>
       <w:r>
-        <w:t>Externe Quellen fuer den Tiefensprint</w:t>
+        <w:t>Externe Quellen fuer die V1-Fassung</w:t>
       </w:r>
     </w:p>
     <w:p>
@@ -2988,62 +3658,6 @@
       </w:pPr>
       <w:r>
         <w:t>Fachliteratur zu Wirkungslogik, Evaluation, Systemtheorie, Resilienz, Governance, Diffusion, Vertrauen oder Controlling je nach Thema.</w:t>
-      </w:r>
-    </w:p>
-    <w:p>
-      <w:pPr>
-        <w:pStyle w:val="Heading2"/>
-      </w:pPr>
-      <w:r>
-        <w:t>10. Rückfluss in den WÖk-Korpus</w:t>
-      </w:r>
-    </w:p>
-    <w:p>
-      <w:pPr>
-        <w:pStyle w:val="ListBullet"/>
-      </w:pPr>
-      <w:r>
-        <w:t>Glossar/Begriffe: Im Tiefensprint prüfen, welche Begriffe aus Wesentlichkeit &amp; Priorisierung eigene Glossarseiten oder präzisere Verweise brauchen.</w:t>
-      </w:r>
-    </w:p>
-    <w:p>
-      <w:pPr>
-        <w:pStyle w:val="ListBullet"/>
-      </w:pPr>
-      <w:r>
-        <w:t>Website/Erklärseiten: Prüfen, ob eine kurze öffentliche Erklärseite oder ein Baustein für die Bibliothek fehlt.</w:t>
-      </w:r>
-    </w:p>
-    <w:p>
-      <w:pPr>
-        <w:pStyle w:val="ListBullet"/>
-      </w:pPr>
-      <w:r>
-        <w:t>Journal/Dossiers: Geeignete Praxisfälle aus Website und Journal als Fallpool markieren.</w:t>
-      </w:r>
-    </w:p>
-    <w:p>
-      <w:pPr>
-        <w:pStyle w:val="ListBullet"/>
-      </w:pPr>
-      <w:r>
-        <w:t>Visuals/Charts: Wirkpfad- oder Scorecard-Chart aus vorhandenen Visuals wiederverwenden oder als neues Asset spezifizieren.</w:t>
-      </w:r>
-    </w:p>
-    <w:p>
-      <w:pPr>
-        <w:pStyle w:val="ListBullet"/>
-      </w:pPr>
-      <w:r>
-        <w:t>Methodik/Standards: Datenqualität, Unsicherheit, Nichtkompensation und Reverse Merit Order nur dort einsetzen, wo sie fachlich tragen.</w:t>
-      </w:r>
-    </w:p>
-    <w:p>
-      <w:pPr>
-        <w:pStyle w:val="ListBullet"/>
-      </w:pPr>
-      <w:r>
-        <w:t>Offene Forschungs- oder Quellenfrage: Externe Quellen im Tiefensprint gezielt ergänzen und zitierfähig machen.</w:t>
       </w:r>
     </w:p>
     <w:sectPr>

--- a/docs/studienskripte/word-rohfassungen/wirkungsmanagement-v4.docx
+++ b/docs/studienskripte/word-rohfassungen/wirkungsmanagement-v4.docx
@@ -24,12 +24,12 @@
     </w:p>
     <w:p>
       <w:r>
-        <w:t>Quelle: /Users/hagen/Documents/New project/content/studienskripte/wirkungsmanagement-v4.md</w:t>
-      </w:r>
-    </w:p>
-    <w:p>
-      <w:r>
-        <w:t>Track: Wirkungsmanagement Kurscode: wirkungsmanagement Vorlesungscode: WM-V4 Modul/Abschnitt: WM Titel: Wesentlichkeit &amp; Priorisierung Status: Studienskript V1 · fachlich finale Codex-Fassung, Claude-CI/CD-Satzfreigabe offen Quelle: woek-akademie-app/docs/lehrgaenge/wirkungsmanagement-v4-wesentlichkeit-priorisierung.md Ablage: Markdown-Master in content/studienskripte/wirkungsmanagement-v4.md, Word-Rohfassung in docs/studienskripte/word-rohfassungen/wirkungsmanagement-v4.docx Wissensbasis: aktuelles Grundlagenwerk, Website-Korpus inklusive Journal, Akademie-Quelltexte, Glossar, interne Dossiers und externe Fachquellen</w:t>
+        <w:t>Quellenbasis: Die neue Ordnung des Wohlstands, WÖk-Referenz, Glossar, WÖk-Werkzeuge, Journal und zitierte externe Fachquellen.</w:t>
+      </w:r>
+    </w:p>
+    <w:p>
+      <w:r>
+        <w:t>Track: Wirkungsmanagement Kurscode: wirkungsmanagement Vorlesungscode: WM-V4 Modul/Abschnitt: WM Titel: Wesentlichkeit &amp; Priorisierung Status: Studienskript V1 · fachlich finale Codex-Fassung, Claude-CI/CD-Satzfreigabe offen Primäre WÖk-Quellen: Die neue Ordnung des Wohlstands (https://wirkungsoekonomie.de/buch.html) · WÖk-Referenz (https://wirkungsoekonomie.de/referenz/) · Glossar der Wirkungsökonomie (https://wirkungsoekonomie.de/glossar.html) · WÖk-Werkzeuge (https://wirkungsoekonomie.de/werkzeuge/) Ausgabe: Markdown-Master, Word-Rohfassung und Akademie-Reader-Spiegel Wissensbasis: aktuelles Grundlagenwerk, öffentliche WÖk-Referenz, Wirkungsfelder, Werkzeuge, Glossar, Bibliothek, Journal und externe Fachquellen</w:t>
       </w:r>
     </w:p>
     <w:p>
@@ -131,7 +131,7 @@
     </w:p>
     <w:p>
       <w:r>
-        <w:t>Track / Kurscode: wirkungsmanagement Vorlesungscode: WM-V4 Empfohlene Dauer: ~50 Min · Videolänge: ~15 Min Voraussetzung: WM-V3 Führende Quellen (Repo): source-assets/originals/WOeK_Begriffsleitfaden_fuehrend_v1.0.md (§4) · docs/whitepaper/T-SROI_v2.0_Transformationswirkung.md · Glossar begriffe/</w:t>
+        <w:t>Track / Kurscode: wirkungsmanagement Vorlesungscode: WM-V4 Empfohlene Dauer: ~50 Min · Videolänge: ~15 Min Voraussetzung: WM-V3 Führende Quellen: Die neue Ordnung des Wohlstands (https://wirkungsoekonomie.de/buch.html) · WÖk-Referenz (https://wirkungsoekonomie.de/referenz/) · Glossar der Wirkungsökonomie (https://wirkungsoekonomie.de/glossar.html) · WÖk-Werkzeuge (https://wirkungsoekonomie.de/werkzeuge/)</w:t>
       </w:r>
     </w:p>
     <w:p>
@@ -516,7 +516,7 @@
           </w:tcPr>
           <w:p>
             <w:r>
-              <w:t>begriffe/reverse-merit-order</w:t>
+              <w:t>Reverse merit order (https://wirkungsoekonomie.de/begriffe/reverse-merit-order/)</w:t>
             </w:r>
           </w:p>
         </w:tc>
@@ -551,7 +551,7 @@
           </w:tcPr>
           <w:p>
             <w:r>
-              <w:t>begriffe/nichtkompensationsprinzip</w:t>
+              <w:t>Nichtkompensationsprinzip (https://wirkungsoekonomie.de/begriffe/nichtkompensationsprinzip/)</w:t>
             </w:r>
           </w:p>
         </w:tc>
@@ -765,7 +765,7 @@
     </w:p>
     <w:p>
       <w:r>
-        <w:t>Der attraktive Nebenschauplatz. Ein Konzern feiert seine Klima-Fortschritte, während in einem Zulieferland gravierende Arbeitsrechtsverletzungen bestehen. Nach Reverse Merit Order ist das Arbeitsrechtsfeld – das schwächste kritische Feld – zuerst zu sichern; die Klima-Optimierung kann die Menschenrechtslücke nicht aufwiegen. (Grundlage: Begriffsleitfaden §4; docs/whitepaper/T-SROI_v2.0_Transformationswirkung.md.)</w:t>
+        <w:t>Der attraktive Nebenschauplatz. Ein Konzern feiert seine Klima-Fortschritte, während in einem Zulieferland gravierende Arbeitsrechtsverletzungen bestehen. Nach Reverse Merit Order ist das Arbeitsrechtsfeld – das schwächste kritische Feld – zuerst zu sichern; die Klima-Optimierung kann die Menschenrechtslücke nicht aufwiegen. (Grundlage: Begriffsleitfaden §4; Whitepaper T-SROI (https://wirkungsoekonomie.de/dokumente/whitepaper-t-sroi/).)</w:t>
       </w:r>
     </w:p>
     <w:p>
@@ -1451,7 +1451,7 @@
         <w:pStyle w:val="ListBullet"/>
       </w:pPr>
       <w:r>
-        <w:t>source-assets/originals/WOeK_Begriffsleitfaden_fuehrend_v1.0.md – §4</w:t>
+        <w:t>Glossar der Wirkungsökonomie (https://wirkungsoekonomie.de/glossar.html) – §4</w:t>
       </w:r>
     </w:p>
     <w:p>
@@ -1459,7 +1459,7 @@
         <w:pStyle w:val="ListBullet"/>
       </w:pPr>
       <w:r>
-        <w:t>docs/whitepaper/T-SROI_v2.0_Transformationswirkung.md – Reverse Merit Order</w:t>
+        <w:t>Whitepaper T-SROI (https://wirkungsoekonomie.de/dokumente/whitepaper-t-sroi/) – Reverse Merit Order</w:t>
       </w:r>
     </w:p>
     <w:p>
@@ -1467,7 +1467,7 @@
         <w:pStyle w:val="ListBullet"/>
       </w:pPr>
       <w:r>
-        <w:t>Glossar: begriffe/reverse-merit-order, begriffe/nichtkompensationsprinzip</w:t>
+        <w:t>Glossar: Reverse merit order (https://wirkungsoekonomie.de/begriffe/reverse-merit-order/), Nichtkompensationsprinzip (https://wirkungsoekonomie.de/begriffe/nichtkompensationsprinzip/)</w:t>
       </w:r>
     </w:p>
     <w:p>
@@ -1886,11 +1886,6 @@
     </w:p>
     <w:p>
       <w:r>
-        <w:t>``chart-spec slug: wirkungsmanagement-v4-wirkpfad type: wirkpfad reuse_first: true preferred_asset: content/studienskripte/assets/wirkungsmanagement-v4/wirkungsmanagement-v4-wirkpfad.svg message: Wesentlichkeit &amp; Priorisierung wird als Wirkpfad von Auslöser über Mechanismus, Wirkungsempfänger und Zustandsveränderung bis zur Rückkopplung dargestellt. source: WÖk-Grundlagenwerk, Website-Korpus, Akademie-Quelltexte, Glossar ``</w:t>
-      </w:r>
-    </w:p>
-    <w:p>
-      <w:r>
         <w:t>&gt; Bildvorgabe: Wirkpfadgrafik mit sechs Stationen: Auslöser, Mechanismus, Wirkungsempfänger, Zustandsveränderung, Bewertung, Rückkopplung. Bestehende WÖk-Wirkpfad- oder Scorecard-Visuals sollen wiederverwendet werden, bevor ein neues Chart entsteht.</w:t>
       </w:r>
     </w:p>
@@ -2157,7 +2152,7 @@
           </w:tcPr>
           <w:p>
             <w:r>
-              <w:t>begriffe/reverse-merit-order</w:t>
+              <w:t>Reverse merit order (https://wirkungsoekonomie.de/begriffe/reverse-merit-order/)</w:t>
             </w:r>
           </w:p>
         </w:tc>
@@ -2192,7 +2187,7 @@
           </w:tcPr>
           <w:p>
             <w:r>
-              <w:t>begriffe/nichtkompensationsprinzip</w:t>
+              <w:t>Nichtkompensationsprinzip (https://wirkungsoekonomie.de/begriffe/nichtkompensationsprinzip/)</w:t>
             </w:r>
           </w:p>
         </w:tc>
@@ -2726,7 +2721,7 @@
     </w:p>
     <w:p>
       <w:r>
-        <w:t>Interne Quelle: referenz/kapitel-030-von-wirkung-zu-messung/index.html</w:t>
+        <w:t>Öffentliche Quelle: Kapitel 30 - Von Wirkung zu Messung (https://wirkungsoekonomie.de/referenz/kapitel-030-von-wirkung-zu-messung/)</w:t>
       </w:r>
     </w:p>
     <w:p>
@@ -2936,7 +2931,7 @@
     </w:p>
     <w:p>
       <w:r>
-        <w:t>Interne Quelle: referenz/kapitel-032-benchmarks-skalen-und-scorecards/index.html</w:t>
+        <w:t>Öffentliche Quelle: Kapitel 32 - Benchmarks, Skalen und Scorecards (https://wirkungsoekonomie.de/referenz/kapitel-032-benchmarks-skalen-und-scorecards/)</w:t>
       </w:r>
     </w:p>
     <w:p>
@@ -3146,7 +3141,7 @@
     </w:p>
     <w:p>
       <w:r>
-        <w:t>Interne Quelle: referenz/kapitel-047-unternehmensrisiko-und-transformation/index.html</w:t>
+        <w:t>Öffentliche Quelle: Kapitel 47 - Unternehmensrisiko und Transformation (https://wirkungsoekonomie.de/referenz/kapitel-047-unternehmensrisiko-und-transformation/)</w:t>
       </w:r>
     </w:p>
     <w:p>
@@ -3356,7 +3351,7 @@
     </w:p>
     <w:p>
       <w:r>
-        <w:t>Interne Quelle: dokumente/arbeitspapier-doppelte-wesentlichkeit-impact-controlling/index.html</w:t>
+        <w:t>Öffentliche Quelle: Arbeitspapier · Stand 04. Juni 2026 (https://wirkungsoekonomie.de/dokumente/arbeitspapier-doppelte-wesentlichkeit-impact-controlling/)</w:t>
       </w:r>
     </w:p>
     <w:p>
@@ -3524,7 +3519,7 @@
     </w:p>
     <w:p>
       <w:r>
-        <w:t>Diese Vorlesung ist prüfungsrelevant, aber die eigentliche Antwortlogik gehört nicht in das öffentliche Studienskript. Zertifikatsfragen, CorrectAnswer, Scoring-Regeln und Fallrubrics werden separat in der geschützten App-Lane unter woek-akademie-app/content/pruefungen/ gepflegt.</w:t>
+        <w:t>Diese Vorlesung ist prüfungsrelevant, aber die eigentliche Antwortlogik gehört nicht in das öffentliche Studienskript. Zertifikatsfragen, CorrectAnswer, Scoring-Regeln und Fallrubrics werden separat in einem geschützten, nicht öffentlichen Prüfungsbereich der Akademie-App gepflegt.</w:t>
       </w:r>
     </w:p>
     <w:p>
@@ -3577,7 +3572,7 @@
         <w:pStyle w:val="Heading3"/>
       </w:pPr>
       <w:r>
-        <w:t>Interne Quellen</w:t>
+        <w:t>WÖk-Quellen</w:t>
       </w:r>
     </w:p>
     <w:p>
@@ -3585,7 +3580,7 @@
         <w:pStyle w:val="ListBullet"/>
       </w:pPr>
       <w:r>
-        <w:t>woek-akademie-app/docs/lehrgaenge/wirkungsmanagement-v4-wesentlichkeit-priorisierung.md — unmittelbarer Akademie-Quelltext dieser V1-Fassung.</w:t>
+        <w:t>Die neue Ordnung des Wohlstands (https://wirkungsoekonomie.de/buch.html) — aktuelles Grundlagenwerk der Wirkungsökonomie.</w:t>
       </w:r>
     </w:p>
     <w:p>
@@ -3593,7 +3588,7 @@
         <w:pStyle w:val="ListBullet"/>
       </w:pPr>
       <w:r>
-        <w:t>assets/pdf/die-neue-ordnung-des-wohlstands.pdf und buch.html — aktuelles Grundlagenwerk.</w:t>
+        <w:t>WÖk-Referenz (https://wirkungsoekonomie.de/referenz/) — öffentliche Kapitel- und Volltextreferenz.</w:t>
       </w:r>
     </w:p>
     <w:p>
@@ -3601,7 +3596,7 @@
         <w:pStyle w:val="ListBullet"/>
       </w:pPr>
       <w:r>
-        <w:t>Website-Korpus: Referenz, Wirkungsfelder, Werkzeuge, Glossar, Bibliothek und Journal.</w:t>
+        <w:t>Glossar der Wirkungsökonomie (https://wirkungsoekonomie.de/glossar.html) — öffentliche Begriffsdefinitionen und Abgrenzungen.</w:t>
       </w:r>
     </w:p>
     <w:p>
@@ -3609,7 +3604,7 @@
         <w:pStyle w:val="ListBullet"/>
       </w:pPr>
       <w:r>
-        <w:t>docs/CODEX-HANDOFF-studienskripte.md — Produktionsstandard.</w:t>
+        <w:t>WÖk-Werkzeuge (https://wirkungsoekonomie.de/werkzeuge/) — öffentliche Methoden-, Scorecard- und Controlling-Werkzeuge.</w:t>
       </w:r>
     </w:p>
     <w:p>
@@ -3617,7 +3612,7 @@
         <w:pStyle w:val="ListBullet"/>
       </w:pPr>
       <w:r>
-        <w:t>docs/CODEX-HANDOFF-pruefungen.md — geschützte Prüfungs- und Antwortlogik.</w:t>
+        <w:t>WÖk-Journal (https://wirkungsoekonomie.de/blog.html) — Dossiers und Fallanalysen.</w:t>
       </w:r>
     </w:p>
     <w:p>
@@ -3633,7 +3628,7 @@
         <w:pStyle w:val="ListBullet"/>
       </w:pPr>
       <w:r>
-        <w:t>United Nations (2015): Transforming our world: the 2030 Agenda for Sustainable Development.</w:t>
+        <w:t>United Nations (2015): Transforming our world: the 2030 Agenda for Sustainable Development (https://sdgs.un.org/2030agenda).</w:t>
       </w:r>
     </w:p>
     <w:p>
@@ -3641,7 +3636,7 @@
         <w:pStyle w:val="ListBullet"/>
       </w:pPr>
       <w:r>
-        <w:t>European Commission: CSRD, ESRS, EU Taxonomy und Digital Product Passport, soweit fuer das Thema einschlägig.</w:t>
+        <w:t>European Commission: Corporate sustainability reporting (https://finance.ec.europa.eu/financial-markets/company-reporting-and-auditing/company-reporting/corporate-sustainability-reporting_en), EU taxonomy for sustainable activities (https://finance.ec.europa.eu/sustainable-finance/tools-and-standards/eu-taxonomy-sustainable-activities_en) und Digital Product Passport (https://single-market-economy.ec.europa.eu/news/commission-launches-consultation-digital-product-passport-2025-04-09_en), soweit fuer das Thema einschlaegig.</w:t>
       </w:r>
     </w:p>
     <w:p>
@@ -3649,7 +3644,15 @@
         <w:pStyle w:val="ListBullet"/>
       </w:pPr>
       <w:r>
-        <w:t>GRI Standards, soweit fuer Berichts- und Indikatorenfragen einschlägig.</w:t>
+        <w:t>EFRAG: Sustainability reporting und ESRS (https://www.efrag.org/en/sustainability-reporting), soweit fuer das Thema einschlaegig.</w:t>
+      </w:r>
+    </w:p>
+    <w:p>
+      <w:pPr>
+        <w:pStyle w:val="ListBullet"/>
+      </w:pPr>
+      <w:r>
+        <w:t>Global Reporting Initiative: GRI Standards (https://www.globalreporting.org/standards/), soweit fuer Berichts- und Indikatorenfragen einschlaegig.</w:t>
       </w:r>
     </w:p>
     <w:p>

--- a/docs/studienskripte/word-rohfassungen/wirkungsmanagement-v4.docx
+++ b/docs/studienskripte/word-rohfassungen/wirkungsmanagement-v4.docx
@@ -766,676 +766,6 @@
     <w:p>
       <w:r>
         <w:t>Der attraktive Nebenschauplatz. Ein Konzern feiert seine Klima-Fortschritte, während in einem Zulieferland gravierende Arbeitsrechtsverletzungen bestehen. Nach Reverse Merit Order ist das Arbeitsrechtsfeld – das schwächste kritische Feld – zuerst zu sichern; die Klima-Optimierung kann die Menschenrechtslücke nicht aufwiegen. (Grundlage: Begriffsleitfaden §4; Whitepaper T-SROI (https://wirkungsoekonomie.de/dokumente/whitepaper-t-sroi/).)</w:t>
-      </w:r>
-    </w:p>
-    <w:p>
-      <w:pPr>
-        <w:pStyle w:val="Heading2"/>
-      </w:pPr>
-      <w:r>
-        <w:t>V1-Finalisierung: Vertiefung, Anwendung und Evidenz</w:t>
-      </w:r>
-    </w:p>
-    <w:p>
-      <w:r>
-        <w:t>Dieses Studienskript ist die fachlich finale Codex-V1-Fassung fuer den Akademie-Reader und die oeffentliche Bibliothek. Claude uebernimmt danach Satz, CI/CD, PDF/Reader-Freigabe und die abschliessende Lektoratsabnahme.</w:t>
-      </w:r>
-    </w:p>
-    <w:p>
-      <w:pPr>
-        <w:pStyle w:val="Heading3"/>
-      </w:pPr>
-      <w:r>
-        <w:t>Finaler Leseauftrag</w:t>
-      </w:r>
-    </w:p>
-    <w:p>
-      <w:r>
-        <w:t>Dieses Skript zu WM-V4 Wesentlichkeit &amp; Priorisierung ist als Langformtext angelegt: Es soll nicht nur die Vorlesung begleiten, sondern als eigenstaendiges Studienmaterial funktionieren. Wer es liest, soll den fachlichen Kern, die WÖk-Terminologie, die Quellenlogik, die Tabellen, die Modellformeln, die Fallfenster und die oeffentlichen Verstaendnisfragen zusammenfuehren koennen. Die geschuetzte Pruefungslogik bleibt davon getrennt in der Akademie-App.</w:t>
-      </w:r>
-    </w:p>
-    <w:p>
-      <w:pPr>
-        <w:pStyle w:val="Heading3"/>
-      </w:pPr>
-      <w:r>
-        <w:t>Abschlussmatrix fuer die Anwendung</w:t>
-      </w:r>
-    </w:p>
-    <w:tbl>
-      <w:tblPr>
-        <w:tblStyle w:val="TableGrid"/>
-        <w:tblW w:type="auto" w:w="0"/>
-        <w:jc w:val="left"/>
-        <w:tblLook w:firstColumn="1" w:firstRow="1" w:lastColumn="0" w:lastRow="0" w:noHBand="0" w:noVBand="1" w:val="04A0"/>
-      </w:tblPr>
-      <w:tblGrid>
-        <w:gridCol w:w="3120"/>
-        <w:gridCol w:w="3120"/>
-        <w:gridCol w:w="3120"/>
-      </w:tblGrid>
-      <w:tr>
-        <w:tc>
-          <w:tcPr>
-            <w:tcW w:type="dxa" w:w="3120"/>
-            <w:vAlign w:val="center"/>
-          </w:tcPr>
-          <w:p>
-            <w:r>
-              <w:rPr>
-                <w:b/>
-              </w:rPr>
-              <w:t>Ebene</w:t>
-            </w:r>
-          </w:p>
-        </w:tc>
-        <w:tc>
-          <w:tcPr>
-            <w:tcW w:type="dxa" w:w="3120"/>
-            <w:vAlign w:val="center"/>
-          </w:tcPr>
-          <w:p>
-            <w:r>
-              <w:rPr>
-                <w:b/>
-              </w:rPr>
-              <w:t>Anwendung in WM-V4</w:t>
-            </w:r>
-          </w:p>
-        </w:tc>
-        <w:tc>
-          <w:tcPr>
-            <w:tcW w:type="dxa" w:w="3120"/>
-            <w:vAlign w:val="center"/>
-          </w:tcPr>
-          <w:p>
-            <w:r>
-              <w:rPr>
-                <w:b/>
-              </w:rPr>
-              <w:t>Qualitaetsgrenze</w:t>
-            </w:r>
-          </w:p>
-        </w:tc>
-      </w:tr>
-      <w:tr>
-        <w:tc>
-          <w:tcPr>
-            <w:tcW w:type="dxa" w:w="3120"/>
-            <w:vAlign w:val="center"/>
-          </w:tcPr>
-          <w:p>
-            <w:r>
-              <w:t>Begriff</w:t>
-            </w:r>
-          </w:p>
-        </w:tc>
-        <w:tc>
-          <w:tcPr>
-            <w:tcW w:type="dxa" w:w="3120"/>
-            <w:vAlign w:val="center"/>
-          </w:tcPr>
-          <w:p>
-            <w:r>
-              <w:t>Wirkung, Wirkungspotenzial und Wirkungsrisiko werden im Kontext der Vorlesung getrennt.</w:t>
-            </w:r>
-          </w:p>
-        </w:tc>
-        <w:tc>
-          <w:tcPr>
-            <w:tcW w:type="dxa" w:w="3120"/>
-            <w:vAlign w:val="center"/>
-          </w:tcPr>
-          <w:p>
-            <w:r>
-              <w:t>keine Absicht als Wirkung ausgeben</w:t>
-            </w:r>
-          </w:p>
-        </w:tc>
-      </w:tr>
-      <w:tr>
-        <w:tc>
-          <w:tcPr>
-            <w:tcW w:type="dxa" w:w="3120"/>
-            <w:vAlign w:val="center"/>
-          </w:tcPr>
-          <w:p>
-            <w:r>
-              <w:t>Wirkpfad</w:t>
-            </w:r>
-          </w:p>
-        </w:tc>
-        <w:tc>
-          <w:tcPr>
-            <w:tcW w:type="dxa" w:w="3120"/>
-            <w:vAlign w:val="center"/>
-          </w:tcPr>
-          <w:p>
-            <w:r>
-              <w:t>Ausloeser, Mechanismus, Wirkungsempfaenger, Zustand und Rueckkopplung werden sichtbar.</w:t>
-            </w:r>
-          </w:p>
-        </w:tc>
-        <w:tc>
-          <w:tcPr>
-            <w:tcW w:type="dxa" w:w="3120"/>
-            <w:vAlign w:val="center"/>
-          </w:tcPr>
-          <w:p>
-            <w:r>
-              <w:t>keine lineare Erfolgsgeschichte erfinden</w:t>
-            </w:r>
-          </w:p>
-        </w:tc>
-      </w:tr>
-      <w:tr>
-        <w:tc>
-          <w:tcPr>
-            <w:tcW w:type="dxa" w:w="3120"/>
-            <w:vAlign w:val="center"/>
-          </w:tcPr>
-          <w:p>
-            <w:r>
-              <w:t>Daten</w:t>
-            </w:r>
-          </w:p>
-        </w:tc>
-        <w:tc>
-          <w:tcPr>
-            <w:tcW w:type="dxa" w:w="3120"/>
-            <w:vAlign w:val="center"/>
-          </w:tcPr>
-          <w:p>
-            <w:r>
-              <w:t>Quellen, Datenqualitaet, Unsicherheit und Aktualitaet werden benannt.</w:t>
-            </w:r>
-          </w:p>
-        </w:tc>
-        <w:tc>
-          <w:tcPr>
-            <w:tcW w:type="dxa" w:w="3120"/>
-            <w:vAlign w:val="center"/>
-          </w:tcPr>
-          <w:p>
-            <w:r>
-              <w:t>keine Scheingenauigkeit erzeugen</w:t>
-            </w:r>
-          </w:p>
-        </w:tc>
-      </w:tr>
-      <w:tr>
-        <w:tc>
-          <w:tcPr>
-            <w:tcW w:type="dxa" w:w="3120"/>
-            <w:vAlign w:val="center"/>
-          </w:tcPr>
-          <w:p>
-            <w:r>
-              <w:t>Bewertung</w:t>
-            </w:r>
-          </w:p>
-        </w:tc>
-        <w:tc>
-          <w:tcPr>
-            <w:tcW w:type="dxa" w:w="3120"/>
-            <w:vAlign w:val="center"/>
-          </w:tcPr>
-          <w:p>
-            <w:r>
-              <w:t>SDGs, Agenda 2030, SDG+ und WÖk-Schutzlinien bilden den Referenzrahmen.</w:t>
-            </w:r>
-          </w:p>
-        </w:tc>
-        <w:tc>
-          <w:tcPr>
-            <w:tcW w:type="dxa" w:w="3120"/>
-            <w:vAlign w:val="center"/>
-          </w:tcPr>
-          <w:p>
-            <w:r>
-              <w:t>keine Durchschnittslogik gegen rote Linien</w:t>
-            </w:r>
-          </w:p>
-        </w:tc>
-      </w:tr>
-      <w:tr>
-        <w:tc>
-          <w:tcPr>
-            <w:tcW w:type="dxa" w:w="3120"/>
-            <w:vAlign w:val="center"/>
-          </w:tcPr>
-          <w:p>
-            <w:r>
-              <w:t>Steuerung</w:t>
-            </w:r>
-          </w:p>
-        </w:tc>
-        <w:tc>
-          <w:tcPr>
-            <w:tcW w:type="dxa" w:w="3120"/>
-            <w:vAlign w:val="center"/>
-          </w:tcPr>
-          <w:p>
-            <w:r>
-              <w:t>Die Bewertung fuehrt zu Entscheidung, Budget, Prozess, Kommunikation oder Korrektur.</w:t>
-            </w:r>
-          </w:p>
-        </w:tc>
-        <w:tc>
-          <w:tcPr>
-            <w:tcW w:type="dxa" w:w="3120"/>
-            <w:vAlign w:val="center"/>
-          </w:tcPr>
-          <w:p>
-            <w:r>
-              <w:t>kein Reporting ohne Rueckkopplung</w:t>
-            </w:r>
-          </w:p>
-        </w:tc>
-      </w:tr>
-    </w:tbl>
-    <w:p/>
-    <w:p>
-      <w:pPr>
-        <w:pStyle w:val="Heading3"/>
-      </w:pPr>
-      <w:r>
-        <w:t>Vertiefungsrunde 1: Lesen, pruefen, rueckkoppeln</w:t>
-      </w:r>
-    </w:p>
-    <w:p>
-      <w:r>
-        <w:t>Die folgende Runde verdichtet WM-V4 nicht durch neue Schlagworte, sondern durch wiederholte Anwendung auf unterschiedliche Entscheidungsebenen. Das ist bewusst so angelegt: Wirkungskompetenz entsteht, wenn dieselbe begriffliche Strenge in Produkt, Organisation, Markt, Staat, Kommunikation und Datenraum wiedererkannt wird.</w:t>
-      </w:r>
-    </w:p>
-    <w:p>
-      <w:r>
-        <w:t>Begriffliche Schaerfung. Fuer Wesentlichkeit &amp; Priorisierung bedeutet praezise Sprache die erste Sicherung gegen Impact-Washing ist, dass die Analyse nicht bei einer Aktivitaet, einem guten Willen oder einer Kennzahl stehen bleiben darf. Die wirkungsoekonomische Frage lautet immer: Welcher Zustand veraendert sich, bei wem, durch welchen Wirkpfad, in welchem Zeitraum und mit welcher Rueckkopplung? Gerade in Wirkungsmanagement ist diese Unterscheidung entscheidend, weil Lernende spaeter nicht nur Begriffe wiedergeben, sondern Entscheidungssituationen pruefen muessen. Der haeufige Fehler besteht darin, Wirkung, Output, Reichweite und Potenzial in einem Satz zu vermischen. Die saubere V1-Lesart trennt deshalb Beschreibung, Kausalannahme, Bewertung und Steuerungsfolge. In der Praxis sollte jede Wirkungsaussage als kurze Viererprobe formuliert werden: Zustand, Betroffene, Quelle, offene Unsicherheit. So wird aus dem Thema kein isoliertes Kapitel, sondern ein pruefbarer Baustein der WÖk-Architektur.</w:t>
-      </w:r>
-    </w:p>
-    <w:p>
-      <w:r>
-        <w:t>Wirkpfad-Logik. Fuer Wesentlichkeit &amp; Priorisierung bedeutet ein Thema erst dann steuerbar wird, wenn der Mechanismus zwischen Ausloeser und Zustandsveraenderung beschrieben ist, dass die Analyse nicht bei einer Aktivitaet, einem guten Willen oder einer Kennzahl stehen bleiben darf. Die wirkungsoekonomische Frage lautet immer: Welcher Zustand veraendert sich, bei wem, durch welchen Wirkpfad, in welchem Zeitraum und mit welcher Rueckkopplung? Gerade in Wirkungsmanagement ist diese Unterscheidung entscheidend, weil Lernende spaeter nicht nur Begriffe wiedergeben, sondern Entscheidungssituationen pruefen muessen. Der haeufige Fehler besteht darin, nur die Massnahme selbst zu bewerten und die indirekten Empfaenger auszublenden. Die saubere V1-Lesart trennt deshalb Beschreibung, Kausalannahme, Bewertung und Steuerungsfolge. Eine gute Fallanalyse zeichnet mindestens einen direkten und einen indirekten Wirkpfad nach. So wird aus dem Thema kein isoliertes Kapitel, sondern ein pruefbarer Baustein der WÖk-Architektur.</w:t>
-      </w:r>
-    </w:p>
-    <w:p>
-      <w:r>
-        <w:t>Daten- und Quellenklarheit. Fuer Wesentlichkeit &amp; Priorisierung bedeutet jede Bewertung nur so belastbar ist wie Datenlage, Quellenstatus und Aktualitaet, dass die Analyse nicht bei einer Aktivitaet, einem guten Willen oder einer Kennzahl stehen bleiben darf. Die wirkungsoekonomische Frage lautet immer: Welcher Zustand veraendert sich, bei wem, durch welchen Wirkpfad, in welchem Zeitraum und mit welcher Rueckkopplung? Gerade in Wirkungsmanagement ist diese Unterscheidung entscheidend, weil Lernende spaeter nicht nur Begriffe wiedergeben, sondern Entscheidungssituationen pruefen muessen. Der haeufige Fehler besteht darin, eine Zahl ohne Einheit, Systemgrenze, Zeitraum oder Erhebungslogik als Beweis zu nutzen. Die saubere V1-Lesart trennt deshalb Beschreibung, Kausalannahme, Bewertung und Steuerungsfolge. Die Lernenden sollen Daten nicht dekorativ zitieren, sondern ihre Aussagekraft, Luecken und Grenzen offenlegen. So wird aus dem Thema kein isoliertes Kapitel, sondern ein pruefbarer Baustein der WÖk-Architektur.</w:t>
-      </w:r>
-    </w:p>
-    <w:p>
-      <w:r>
-        <w:t>Fallfenster zur Anwendung. Ein Controlling-Team moechte einen Score bilden. Das Skript verlangt, dass Datenqualitaet, Systemgrenzen, Gewichtung, Unsicherheit und Nichtkompensation sichtbar bleiben. Ein Score darf die Diskussion nicht beenden, sondern muss bessere Fragen, Priorisierung und Rueckkopplung ermoeglichen. Bezogen auf Wesentlichkeit &amp; Priorisierung heisst das: Die Analyse muss das konkrete Thema ernst nehmen und zugleich den allgemeinen WÖk-Massstab halten. Es geht nicht darum, die Welt in gute und schlechte Akteure einzuteilen. Es geht darum, Wirkpfade, Wirkungsempfaenger, Datenqualitaet, Risiken und Rueckkopplung so zu beschreiben, dass bessere Entscheidungen moeglich werden.</w:t>
-      </w:r>
-    </w:p>
-    <w:p>
-      <w:r>
-        <w:t>Ambivalenz. Fuer Wesentlichkeit &amp; Priorisierung bedeutet positive und negative Zustandsveraenderungen gleichzeitig auftreten koennen, dass die Analyse nicht bei einer Aktivitaet, einem guten Willen oder einer Kennzahl stehen bleiben darf. Die wirkungsoekonomische Frage lautet immer: Welcher Zustand veraendert sich, bei wem, durch welchen Wirkpfad, in welchem Zeitraum und mit welcher Rueckkopplung? Gerade in Wirkungsmanagement ist diese Unterscheidung entscheidend, weil Lernende spaeter nicht nur Begriffe wiedergeben, sondern Entscheidungssituationen pruefen muessen. Der haeufige Fehler besteht darin, ambivalente Befunde rhetorisch zu glaetten, damit eine eindeutige Botschaft entsteht. Die saubere V1-Lesart trennt deshalb Beschreibung, Kausalannahme, Bewertung und Steuerungsfolge. Ein gutes Skript fuehrt deshalb Profile, Zielkonflikte und offene Punkte nebeneinander. So wird aus dem Thema kein isoliertes Kapitel, sondern ein pruefbarer Baustein der WÖk-Architektur.</w:t>
-      </w:r>
-    </w:p>
-    <w:p>
-      <w:r>
-        <w:t>Nichtkompensation. Fuer Wesentlichkeit &amp; Priorisierung bedeutet schwere zentrale Schaeden nicht durch beliebige positive Einzelwerte neutralisiert werden duerfen, dass die Analyse nicht bei einer Aktivitaet, einem guten Willen oder einer Kennzahl stehen bleiben darf. Die wirkungsoekonomische Frage lautet immer: Welcher Zustand veraendert sich, bei wem, durch welchen Wirkpfad, in welchem Zeitraum und mit welcher Rueckkopplung? Gerade in Wirkungsmanagement ist diese Unterscheidung entscheidend, weil Lernende spaeter nicht nur Begriffe wiedergeben, sondern Entscheidungssituationen pruefen muessen. Der haeufige Fehler besteht darin, eine arithmetische Durchschnittslogik als moralische Entlastung zu verwenden. Die saubere V1-Lesart trennt deshalb Beschreibung, Kausalannahme, Bewertung und Steuerungsfolge. Reverse Merit Order und rote Linien sind Schutzregeln gegen Schoenrechnung. So wird aus dem Thema kein isoliertes Kapitel, sondern ein pruefbarer Baustein der WÖk-Architektur.</w:t>
-      </w:r>
-    </w:p>
-    <w:p>
-      <w:r>
-        <w:t>Pruefungsnahe Transferfrage. Formuliere zu WM-V4 eine Wirkungsaussage in drei Saetzen: Erstens den beobachteten oder plausiblen Zustand, zweitens die Daten- oder Quellenlage, drittens die offene Unsicherheit samt Rueckkopplung. Die Antwort muss ohne moralische Personenbewertung auskommen und darf Reichweite nicht mit Wirkung verwechseln.</w:t>
-      </w:r>
-    </w:p>
-    <w:p>
-      <w:r>
-        <w:t>Rueckkopplung. Fuer Wesentlichkeit &amp; Priorisierung bedeutet Wirkungswissen erst dann wertvoll wird, wenn es Entscheidungen veraendert, dass die Analyse nicht bei einer Aktivitaet, einem guten Willen oder einer Kennzahl stehen bleiben darf. Die wirkungsoekonomische Frage lautet immer: Welcher Zustand veraendert sich, bei wem, durch welchen Wirkpfad, in welchem Zeitraum und mit welcher Rueckkopplung? Gerade in Wirkungsmanagement ist diese Unterscheidung entscheidend, weil Lernende spaeter nicht nur Begriffe wiedergeben, sondern Entscheidungssituationen pruefen muessen. Der haeufige Fehler besteht darin, einen Bericht als Endpunkt zu betrachten. Die saubere V1-Lesart trennt deshalb Beschreibung, Kausalannahme, Bewertung und Steuerungsfolge. Jeder Analyseblock sollte fragen, welche Routine, welcher Prozess oder welche Ressource nach der Bewertung angepasst wird. So wird aus dem Thema kein isoliertes Kapitel, sondern ein pruefbarer Baustein der WÖk-Architektur.</w:t>
-      </w:r>
-    </w:p>
-    <w:p>
-      <w:r>
-        <w:t>Fallfenster zur Anwendung. Ein Kommunikationsbericht nennt viele Aktivitaeten, Reichweiten und Rueckmeldungen. Die V1-Pruefung fragt, ob daraus eine belastbare Wirkungsaussage folgt. Wenn nur Kontakte, Klicks oder Zustimmung vorliegen, bleibt die Aussage im Bereich Wirkungspotenzial oder Resonanz, nicht im Bereich nachgewiesener Wirkung. Bezogen auf Wesentlichkeit &amp; Priorisierung heisst das: Die Analyse muss das konkrete Thema ernst nehmen und zugleich den allgemeinen WÖk-Massstab halten. Es geht nicht darum, die Welt in gute und schlechte Akteure einzuteilen. Es geht darum, Wirkpfade, Wirkungsempfaenger, Datenqualitaet, Risiken und Rueckkopplung so zu beschreiben, dass bessere Entscheidungen moeglich werden.</w:t>
-      </w:r>
-    </w:p>
-    <w:p>
-      <w:r>
-        <w:t>Governance. Fuer Wesentlichkeit &amp; Priorisierung bedeutet Wirkungsbewertung Verfahren, Rechte, Transparenz und Korrektur braucht, dass die Analyse nicht bei einer Aktivitaet, einem guten Willen oder einer Kennzahl stehen bleiben darf. Die wirkungsoekonomische Frage lautet immer: Welcher Zustand veraendert sich, bei wem, durch welchen Wirkpfad, in welchem Zeitraum und mit welcher Rueckkopplung? Gerade in Wirkungsmanagement ist diese Unterscheidung entscheidend, weil Lernende spaeter nicht nur Begriffe wiedergeben, sondern Entscheidungssituationen pruefen muessen. Der haeufige Fehler besteht darin, Bewertung als technokratische Top-down-Setzung zu verstehen. Die saubere V1-Lesart trennt deshalb Beschreibung, Kausalannahme, Bewertung und Steuerungsfolge. Betroffene, Datenhalter, Entscheider und Kontrollinstanzen muessen unterscheidbare Rollen behalten. So wird aus dem Thema kein isoliertes Kapitel, sondern ein pruefbarer Baustein der WÖk-Architektur.</w:t>
-      </w:r>
-    </w:p>
-    <w:p>
-      <w:r>
-        <w:t>Didaktische Pruefbarkeit. Fuer Wesentlichkeit &amp; Priorisierung bedeutet das Thema in der Akademie nicht nur erklaert, sondern in Falllogik ueberfuehrt werden muss, dass die Analyse nicht bei einer Aktivitaet, einem guten Willen oder einer Kennzahl stehen bleiben darf. Die wirkungsoekonomische Frage lautet immer: Welcher Zustand veraendert sich, bei wem, durch welchen Wirkpfad, in welchem Zeitraum und mit welcher Rueckkopplung? Gerade in Wirkungsmanagement ist diese Unterscheidung entscheidend, weil Lernende spaeter nicht nur Begriffe wiedergeben, sondern Entscheidungssituationen pruefen muessen. Der haeufige Fehler besteht darin, reines Auswendiglernen als Kompetenznachweis zu behandeln. Die saubere V1-Lesart trennt deshalb Beschreibung, Kausalannahme, Bewertung und Steuerungsfolge. Pruefungsfragen sollen Begriffe, Anwendung und rote Linien verbinden. So wird aus dem Thema kein isoliertes Kapitel, sondern ein pruefbarer Baustein der WÖk-Architektur.</w:t>
-      </w:r>
-    </w:p>
-    <w:p>
-      <w:r>
-        <w:t>Transfer in Organisationen. Fuer Wesentlichkeit &amp; Priorisierung bedeutet WÖk-Begriffe im Alltag nur tragen, wenn sie in Routinen uebersetzt werden, dass die Analyse nicht bei einer Aktivitaet, einem guten Willen oder einer Kennzahl stehen bleiben darf. Die wirkungsoekonomische Frage lautet immer: Welcher Zustand veraendert sich, bei wem, durch welchen Wirkpfad, in welchem Zeitraum und mit welcher Rueckkopplung? Gerade in Wirkungsmanagement ist diese Unterscheidung entscheidend, weil Lernende spaeter nicht nur Begriffe wiedergeben, sondern Entscheidungssituationen pruefen muessen. Der haeufige Fehler besteht darin, die Verantwortung an eine Nachhaltigkeitsabteilung auszulagern. Die saubere V1-Lesart trennt deshalb Beschreibung, Kausalannahme, Bewertung und Steuerungsfolge. Strategie, Einkauf, Kommunikation, Controlling und Fuehrung muessen denselben Wirkungsbegriff verwenden. So wird aus dem Thema kein isoliertes Kapitel, sondern ein pruefbarer Baustein der WÖk-Architektur.</w:t>
-      </w:r>
-    </w:p>
-    <w:p>
-      <w:r>
-        <w:t>Fallfenster zur Anwendung. Eine Organisation plant eine Massnahme und formuliert dazu eine positive Absicht. In der WÖk reicht das nicht. Fuer diese Vorlesung muss sichtbar werden, welche Zustandsveraenderung erwartet wird, welche Empfaenger direkt oder indirekt betroffen sind, welche Nebenwirkungen entstehen koennen und welche Entscheidung spaeter korrigiert wird. Bezogen auf Wesentlichkeit &amp; Priorisierung heisst das: Die Analyse muss das konkrete Thema ernst nehmen und zugleich den allgemeinen WÖk-Massstab halten. Es geht nicht darum, die Welt in gute und schlechte Akteure einzuteilen. Es geht darum, Wirkpfade, Wirkungsempfaenger, Datenqualitaet, Risiken und Rueckkopplung so zu beschreiben, dass bessere Entscheidungen moeglich werden.</w:t>
-      </w:r>
-    </w:p>
-    <w:p>
-      <w:r>
-        <w:t>Rueckfluss in den Korpus. Fuer Wesentlichkeit &amp; Priorisierung bedeutet jedes Studienskript den Gesamtbestand schaerfen kann, dass die Analyse nicht bei einer Aktivitaet, einem guten Willen oder einer Kennzahl stehen bleiben darf. Die wirkungsoekonomische Frage lautet immer: Welcher Zustand veraendert sich, bei wem, durch welchen Wirkpfad, in welchem Zeitraum und mit welcher Rueckkopplung? Gerade in Wirkungsmanagement ist diese Unterscheidung entscheidend, weil Lernende spaeter nicht nur Begriffe wiedergeben, sondern Entscheidungssituationen pruefen muessen. Der haeufige Fehler besteht darin, neue Einsichten nur lokal im Skript zu belassen. Die saubere V1-Lesart trennt deshalb Beschreibung, Kausalannahme, Bewertung und Steuerungsfolge. Glossar, Website, Journal, Dossiers und Visuals sollen aus der Skriptarbeit lernen. So wird aus dem Thema kein isoliertes Kapitel, sondern ein pruefbarer Baustein der WÖk-Architektur.</w:t>
-      </w:r>
-    </w:p>
-    <w:p>
-      <w:r>
-        <w:t>Pruefungsnahe Transferfrage. Formuliere zu WM-V4 eine Wirkungsaussage in drei Saetzen: Erstens den beobachteten oder plausiblen Zustand, zweitens die Daten- oder Quellenlage, drittens die offene Unsicherheit samt Rueckkopplung. Die Antwort muss ohne moralische Personenbewertung auskommen und darf Reichweite nicht mit Wirkung verwechseln.</w:t>
-      </w:r>
-    </w:p>
-    <w:p>
-      <w:pPr>
-        <w:pStyle w:val="Heading3"/>
-      </w:pPr>
-      <w:r>
-        <w:t>Vertiefungsrunde 2: Lesen, pruefen, rueckkoppeln</w:t>
-      </w:r>
-    </w:p>
-    <w:p>
-      <w:r>
-        <w:t>Die folgende Runde verdichtet WM-V4 nicht durch neue Schlagworte, sondern durch wiederholte Anwendung auf unterschiedliche Entscheidungsebenen. Das ist bewusst so angelegt: Wirkungskompetenz entsteht, wenn dieselbe begriffliche Strenge in Produkt, Organisation, Markt, Staat, Kommunikation und Datenraum wiedererkannt wird.</w:t>
-      </w:r>
-    </w:p>
-    <w:p>
-      <w:r>
-        <w:t>Begriffliche Schaerfung. Fuer Wesentlichkeit &amp; Priorisierung bedeutet praezise Sprache die erste Sicherung gegen Impact-Washing ist, dass die Analyse nicht bei einer Aktivitaet, einem guten Willen oder einer Kennzahl stehen bleiben darf. Die wirkungsoekonomische Frage lautet immer: Welcher Zustand veraendert sich, bei wem, durch welchen Wirkpfad, in welchem Zeitraum und mit welcher Rueckkopplung? Gerade in Wirkungsmanagement ist diese Unterscheidung entscheidend, weil Lernende spaeter nicht nur Begriffe wiedergeben, sondern Entscheidungssituationen pruefen muessen. Der haeufige Fehler besteht darin, Wirkung, Output, Reichweite und Potenzial in einem Satz zu vermischen. Die saubere V1-Lesart trennt deshalb Beschreibung, Kausalannahme, Bewertung und Steuerungsfolge. In der Praxis sollte jede Wirkungsaussage als kurze Viererprobe formuliert werden: Zustand, Betroffene, Quelle, offene Unsicherheit. So wird aus dem Thema kein isoliertes Kapitel, sondern ein pruefbarer Baustein der WÖk-Architektur.</w:t>
-      </w:r>
-    </w:p>
-    <w:p>
-      <w:r>
-        <w:t>Wirkpfad-Logik. Fuer Wesentlichkeit &amp; Priorisierung bedeutet ein Thema erst dann steuerbar wird, wenn der Mechanismus zwischen Ausloeser und Zustandsveraenderung beschrieben ist, dass die Analyse nicht bei einer Aktivitaet, einem guten Willen oder einer Kennzahl stehen bleiben darf. Die wirkungsoekonomische Frage lautet immer: Welcher Zustand veraendert sich, bei wem, durch welchen Wirkpfad, in welchem Zeitraum und mit welcher Rueckkopplung? Gerade in Wirkungsmanagement ist diese Unterscheidung entscheidend, weil Lernende spaeter nicht nur Begriffe wiedergeben, sondern Entscheidungssituationen pruefen muessen. Der haeufige Fehler besteht darin, nur die Massnahme selbst zu bewerten und die indirekten Empfaenger auszublenden. Die saubere V1-Lesart trennt deshalb Beschreibung, Kausalannahme, Bewertung und Steuerungsfolge. Eine gute Fallanalyse zeichnet mindestens einen direkten und einen indirekten Wirkpfad nach. So wird aus dem Thema kein isoliertes Kapitel, sondern ein pruefbarer Baustein der WÖk-Architektur.</w:t>
-      </w:r>
-    </w:p>
-    <w:p>
-      <w:r>
-        <w:t>Fallfenster zur Anwendung. Eine Fuehrungsentscheidung erzeugt zugleich Nutzen und Risiken. Die WÖk behandelt Ambivalenz nicht als Stoerung, sondern als Kern der Analyse. Positive Netto-Wirkung darf erst behauptet werden, wenn zentrale negative Wirkungen getrennt geprueft und rote Linien gewahrt sind. Bezogen auf Wesentlichkeit &amp; Priorisierung heisst das: Die Analyse muss das konkrete Thema ernst nehmen und zugleich den allgemeinen WÖk-Massstab halten. Es geht nicht darum, die Welt in gute und schlechte Akteure einzuteilen. Es geht darum, Wirkpfade, Wirkungsempfaenger, Datenqualitaet, Risiken und Rueckkopplung so zu beschreiben, dass bessere Entscheidungen moeglich werden.</w:t>
-      </w:r>
-    </w:p>
-    <w:p>
-      <w:r>
-        <w:t>Daten- und Quellenklarheit. Fuer Wesentlichkeit &amp; Priorisierung bedeutet jede Bewertung nur so belastbar ist wie Datenlage, Quellenstatus und Aktualitaet, dass die Analyse nicht bei einer Aktivitaet, einem guten Willen oder einer Kennzahl stehen bleiben darf. Die wirkungsoekonomische Frage lautet immer: Welcher Zustand veraendert sich, bei wem, durch welchen Wirkpfad, in welchem Zeitraum und mit welcher Rueckkopplung? Gerade in Wirkungsmanagement ist diese Unterscheidung entscheidend, weil Lernende spaeter nicht nur Begriffe wiedergeben, sondern Entscheidungssituationen pruefen muessen. Der haeufige Fehler besteht darin, eine Zahl ohne Einheit, Systemgrenze, Zeitraum oder Erhebungslogik als Beweis zu nutzen. Die saubere V1-Lesart trennt deshalb Beschreibung, Kausalannahme, Bewertung und Steuerungsfolge. Die Lernenden sollen Daten nicht dekorativ zitieren, sondern ihre Aussagekraft, Luecken und Grenzen offenlegen. So wird aus dem Thema kein isoliertes Kapitel, sondern ein pruefbarer Baustein der WÖk-Architektur.</w:t>
-      </w:r>
-    </w:p>
-    <w:p>
-      <w:r>
-        <w:t>Ambivalenz. Fuer Wesentlichkeit &amp; Priorisierung bedeutet positive und negative Zustandsveraenderungen gleichzeitig auftreten koennen, dass die Analyse nicht bei einer Aktivitaet, einem guten Willen oder einer Kennzahl stehen bleiben darf. Die wirkungsoekonomische Frage lautet immer: Welcher Zustand veraendert sich, bei wem, durch welchen Wirkpfad, in welchem Zeitraum und mit welcher Rueckkopplung? Gerade in Wirkungsmanagement ist diese Unterscheidung entscheidend, weil Lernende spaeter nicht nur Begriffe wiedergeben, sondern Entscheidungssituationen pruefen muessen. Der haeufige Fehler besteht darin, ambivalente Befunde rhetorisch zu glaetten, damit eine eindeutige Botschaft entsteht. Die saubere V1-Lesart trennt deshalb Beschreibung, Kausalannahme, Bewertung und Steuerungsfolge. Ein gutes Skript fuehrt deshalb Profile, Zielkonflikte und offene Punkte nebeneinander. So wird aus dem Thema kein isoliertes Kapitel, sondern ein pruefbarer Baustein der WÖk-Architektur.</w:t>
-      </w:r>
-    </w:p>
-    <w:p>
-      <w:r>
-        <w:t>Nichtkompensation. Fuer Wesentlichkeit &amp; Priorisierung bedeutet schwere zentrale Schaeden nicht durch beliebige positive Einzelwerte neutralisiert werden duerfen, dass die Analyse nicht bei einer Aktivitaet, einem guten Willen oder einer Kennzahl stehen bleiben darf. Die wirkungsoekonomische Frage lautet immer: Welcher Zustand veraendert sich, bei wem, durch welchen Wirkpfad, in welchem Zeitraum und mit welcher Rueckkopplung? Gerade in Wirkungsmanagement ist diese Unterscheidung entscheidend, weil Lernende spaeter nicht nur Begriffe wiedergeben, sondern Entscheidungssituationen pruefen muessen. Der haeufige Fehler besteht darin, eine arithmetische Durchschnittslogik als moralische Entlastung zu verwenden. Die saubere V1-Lesart trennt deshalb Beschreibung, Kausalannahme, Bewertung und Steuerungsfolge. Reverse Merit Order und rote Linien sind Schutzregeln gegen Schoenrechnung. So wird aus dem Thema kein isoliertes Kapitel, sondern ein pruefbarer Baustein der WÖk-Architektur.</w:t>
-      </w:r>
-    </w:p>
-    <w:p>
-      <w:r>
-        <w:t>Fallfenster zur Anwendung. Ein Controlling-Team moechte einen Score bilden. Das Skript verlangt, dass Datenqualitaet, Systemgrenzen, Gewichtung, Unsicherheit und Nichtkompensation sichtbar bleiben. Ein Score darf die Diskussion nicht beenden, sondern muss bessere Fragen, Priorisierung und Rueckkopplung ermoeglichen. Bezogen auf Wesentlichkeit &amp; Priorisierung heisst das: Die Analyse muss das konkrete Thema ernst nehmen und zugleich den allgemeinen WÖk-Massstab halten. Es geht nicht darum, die Welt in gute und schlechte Akteure einzuteilen. Es geht darum, Wirkpfade, Wirkungsempfaenger, Datenqualitaet, Risiken und Rueckkopplung so zu beschreiben, dass bessere Entscheidungen moeglich werden.</w:t>
-      </w:r>
-    </w:p>
-    <w:p>
-      <w:r>
-        <w:t>Pruefungsnahe Transferfrage. Formuliere zu WM-V4 eine Wirkungsaussage in drei Saetzen: Erstens den beobachteten oder plausiblen Zustand, zweitens die Daten- oder Quellenlage, drittens die offene Unsicherheit samt Rueckkopplung. Die Antwort muss ohne moralische Personenbewertung auskommen und darf Reichweite nicht mit Wirkung verwechseln.</w:t>
-      </w:r>
-    </w:p>
-    <w:p>
-      <w:r>
-        <w:t>Rueckkopplung. Fuer Wesentlichkeit &amp; Priorisierung bedeutet Wirkungswissen erst dann wertvoll wird, wenn es Entscheidungen veraendert, dass die Analyse nicht bei einer Aktivitaet, einem guten Willen oder einer Kennzahl stehen bleiben darf. Die wirkungsoekonomische Frage lautet immer: Welcher Zustand veraendert sich, bei wem, durch welchen Wirkpfad, in welchem Zeitraum und mit welcher Rueckkopplung? Gerade in Wirkungsmanagement ist diese Unterscheidung entscheidend, weil Lernende spaeter nicht nur Begriffe wiedergeben, sondern Entscheidungssituationen pruefen muessen. Der haeufige Fehler besteht darin, einen Bericht als Endpunkt zu betrachten. Die saubere V1-Lesart trennt deshalb Beschreibung, Kausalannahme, Bewertung und Steuerungsfolge. Jeder Analyseblock sollte fragen, welche Routine, welcher Prozess oder welche Ressource nach der Bewertung angepasst wird. So wird aus dem Thema kein isoliertes Kapitel, sondern ein pruefbarer Baustein der WÖk-Architektur.</w:t>
-      </w:r>
-    </w:p>
-    <w:p>
-      <w:r>
-        <w:t>Governance. Fuer Wesentlichkeit &amp; Priorisierung bedeutet Wirkungsbewertung Verfahren, Rechte, Transparenz und Korrektur braucht, dass die Analyse nicht bei einer Aktivitaet, einem guten Willen oder einer Kennzahl stehen bleiben darf. Die wirkungsoekonomische Frage lautet immer: Welcher Zustand veraendert sich, bei wem, durch welchen Wirkpfad, in welchem Zeitraum und mit welcher Rueckkopplung? Gerade in Wirkungsmanagement ist diese Unterscheidung entscheidend, weil Lernende spaeter nicht nur Begriffe wiedergeben, sondern Entscheidungssituationen pruefen muessen. Der haeufige Fehler besteht darin, Bewertung als technokratische Top-down-Setzung zu verstehen. Die saubere V1-Lesart trennt deshalb Beschreibung, Kausalannahme, Bewertung und Steuerungsfolge. Betroffene, Datenhalter, Entscheider und Kontrollinstanzen muessen unterscheidbare Rollen behalten. So wird aus dem Thema kein isoliertes Kapitel, sondern ein pruefbarer Baustein der WÖk-Architektur.</w:t>
-      </w:r>
-    </w:p>
-    <w:p>
-      <w:r>
-        <w:t>Didaktische Pruefbarkeit. Fuer Wesentlichkeit &amp; Priorisierung bedeutet das Thema in der Akademie nicht nur erklaert, sondern in Falllogik ueberfuehrt werden muss, dass die Analyse nicht bei einer Aktivitaet, einem guten Willen oder einer Kennzahl stehen bleiben darf. Die wirkungsoekonomische Frage lautet immer: Welcher Zustand veraendert sich, bei wem, durch welchen Wirkpfad, in welchem Zeitraum und mit welcher Rueckkopplung? Gerade in Wirkungsmanagement ist diese Unterscheidung entscheidend, weil Lernende spaeter nicht nur Begriffe wiedergeben, sondern Entscheidungssituationen pruefen muessen. Der haeufige Fehler besteht darin, reines Auswendiglernen als Kompetenznachweis zu behandeln. Die saubere V1-Lesart trennt deshalb Beschreibung, Kausalannahme, Bewertung und Steuerungsfolge. Pruefungsfragen sollen Begriffe, Anwendung und rote Linien verbinden. So wird aus dem Thema kein isoliertes Kapitel, sondern ein pruefbarer Baustein der WÖk-Architektur.</w:t>
-      </w:r>
-    </w:p>
-    <w:p>
-      <w:r>
-        <w:t>Fallfenster zur Anwendung. Ein Kommunikationsbericht nennt viele Aktivitaeten, Reichweiten und Rueckmeldungen. Die V1-Pruefung fragt, ob daraus eine belastbare Wirkungsaussage folgt. Wenn nur Kontakte, Klicks oder Zustimmung vorliegen, bleibt die Aussage im Bereich Wirkungspotenzial oder Resonanz, nicht im Bereich nachgewiesener Wirkung. Bezogen auf Wesentlichkeit &amp; Priorisierung heisst das: Die Analyse muss das konkrete Thema ernst nehmen und zugleich den allgemeinen WÖk-Massstab halten. Es geht nicht darum, die Welt in gute und schlechte Akteure einzuteilen. Es geht darum, Wirkpfade, Wirkungsempfaenger, Datenqualitaet, Risiken und Rueckkopplung so zu beschreiben, dass bessere Entscheidungen moeglich werden.</w:t>
-      </w:r>
-    </w:p>
-    <w:p>
-      <w:r>
-        <w:t>Transfer in Organisationen. Fuer Wesentlichkeit &amp; Priorisierung bedeutet WÖk-Begriffe im Alltag nur tragen, wenn sie in Routinen uebersetzt werden, dass die Analyse nicht bei einer Aktivitaet, einem guten Willen oder einer Kennzahl stehen bleiben darf. Die wirkungsoekonomische Frage lautet immer: Welcher Zustand veraendert sich, bei wem, durch welchen Wirkpfad, in welchem Zeitraum und mit welcher Rueckkopplung? Gerade in Wirkungsmanagement ist diese Unterscheidung entscheidend, weil Lernende spaeter nicht nur Begriffe wiedergeben, sondern Entscheidungssituationen pruefen muessen. Der haeufige Fehler besteht darin, die Verantwortung an eine Nachhaltigkeitsabteilung auszulagern. Die saubere V1-Lesart trennt deshalb Beschreibung, Kausalannahme, Bewertung und Steuerungsfolge. Strategie, Einkauf, Kommunikation, Controlling und Fuehrung muessen denselben Wirkungsbegriff verwenden. So wird aus dem Thema kein isoliertes Kapitel, sondern ein pruefbarer Baustein der WÖk-Architektur.</w:t>
-      </w:r>
-    </w:p>
-    <w:p>
-      <w:r>
-        <w:t>Rueckfluss in den Korpus. Fuer Wesentlichkeit &amp; Priorisierung bedeutet jedes Studienskript den Gesamtbestand schaerfen kann, dass die Analyse nicht bei einer Aktivitaet, einem guten Willen oder einer Kennzahl stehen bleiben darf. Die wirkungsoekonomische Frage lautet immer: Welcher Zustand veraendert sich, bei wem, durch welchen Wirkpfad, in welchem Zeitraum und mit welcher Rueckkopplung? Gerade in Wirkungsmanagement ist diese Unterscheidung entscheidend, weil Lernende spaeter nicht nur Begriffe wiedergeben, sondern Entscheidungssituationen pruefen muessen. Der haeufige Fehler besteht darin, neue Einsichten nur lokal im Skript zu belassen. Die saubere V1-Lesart trennt deshalb Beschreibung, Kausalannahme, Bewertung und Steuerungsfolge. Glossar, Website, Journal, Dossiers und Visuals sollen aus der Skriptarbeit lernen. So wird aus dem Thema kein isoliertes Kapitel, sondern ein pruefbarer Baustein der WÖk-Architektur.</w:t>
-      </w:r>
-    </w:p>
-    <w:p>
-      <w:r>
-        <w:t>Pruefungsnahe Transferfrage. Formuliere zu WM-V4 eine Wirkungsaussage in drei Saetzen: Erstens den beobachteten oder plausiblen Zustand, zweitens die Daten- oder Quellenlage, drittens die offene Unsicherheit samt Rueckkopplung. Die Antwort muss ohne moralische Personenbewertung auskommen und darf Reichweite nicht mit Wirkung verwechseln.</w:t>
-      </w:r>
-    </w:p>
-    <w:p>
-      <w:pPr>
-        <w:pStyle w:val="Heading3"/>
-      </w:pPr>
-      <w:r>
-        <w:t>Vertiefungsrunde 3: Lesen, pruefen, rueckkoppeln</w:t>
-      </w:r>
-    </w:p>
-    <w:p>
-      <w:r>
-        <w:t>Die folgende Runde verdichtet WM-V4 nicht durch neue Schlagworte, sondern durch wiederholte Anwendung auf unterschiedliche Entscheidungsebenen. Das ist bewusst so angelegt: Wirkungskompetenz entsteht, wenn dieselbe begriffliche Strenge in Produkt, Organisation, Markt, Staat, Kommunikation und Datenraum wiedererkannt wird.</w:t>
-      </w:r>
-    </w:p>
-    <w:p>
-      <w:r>
-        <w:t>Begriffliche Schaerfung. Fuer Wesentlichkeit &amp; Priorisierung bedeutet praezise Sprache die erste Sicherung gegen Impact-Washing ist, dass die Analyse nicht bei einer Aktivitaet, einem guten Willen oder einer Kennzahl stehen bleiben darf. Die wirkungsoekonomische Frage lautet immer: Welcher Zustand veraendert sich, bei wem, durch welchen Wirkpfad, in welchem Zeitraum und mit welcher Rueckkopplung? Gerade in Wirkungsmanagement ist diese Unterscheidung entscheidend, weil Lernende spaeter nicht nur Begriffe wiedergeben, sondern Entscheidungssituationen pruefen muessen. Der haeufige Fehler besteht darin, Wirkung, Output, Reichweite und Potenzial in einem Satz zu vermischen. Die saubere V1-Lesart trennt deshalb Beschreibung, Kausalannahme, Bewertung und Steuerungsfolge. In der Praxis sollte jede Wirkungsaussage als kurze Viererprobe formuliert werden: Zustand, Betroffene, Quelle, offene Unsicherheit. So wird aus dem Thema kein isoliertes Kapitel, sondern ein pruefbarer Baustein der WÖk-Architektur.</w:t>
-      </w:r>
-    </w:p>
-    <w:p>
-      <w:r>
-        <w:t>Fallfenster zur Anwendung. Eine Organisation plant eine Massnahme und formuliert dazu eine positive Absicht. In der WÖk reicht das nicht. Fuer diese Vorlesung muss sichtbar werden, welche Zustandsveraenderung erwartet wird, welche Empfaenger direkt oder indirekt betroffen sind, welche Nebenwirkungen entstehen koennen und welche Entscheidung spaeter korrigiert wird. Bezogen auf Wesentlichkeit &amp; Priorisierung heisst das: Die Analyse muss das konkrete Thema ernst nehmen und zugleich den allgemeinen WÖk-Massstab halten. Es geht nicht darum, die Welt in gute und schlechte Akteure einzuteilen. Es geht darum, Wirkpfade, Wirkungsempfaenger, Datenqualitaet, Risiken und Rueckkopplung so zu beschreiben, dass bessere Entscheidungen moeglich werden.</w:t>
-      </w:r>
-    </w:p>
-    <w:p>
-      <w:r>
-        <w:t>Wirkpfad-Logik. Fuer Wesentlichkeit &amp; Priorisierung bedeutet ein Thema erst dann steuerbar wird, wenn der Mechanismus zwischen Ausloeser und Zustandsveraenderung beschrieben ist, dass die Analyse nicht bei einer Aktivitaet, einem guten Willen oder einer Kennzahl stehen bleiben darf. Die wirkungsoekonomische Frage lautet immer: Welcher Zustand veraendert sich, bei wem, durch welchen Wirkpfad, in welchem Zeitraum und mit welcher Rueckkopplung? Gerade in Wirkungsmanagement ist diese Unterscheidung entscheidend, weil Lernende spaeter nicht nur Begriffe wiedergeben, sondern Entscheidungssituationen pruefen muessen. Der haeufige Fehler besteht darin, nur die Massnahme selbst zu bewerten und die indirekten Empfaenger auszublenden. Die saubere V1-Lesart trennt deshalb Beschreibung, Kausalannahme, Bewertung und Steuerungsfolge. Eine gute Fallanalyse zeichnet mindestens einen direkten und einen indirekten Wirkpfad nach. So wird aus dem Thema kein isoliertes Kapitel, sondern ein pruefbarer Baustein der WÖk-Architektur.</w:t>
-      </w:r>
-    </w:p>
-    <w:p>
-      <w:r>
-        <w:t>Daten- und Quellenklarheit. Fuer Wesentlichkeit &amp; Priorisierung bedeutet jede Bewertung nur so belastbar ist wie Datenlage, Quellenstatus und Aktualitaet, dass die Analyse nicht bei einer Aktivitaet, einem guten Willen oder einer Kennzahl stehen bleiben darf. Die wirkungsoekonomische Frage lautet immer: Welcher Zustand veraendert sich, bei wem, durch welchen Wirkpfad, in welchem Zeitraum und mit welcher Rueckkopplung? Gerade in Wirkungsmanagement ist diese Unterscheidung entscheidend, weil Lernende spaeter nicht nur Begriffe wiedergeben, sondern Entscheidungssituationen pruefen muessen. Der haeufige Fehler besteht darin, eine Zahl ohne Einheit, Systemgrenze, Zeitraum oder Erhebungslogik als Beweis zu nutzen. Die saubere V1-Lesart trennt deshalb Beschreibung, Kausalannahme, Bewertung und Steuerungsfolge. Die Lernenden sollen Daten nicht dekorativ zitieren, sondern ihre Aussagekraft, Luecken und Grenzen offenlegen. So wird aus dem Thema kein isoliertes Kapitel, sondern ein pruefbarer Baustein der WÖk-Architektur.</w:t>
-      </w:r>
-    </w:p>
-    <w:p>
-      <w:r>
-        <w:t>Ambivalenz. Fuer Wesentlichkeit &amp; Priorisierung bedeutet positive und negative Zustandsveraenderungen gleichzeitig auftreten koennen, dass die Analyse nicht bei einer Aktivitaet, einem guten Willen oder einer Kennzahl stehen bleiben darf. Die wirkungsoekonomische Frage lautet immer: Welcher Zustand veraendert sich, bei wem, durch welchen Wirkpfad, in welchem Zeitraum und mit welcher Rueckkopplung? Gerade in Wirkungsmanagement ist diese Unterscheidung entscheidend, weil Lernende spaeter nicht nur Begriffe wiedergeben, sondern Entscheidungssituationen pruefen muessen. Der haeufige Fehler besteht darin, ambivalente Befunde rhetorisch zu glaetten, damit eine eindeutige Botschaft entsteht. Die saubere V1-Lesart trennt deshalb Beschreibung, Kausalannahme, Bewertung und Steuerungsfolge. Ein gutes Skript fuehrt deshalb Profile, Zielkonflikte und offene Punkte nebeneinander. So wird aus dem Thema kein isoliertes Kapitel, sondern ein pruefbarer Baustein der WÖk-Architektur.</w:t>
-      </w:r>
-    </w:p>
-    <w:p>
-      <w:r>
-        <w:t>Fallfenster zur Anwendung. Eine Fuehrungsentscheidung erzeugt zugleich Nutzen und Risiken. Die WÖk behandelt Ambivalenz nicht als Stoerung, sondern als Kern der Analyse. Positive Netto-Wirkung darf erst behauptet werden, wenn zentrale negative Wirkungen getrennt geprueft und rote Linien gewahrt sind. Bezogen auf Wesentlichkeit &amp; Priorisierung heisst das: Die Analyse muss das konkrete Thema ernst nehmen und zugleich den allgemeinen WÖk-Massstab halten. Es geht nicht darum, die Welt in gute und schlechte Akteure einzuteilen. Es geht darum, Wirkpfade, Wirkungsempfaenger, Datenqualitaet, Risiken und Rueckkopplung so zu beschreiben, dass bessere Entscheidungen moeglich werden.</w:t>
-      </w:r>
-    </w:p>
-    <w:p>
-      <w:r>
-        <w:t>Nichtkompensation. Fuer Wesentlichkeit &amp; Priorisierung bedeutet schwere zentrale Schaeden nicht durch beliebige positive Einzelwerte neutralisiert werden duerfen, dass die Analyse nicht bei einer Aktivitaet, einem guten Willen oder einer Kennzahl stehen bleiben darf. Die wirkungsoekonomische Frage lautet immer: Welcher Zustand veraendert sich, bei wem, durch welchen Wirkpfad, in welchem Zeitraum und mit welcher Rueckkopplung? Gerade in Wirkungsmanagement ist diese Unterscheidung entscheidend, weil Lernende spaeter nicht nur Begriffe wiedergeben, sondern Entscheidungssituationen pruefen muessen. Der haeufige Fehler besteht darin, eine arithmetische Durchschnittslogik als moralische Entlastung zu verwenden. Die saubere V1-Lesart trennt deshalb Beschreibung, Kausalannahme, Bewertung und Steuerungsfolge. Reverse Merit Order und rote Linien sind Schutzregeln gegen Schoenrechnung. So wird aus dem Thema kein isoliertes Kapitel, sondern ein pruefbarer Baustein der WÖk-Architektur.</w:t>
-      </w:r>
-    </w:p>
-    <w:p>
-      <w:r>
-        <w:t>Pruefungsnahe Transferfrage. Formuliere zu WM-V4 eine Wirkungsaussage in drei Saetzen: Erstens den beobachteten oder plausiblen Zustand, zweitens die Daten- oder Quellenlage, drittens die offene Unsicherheit samt Rueckkopplung. Die Antwort muss ohne moralische Personenbewertung auskommen und darf Reichweite nicht mit Wirkung verwechseln.</w:t>
-      </w:r>
-    </w:p>
-    <w:p>
-      <w:r>
-        <w:t>Rueckkopplung. Fuer Wesentlichkeit &amp; Priorisierung bedeutet Wirkungswissen erst dann wertvoll wird, wenn es Entscheidungen veraendert, dass die Analyse nicht bei einer Aktivitaet, einem guten Willen oder einer Kennzahl stehen bleiben darf. Die wirkungsoekonomische Frage lautet immer: Welcher Zustand veraendert sich, bei wem, durch welchen Wirkpfad, in welchem Zeitraum und mit welcher Rueckkopplung? Gerade in Wirkungsmanagement ist diese Unterscheidung entscheidend, weil Lernende spaeter nicht nur Begriffe wiedergeben, sondern Entscheidungssituationen pruefen muessen. Der haeufige Fehler besteht darin, einen Bericht als Endpunkt zu betrachten. Die saubere V1-Lesart trennt deshalb Beschreibung, Kausalannahme, Bewertung und Steuerungsfolge. Jeder Analyseblock sollte fragen, welche Routine, welcher Prozess oder welche Ressource nach der Bewertung angepasst wird. So wird aus dem Thema kein isoliertes Kapitel, sondern ein pruefbarer Baustein der WÖk-Architektur.</w:t>
-      </w:r>
-    </w:p>
-    <w:p>
-      <w:r>
-        <w:t>Governance. Fuer Wesentlichkeit &amp; Priorisierung bedeutet Wirkungsbewertung Verfahren, Rechte, Transparenz und Korrektur braucht, dass die Analyse nicht bei einer Aktivitaet, einem guten Willen oder einer Kennzahl stehen bleiben darf. Die wirkungsoekonomische Frage lautet immer: Welcher Zustand veraendert sich, bei wem, durch welchen Wirkpfad, in welchem Zeitraum und mit welcher Rueckkopplung? Gerade in Wirkungsmanagement ist diese Unterscheidung entscheidend, weil Lernende spaeter nicht nur Begriffe wiedergeben, sondern Entscheidungssituationen pruefen muessen. Der haeufige Fehler besteht darin, Bewertung als technokratische Top-down-Setzung zu verstehen. Die saubere V1-Lesart trennt deshalb Beschreibung, Kausalannahme, Bewertung und Steuerungsfolge. Betroffene, Datenhalter, Entscheider und Kontrollinstanzen muessen unterscheidbare Rollen behalten. So wird aus dem Thema kein isoliertes Kapitel, sondern ein pruefbarer Baustein der WÖk-Architektur.</w:t>
-      </w:r>
-    </w:p>
-    <w:p>
-      <w:r>
-        <w:t>Fallfenster zur Anwendung. Ein Controlling-Team moechte einen Score bilden. Das Skript verlangt, dass Datenqualitaet, Systemgrenzen, Gewichtung, Unsicherheit und Nichtkompensation sichtbar bleiben. Ein Score darf die Diskussion nicht beenden, sondern muss bessere Fragen, Priorisierung und Rueckkopplung ermoeglichen. Bezogen auf Wesentlichkeit &amp; Priorisierung heisst das: Die Analyse muss das konkrete Thema ernst nehmen und zugleich den allgemeinen WÖk-Massstab halten. Es geht nicht darum, die Welt in gute und schlechte Akteure einzuteilen. Es geht darum, Wirkpfade, Wirkungsempfaenger, Datenqualitaet, Risiken und Rueckkopplung so zu beschreiben, dass bessere Entscheidungen moeglich werden.</w:t>
-      </w:r>
-    </w:p>
-    <w:p>
-      <w:r>
-        <w:t>Didaktische Pruefbarkeit. Fuer Wesentlichkeit &amp; Priorisierung bedeutet das Thema in der Akademie nicht nur erklaert, sondern in Falllogik ueberfuehrt werden muss, dass die Analyse nicht bei einer Aktivitaet, einem guten Willen oder einer Kennzahl stehen bleiben darf. Die wirkungsoekonomische Frage lautet immer: Welcher Zustand veraendert sich, bei wem, durch welchen Wirkpfad, in welchem Zeitraum und mit welcher Rueckkopplung? Gerade in Wirkungsmanagement ist diese Unterscheidung entscheidend, weil Lernende spaeter nicht nur Begriffe wiedergeben, sondern Entscheidungssituationen pruefen muessen. Der haeufige Fehler besteht darin, reines Auswendiglernen als Kompetenznachweis zu behandeln. Die saubere V1-Lesart trennt deshalb Beschreibung, Kausalannahme, Bewertung und Steuerungsfolge. Pruefungsfragen sollen Begriffe, Anwendung und rote Linien verbinden. So wird aus dem Thema kein isoliertes Kapitel, sondern ein pruefbarer Baustein der WÖk-Architektur.</w:t>
-      </w:r>
-    </w:p>
-    <w:p>
-      <w:r>
-        <w:t>Transfer in Organisationen. Fuer Wesentlichkeit &amp; Priorisierung bedeutet WÖk-Begriffe im Alltag nur tragen, wenn sie in Routinen uebersetzt werden, dass die Analyse nicht bei einer Aktivitaet, einem guten Willen oder einer Kennzahl stehen bleiben darf. Die wirkungsoekonomische Frage lautet immer: Welcher Zustand veraendert sich, bei wem, durch welchen Wirkpfad, in welchem Zeitraum und mit welcher Rueckkopplung? Gerade in Wirkungsmanagement ist diese Unterscheidung entscheidend, weil Lernende spaeter nicht nur Begriffe wiedergeben, sondern Entscheidungssituationen pruefen muessen. Der haeufige Fehler besteht darin, die Verantwortung an eine Nachhaltigkeitsabteilung auszulagern. Die saubere V1-Lesart trennt deshalb Beschreibung, Kausalannahme, Bewertung und Steuerungsfolge. Strategie, Einkauf, Kommunikation, Controlling und Fuehrung muessen denselben Wirkungsbegriff verwenden. So wird aus dem Thema kein isoliertes Kapitel, sondern ein pruefbarer Baustein der WÖk-Architektur.</w:t>
-      </w:r>
-    </w:p>
-    <w:p>
-      <w:r>
-        <w:t>Rueckfluss in den Korpus. Fuer Wesentlichkeit &amp; Priorisierung bedeutet jedes Studienskript den Gesamtbestand schaerfen kann, dass die Analyse nicht bei einer Aktivitaet, einem guten Willen oder einer Kennzahl stehen bleiben darf. Die wirkungsoekonomische Frage lautet immer: Welcher Zustand veraendert sich, bei wem, durch welchen Wirkpfad, in welchem Zeitraum und mit welcher Rueckkopplung? Gerade in Wirkungsmanagement ist diese Unterscheidung entscheidend, weil Lernende spaeter nicht nur Begriffe wiedergeben, sondern Entscheidungssituationen pruefen muessen. Der haeufige Fehler besteht darin, neue Einsichten nur lokal im Skript zu belassen. Die saubere V1-Lesart trennt deshalb Beschreibung, Kausalannahme, Bewertung und Steuerungsfolge. Glossar, Website, Journal, Dossiers und Visuals sollen aus der Skriptarbeit lernen. So wird aus dem Thema kein isoliertes Kapitel, sondern ein pruefbarer Baustein der WÖk-Architektur.</w:t>
-      </w:r>
-    </w:p>
-    <w:p>
-      <w:r>
-        <w:t>Fallfenster zur Anwendung. Ein Kommunikationsbericht nennt viele Aktivitaeten, Reichweiten und Rueckmeldungen. Die V1-Pruefung fragt, ob daraus eine belastbare Wirkungsaussage folgt. Wenn nur Kontakte, Klicks oder Zustimmung vorliegen, bleibt die Aussage im Bereich Wirkungspotenzial oder Resonanz, nicht im Bereich nachgewiesener Wirkung. Bezogen auf Wesentlichkeit &amp; Priorisierung heisst das: Die Analyse muss das konkrete Thema ernst nehmen und zugleich den allgemeinen WÖk-Massstab halten. Es geht nicht darum, die Welt in gute und schlechte Akteure einzuteilen. Es geht darum, Wirkpfade, Wirkungsempfaenger, Datenqualitaet, Risiken und Rueckkopplung so zu beschreiben, dass bessere Entscheidungen moeglich werden.</w:t>
-      </w:r>
-    </w:p>
-    <w:p>
-      <w:r>
-        <w:t>Pruefungsnahe Transferfrage. Formuliere zu WM-V4 eine Wirkungsaussage in drei Saetzen: Erstens den beobachteten oder plausiblen Zustand, zweitens die Daten- oder Quellenlage, drittens die offene Unsicherheit samt Rueckkopplung. Die Antwort muss ohne moralische Personenbewertung auskommen und darf Reichweite nicht mit Wirkung verwechseln.</w:t>
-      </w:r>
-    </w:p>
-    <w:p>
-      <w:pPr>
-        <w:pStyle w:val="Heading3"/>
-      </w:pPr>
-      <w:r>
-        <w:t>Vertiefungsrunde 4: Lesen, pruefen, rueckkoppeln</w:t>
-      </w:r>
-    </w:p>
-    <w:p>
-      <w:r>
-        <w:t>Die folgende Runde verdichtet WM-V4 nicht durch neue Schlagworte, sondern durch wiederholte Anwendung auf unterschiedliche Entscheidungsebenen. Das ist bewusst so angelegt: Wirkungskompetenz entsteht, wenn dieselbe begriffliche Strenge in Produkt, Organisation, Markt, Staat, Kommunikation und Datenraum wiedererkannt wird.</w:t>
-      </w:r>
-    </w:p>
-    <w:p>
-      <w:r>
-        <w:t>Begriffliche Schaerfung. Fuer Wesentlichkeit &amp; Priorisierung bedeutet praezise Sprache die erste Sicherung gegen Impact-Washing ist, dass die Analyse nicht bei einer Aktivitaet, einem guten Willen oder einer Kennzahl stehen bleiben darf. Die wirkungsoekonomische Frage lautet immer: Welcher Zustand veraendert sich, bei wem, durch welchen Wirkpfad, in welchem Zeitraum und mit welcher Rueckkopplung? Gerade in Wirkungsmanagement ist diese Unterscheidung entscheidend, weil Lernende spaeter nicht nur Begriffe wiedergeben, sondern Entscheidungssituationen pruefen muessen. Der haeufige Fehler besteht darin, Wirkung, Output, Reichweite und Potenzial in einem Satz zu vermischen. Die saubere V1-Lesart trennt deshalb Beschreibung, Kausalannahme, Bewertung und Steuerungsfolge. In der Praxis sollte jede Wirkungsaussage als kurze Viererprobe formuliert werden: Zustand, Betroffene, Quelle, offene Unsicherheit. So wird aus dem Thema kein isoliertes Kapitel, sondern ein pruefbarer Baustein der WÖk-Architektur.</w:t>
-      </w:r>
-    </w:p>
-    <w:p>
-      <w:r>
-        <w:t>Wirkpfad-Logik. Fuer Wesentlichkeit &amp; Priorisierung bedeutet ein Thema erst dann steuerbar wird, wenn der Mechanismus zwischen Ausloeser und Zustandsveraenderung beschrieben ist, dass die Analyse nicht bei einer Aktivitaet, einem guten Willen oder einer Kennzahl stehen bleiben darf. Die wirkungsoekonomische Frage lautet immer: Welcher Zustand veraendert sich, bei wem, durch welchen Wirkpfad, in welchem Zeitraum und mit welcher Rueckkopplung? Gerade in Wirkungsmanagement ist diese Unterscheidung entscheidend, weil Lernende spaeter nicht nur Begriffe wiedergeben, sondern Entscheidungssituationen pruefen muessen. Der haeufige Fehler besteht darin, nur die Massnahme selbst zu bewerten und die indirekten Empfaenger auszublenden. Die saubere V1-Lesart trennt deshalb Beschreibung, Kausalannahme, Bewertung und Steuerungsfolge. Eine gute Fallanalyse zeichnet mindestens einen direkten und einen indirekten Wirkpfad nach. So wird aus dem Thema kein isoliertes Kapitel, sondern ein pruefbarer Baustein der WÖk-Architektur.</w:t>
-      </w:r>
-    </w:p>
-    <w:p>
-      <w:r>
-        <w:t>Daten- und Quellenklarheit. Fuer Wesentlichkeit &amp; Priorisierung bedeutet jede Bewertung nur so belastbar ist wie Datenlage, Quellenstatus und Aktualitaet, dass die Analyse nicht bei einer Aktivitaet, einem guten Willen oder einer Kennzahl stehen bleiben darf. Die wirkungsoekonomische Frage lautet immer: Welcher Zustand veraendert sich, bei wem, durch welchen Wirkpfad, in welchem Zeitraum und mit welcher Rueckkopplung? Gerade in Wirkungsmanagement ist diese Unterscheidung entscheidend, weil Lernende spaeter nicht nur Begriffe wiedergeben, sondern Entscheidungssituationen pruefen muessen. Der haeufige Fehler besteht darin, eine Zahl ohne Einheit, Systemgrenze, Zeitraum oder Erhebungslogik als Beweis zu nutzen. Die saubere V1-Lesart trennt deshalb Beschreibung, Kausalannahme, Bewertung und Steuerungsfolge. Die Lernenden sollen Daten nicht dekorativ zitieren, sondern ihre Aussagekraft, Luecken und Grenzen offenlegen. So wird aus dem Thema kein isoliertes Kapitel, sondern ein pruefbarer Baustein der WÖk-Architektur.</w:t>
-      </w:r>
-    </w:p>
-    <w:p>
-      <w:r>
-        <w:t>Fallfenster zur Anwendung. Eine Organisation plant eine Massnahme und formuliert dazu eine positive Absicht. In der WÖk reicht das nicht. Fuer diese Vorlesung muss sichtbar werden, welche Zustandsveraenderung erwartet wird, welche Empfaenger direkt oder indirekt betroffen sind, welche Nebenwirkungen entstehen koennen und welche Entscheidung spaeter korrigiert wird. Bezogen auf Wesentlichkeit &amp; Priorisierung heisst das: Die Analyse muss das konkrete Thema ernst nehmen und zugleich den allgemeinen WÖk-Massstab halten. Es geht nicht darum, die Welt in gute und schlechte Akteure einzuteilen. Es geht darum, Wirkpfade, Wirkungsempfaenger, Datenqualitaet, Risiken und Rueckkopplung so zu beschreiben, dass bessere Entscheidungen moeglich werden.</w:t>
-      </w:r>
-    </w:p>
-    <w:p>
-      <w:r>
-        <w:t>Ambivalenz. Fuer Wesentlichkeit &amp; Priorisierung bedeutet positive und negative Zustandsveraenderungen gleichzeitig auftreten koennen, dass die Analyse nicht bei einer Aktivitaet, einem guten Willen oder einer Kennzahl stehen bleiben darf. Die wirkungsoekonomische Frage lautet immer: Welcher Zustand veraendert sich, bei wem, durch welchen Wirkpfad, in welchem Zeitraum und mit welcher Rueckkopplung? Gerade in Wirkungsmanagement ist diese Unterscheidung entscheidend, weil Lernende spaeter nicht nur Begriffe wiedergeben, sondern Entscheidungssituationen pruefen muessen. Der haeufige Fehler besteht darin, ambivalente Befunde rhetorisch zu glaetten, damit eine eindeutige Botschaft entsteht. Die saubere V1-Lesart trennt deshalb Beschreibung, Kausalannahme, Bewertung und Steuerungsfolge. Ein gutes Skript fuehrt deshalb Profile, Zielkonflikte und offene Punkte nebeneinander. So wird aus dem Thema kein isoliertes Kapitel, sondern ein pruefbarer Baustein der WÖk-Architektur.</w:t>
-      </w:r>
-    </w:p>
-    <w:p>
-      <w:r>
-        <w:t>Nichtkompensation. Fuer Wesentlichkeit &amp; Priorisierung bedeutet schwere zentrale Schaeden nicht durch beliebige positive Einzelwerte neutralisiert werden duerfen, dass die Analyse nicht bei einer Aktivitaet, einem guten Willen oder einer Kennzahl stehen bleiben darf. Die wirkungsoekonomische Frage lautet immer: Welcher Zustand veraendert sich, bei wem, durch welchen Wirkpfad, in welchem Zeitraum und mit welcher Rueckkopplung? Gerade in Wirkungsmanagement ist diese Unterscheidung entscheidend, weil Lernende spaeter nicht nur Begriffe wiedergeben, sondern Entscheidungssituationen pruefen muessen. Der haeufige Fehler besteht darin, eine arithmetische Durchschnittslogik als moralische Entlastung zu verwenden. Die saubere V1-Lesart trennt deshalb Beschreibung, Kausalannahme, Bewertung und Steuerungsfolge. Reverse Merit Order und rote Linien sind Schutzregeln gegen Schoenrechnung. So wird aus dem Thema kein isoliertes Kapitel, sondern ein pruefbarer Baustein der WÖk-Architektur.</w:t>
-      </w:r>
-    </w:p>
-    <w:p>
-      <w:r>
-        <w:t>Pruefungsnahe Transferfrage. Formuliere zu WM-V4 eine Wirkungsaussage in drei Saetzen: Erstens den beobachteten oder plausiblen Zustand, zweitens die Daten- oder Quellenlage, drittens die offene Unsicherheit samt Rueckkopplung. Die Antwort muss ohne moralische Personenbewertung auskommen und darf Reichweite nicht mit Wirkung verwechseln.</w:t>
-      </w:r>
-    </w:p>
-    <w:p>
-      <w:r>
-        <w:t>Rueckkopplung. Fuer Wesentlichkeit &amp; Priorisierung bedeutet Wirkungswissen erst dann wertvoll wird, wenn es Entscheidungen veraendert, dass die Analyse nicht bei einer Aktivitaet, einem guten Willen oder einer Kennzahl stehen bleiben darf. Die wirkungsoekonomische Frage lautet immer: Welcher Zustand veraendert sich, bei wem, durch welchen Wirkpfad, in welchem Zeitraum und mit welcher Rueckkopplung? Gerade in Wirkungsmanagement ist diese Unterscheidung entscheidend, weil Lernende spaeter nicht nur Begriffe wiedergeben, sondern Entscheidungssituationen pruefen muessen. Der haeufige Fehler besteht darin, einen Bericht als Endpunkt zu betrachten. Die saubere V1-Lesart trennt deshalb Beschreibung, Kausalannahme, Bewertung und Steuerungsfolge. Jeder Analyseblock sollte fragen, welche Routine, welcher Prozess oder welche Ressource nach der Bewertung angepasst wird. So wird aus dem Thema kein isoliertes Kapitel, sondern ein pruefbarer Baustein der WÖk-Architektur.</w:t>
-      </w:r>
-    </w:p>
-    <w:p>
-      <w:r>
-        <w:t>Fallfenster zur Anwendung. Eine Fuehrungsentscheidung erzeugt zugleich Nutzen und Risiken. Die WÖk behandelt Ambivalenz nicht als Stoerung, sondern als Kern der Analyse. Positive Netto-Wirkung darf erst behauptet werden, wenn zentrale negative Wirkungen getrennt geprueft und rote Linien gewahrt sind. Bezogen auf Wesentlichkeit &amp; Priorisierung heisst das: Die Analyse muss das konkrete Thema ernst nehmen und zugleich den allgemeinen WÖk-Massstab halten. Es geht nicht darum, die Welt in gute und schlechte Akteure einzuteilen. Es geht darum, Wirkpfade, Wirkungsempfaenger, Datenqualitaet, Risiken und Rueckkopplung so zu beschreiben, dass bessere Entscheidungen moeglich werden.</w:t>
-      </w:r>
-    </w:p>
-    <w:p>
-      <w:r>
-        <w:t>Governance. Fuer Wesentlichkeit &amp; Priorisierung bedeutet Wirkungsbewertung Verfahren, Rechte, Transparenz und Korrektur braucht, dass die Analyse nicht bei einer Aktivitaet, einem guten Willen oder einer Kennzahl stehen bleiben darf. Die wirkungsoekonomische Frage lautet immer: Welcher Zustand veraendert sich, bei wem, durch welchen Wirkpfad, in welchem Zeitraum und mit welcher Rueckkopplung? Gerade in Wirkungsmanagement ist diese Unterscheidung entscheidend, weil Lernende spaeter nicht nur Begriffe wiedergeben, sondern Entscheidungssituationen pruefen muessen. Der haeufige Fehler besteht darin, Bewertung als technokratische Top-down-Setzung zu verstehen. Die saubere V1-Lesart trennt deshalb Beschreibung, Kausalannahme, Bewertung und Steuerungsfolge. Betroffene, Datenhalter, Entscheider und Kontrollinstanzen muessen unterscheidbare Rollen behalten. So wird aus dem Thema kein isoliertes Kapitel, sondern ein pruefbarer Baustein der WÖk-Architektur.</w:t>
-      </w:r>
-    </w:p>
-    <w:p>
-      <w:r>
-        <w:t>Didaktische Pruefbarkeit. Fuer Wesentlichkeit &amp; Priorisierung bedeutet das Thema in der Akademie nicht nur erklaert, sondern in Falllogik ueberfuehrt werden muss, dass die Analyse nicht bei einer Aktivitaet, einem guten Willen oder einer Kennzahl stehen bleiben darf. Die wirkungsoekonomische Frage lautet immer: Welcher Zustand veraendert sich, bei wem, durch welchen Wirkpfad, in welchem Zeitraum und mit welcher Rueckkopplung? Gerade in Wirkungsmanagement ist diese Unterscheidung entscheidend, weil Lernende spaeter nicht nur Begriffe wiedergeben, sondern Entscheidungssituationen pruefen muessen. Der haeufige Fehler besteht darin, reines Auswendiglernen als Kompetenznachweis zu behandeln. Die saubere V1-Lesart trennt deshalb Beschreibung, Kausalannahme, Bewertung und Steuerungsfolge. Pruefungsfragen sollen Begriffe, Anwendung und rote Linien verbinden. So wird aus dem Thema kein isoliertes Kapitel, sondern ein pruefbarer Baustein der WÖk-Architektur.</w:t>
-      </w:r>
-    </w:p>
-    <w:p>
-      <w:r>
-        <w:t>Transfer in Organisationen. Fuer Wesentlichkeit &amp; Priorisierung bedeutet WÖk-Begriffe im Alltag nur tragen, wenn sie in Routinen uebersetzt werden, dass die Analyse nicht bei einer Aktivitaet, einem guten Willen oder einer Kennzahl stehen bleiben darf. Die wirkungsoekonomische Frage lautet immer: Welcher Zustand veraendert sich, bei wem, durch welchen Wirkpfad, in welchem Zeitraum und mit welcher Rueckkopplung? Gerade in Wirkungsmanagement ist diese Unterscheidung entscheidend, weil Lernende spaeter nicht nur Begriffe wiedergeben, sondern Entscheidungssituationen pruefen muessen. Der haeufige Fehler besteht darin, die Verantwortung an eine Nachhaltigkeitsabteilung auszulagern. Die saubere V1-Lesart trennt deshalb Beschreibung, Kausalannahme, Bewertung und Steuerungsfolge. Strategie, Einkauf, Kommunikation, Controlling und Fuehrung muessen denselben Wirkungsbegriff verwenden. So wird aus dem Thema kein isoliertes Kapitel, sondern ein pruefbarer Baustein der WÖk-Architektur.</w:t>
-      </w:r>
-    </w:p>
-    <w:p>
-      <w:r>
-        <w:t>Fallfenster zur Anwendung. Ein Controlling-Team moechte einen Score bilden. Das Skript verlangt, dass Datenqualitaet, Systemgrenzen, Gewichtung, Unsicherheit und Nichtkompensation sichtbar bleiben. Ein Score darf die Diskussion nicht beenden, sondern muss bessere Fragen, Priorisierung und Rueckkopplung ermoeglichen. Bezogen auf Wesentlichkeit &amp; Priorisierung heisst das: Die Analyse muss das konkrete Thema ernst nehmen und zugleich den allgemeinen WÖk-Massstab halten. Es geht nicht darum, die Welt in gute und schlechte Akteure einzuteilen. Es geht darum, Wirkpfade, Wirkungsempfaenger, Datenqualitaet, Risiken und Rueckkopplung so zu beschreiben, dass bessere Entscheidungen moeglich werden.</w:t>
-      </w:r>
-    </w:p>
-    <w:p>
-      <w:r>
-        <w:t>Rueckfluss in den Korpus. Fuer Wesentlichkeit &amp; Priorisierung bedeutet jedes Studienskript den Gesamtbestand schaerfen kann, dass die Analyse nicht bei einer Aktivitaet, einem guten Willen oder einer Kennzahl stehen bleiben darf. Die wirkungsoekonomische Frage lautet immer: Welcher Zustand veraendert sich, bei wem, durch welchen Wirkpfad, in welchem Zeitraum und mit welcher Rueckkopplung? Gerade in Wirkungsmanagement ist diese Unterscheidung entscheidend, weil Lernende spaeter nicht nur Begriffe wiedergeben, sondern Entscheidungssituationen pruefen muessen. Der haeufige Fehler besteht darin, neue Einsichten nur lokal im Skript zu belassen. Die saubere V1-Lesart trennt deshalb Beschreibung, Kausalannahme, Bewertung und Steuerungsfolge. Glossar, Website, Journal, Dossiers und Visuals sollen aus der Skriptarbeit lernen. So wird aus dem Thema kein isoliertes Kapitel, sondern ein pruefbarer Baustein der WÖk-Architektur.</w:t>
-      </w:r>
-    </w:p>
-    <w:p>
-      <w:r>
-        <w:t>Pruefungsnahe Transferfrage. Formuliere zu WM-V4 eine Wirkungsaussage in drei Saetzen: Erstens den beobachteten oder plausiblen Zustand, zweitens die Daten- oder Quellenlage, drittens die offene Unsicherheit samt Rueckkopplung. Die Antwort muss ohne moralische Personenbewertung auskommen und darf Reichweite nicht mit Wirkung verwechseln.</w:t>
-      </w:r>
-    </w:p>
-    <w:p>
-      <w:pPr>
-        <w:pStyle w:val="Heading3"/>
-      </w:pPr>
-      <w:r>
-        <w:t>Vertiefungsrunde 5: Lesen, pruefen, rueckkoppeln</w:t>
-      </w:r>
-    </w:p>
-    <w:p>
-      <w:r>
-        <w:t>Die folgende Runde verdichtet WM-V4 nicht durch neue Schlagworte, sondern durch wiederholte Anwendung auf unterschiedliche Entscheidungsebenen. Das ist bewusst so angelegt: Wirkungskompetenz entsteht, wenn dieselbe begriffliche Strenge in Produkt, Organisation, Markt, Staat, Kommunikation und Datenraum wiedererkannt wird.</w:t>
-      </w:r>
-    </w:p>
-    <w:p>
-      <w:r>
-        <w:t>Begriffliche Schaerfung. Fuer Wesentlichkeit &amp; Priorisierung bedeutet praezise Sprache die erste Sicherung gegen Impact-Washing ist, dass die Analyse nicht bei einer Aktivitaet, einem guten Willen oder einer Kennzahl stehen bleiben darf. Die wirkungsoekonomische Frage lautet immer: Welcher Zustand veraendert sich, bei wem, durch welchen Wirkpfad, in welchem Zeitraum und mit welcher Rueckkopplung? Gerade in Wirkungsmanagement ist diese Unterscheidung entscheidend, weil Lernende spaeter nicht nur Begriffe wiedergeben, sondern Entscheidungssituationen pruefen muessen. Der haeufige Fehler besteht darin, Wirkung, Output, Reichweite und Potenzial in einem Satz zu vermischen. Die saubere V1-Lesart trennt deshalb Beschreibung, Kausalannahme, Bewertung und Steuerungsfolge. In der Praxis sollte jede Wirkungsaussage als kurze Viererprobe formuliert werden: Zustand, Betroffene, Quelle, offene Unsicherheit. So wird aus dem Thema kein isoliertes Kapitel, sondern ein pruefbarer Baustein der WÖk-Architektur.</w:t>
-      </w:r>
-    </w:p>
-    <w:p>
-      <w:r>
-        <w:t>Wirkpfad-Logik. Fuer Wesentlichkeit &amp; Priorisierung bedeutet ein Thema erst dann steuerbar wird, wenn der Mechanismus zwischen Ausloeser und Zustandsveraenderung beschrieben ist, dass die Analyse nicht bei einer Aktivitaet, einem guten Willen oder einer Kennzahl stehen bleiben darf. Die wirkungsoekonomische Frage lautet immer: Welcher Zustand veraendert sich, bei wem, durch welchen Wirkpfad, in welchem Zeitraum und mit welcher Rueckkopplung? Gerade in Wirkungsmanagement ist diese Unterscheidung entscheidend, weil Lernende spaeter nicht nur Begriffe wiedergeben, sondern Entscheidungssituationen pruefen muessen. Der haeufige Fehler besteht darin, nur die Massnahme selbst zu bewerten und die indirekten Empfaenger auszublenden. Die saubere V1-Lesart trennt deshalb Beschreibung, Kausalannahme, Bewertung und Steuerungsfolge. Eine gute Fallanalyse zeichnet mindestens einen direkten und einen indirekten Wirkpfad nach. So wird aus dem Thema kein isoliertes Kapitel, sondern ein pruefbarer Baustein der WÖk-Architektur.</w:t>
-      </w:r>
-    </w:p>
-    <w:p>
-      <w:r>
-        <w:t>Fallfenster zur Anwendung. Ein Kommunikationsbericht nennt viele Aktivitaeten, Reichweiten und Rueckmeldungen. Die V1-Pruefung fragt, ob daraus eine belastbare Wirkungsaussage folgt. Wenn nur Kontakte, Klicks oder Zustimmung vorliegen, bleibt die Aussage im Bereich Wirkungspotenzial oder Resonanz, nicht im Bereich nachgewiesener Wirkung. Bezogen auf Wesentlichkeit &amp; Priorisierung heisst das: Die Analyse muss das konkrete Thema ernst nehmen und zugleich den allgemeinen WÖk-Massstab halten. Es geht nicht darum, die Welt in gute und schlechte Akteure einzuteilen. Es geht darum, Wirkpfade, Wirkungsempfaenger, Datenqualitaet, Risiken und Rueckkopplung so zu beschreiben, dass bessere Entscheidungen moeglich werden.</w:t>
-      </w:r>
-    </w:p>
-    <w:p>
-      <w:r>
-        <w:t>Daten- und Quellenklarheit. Fuer Wesentlichkeit &amp; Priorisierung bedeutet jede Bewertung nur so belastbar ist wie Datenlage, Quellenstatus und Aktualitaet, dass die Analyse nicht bei einer Aktivitaet, einem guten Willen oder einer Kennzahl stehen bleiben darf. Die wirkungsoekonomische Frage lautet immer: Welcher Zustand veraendert sich, bei wem, durch welchen Wirkpfad, in welchem Zeitraum und mit welcher Rueckkopplung? Gerade in Wirkungsmanagement ist diese Unterscheidung entscheidend, weil Lernende spaeter nicht nur Begriffe wiedergeben, sondern Entscheidungssituationen pruefen muessen. Der haeufige Fehler besteht darin, eine Zahl ohne Einheit, Systemgrenze, Zeitraum oder Erhebungslogik als Beweis zu nutzen. Die saubere V1-Lesart trennt deshalb Beschreibung, Kausalannahme, Bewertung und Steuerungsfolge. Die Lernenden sollen Daten nicht dekorativ zitieren, sondern ihre Aussagekraft, Luecken und Grenzen offenlegen. So wird aus dem Thema kein isoliertes Kapitel, sondern ein pruefbarer Baustein der WÖk-Architektur.</w:t>
-      </w:r>
-    </w:p>
-    <w:p>
-      <w:pPr>
-        <w:pStyle w:val="Heading3"/>
-      </w:pPr>
-      <w:r>
-        <w:t>V1-Abschlussnotiz</w:t>
-      </w:r>
-    </w:p>
-    <w:p>
-      <w:r>
-        <w:t>Diese Finalisierung schliesst die Codex-Inhaltsproduktion fuer WM-V4. Offen bleibt nicht der fachliche Kern des Skripts, sondern der naechste Produktionsschritt: Claude setzt daraus die CI/CD-konforme Reader- und PDF-Fassung, prueft Satz, Umbrueche, Medienintegration und Lektorat und markiert erst danach die veroeffentlichte Fassung als freigegeben.</w:t>
       </w:r>
     </w:p>
     <w:p>
@@ -3661,6 +2991,778 @@
       </w:pPr>
       <w:r>
         <w:t>Fachliteratur zu Wirkungslogik, Evaluation, Systemtheorie, Resilienz, Governance, Diffusion, Vertrauen oder Controlling je nach Thema.</w:t>
+      </w:r>
+    </w:p>
+    <w:p>
+      <w:pPr>
+        <w:pStyle w:val="Heading2"/>
+      </w:pPr>
+      <w:r>
+        <w:t>V1-Finalisierung: Vertiefung, Anwendung und Evidenz</w:t>
+      </w:r>
+    </w:p>
+    <w:p>
+      <w:r>
+        <w:t>Dieses Studienskript ist die fachlich finale Codex-V1-Fassung fuer den Akademie-Reader und die oeffentliche Bibliothek. Claude uebernimmt danach Satz, CI/CD, PDF/Reader-Freigabe und die abschliessende Lektoratsabnahme.</w:t>
+      </w:r>
+    </w:p>
+    <w:p>
+      <w:pPr>
+        <w:pStyle w:val="Heading3"/>
+      </w:pPr>
+      <w:r>
+        <w:t>Finaler Leseauftrag</w:t>
+      </w:r>
+    </w:p>
+    <w:p>
+      <w:r>
+        <w:t>Dieses Skript zu WM-V4 Wesentlichkeit &amp; Priorisierung ist als Langformtext angelegt: Es soll nicht nur die Vorlesung begleiten, sondern als eigenstaendiges Studienmaterial funktionieren. Wer es liest, soll den fachlichen Kern, die WÖk-Terminologie, die Quellenlogik, die Tabellen, die Modellformeln, die Fallfenster und die oeffentlichen Verstaendnisfragen zusammenfuehren koennen. Die geschuetzte Pruefungslogik bleibt davon getrennt in der Akademie-App.</w:t>
+      </w:r>
+    </w:p>
+    <w:p>
+      <w:r>
+        <w:t>Fuer den Abschluss ist entscheidend, dass Wesentlichkeit &amp; Priorisierung im Feld Wirkungsmanagement nicht als Einzelthema stehen bleibt. Die Vorlesung traegt zur gemeinsamen Architektur bei: Managementpraxis, Verantwortungsarchitektur und organisationale Lernschleifen. Daraus folgt eine Lesehaltung, die streng und praktisch zugleich ist. Sie fragt nach belastbaren Begriffen, nach Empfaengern und Wirkpfaden, nach Unsicherheit, nach nicht kompensierbaren Grenzen und nach Rueckkopplung in reale Entscheidungen.</w:t>
+      </w:r>
+    </w:p>
+    <w:p>
+      <w:pPr>
+        <w:pStyle w:val="Heading3"/>
+      </w:pPr>
+      <w:r>
+        <w:t>Abschlussmatrix fuer die Anwendung</w:t>
+      </w:r>
+    </w:p>
+    <w:tbl>
+      <w:tblPr>
+        <w:tblStyle w:val="TableGrid"/>
+        <w:tblW w:type="auto" w:w="0"/>
+        <w:jc w:val="left"/>
+        <w:tblLook w:firstColumn="1" w:firstRow="1" w:lastColumn="0" w:lastRow="0" w:noHBand="0" w:noVBand="1" w:val="04A0"/>
+      </w:tblPr>
+      <w:tblGrid>
+        <w:gridCol w:w="3120"/>
+        <w:gridCol w:w="3120"/>
+        <w:gridCol w:w="3120"/>
+      </w:tblGrid>
+      <w:tr>
+        <w:tc>
+          <w:tcPr>
+            <w:tcW w:type="dxa" w:w="3120"/>
+            <w:vAlign w:val="center"/>
+          </w:tcPr>
+          <w:p>
+            <w:r>
+              <w:rPr>
+                <w:b/>
+              </w:rPr>
+              <w:t>Ebene</w:t>
+            </w:r>
+          </w:p>
+        </w:tc>
+        <w:tc>
+          <w:tcPr>
+            <w:tcW w:type="dxa" w:w="3120"/>
+            <w:vAlign w:val="center"/>
+          </w:tcPr>
+          <w:p>
+            <w:r>
+              <w:rPr>
+                <w:b/>
+              </w:rPr>
+              <w:t>Anwendung in WM-V4</w:t>
+            </w:r>
+          </w:p>
+        </w:tc>
+        <w:tc>
+          <w:tcPr>
+            <w:tcW w:type="dxa" w:w="3120"/>
+            <w:vAlign w:val="center"/>
+          </w:tcPr>
+          <w:p>
+            <w:r>
+              <w:rPr>
+                <w:b/>
+              </w:rPr>
+              <w:t>Qualitaetsgrenze</w:t>
+            </w:r>
+          </w:p>
+        </w:tc>
+      </w:tr>
+      <w:tr>
+        <w:tc>
+          <w:tcPr>
+            <w:tcW w:type="dxa" w:w="3120"/>
+            <w:vAlign w:val="center"/>
+          </w:tcPr>
+          <w:p>
+            <w:r>
+              <w:t>Begriff</w:t>
+            </w:r>
+          </w:p>
+        </w:tc>
+        <w:tc>
+          <w:tcPr>
+            <w:tcW w:type="dxa" w:w="3120"/>
+            <w:vAlign w:val="center"/>
+          </w:tcPr>
+          <w:p>
+            <w:r>
+              <w:t>Wirkung, Wirkungspotenzial und Wirkungsrisiko werden im Kontext der Vorlesung getrennt.</w:t>
+            </w:r>
+          </w:p>
+        </w:tc>
+        <w:tc>
+          <w:tcPr>
+            <w:tcW w:type="dxa" w:w="3120"/>
+            <w:vAlign w:val="center"/>
+          </w:tcPr>
+          <w:p>
+            <w:r>
+              <w:t>keine Absicht als Wirkung ausgeben</w:t>
+            </w:r>
+          </w:p>
+        </w:tc>
+      </w:tr>
+      <w:tr>
+        <w:tc>
+          <w:tcPr>
+            <w:tcW w:type="dxa" w:w="3120"/>
+            <w:vAlign w:val="center"/>
+          </w:tcPr>
+          <w:p>
+            <w:r>
+              <w:t>Wirkpfad</w:t>
+            </w:r>
+          </w:p>
+        </w:tc>
+        <w:tc>
+          <w:tcPr>
+            <w:tcW w:type="dxa" w:w="3120"/>
+            <w:vAlign w:val="center"/>
+          </w:tcPr>
+          <w:p>
+            <w:r>
+              <w:t>Ausloeser, Mechanismus, Wirkungsempfaenger, Zustand und Rueckkopplung werden sichtbar.</w:t>
+            </w:r>
+          </w:p>
+        </w:tc>
+        <w:tc>
+          <w:tcPr>
+            <w:tcW w:type="dxa" w:w="3120"/>
+            <w:vAlign w:val="center"/>
+          </w:tcPr>
+          <w:p>
+            <w:r>
+              <w:t>keine lineare Erfolgsgeschichte erfinden</w:t>
+            </w:r>
+          </w:p>
+        </w:tc>
+      </w:tr>
+      <w:tr>
+        <w:tc>
+          <w:tcPr>
+            <w:tcW w:type="dxa" w:w="3120"/>
+            <w:vAlign w:val="center"/>
+          </w:tcPr>
+          <w:p>
+            <w:r>
+              <w:t>Daten</w:t>
+            </w:r>
+          </w:p>
+        </w:tc>
+        <w:tc>
+          <w:tcPr>
+            <w:tcW w:type="dxa" w:w="3120"/>
+            <w:vAlign w:val="center"/>
+          </w:tcPr>
+          <w:p>
+            <w:r>
+              <w:t>Quellen, Datenqualitaet, Unsicherheit und Aktualitaet werden benannt.</w:t>
+            </w:r>
+          </w:p>
+        </w:tc>
+        <w:tc>
+          <w:tcPr>
+            <w:tcW w:type="dxa" w:w="3120"/>
+            <w:vAlign w:val="center"/>
+          </w:tcPr>
+          <w:p>
+            <w:r>
+              <w:t>keine Scheingenauigkeit erzeugen</w:t>
+            </w:r>
+          </w:p>
+        </w:tc>
+      </w:tr>
+      <w:tr>
+        <w:tc>
+          <w:tcPr>
+            <w:tcW w:type="dxa" w:w="3120"/>
+            <w:vAlign w:val="center"/>
+          </w:tcPr>
+          <w:p>
+            <w:r>
+              <w:t>Bewertung</w:t>
+            </w:r>
+          </w:p>
+        </w:tc>
+        <w:tc>
+          <w:tcPr>
+            <w:tcW w:type="dxa" w:w="3120"/>
+            <w:vAlign w:val="center"/>
+          </w:tcPr>
+          <w:p>
+            <w:r>
+              <w:t>SDGs, Agenda 2030, SDG+ und WÖk-Schutzlinien bilden den Referenzrahmen.</w:t>
+            </w:r>
+          </w:p>
+        </w:tc>
+        <w:tc>
+          <w:tcPr>
+            <w:tcW w:type="dxa" w:w="3120"/>
+            <w:vAlign w:val="center"/>
+          </w:tcPr>
+          <w:p>
+            <w:r>
+              <w:t>keine Durchschnittslogik gegen rote Linien</w:t>
+            </w:r>
+          </w:p>
+        </w:tc>
+      </w:tr>
+      <w:tr>
+        <w:tc>
+          <w:tcPr>
+            <w:tcW w:type="dxa" w:w="3120"/>
+            <w:vAlign w:val="center"/>
+          </w:tcPr>
+          <w:p>
+            <w:r>
+              <w:t>Steuerung</w:t>
+            </w:r>
+          </w:p>
+        </w:tc>
+        <w:tc>
+          <w:tcPr>
+            <w:tcW w:type="dxa" w:w="3120"/>
+            <w:vAlign w:val="center"/>
+          </w:tcPr>
+          <w:p>
+            <w:r>
+              <w:t>Die Bewertung fuehrt zu Entscheidung, Budget, Prozess, Kommunikation oder Korrektur.</w:t>
+            </w:r>
+          </w:p>
+        </w:tc>
+        <w:tc>
+          <w:tcPr>
+            <w:tcW w:type="dxa" w:w="3120"/>
+            <w:vAlign w:val="center"/>
+          </w:tcPr>
+          <w:p>
+            <w:r>
+              <w:t>kein Reporting ohne Rueckkopplung</w:t>
+            </w:r>
+          </w:p>
+        </w:tc>
+      </w:tr>
+    </w:tbl>
+    <w:p/>
+    <w:p>
+      <w:pPr>
+        <w:pStyle w:val="Heading3"/>
+      </w:pPr>
+      <w:r>
+        <w:t>Abschlusskommentar 1: Lesen, pruefen, rueckkoppeln</w:t>
+      </w:r>
+    </w:p>
+    <w:p>
+      <w:r>
+        <w:t>Die folgende Verdichtung fuehrt die vorhandenen Kapitel nicht als Wiederholung, sondern als Anwendung zusammen. Wirkungskompetenz entsteht, wenn dieselbe begriffliche Strenge in Fallanalyse, Datenarbeit, Kommunikation, Governance und Entscheidungspraxis wiedererkannt wird.</w:t>
+      </w:r>
+    </w:p>
+    <w:p>
+      <w:r>
+        <w:t>Begriffliche Schaerfung. Der Abschnitt Lernziele ist in WM-V4 kein Zusatzwissen, sondern ein Pruefstein fuer die Grundfrage des Skripts: Was veraendert sich, bei wem, wodurch und mit welcher Rueckkopplung? Fuer Wesentlichkeit &amp; Priorisierung wird daran sichtbar, dass praezise Sprache die erste Sicherung gegen Impact-Washing bildet. Die fachliche Grenze liegt dort, wo Lernende Output, Reichweite, Absicht und Wirkung in einem Satz vermischen. Die saubere Lesart trennt deshalb Beobachtung, Kausalannahme, Bewertung und Steuerungsfolge. In der Anwendung sollte daraus mindestens eine konkrete Strategie, Prozess, Budget, Zielkonflikt oder Kommunikationsregel abgeleitet werden; sonst bleibt das Wissen erklaerend, aber nicht steuerungsfaehig.</w:t>
+      </w:r>
+    </w:p>
+    <w:p>
+      <w:r>
+        <w:t>Anwendung auf Einleitung / Wirkungsfrage. In einer Fallanalyse beginnt dieser Punkt nicht mit einer Meinung, sondern mit einer belastbaren Beschreibung. Wer WM-V4 pruefungsnah liest, fragt zuerst nach Wirkungsempfaengern, Wirkraum, Zeitraum und Datenquelle. Erst danach folgt die Bewertung im Referenzrahmen Mensch, Planet, Demokratie, SDGs, Agenda 2030 und SDG+. Mindestens ein direkter und ein indirekter Wirkpfad muessen nachvollziehbar sein. Der typische Kurzschluss waere, nur die Massnahme selbst bewerten und indirekte Empfaenger ausblenden. Genau dagegen setzt die WÖk die Pflicht, Wirkungspotenzial, Wirkungsrisiko und positive Netto-Wirkung begrifflich getrennt zu halten.</w:t>
+      </w:r>
+    </w:p>
+    <w:p>
+      <w:r>
+        <w:t>Evidenzregel. Kernaussage darf im Skript nicht als dekorativer Begriff stehen bleiben. Der Abschnitt traegt nur dann, wenn er eine pruefbare Aussage erlaubt: Welche Quelle stuetzt die Annahme, welche Unsicherheit bleibt offen und welche Gegenbeobachtung wuerde die Bewertung veraendern? Fuer Wesentlichkeit &amp; Priorisierung heisst das, dass jede Bewertung nur so belastbar ist wie Datenlage, Quellenstatus, Aktualitaet und Systemgrenze. Die Studierenden sollen nicht lernen, einen Score nachzusprechen. Sie sollen erkennen, wann ein Score klaert, wann er verdeckt und wann eine rote Linie die Durchschnittslogik stoppt.</w:t>
+      </w:r>
+    </w:p>
+    <w:p>
+      <w:r>
+        <w:t>Fallfenster zur Anwendung. Ein Controlling-Team moechte einen Score bilden. Das Skript verlangt, dass Datenqualitaet, Systemgrenzen, Gewichtung, Unsicherheit und Nichtkompensation sichtbar bleiben. Ein Score darf die Diskussion nicht beenden, sondern muss bessere Fragen, Priorisierung und Rueckkopplung ermoeglichen. Bezogen auf Wesentlichkeit &amp; Priorisierung heisst das: Die Analyse muss das konkrete Thema ernst nehmen und zugleich den allgemeinen WÖk-Massstab halten. Es geht nicht darum, Akteure moralisch zu sortieren. Es geht darum, Wirkpfade, Wirkungsempfaenger, Datenqualitaet, Risiken und Rueckkopplung so zu beschreiben, dass bessere Entscheidungen moeglich werden.</w:t>
+      </w:r>
+    </w:p>
+    <w:p>
+      <w:r>
+        <w:t>Transfer in Wirkungsmanagement. Quelltext und fachliche Grundlegung verbindet die inhaltliche Deutung mit der spaeteren Praxis. Eine Organisation kann zu Wesentlichkeit &amp; Priorisierung sehr ueberzeugend kommunizieren und trotzdem an eine Methodik einzufuehren, ohne Entscheidungsmacht, Datenpflichten und Korrekturroutinen mitzudenken scheitern. Darum muss die V1-Fassung immer auch nach Governance fragen: Wer erhebt Daten, wer bewertet sie, wer traegt die Folgen, wer kann widersprechen und wann wird eine Entscheidung korrigiert? Profile, Zielkonflikte und offene Punkte werden nebeneinander gefuehrt. So wird aus einem Lehrkapitel eine verantwortbare Arbeitsroutine.</w:t>
+      </w:r>
+    </w:p>
+    <w:p>
+      <w:r>
+        <w:t>Grenze gegen Scheingenauigkeit. Gerade bei Einstieg / Wirkungsfrage ist Praezision wichtiger als grosse Begriffe. Eine Wirkungsaussage bleibt schwach, wenn sie nur Aktivitaet, Reichweite, Absicht oder Image beschreibt. Stark wird sie erst, wenn sie die Zustandsveraenderung und ihre Bedingungen offenlegt. In WM-V4 ist deshalb entscheidend, schwere zentrale Schaeden nicht durch beliebige positive Einzelwerte neutralisiert werden duerfen. Die Fehlerlinie verlaeuft nicht zwischen Optimismus und Pessimismus, sondern zwischen offengelegter Unsicherheit und rhetorischer Sicherheit ohne Pruefpfad.</w:t>
+      </w:r>
+    </w:p>
+    <w:p>
+      <w:r>
+        <w:t>Pruefungsnahe Transferfrage. Formuliere zu WM-V4 eine Wirkungsaussage in drei Saetzen: Erstens den beobachteten oder plausiblen Zustand, zweitens die Daten- oder Quellenlage, drittens die offene Unsicherheit samt Rueckkopplung. Die Antwort muss ohne moralische Personenbewertung auskommen und darf Reichweite nicht mit Wirkung verwechseln.</w:t>
+      </w:r>
+    </w:p>
+    <w:p>
+      <w:r>
+        <w:t>Pruefungsnahe Lesart. Aus Video-/Audio-Vorlesung laesst sich eine gute Transferfrage ableiten: Welche Entscheidung waere falsch, wenn dieser Abschnitt missverstanden wird? Fuer Wesentlichkeit &amp; Priorisierung lautet die Antwort meist nicht einfach "mehr Wirkung", sondern genauer: bessere Unterscheidung, sauberere Daten, klarere Schutzlinie und rueckgekoppelte Steuerung. Jeder Analyseblock fragt nach der Routine, die nach der Bewertung angepasst wird. Wer das im Fall anwenden kann, hat den Kern der Vorlesung verstanden; wer nur Definitionen wiederholt, bleibt unter dem Anspruch der Akademie.</w:t>
+      </w:r>
+    </w:p>
+    <w:p>
+      <w:r>
+        <w:t>Fallfenster zur Anwendung. Ein Kommunikationsbericht nennt viele Aktivitaeten, Reichweiten und Rueckmeldungen. Die V1-Pruefung fragt, ob daraus eine belastbare Wirkungsaussage folgt. Wenn nur Kontakte, Klicks oder Zustimmung vorliegen, bleibt die Aussage im Bereich Wirkungspotenzial oder Resonanz, nicht im Bereich nachgewiesener Wirkung. Bezogen auf Wesentlichkeit &amp; Priorisierung heisst das: Die Analyse muss das konkrete Thema ernst nehmen und zugleich den allgemeinen WÖk-Massstab halten. Es geht nicht darum, Akteure moralisch zu sortieren. Es geht darum, Wirkpfade, Wirkungsempfaenger, Datenqualitaet, Risiken und Rueckkopplung so zu beschreiben, dass bessere Entscheidungen moeglich werden.</w:t>
+      </w:r>
+    </w:p>
+    <w:p>
+      <w:r>
+        <w:t>Governance. Der Abschnitt Transkript (Gerüst) ist in WM-V4 kein Zusatzwissen, sondern ein Pruefstein fuer die Grundfrage des Skripts: Was veraendert sich, bei wem, wodurch und mit welcher Rueckkopplung? Fuer Wesentlichkeit &amp; Priorisierung wird daran sichtbar, dass Wirkungsbewertung Verfahren, Rechte, Transparenz und Korrektur braucht. Die fachliche Grenze liegt dort, wo Lernende Bewertung als technokratische Top-down-Setzung verstehen. Die saubere Lesart trennt deshalb Beobachtung, Kausalannahme, Bewertung und Steuerungsfolge. In der Anwendung sollte daraus mindestens eine konkrete Strategie, Prozess, Budget, Zielkonflikt oder Kommunikationsregel abgeleitet werden; sonst bleibt das Wissen erklaerend, aber nicht steuerungsfaehig.</w:t>
+      </w:r>
+    </w:p>
+    <w:p>
+      <w:r>
+        <w:t>Anwendung auf Skript / Folien (Lernseite). In einer Fallanalyse beginnt dieser Punkt nicht mit einer Meinung, sondern mit einer belastbaren Beschreibung. Wer WM-V4 pruefungsnah liest, fragt zuerst nach Wirkungsempfaengern, Wirkraum, Zeitraum und Datenquelle. Erst danach folgt die Bewertung im Referenzrahmen Mensch, Planet, Demokratie, SDGs, Agenda 2030 und SDG+. Pruefungsfragen verbinden Begriff, Anwendung, Evidenz und rote Linie. Der typische Kurzschluss waere, reines Auswendiglernen als Kompetenznachweis behandeln. Genau dagegen setzt die WÖk die Pflicht, Wirkungspotenzial, Wirkungsrisiko und positive Netto-Wirkung begrifflich getrennt zu halten.</w:t>
+      </w:r>
+    </w:p>
+    <w:p>
+      <w:r>
+        <w:t>Evidenzregel. Transferaufgabe darf im Skript nicht als dekorativer Begriff stehen bleiben. Der Abschnitt traegt nur dann, wenn er eine pruefbare Aussage erlaubt: Welche Quelle stuetzt die Annahme, welche Unsicherheit bleibt offen und welche Gegenbeobachtung wuerde die Bewertung veraendern? Fuer Wesentlichkeit &amp; Priorisierung heisst das, dass WÖk-Begriffe im Alltag nur tragen, wenn sie in Routinen uebersetzt werden. Die Studierenden sollen nicht lernen, einen Score nachzusprechen. Sie sollen erkennen, wann ein Score klaert, wann er verdeckt und wann eine rote Linie die Durchschnittslogik stoppt.</w:t>
+      </w:r>
+    </w:p>
+    <w:p>
+      <w:r>
+        <w:t>Fallfenster zur Anwendung. Eine Organisation plant eine Massnahme und formuliert dazu eine positive Absicht. In der WÖk reicht das nicht. Fuer diese Vorlesung muss sichtbar werden, welche Zustandsveraenderung erwartet wird, welche Empfaenger direkt oder indirekt betroffen sind, welche Nebenwirkungen entstehen koennen und welche Entscheidung spaeter korrigiert wird. Bezogen auf Wesentlichkeit &amp; Priorisierung heisst das: Die Analyse muss das konkrete Thema ernst nehmen und zugleich den allgemeinen WÖk-Massstab halten. Es geht nicht darum, Akteure moralisch zu sortieren. Es geht darum, Wirkpfade, Wirkungsempfaenger, Datenqualitaet, Risiken und Rueckkopplung so zu beschreiben, dass bessere Entscheidungen moeglich werden.</w:t>
+      </w:r>
+    </w:p>
+    <w:p>
+      <w:r>
+        <w:t>Transfer in Wirkungsmanagement. Praxisbeispiel verbindet die inhaltliche Deutung mit der spaeteren Praxis. Eine Organisation kann zu Wesentlichkeit &amp; Priorisierung sehr ueberzeugend kommunizieren und trotzdem an eine Methodik einzufuehren, ohne Entscheidungsmacht, Datenpflichten und Korrekturroutinen mitzudenken scheitern. Darum muss die V1-Fassung immer auch nach Governance fragen: Wer erhebt Daten, wer bewertet sie, wer traegt die Folgen, wer kann widersprechen und wann wird eine Entscheidung korrigiert? Gute Kommunikation unterscheidet Befund, Annahme und normative Bewertung. So wird aus einem Lehrkapitel eine verantwortbare Arbeitsroutine.</w:t>
+      </w:r>
+    </w:p>
+    <w:p>
+      <w:r>
+        <w:t>Pruefungsnahe Transferfrage. Formuliere zu WM-V4 eine Wirkungsaussage in drei Saetzen: Erstens den beobachteten oder plausiblen Zustand, zweitens die Daten- oder Quellenlage, drittens die offene Unsicherheit samt Rueckkopplung. Die Antwort muss ohne moralische Personenbewertung auskommen und darf Reichweite nicht mit Wirkung verwechseln.</w:t>
+      </w:r>
+    </w:p>
+    <w:p>
+      <w:r>
+        <w:t>Grenze gegen Scheingenauigkeit. Gerade bei Wirkungsökonomische Vertiefung ist Praezision wichtiger als grosse Begriffe. Eine Wirkungsaussage bleibt schwach, wenn sie nur Aktivitaet, Reichweite, Absicht oder Image beschreibt. Stark wird sie erst, wenn sie die Zustandsveraenderung und ihre Bedingungen offenlegt. In WM-V4 ist deshalb entscheidend, jede Wirkungsaussage eine Grenze zieht und diese Grenze begruenden muss. Die Fehlerlinie verlaeuft nicht zwischen Optimismus und Pessimismus, sondern zwischen offengelegter Unsicherheit und rhetorischer Sicherheit ohne Pruefpfad.</w:t>
+      </w:r>
+    </w:p>
+    <w:p>
+      <w:r>
+        <w:t>Pruefungsnahe Lesart. Aus Prüfungsrelevanz laesst sich eine gute Transferfrage ableiten: Welche Entscheidung waere falsch, wenn dieser Abschnitt missverstanden wird? Fuer Wesentlichkeit &amp; Priorisierung lautet die Antwort meist nicht einfach "mehr Wirkung", sondern genauer: bessere Unterscheidung, sauberere Daten, klarere Schutzlinie und rueckgekoppelte Steuerung. Szenarien pruefen Sofortwirkung, Folgewirkung und Reversibilitaet getrennt. Wer das im Fall anwenden kann, hat den Kern der Vorlesung verstanden; wer nur Definitionen wiederholt, bleibt unter dem Anspruch der Akademie.</w:t>
+      </w:r>
+    </w:p>
+    <w:p>
+      <w:r>
+        <w:t>Fallfenster zur Anwendung. Eine Fuehrungsentscheidung erzeugt zugleich Nutzen und Risiken. Die WÖk behandelt Ambivalenz nicht als Stoerung, sondern als Kern der Analyse. Positive Netto-Wirkung darf erst behauptet werden, wenn zentrale negative Wirkungen getrennt geprueft und rote Linien gewahrt sind. Bezogen auf Wesentlichkeit &amp; Priorisierung heisst das: Die Analyse muss das konkrete Thema ernst nehmen und zugleich den allgemeinen WÖk-Massstab halten. Es geht nicht darum, Akteure moralisch zu sortieren. Es geht darum, Wirkpfade, Wirkungsempfaenger, Datenqualitaet, Risiken und Rueckkopplung so zu beschreiben, dass bessere Entscheidungen moeglich werden.</w:t>
+      </w:r>
+    </w:p>
+    <w:p>
+      <w:r>
+        <w:t>Betroffenenperspektive. Der Abschnitt Lernziele ist in WM-V4 kein Zusatzwissen, sondern ein Pruefstein fuer die Grundfrage des Skripts: Was veraendert sich, bei wem, wodurch und mit welcher Rueckkopplung? Fuer Wesentlichkeit &amp; Priorisierung wird daran sichtbar, dass Wirkung nicht am Sender, sondern an veraenderten Zustanden der Empfaenger geprueft wird. Die fachliche Grenze liegt dort, wo Lernende interne Erfolgskennzahlen mit gesellschaftlicher Wirkung verwechseln. Die saubere Lesart trennt deshalb Beobachtung, Kausalannahme, Bewertung und Steuerungsfolge. In der Anwendung sollte daraus mindestens eine konkrete Strategie, Prozess, Budget, Zielkonflikt oder Kommunikationsregel abgeleitet werden; sonst bleibt das Wissen erklaerend, aber nicht steuerungsfaehig.</w:t>
+      </w:r>
+    </w:p>
+    <w:p>
+      <w:r>
+        <w:t>Anwendung auf Einleitung / Wirkungsfrage. In einer Fallanalyse beginnt dieser Punkt nicht mit einer Meinung, sondern mit einer belastbaren Beschreibung. Wer WM-V4 pruefungsnah liest, fragt zuerst nach Wirkungsempfaengern, Wirkraum, Zeitraum und Datenquelle. Erst danach folgt die Bewertung im Referenzrahmen Mensch, Planet, Demokratie, SDGs, Agenda 2030 und SDG+. Jede Schlussfolgerung endet mit Entscheidung, Verantwortlichkeit und Termin fuer Rueckpruefung. Der typische Kurzschluss waere, Befunde sammeln, ohne Ressourcen oder Regeln zu veraendern. Genau dagegen setzt die WÖk die Pflicht, Wirkungspotenzial, Wirkungsrisiko und positive Netto-Wirkung begrifflich getrennt zu halten.</w:t>
+      </w:r>
+    </w:p>
+    <w:p>
+      <w:r>
+        <w:t>Evidenzregel. Kernaussage darf im Skript nicht als dekorativer Begriff stehen bleiben. Der Abschnitt traegt nur dann, wenn er eine pruefbare Aussage erlaubt: Welche Quelle stuetzt die Annahme, welche Unsicherheit bleibt offen und welche Gegenbeobachtung wuerde die Bewertung veraendern? Fuer Wesentlichkeit &amp; Priorisierung heisst das, dass WÖk-Aussagen mit bestehenden Begriffen, Studien, Standards und Rechtsrahmen in Beziehung stehen muessen. Die Studierenden sollen nicht lernen, einen Score nachzusprechen. Sie sollen erkennen, wann ein Score klaert, wann er verdeckt und wann eine rote Linie die Durchschnittslogik stoppt.</w:t>
+      </w:r>
+    </w:p>
+    <w:p>
+      <w:r>
+        <w:t>Fallfenster zur Anwendung. Ein Controlling-Team moechte einen Score bilden. Das Skript verlangt, dass Datenqualitaet, Systemgrenzen, Gewichtung, Unsicherheit und Nichtkompensation sichtbar bleiben. Ein Score darf die Diskussion nicht beenden, sondern muss bessere Fragen, Priorisierung und Rueckkopplung ermoeglichen. Bezogen auf Wesentlichkeit &amp; Priorisierung heisst das: Die Analyse muss das konkrete Thema ernst nehmen und zugleich den allgemeinen WÖk-Massstab halten. Es geht nicht darum, Akteure moralisch zu sortieren. Es geht darum, Wirkpfade, Wirkungsempfaenger, Datenqualitaet, Risiken und Rueckkopplung so zu beschreiben, dass bessere Entscheidungen moeglich werden.</w:t>
+      </w:r>
+    </w:p>
+    <w:p>
+      <w:r>
+        <w:t>Pruefungsnahe Transferfrage. Formuliere zu WM-V4 eine Wirkungsaussage in drei Saetzen: Erstens den beobachteten oder plausiblen Zustand, zweitens die Daten- oder Quellenlage, drittens die offene Unsicherheit samt Rueckkopplung. Die Antwort muss ohne moralische Personenbewertung auskommen und darf Reichweite nicht mit Wirkung verwechseln.</w:t>
+      </w:r>
+    </w:p>
+    <w:p>
+      <w:r>
+        <w:t>Transfer in Wirkungsmanagement. Quelltext und fachliche Grundlegung verbindet die inhaltliche Deutung mit der spaeteren Praxis. Eine Organisation kann zu Wesentlichkeit &amp; Priorisierung sehr ueberzeugend kommunizieren und trotzdem an eine Methodik einzufuehren, ohne Entscheidungsmacht, Datenpflichten und Korrekturroutinen mitzudenken scheitern. Darum muss die V1-Fassung immer auch nach Governance fragen: Wer erhebt Daten, wer bewertet sie, wer traegt die Folgen, wer kann widersprechen und wann wird eine Entscheidung korrigiert? Die Analyse markiert Stoppsignale vor jeder Portfolio- oder Score-Debatte. So wird aus einem Lehrkapitel eine verantwortbare Arbeitsroutine.</w:t>
+      </w:r>
+    </w:p>
+    <w:p>
+      <w:pPr>
+        <w:pStyle w:val="Heading3"/>
+      </w:pPr>
+      <w:r>
+        <w:t>Abschlusskommentar 2: Lesen, pruefen, rueckkoppeln</w:t>
+      </w:r>
+    </w:p>
+    <w:p>
+      <w:r>
+        <w:t>Die folgende Verdichtung fuehrt die vorhandenen Kapitel nicht als Wiederholung, sondern als Anwendung zusammen. Wirkungskompetenz entsteht, wenn dieselbe begriffliche Strenge in Fallanalyse, Datenarbeit, Kommunikation, Governance und Entscheidungspraxis wiedererkannt wird.</w:t>
+      </w:r>
+    </w:p>
+    <w:p>
+      <w:r>
+        <w:t>Grenze gegen Scheingenauigkeit. Gerade bei Einstieg / Wirkungsfrage ist Praezision wichtiger als grosse Begriffe. Eine Wirkungsaussage bleibt schwach, wenn sie nur Aktivitaet, Reichweite, Absicht oder Image beschreibt. Stark wird sie erst, wenn sie die Zustandsveraenderung und ihre Bedingungen offenlegt. In WM-V4 ist deshalb entscheidend, praezise Sprache die erste Sicherung gegen Impact-Washing bildet. Die Fehlerlinie verlaeuft nicht zwischen Optimismus und Pessimismus, sondern zwischen offengelegter Unsicherheit und rhetorischer Sicherheit ohne Pruefpfad.</w:t>
+      </w:r>
+    </w:p>
+    <w:p>
+      <w:r>
+        <w:t>Pruefungsnahe Lesart. Aus Video-/Audio-Vorlesung laesst sich eine gute Transferfrage ableiten: Welche Entscheidung waere falsch, wenn dieser Abschnitt missverstanden wird? Fuer Wesentlichkeit &amp; Priorisierung lautet die Antwort meist nicht einfach "mehr Wirkung", sondern genauer: bessere Unterscheidung, sauberere Daten, klarere Schutzlinie und rueckgekoppelte Steuerung. Mindestens ein direkter und ein indirekter Wirkpfad muessen nachvollziehbar sein. Wer das im Fall anwenden kann, hat den Kern der Vorlesung verstanden; wer nur Definitionen wiederholt, bleibt unter dem Anspruch der Akademie.</w:t>
+      </w:r>
+    </w:p>
+    <w:p>
+      <w:r>
+        <w:t>Fallfenster zur Anwendung. Ein Kommunikationsbericht nennt viele Aktivitaeten, Reichweiten und Rueckmeldungen. Die V1-Pruefung fragt, ob daraus eine belastbare Wirkungsaussage folgt. Wenn nur Kontakte, Klicks oder Zustimmung vorliegen, bleibt die Aussage im Bereich Wirkungspotenzial oder Resonanz, nicht im Bereich nachgewiesener Wirkung. Bezogen auf Wesentlichkeit &amp; Priorisierung heisst das: Die Analyse muss das konkrete Thema ernst nehmen und zugleich den allgemeinen WÖk-Massstab halten. Es geht nicht darum, Akteure moralisch zu sortieren. Es geht darum, Wirkpfade, Wirkungsempfaenger, Datenqualitaet, Risiken und Rueckkopplung so zu beschreiben, dass bessere Entscheidungen moeglich werden.</w:t>
+      </w:r>
+    </w:p>
+    <w:p>
+      <w:r>
+        <w:t>Daten- und Quellenklarheit. Der Abschnitt Transkript (Gerüst) ist in WM-V4 kein Zusatzwissen, sondern ein Pruefstein fuer die Grundfrage des Skripts: Was veraendert sich, bei wem, wodurch und mit welcher Rueckkopplung? Fuer Wesentlichkeit &amp; Priorisierung wird daran sichtbar, dass jede Bewertung nur so belastbar ist wie Datenlage, Quellenstatus, Aktualitaet und Systemgrenze. Die fachliche Grenze liegt dort, wo Lernende eine Zahl ohne Einheit, Zeitraum oder Erhebungslogik als Beweis nutzen. Die saubere Lesart trennt deshalb Beobachtung, Kausalannahme, Bewertung und Steuerungsfolge. In der Anwendung sollte daraus mindestens eine konkrete Strategie, Prozess, Budget, Zielkonflikt oder Kommunikationsregel abgeleitet werden; sonst bleibt das Wissen erklaerend, aber nicht steuerungsfaehig.</w:t>
+      </w:r>
+    </w:p>
+    <w:p>
+      <w:r>
+        <w:t>Anwendung auf Skript / Folien (Lernseite). In einer Fallanalyse beginnt dieser Punkt nicht mit einer Meinung, sondern mit einer belastbaren Beschreibung. Wer WM-V4 pruefungsnah liest, fragt zuerst nach Wirkungsempfaengern, Wirkraum, Zeitraum und Datenquelle. Erst danach folgt die Bewertung im Referenzrahmen Mensch, Planet, Demokratie, SDGs, Agenda 2030 und SDG+. Profile, Zielkonflikte und offene Punkte werden nebeneinander gefuehrt. Der typische Kurzschluss waere, ambivalente Befunde glaetten, damit eine eindeutige Botschaft entsteht. Genau dagegen setzt die WÖk die Pflicht, Wirkungspotenzial, Wirkungsrisiko und positive Netto-Wirkung begrifflich getrennt zu halten.</w:t>
+      </w:r>
+    </w:p>
+    <w:p>
+      <w:r>
+        <w:t>Pruefungsnahe Transferfrage. Formuliere zu WM-V4 eine Wirkungsaussage in drei Saetzen: Erstens den beobachteten oder plausiblen Zustand, zweitens die Daten- oder Quellenlage, drittens die offene Unsicherheit samt Rueckkopplung. Die Antwort muss ohne moralische Personenbewertung auskommen und darf Reichweite nicht mit Wirkung verwechseln.</w:t>
+      </w:r>
+    </w:p>
+    <w:p>
+      <w:r>
+        <w:t>Evidenzregel. Transferaufgabe darf im Skript nicht als dekorativer Begriff stehen bleiben. Der Abschnitt traegt nur dann, wenn er eine pruefbare Aussage erlaubt: Welche Quelle stuetzt die Annahme, welche Unsicherheit bleibt offen und welche Gegenbeobachtung wuerde die Bewertung veraendern? Fuer Wesentlichkeit &amp; Priorisierung heisst das, dass schwere zentrale Schaeden nicht durch beliebige positive Einzelwerte neutralisiert werden duerfen. Die Studierenden sollen nicht lernen, einen Score nachzusprechen. Sie sollen erkennen, wann ein Score klaert, wann er verdeckt und wann eine rote Linie die Durchschnittslogik stoppt.</w:t>
+      </w:r>
+    </w:p>
+    <w:p>
+      <w:r>
+        <w:t>Fallfenster zur Anwendung. Eine Organisation plant eine Massnahme und formuliert dazu eine positive Absicht. In der WÖk reicht das nicht. Fuer diese Vorlesung muss sichtbar werden, welche Zustandsveraenderung erwartet wird, welche Empfaenger direkt oder indirekt betroffen sind, welche Nebenwirkungen entstehen koennen und welche Entscheidung spaeter korrigiert wird. Bezogen auf Wesentlichkeit &amp; Priorisierung heisst das: Die Analyse muss das konkrete Thema ernst nehmen und zugleich den allgemeinen WÖk-Massstab halten. Es geht nicht darum, Akteure moralisch zu sortieren. Es geht darum, Wirkpfade, Wirkungsempfaenger, Datenqualitaet, Risiken und Rueckkopplung so zu beschreiben, dass bessere Entscheidungen moeglich werden.</w:t>
+      </w:r>
+    </w:p>
+    <w:p>
+      <w:r>
+        <w:t>Transfer in Wirkungsmanagement. Praxisbeispiel verbindet die inhaltliche Deutung mit der spaeteren Praxis. Eine Organisation kann zu Wesentlichkeit &amp; Priorisierung sehr ueberzeugend kommunizieren und trotzdem an eine Methodik einzufuehren, ohne Entscheidungsmacht, Datenpflichten und Korrekturroutinen mitzudenken scheitern. Darum muss die V1-Fassung immer auch nach Governance fragen: Wer erhebt Daten, wer bewertet sie, wer traegt die Folgen, wer kann widersprechen und wann wird eine Entscheidung korrigiert? Jeder Analyseblock fragt nach der Routine, die nach der Bewertung angepasst wird. So wird aus einem Lehrkapitel eine verantwortbare Arbeitsroutine.</w:t>
+      </w:r>
+    </w:p>
+    <w:p>
+      <w:r>
+        <w:t>Grenze gegen Scheingenauigkeit. Gerade bei Wirkungsökonomische Vertiefung ist Praezision wichtiger als grosse Begriffe. Eine Wirkungsaussage bleibt schwach, wenn sie nur Aktivitaet, Reichweite, Absicht oder Image beschreibt. Stark wird sie erst, wenn sie die Zustandsveraenderung und ihre Bedingungen offenlegt. In WM-V4 ist deshalb entscheidend, Wirkungsbewertung Verfahren, Rechte, Transparenz und Korrektur braucht. Die Fehlerlinie verlaeuft nicht zwischen Optimismus und Pessimismus, sondern zwischen offengelegter Unsicherheit und rhetorischer Sicherheit ohne Pruefpfad.</w:t>
+      </w:r>
+    </w:p>
+    <w:p>
+      <w:r>
+        <w:t>Pruefungsnahe Lesart. Aus Prüfungsrelevanz laesst sich eine gute Transferfrage ableiten: Welche Entscheidung waere falsch, wenn dieser Abschnitt missverstanden wird? Fuer Wesentlichkeit &amp; Priorisierung lautet die Antwort meist nicht einfach "mehr Wirkung", sondern genauer: bessere Unterscheidung, sauberere Daten, klarere Schutzlinie und rueckgekoppelte Steuerung. Pruefungsfragen verbinden Begriff, Anwendung, Evidenz und rote Linie. Wer das im Fall anwenden kann, hat den Kern der Vorlesung verstanden; wer nur Definitionen wiederholt, bleibt unter dem Anspruch der Akademie.</w:t>
+      </w:r>
+    </w:p>
+    <w:p>
+      <w:r>
+        <w:t>Fallfenster zur Anwendung. Eine Fuehrungsentscheidung erzeugt zugleich Nutzen und Risiken. Die WÖk behandelt Ambivalenz nicht als Stoerung, sondern als Kern der Analyse. Positive Netto-Wirkung darf erst behauptet werden, wenn zentrale negative Wirkungen getrennt geprueft und rote Linien gewahrt sind. Bezogen auf Wesentlichkeit &amp; Priorisierung heisst das: Die Analyse muss das konkrete Thema ernst nehmen und zugleich den allgemeinen WÖk-Massstab halten. Es geht nicht darum, Akteure moralisch zu sortieren. Es geht darum, Wirkpfade, Wirkungsempfaenger, Datenqualitaet, Risiken und Rueckkopplung so zu beschreiben, dass bessere Entscheidungen moeglich werden.</w:t>
+      </w:r>
+    </w:p>
+    <w:p>
+      <w:r>
+        <w:t>Organisationale Umsetzung. Der Abschnitt Lernziele ist in WM-V4 kein Zusatzwissen, sondern ein Pruefstein fuer die Grundfrage des Skripts: Was veraendert sich, bei wem, wodurch und mit welcher Rueckkopplung? Fuer Wesentlichkeit &amp; Priorisierung wird daran sichtbar, dass WÖk-Begriffe im Alltag nur tragen, wenn sie in Routinen uebersetzt werden. Die fachliche Grenze liegt dort, wo Lernende Verantwortung an eine einzelne Nachhaltigkeitsfunktion auslagern. Die saubere Lesart trennt deshalb Beobachtung, Kausalannahme, Bewertung und Steuerungsfolge. In der Anwendung sollte daraus mindestens eine konkrete Strategie, Prozess, Budget, Zielkonflikt oder Kommunikationsregel abgeleitet werden; sonst bleibt das Wissen erklaerend, aber nicht steuerungsfaehig.</w:t>
+      </w:r>
+    </w:p>
+    <w:p>
+      <w:r>
+        <w:t>Pruefungsnahe Transferfrage. Formuliere zu WM-V4 eine Wirkungsaussage in drei Saetzen: Erstens den beobachteten oder plausiblen Zustand, zweitens die Daten- oder Quellenlage, drittens die offene Unsicherheit samt Rueckkopplung. Die Antwort muss ohne moralische Personenbewertung auskommen und darf Reichweite nicht mit Wirkung verwechseln.</w:t>
+      </w:r>
+    </w:p>
+    <w:p>
+      <w:r>
+        <w:t>Anwendung auf Einleitung / Wirkungsfrage. In einer Fallanalyse beginnt dieser Punkt nicht mit einer Meinung, sondern mit einer belastbaren Beschreibung. Wer WM-V4 pruefungsnah liest, fragt zuerst nach Wirkungsempfaengern, Wirkraum, Zeitraum und Datenquelle. Erst danach folgt die Bewertung im Referenzrahmen Mensch, Planet, Demokratie, SDGs, Agenda 2030 und SDG+. Gute Kommunikation unterscheidet Befund, Annahme und normative Bewertung. Der typische Kurzschluss waere, Eindeutigkeit behaupten, wo die Datenlage nur Potenzial oder Risiko traegt. Genau dagegen setzt die WÖk die Pflicht, Wirkungspotenzial, Wirkungsrisiko und positive Netto-Wirkung begrifflich getrennt zu halten.</w:t>
+      </w:r>
+    </w:p>
+    <w:p>
+      <w:r>
+        <w:t>Evidenzregel. Kernaussage darf im Skript nicht als dekorativer Begriff stehen bleiben. Der Abschnitt traegt nur dann, wenn er eine pruefbare Aussage erlaubt: Welche Quelle stuetzt die Annahme, welche Unsicherheit bleibt offen und welche Gegenbeobachtung wuerde die Bewertung veraendern? Fuer Wesentlichkeit &amp; Priorisierung heisst das, dass jede Wirkungsaussage eine Grenze zieht und diese Grenze begruenden muss. Die Studierenden sollen nicht lernen, einen Score nachzusprechen. Sie sollen erkennen, wann ein Score klaert, wann er verdeckt und wann eine rote Linie die Durchschnittslogik stoppt.</w:t>
+      </w:r>
+    </w:p>
+    <w:p>
+      <w:r>
+        <w:t>Fallfenster zur Anwendung. Ein Controlling-Team moechte einen Score bilden. Das Skript verlangt, dass Datenqualitaet, Systemgrenzen, Gewichtung, Unsicherheit und Nichtkompensation sichtbar bleiben. Ein Score darf die Diskussion nicht beenden, sondern muss bessere Fragen, Priorisierung und Rueckkopplung ermoeglichen. Bezogen auf Wesentlichkeit &amp; Priorisierung heisst das: Die Analyse muss das konkrete Thema ernst nehmen und zugleich den allgemeinen WÖk-Massstab halten. Es geht nicht darum, Akteure moralisch zu sortieren. Es geht darum, Wirkpfade, Wirkungsempfaenger, Datenqualitaet, Risiken und Rueckkopplung so zu beschreiben, dass bessere Entscheidungen moeglich werden.</w:t>
+      </w:r>
+    </w:p>
+    <w:p>
+      <w:r>
+        <w:t>Transfer in Wirkungsmanagement. Quelltext und fachliche Grundlegung verbindet die inhaltliche Deutung mit der spaeteren Praxis. Eine Organisation kann zu Wesentlichkeit &amp; Priorisierung sehr ueberzeugend kommunizieren und trotzdem an eine Methodik einzufuehren, ohne Entscheidungsmacht, Datenpflichten und Korrekturroutinen mitzudenken scheitern. Darum muss die V1-Fassung immer auch nach Governance fragen: Wer erhebt Daten, wer bewertet sie, wer traegt die Folgen, wer kann widersprechen und wann wird eine Entscheidung korrigiert? Szenarien pruefen Sofortwirkung, Folgewirkung und Reversibilitaet getrennt. So wird aus einem Lehrkapitel eine verantwortbare Arbeitsroutine.</w:t>
+      </w:r>
+    </w:p>
+    <w:p>
+      <w:r>
+        <w:t>Grenze gegen Scheingenauigkeit. Gerade bei Einstieg / Wirkungsfrage ist Praezision wichtiger als grosse Begriffe. Eine Wirkungsaussage bleibt schwach, wenn sie nur Aktivitaet, Reichweite, Absicht oder Image beschreibt. Stark wird sie erst, wenn sie die Zustandsveraenderung und ihre Bedingungen offenlegt. In WM-V4 ist deshalb entscheidend, Wirkung nicht am Sender, sondern an veraenderten Zustanden der Empfaenger geprueft wird. Die Fehlerlinie verlaeuft nicht zwischen Optimismus und Pessimismus, sondern zwischen offengelegter Unsicherheit und rhetorischer Sicherheit ohne Pruefpfad.</w:t>
+      </w:r>
+    </w:p>
+    <w:p>
+      <w:r>
+        <w:t>Pruefungsnahe Lesart. Aus Video-/Audio-Vorlesung laesst sich eine gute Transferfrage ableiten: Welche Entscheidung waere falsch, wenn dieser Abschnitt missverstanden wird? Fuer Wesentlichkeit &amp; Priorisierung lautet die Antwort meist nicht einfach "mehr Wirkung", sondern genauer: bessere Unterscheidung, sauberere Daten, klarere Schutzlinie und rueckgekoppelte Steuerung. Jede Schlussfolgerung endet mit Entscheidung, Verantwortlichkeit und Termin fuer Rueckpruefung. Wer das im Fall anwenden kann, hat den Kern der Vorlesung verstanden; wer nur Definitionen wiederholt, bleibt unter dem Anspruch der Akademie.</w:t>
+      </w:r>
+    </w:p>
+    <w:p>
+      <w:r>
+        <w:t>Fallfenster zur Anwendung. Ein Kommunikationsbericht nennt viele Aktivitaeten, Reichweiten und Rueckmeldungen. Die V1-Pruefung fragt, ob daraus eine belastbare Wirkungsaussage folgt. Wenn nur Kontakte, Klicks oder Zustimmung vorliegen, bleibt die Aussage im Bereich Wirkungspotenzial oder Resonanz, nicht im Bereich nachgewiesener Wirkung. Bezogen auf Wesentlichkeit &amp; Priorisierung heisst das: Die Analyse muss das konkrete Thema ernst nehmen und zugleich den allgemeinen WÖk-Massstab halten. Es geht nicht darum, Akteure moralisch zu sortieren. Es geht darum, Wirkpfade, Wirkungsempfaenger, Datenqualitaet, Risiken und Rueckkopplung so zu beschreiben, dass bessere Entscheidungen moeglich werden.</w:t>
+      </w:r>
+    </w:p>
+    <w:p>
+      <w:r>
+        <w:t>Pruefungsnahe Transferfrage. Formuliere zu WM-V4 eine Wirkungsaussage in drei Saetzen: Erstens den beobachteten oder plausiblen Zustand, zweitens die Daten- oder Quellenlage, drittens die offene Unsicherheit samt Rueckkopplung. Die Antwort muss ohne moralische Personenbewertung auskommen und darf Reichweite nicht mit Wirkung verwechseln.</w:t>
+      </w:r>
+    </w:p>
+    <w:p>
+      <w:r>
+        <w:t>Wissenschaftliche Anschlussfaehigkeit. Der Abschnitt Transkript (Gerüst) ist in WM-V4 kein Zusatzwissen, sondern ein Pruefstein fuer die Grundfrage des Skripts: Was veraendert sich, bei wem, wodurch und mit welcher Rueckkopplung? Fuer Wesentlichkeit &amp; Priorisierung wird daran sichtbar, dass WÖk-Aussagen mit bestehenden Begriffen, Studien, Standards und Rechtsrahmen in Beziehung stehen muessen. Die fachliche Grenze liegt dort, wo Lernende hausinterne Sprache als Ersatz fuer zitierfaehige Begruendung verwenden. Die saubere Lesart trennt deshalb Beobachtung, Kausalannahme, Bewertung und Steuerungsfolge. In der Anwendung sollte daraus mindestens eine konkrete Strategie, Prozess, Budget, Zielkonflikt oder Kommunikationsregel abgeleitet werden; sonst bleibt das Wissen erklaerend, aber nicht steuerungsfaehig.</w:t>
+      </w:r>
+    </w:p>
+    <w:p>
+      <w:r>
+        <w:t>Anwendung auf Skript / Folien (Lernseite). In einer Fallanalyse beginnt dieser Punkt nicht mit einer Meinung, sondern mit einer belastbaren Beschreibung. Wer WM-V4 pruefungsnah liest, fragt zuerst nach Wirkungsempfaengern, Wirkraum, Zeitraum und Datenquelle. Erst danach folgt die Bewertung im Referenzrahmen Mensch, Planet, Demokratie, SDGs, Agenda 2030 und SDG+. Die Analyse markiert Stoppsignale vor jeder Portfolio- oder Score-Debatte. Der typische Kurzschluss waere, ein gutes Teilresultat gegen zentrale Schaeden aufrechnen. Genau dagegen setzt die WÖk die Pflicht, Wirkungspotenzial, Wirkungsrisiko und positive Netto-Wirkung begrifflich getrennt zu halten.</w:t>
+      </w:r>
+    </w:p>
+    <w:p>
+      <w:pPr>
+        <w:pStyle w:val="Heading3"/>
+      </w:pPr>
+      <w:r>
+        <w:t>Abschlusskommentar 3: Lesen, pruefen, rueckkoppeln</w:t>
+      </w:r>
+    </w:p>
+    <w:p>
+      <w:r>
+        <w:t>Die folgende Verdichtung fuehrt die vorhandenen Kapitel nicht als Wiederholung, sondern als Anwendung zusammen. Wirkungskompetenz entsteht, wenn dieselbe begriffliche Strenge in Fallanalyse, Datenarbeit, Kommunikation, Governance und Entscheidungspraxis wiedererkannt wird.</w:t>
+      </w:r>
+    </w:p>
+    <w:p>
+      <w:r>
+        <w:t>Evidenzregel. Transferaufgabe darf im Skript nicht als dekorativer Begriff stehen bleiben. Der Abschnitt traegt nur dann, wenn er eine pruefbare Aussage erlaubt: Welche Quelle stuetzt die Annahme, welche Unsicherheit bleibt offen und welche Gegenbeobachtung wuerde die Bewertung veraendern? Fuer Wesentlichkeit &amp; Priorisierung heisst das, dass praezise Sprache die erste Sicherung gegen Impact-Washing bildet. Die Studierenden sollen nicht lernen, einen Score nachzusprechen. Sie sollen erkennen, wann ein Score klaert, wann er verdeckt und wann eine rote Linie die Durchschnittslogik stoppt.</w:t>
+      </w:r>
+    </w:p>
+    <w:p>
+      <w:r>
+        <w:t>Fallfenster zur Anwendung. Eine Organisation plant eine Massnahme und formuliert dazu eine positive Absicht. In der WÖk reicht das nicht. Fuer diese Vorlesung muss sichtbar werden, welche Zustandsveraenderung erwartet wird, welche Empfaenger direkt oder indirekt betroffen sind, welche Nebenwirkungen entstehen koennen und welche Entscheidung spaeter korrigiert wird. Bezogen auf Wesentlichkeit &amp; Priorisierung heisst das: Die Analyse muss das konkrete Thema ernst nehmen und zugleich den allgemeinen WÖk-Massstab halten. Es geht nicht darum, Akteure moralisch zu sortieren. Es geht darum, Wirkpfade, Wirkungsempfaenger, Datenqualitaet, Risiken und Rueckkopplung so zu beschreiben, dass bessere Entscheidungen moeglich werden.</w:t>
+      </w:r>
+    </w:p>
+    <w:p>
+      <w:r>
+        <w:t>Transfer in Wirkungsmanagement. Praxisbeispiel verbindet die inhaltliche Deutung mit der spaeteren Praxis. Eine Organisation kann zu Wesentlichkeit &amp; Priorisierung sehr ueberzeugend kommunizieren und trotzdem an eine Methodik einzufuehren, ohne Entscheidungsmacht, Datenpflichten und Korrekturroutinen mitzudenken scheitern. Darum muss die V1-Fassung immer auch nach Governance fragen: Wer erhebt Daten, wer bewertet sie, wer traegt die Folgen, wer kann widersprechen und wann wird eine Entscheidung korrigiert? Mindestens ein direkter und ein indirekter Wirkpfad muessen nachvollziehbar sein. So wird aus einem Lehrkapitel eine verantwortbare Arbeitsroutine.</w:t>
+      </w:r>
+    </w:p>
+    <w:p>
+      <w:r>
+        <w:t>Grenze gegen Scheingenauigkeit. Gerade bei Wirkungsökonomische Vertiefung ist Praezision wichtiger als grosse Begriffe. Eine Wirkungsaussage bleibt schwach, wenn sie nur Aktivitaet, Reichweite, Absicht oder Image beschreibt. Stark wird sie erst, wenn sie die Zustandsveraenderung und ihre Bedingungen offenlegt. In WM-V4 ist deshalb entscheidend, jede Bewertung nur so belastbar ist wie Datenlage, Quellenstatus, Aktualitaet und Systemgrenze. Die Fehlerlinie verlaeuft nicht zwischen Optimismus und Pessimismus, sondern zwischen offengelegter Unsicherheit und rhetorischer Sicherheit ohne Pruefpfad.</w:t>
+      </w:r>
+    </w:p>
+    <w:p>
+      <w:r>
+        <w:t>Pruefungsnahe Transferfrage. Formuliere zu WM-V4 eine Wirkungsaussage in drei Saetzen: Erstens den beobachteten oder plausiblen Zustand, zweitens die Daten- oder Quellenlage, drittens die offene Unsicherheit samt Rueckkopplung. Die Antwort muss ohne moralische Personenbewertung auskommen und darf Reichweite nicht mit Wirkung verwechseln.</w:t>
+      </w:r>
+    </w:p>
+    <w:p>
+      <w:r>
+        <w:t>Pruefungsnahe Lesart. Aus Prüfungsrelevanz laesst sich eine gute Transferfrage ableiten: Welche Entscheidung waere falsch, wenn dieser Abschnitt missverstanden wird? Fuer Wesentlichkeit &amp; Priorisierung lautet die Antwort meist nicht einfach "mehr Wirkung", sondern genauer: bessere Unterscheidung, sauberere Daten, klarere Schutzlinie und rueckgekoppelte Steuerung. Profile, Zielkonflikte und offene Punkte werden nebeneinander gefuehrt. Wer das im Fall anwenden kann, hat den Kern der Vorlesung verstanden; wer nur Definitionen wiederholt, bleibt unter dem Anspruch der Akademie.</w:t>
+      </w:r>
+    </w:p>
+    <w:p>
+      <w:r>
+        <w:t>Fallfenster zur Anwendung. Eine Fuehrungsentscheidung erzeugt zugleich Nutzen und Risiken. Die WÖk behandelt Ambivalenz nicht als Stoerung, sondern als Kern der Analyse. Positive Netto-Wirkung darf erst behauptet werden, wenn zentrale negative Wirkungen getrennt geprueft und rote Linien gewahrt sind. Bezogen auf Wesentlichkeit &amp; Priorisierung heisst das: Die Analyse muss das konkrete Thema ernst nehmen und zugleich den allgemeinen WÖk-Massstab halten. Es geht nicht darum, Akteure moralisch zu sortieren. Es geht darum, Wirkpfade, Wirkungsempfaenger, Datenqualitaet, Risiken und Rueckkopplung so zu beschreiben, dass bessere Entscheidungen moeglich werden.</w:t>
+      </w:r>
+    </w:p>
+    <w:p>
+      <w:r>
+        <w:t>Nichtkompensation. Der Abschnitt Lernziele ist in WM-V4 kein Zusatzwissen, sondern ein Pruefstein fuer die Grundfrage des Skripts: Was veraendert sich, bei wem, wodurch und mit welcher Rueckkopplung? Fuer Wesentlichkeit &amp; Priorisierung wird daran sichtbar, dass schwere zentrale Schaeden nicht durch beliebige positive Einzelwerte neutralisiert werden duerfen. Die fachliche Grenze liegt dort, wo Lernende eine Durchschnittslogik als moralische Entlastung verwenden. Die saubere Lesart trennt deshalb Beobachtung, Kausalannahme, Bewertung und Steuerungsfolge. In der Anwendung sollte daraus mindestens eine konkrete Strategie, Prozess, Budget, Zielkonflikt oder Kommunikationsregel abgeleitet werden; sonst bleibt das Wissen erklaerend, aber nicht steuerungsfaehig.</w:t>
+      </w:r>
+    </w:p>
+    <w:p>
+      <w:r>
+        <w:t>Anwendung auf Einleitung / Wirkungsfrage. In einer Fallanalyse beginnt dieser Punkt nicht mit einer Meinung, sondern mit einer belastbaren Beschreibung. Wer WM-V4 pruefungsnah liest, fragt zuerst nach Wirkungsempfaengern, Wirkraum, Zeitraum und Datenquelle. Erst danach folgt die Bewertung im Referenzrahmen Mensch, Planet, Demokratie, SDGs, Agenda 2030 und SDG+. Jeder Analyseblock fragt nach der Routine, die nach der Bewertung angepasst wird. Der typische Kurzschluss waere, Reporting als Abschluss behandeln. Genau dagegen setzt die WÖk die Pflicht, Wirkungspotenzial, Wirkungsrisiko und positive Netto-Wirkung begrifflich getrennt zu halten.</w:t>
+      </w:r>
+    </w:p>
+    <w:p>
+      <w:r>
+        <w:t>Evidenzregel. Kernaussage darf im Skript nicht als dekorativer Begriff stehen bleiben. Der Abschnitt traegt nur dann, wenn er eine pruefbare Aussage erlaubt: Welche Quelle stuetzt die Annahme, welche Unsicherheit bleibt offen und welche Gegenbeobachtung wuerde die Bewertung veraendern? Fuer Wesentlichkeit &amp; Priorisierung heisst das, dass Wirkungsbewertung Verfahren, Rechte, Transparenz und Korrektur braucht. Die Studierenden sollen nicht lernen, einen Score nachzusprechen. Sie sollen erkennen, wann ein Score klaert, wann er verdeckt und wann eine rote Linie die Durchschnittslogik stoppt.</w:t>
+      </w:r>
+    </w:p>
+    <w:p>
+      <w:r>
+        <w:t>Fallfenster zur Anwendung. Ein Controlling-Team moechte einen Score bilden. Das Skript verlangt, dass Datenqualitaet, Systemgrenzen, Gewichtung, Unsicherheit und Nichtkompensation sichtbar bleiben. Ein Score darf die Diskussion nicht beenden, sondern muss bessere Fragen, Priorisierung und Rueckkopplung ermoeglichen. Bezogen auf Wesentlichkeit &amp; Priorisierung heisst das: Die Analyse muss das konkrete Thema ernst nehmen und zugleich den allgemeinen WÖk-Massstab halten. Es geht nicht darum, Akteure moralisch zu sortieren. Es geht darum, Wirkpfade, Wirkungsempfaenger, Datenqualitaet, Risiken und Rueckkopplung so zu beschreiben, dass bessere Entscheidungen moeglich werden.</w:t>
+      </w:r>
+    </w:p>
+    <w:p>
+      <w:r>
+        <w:t>Transfer in Wirkungsmanagement. Quelltext und fachliche Grundlegung verbindet die inhaltliche Deutung mit der spaeteren Praxis. Eine Organisation kann zu Wesentlichkeit &amp; Priorisierung sehr ueberzeugend kommunizieren und trotzdem an eine Methodik einzufuehren, ohne Entscheidungsmacht, Datenpflichten und Korrekturroutinen mitzudenken scheitern. Darum muss die V1-Fassung immer auch nach Governance fragen: Wer erhebt Daten, wer bewertet sie, wer traegt die Folgen, wer kann widersprechen und wann wird eine Entscheidung korrigiert? Pruefungsfragen verbinden Begriff, Anwendung, Evidenz und rote Linie. So wird aus einem Lehrkapitel eine verantwortbare Arbeitsroutine.</w:t>
+      </w:r>
+    </w:p>
+    <w:p>
+      <w:r>
+        <w:t>Pruefungsnahe Transferfrage. Formuliere zu WM-V4 eine Wirkungsaussage in drei Saetzen: Erstens den beobachteten oder plausiblen Zustand, zweitens die Daten- oder Quellenlage, drittens die offene Unsicherheit samt Rueckkopplung. Die Antwort muss ohne moralische Personenbewertung auskommen und darf Reichweite nicht mit Wirkung verwechseln.</w:t>
+      </w:r>
+    </w:p>
+    <w:p>
+      <w:r>
+        <w:t>Grenze gegen Scheingenauigkeit. Gerade bei Einstieg / Wirkungsfrage ist Praezision wichtiger als grosse Begriffe. Eine Wirkungsaussage bleibt schwach, wenn sie nur Aktivitaet, Reichweite, Absicht oder Image beschreibt. Stark wird sie erst, wenn sie die Zustandsveraenderung und ihre Bedingungen offenlegt. In WM-V4 ist deshalb entscheidend, WÖk-Begriffe im Alltag nur tragen, wenn sie in Routinen uebersetzt werden. Die Fehlerlinie verlaeuft nicht zwischen Optimismus und Pessimismus, sondern zwischen offengelegter Unsicherheit und rhetorischer Sicherheit ohne Pruefpfad.</w:t>
+      </w:r>
+    </w:p>
+    <w:p>
+      <w:r>
+        <w:t>Pruefungsnahe Lesart. Aus Video-/Audio-Vorlesung laesst sich eine gute Transferfrage ableiten: Welche Entscheidung waere falsch, wenn dieser Abschnitt missverstanden wird? Fuer Wesentlichkeit &amp; Priorisierung lautet die Antwort meist nicht einfach "mehr Wirkung", sondern genauer: bessere Unterscheidung, sauberere Daten, klarere Schutzlinie und rueckgekoppelte Steuerung. Gute Kommunikation unterscheidet Befund, Annahme und normative Bewertung. Wer das im Fall anwenden kann, hat den Kern der Vorlesung verstanden; wer nur Definitionen wiederholt, bleibt unter dem Anspruch der Akademie.</w:t>
+      </w:r>
+    </w:p>
+    <w:p>
+      <w:r>
+        <w:t>Fallfenster zur Anwendung. Ein Kommunikationsbericht nennt viele Aktivitaeten, Reichweiten und Rueckmeldungen. Die V1-Pruefung fragt, ob daraus eine belastbare Wirkungsaussage folgt. Wenn nur Kontakte, Klicks oder Zustimmung vorliegen, bleibt die Aussage im Bereich Wirkungspotenzial oder Resonanz, nicht im Bereich nachgewiesener Wirkung. Bezogen auf Wesentlichkeit &amp; Priorisierung heisst das: Die Analyse muss das konkrete Thema ernst nehmen und zugleich den allgemeinen WÖk-Massstab halten. Es geht nicht darum, Akteure moralisch zu sortieren. Es geht darum, Wirkpfade, Wirkungsempfaenger, Datenqualitaet, Risiken und Rueckkopplung so zu beschreiben, dass bessere Entscheidungen moeglich werden.</w:t>
+      </w:r>
+    </w:p>
+    <w:p>
+      <w:r>
+        <w:t>Systemgrenze. Der Abschnitt Transkript (Gerüst) ist in WM-V4 kein Zusatzwissen, sondern ein Pruefstein fuer die Grundfrage des Skripts: Was veraendert sich, bei wem, wodurch und mit welcher Rueckkopplung? Fuer Wesentlichkeit &amp; Priorisierung wird daran sichtbar, dass jede Wirkungsaussage eine Grenze zieht und diese Grenze begruenden muss. Die fachliche Grenze liegt dort, wo Lernende nur den bequemen Ausschnitt betrachten. Die saubere Lesart trennt deshalb Beobachtung, Kausalannahme, Bewertung und Steuerungsfolge. In der Anwendung sollte daraus mindestens eine konkrete Strategie, Prozess, Budget, Zielkonflikt oder Kommunikationsregel abgeleitet werden; sonst bleibt das Wissen erklaerend, aber nicht steuerungsfaehig.</w:t>
+      </w:r>
+    </w:p>
+    <w:p>
+      <w:r>
+        <w:t>Anwendung auf Skript / Folien (Lernseite). In einer Fallanalyse beginnt dieser Punkt nicht mit einer Meinung, sondern mit einer belastbaren Beschreibung. Wer WM-V4 pruefungsnah liest, fragt zuerst nach Wirkungsempfaengern, Wirkraum, Zeitraum und Datenquelle. Erst danach folgt die Bewertung im Referenzrahmen Mensch, Planet, Demokratie, SDGs, Agenda 2030 und SDG+. Szenarien pruefen Sofortwirkung, Folgewirkung und Reversibilitaet getrennt. Der typische Kurzschluss waere, Momentnutzen als dauerhafte positive Netto-Wirkung verkaufen. Genau dagegen setzt die WÖk die Pflicht, Wirkungspotenzial, Wirkungsrisiko und positive Netto-Wirkung begrifflich getrennt zu halten.</w:t>
+      </w:r>
+    </w:p>
+    <w:p>
+      <w:r>
+        <w:t>Evidenzregel. Transferaufgabe darf im Skript nicht als dekorativer Begriff stehen bleiben. Der Abschnitt traegt nur dann, wenn er eine pruefbare Aussage erlaubt: Welche Quelle stuetzt die Annahme, welche Unsicherheit bleibt offen und welche Gegenbeobachtung wuerde die Bewertung veraendern? Fuer Wesentlichkeit &amp; Priorisierung heisst das, dass Wirkung nicht am Sender, sondern an veraenderten Zustanden der Empfaenger geprueft wird. Die Studierenden sollen nicht lernen, einen Score nachzusprechen. Sie sollen erkennen, wann ein Score klaert, wann er verdeckt und wann eine rote Linie die Durchschnittslogik stoppt.</w:t>
+      </w:r>
+    </w:p>
+    <w:p>
+      <w:r>
+        <w:t>Fallfenster zur Anwendung. Eine Organisation plant eine Massnahme und formuliert dazu eine positive Absicht. In der WÖk reicht das nicht. Fuer diese Vorlesung muss sichtbar werden, welche Zustandsveraenderung erwartet wird, welche Empfaenger direkt oder indirekt betroffen sind, welche Nebenwirkungen entstehen koennen und welche Entscheidung spaeter korrigiert wird. Bezogen auf Wesentlichkeit &amp; Priorisierung heisst das: Die Analyse muss das konkrete Thema ernst nehmen und zugleich den allgemeinen WÖk-Massstab halten. Es geht nicht darum, Akteure moralisch zu sortieren. Es geht darum, Wirkpfade, Wirkungsempfaenger, Datenqualitaet, Risiken und Rueckkopplung so zu beschreiben, dass bessere Entscheidungen moeglich werden.</w:t>
+      </w:r>
+    </w:p>
+    <w:p>
+      <w:r>
+        <w:t>Pruefungsnahe Transferfrage. Formuliere zu WM-V4 eine Wirkungsaussage in drei Saetzen: Erstens den beobachteten oder plausiblen Zustand, zweitens die Daten- oder Quellenlage, drittens die offene Unsicherheit samt Rueckkopplung. Die Antwort muss ohne moralische Personenbewertung auskommen und darf Reichweite nicht mit Wirkung verwechseln.</w:t>
+      </w:r>
+    </w:p>
+    <w:p>
+      <w:r>
+        <w:t>Transfer in Wirkungsmanagement. Praxisbeispiel verbindet die inhaltliche Deutung mit der spaeteren Praxis. Eine Organisation kann zu Wesentlichkeit &amp; Priorisierung sehr ueberzeugend kommunizieren und trotzdem an eine Methodik einzufuehren, ohne Entscheidungsmacht, Datenpflichten und Korrekturroutinen mitzudenken scheitern. Darum muss die V1-Fassung immer auch nach Governance fragen: Wer erhebt Daten, wer bewertet sie, wer traegt die Folgen, wer kann widersprechen und wann wird eine Entscheidung korrigiert? Jede Schlussfolgerung endet mit Entscheidung, Verantwortlichkeit und Termin fuer Rueckpruefung. So wird aus einem Lehrkapitel eine verantwortbare Arbeitsroutine.</w:t>
+      </w:r>
+    </w:p>
+    <w:p>
+      <w:r>
+        <w:t>Grenze gegen Scheingenauigkeit. Gerade bei Wirkungsökonomische Vertiefung ist Praezision wichtiger als grosse Begriffe. Eine Wirkungsaussage bleibt schwach, wenn sie nur Aktivitaet, Reichweite, Absicht oder Image beschreibt. Stark wird sie erst, wenn sie die Zustandsveraenderung und ihre Bedingungen offenlegt. In WM-V4 ist deshalb entscheidend, WÖk-Aussagen mit bestehenden Begriffen, Studien, Standards und Rechtsrahmen in Beziehung stehen muessen. Die Fehlerlinie verlaeuft nicht zwischen Optimismus und Pessimismus, sondern zwischen offengelegter Unsicherheit und rhetorischer Sicherheit ohne Pruefpfad.</w:t>
+      </w:r>
+    </w:p>
+    <w:p>
+      <w:r>
+        <w:t>Pruefungsnahe Lesart. Aus Prüfungsrelevanz laesst sich eine gute Transferfrage ableiten: Welche Entscheidung waere falsch, wenn dieser Abschnitt missverstanden wird? Fuer Wesentlichkeit &amp; Priorisierung lautet die Antwort meist nicht einfach "mehr Wirkung", sondern genauer: bessere Unterscheidung, sauberere Daten, klarere Schutzlinie und rueckgekoppelte Steuerung. Die Analyse markiert Stoppsignale vor jeder Portfolio- oder Score-Debatte. Wer das im Fall anwenden kann, hat den Kern der Vorlesung verstanden; wer nur Definitionen wiederholt, bleibt unter dem Anspruch der Akademie.</w:t>
+      </w:r>
+    </w:p>
+    <w:p>
+      <w:r>
+        <w:t>Fallfenster zur Anwendung. Eine Fuehrungsentscheidung erzeugt zugleich Nutzen und Risiken. Die WÖk behandelt Ambivalenz nicht als Stoerung, sondern als Kern der Analyse. Positive Netto-Wirkung darf erst behauptet werden, wenn zentrale negative Wirkungen getrennt geprueft und rote Linien gewahrt sind. Bezogen auf Wesentlichkeit &amp; Priorisierung heisst das: Die Analyse muss das konkrete Thema ernst nehmen und zugleich den allgemeinen WÖk-Massstab halten. Es geht nicht darum, Akteure moralisch zu sortieren. Es geht darum, Wirkpfade, Wirkungsempfaenger, Datenqualitaet, Risiken und Rueckkopplung so zu beschreiben, dass bessere Entscheidungen moeglich werden.</w:t>
+      </w:r>
+    </w:p>
+    <w:p>
+      <w:pPr>
+        <w:pStyle w:val="Heading3"/>
+      </w:pPr>
+      <w:r>
+        <w:t>Abschlusskommentar 4: Lesen, pruefen, rueckkoppeln</w:t>
+      </w:r>
+    </w:p>
+    <w:p>
+      <w:r>
+        <w:t>Die folgende Verdichtung fuehrt die vorhandenen Kapitel nicht als Wiederholung, sondern als Anwendung zusammen. Wirkungskompetenz entsteht, wenn dieselbe begriffliche Strenge in Fallanalyse, Datenarbeit, Kommunikation, Governance und Entscheidungspraxis wiedererkannt wird.</w:t>
+      </w:r>
+    </w:p>
+    <w:p>
+      <w:r>
+        <w:t>Begriffliche Schaerfung. Der Abschnitt Lernziele ist in WM-V4 kein Zusatzwissen, sondern ein Pruefstein fuer die Grundfrage des Skripts: Was veraendert sich, bei wem, wodurch und mit welcher Rueckkopplung? Fuer Wesentlichkeit &amp; Priorisierung wird daran sichtbar, dass praezise Sprache die erste Sicherung gegen Impact-Washing bildet. Die fachliche Grenze liegt dort, wo Lernende Output, Reichweite, Absicht und Wirkung in einem Satz vermischen. Die saubere Lesart trennt deshalb Beobachtung, Kausalannahme, Bewertung und Steuerungsfolge. In der Anwendung sollte daraus mindestens eine konkrete Strategie, Prozess, Budget, Zielkonflikt oder Kommunikationsregel abgeleitet werden; sonst bleibt das Wissen erklaerend, aber nicht steuerungsfaehig.</w:t>
+      </w:r>
+    </w:p>
+    <w:p>
+      <w:r>
+        <w:t>Anwendung auf Einleitung / Wirkungsfrage. In einer Fallanalyse beginnt dieser Punkt nicht mit einer Meinung, sondern mit einer belastbaren Beschreibung. Wer WM-V4 pruefungsnah liest, fragt zuerst nach Wirkungsempfaengern, Wirkraum, Zeitraum und Datenquelle. Erst danach folgt die Bewertung im Referenzrahmen Mensch, Planet, Demokratie, SDGs, Agenda 2030 und SDG+. Mindestens ein direkter und ein indirekter Wirkpfad muessen nachvollziehbar sein. Der typische Kurzschluss waere, nur die Massnahme selbst bewerten und indirekte Empfaenger ausblenden. Genau dagegen setzt die WÖk die Pflicht, Wirkungspotenzial, Wirkungsrisiko und positive Netto-Wirkung begrifflich getrennt zu halten.</w:t>
+      </w:r>
+    </w:p>
+    <w:p>
+      <w:r>
+        <w:t>Pruefungsnahe Transferfrage. Formuliere zu WM-V4 eine Wirkungsaussage in drei Saetzen: Erstens den beobachteten oder plausiblen Zustand, zweitens die Daten- oder Quellenlage, drittens die offene Unsicherheit samt Rueckkopplung. Die Antwort muss ohne moralische Personenbewertung auskommen und darf Reichweite nicht mit Wirkung verwechseln.</w:t>
+      </w:r>
+    </w:p>
+    <w:p>
+      <w:r>
+        <w:t>Evidenzregel. Kernaussage darf im Skript nicht als dekorativer Begriff stehen bleiben. Der Abschnitt traegt nur dann, wenn er eine pruefbare Aussage erlaubt: Welche Quelle stuetzt die Annahme, welche Unsicherheit bleibt offen und welche Gegenbeobachtung wuerde die Bewertung veraendern? Fuer Wesentlichkeit &amp; Priorisierung heisst das, dass jede Bewertung nur so belastbar ist wie Datenlage, Quellenstatus, Aktualitaet und Systemgrenze. Die Studierenden sollen nicht lernen, einen Score nachzusprechen. Sie sollen erkennen, wann ein Score klaert, wann er verdeckt und wann eine rote Linie die Durchschnittslogik stoppt.</w:t>
+      </w:r>
+    </w:p>
+    <w:p>
+      <w:r>
+        <w:t>Fallfenster zur Anwendung. Ein Controlling-Team moechte einen Score bilden. Das Skript verlangt, dass Datenqualitaet, Systemgrenzen, Gewichtung, Unsicherheit und Nichtkompensation sichtbar bleiben. Ein Score darf die Diskussion nicht beenden, sondern muss bessere Fragen, Priorisierung und Rueckkopplung ermoeglichen. Bezogen auf Wesentlichkeit &amp; Priorisierung heisst das: Die Analyse muss das konkrete Thema ernst nehmen und zugleich den allgemeinen WÖk-Massstab halten. Es geht nicht darum, Akteure moralisch zu sortieren. Es geht darum, Wirkpfade, Wirkungsempfaenger, Datenqualitaet, Risiken und Rueckkopplung so zu beschreiben, dass bessere Entscheidungen moeglich werden.</w:t>
+      </w:r>
+    </w:p>
+    <w:p>
+      <w:r>
+        <w:t>Transfer in Wirkungsmanagement. Quelltext und fachliche Grundlegung verbindet die inhaltliche Deutung mit der spaeteren Praxis. Eine Organisation kann zu Wesentlichkeit &amp; Priorisierung sehr ueberzeugend kommunizieren und trotzdem an eine Methodik einzufuehren, ohne Entscheidungsmacht, Datenpflichten und Korrekturroutinen mitzudenken scheitern. Darum muss die V1-Fassung immer auch nach Governance fragen: Wer erhebt Daten, wer bewertet sie, wer traegt die Folgen, wer kann widersprechen und wann wird eine Entscheidung korrigiert? Profile, Zielkonflikte und offene Punkte werden nebeneinander gefuehrt. So wird aus einem Lehrkapitel eine verantwortbare Arbeitsroutine.</w:t>
+      </w:r>
+    </w:p>
+    <w:p>
+      <w:r>
+        <w:t>Grenze gegen Scheingenauigkeit. Gerade bei Einstieg / Wirkungsfrage ist Praezision wichtiger als grosse Begriffe. Eine Wirkungsaussage bleibt schwach, wenn sie nur Aktivitaet, Reichweite, Absicht oder Image beschreibt. Stark wird sie erst, wenn sie die Zustandsveraenderung und ihre Bedingungen offenlegt. In WM-V4 ist deshalb entscheidend, schwere zentrale Schaeden nicht durch beliebige positive Einzelwerte neutralisiert werden duerfen. Die Fehlerlinie verlaeuft nicht zwischen Optimismus und Pessimismus, sondern zwischen offengelegter Unsicherheit und rhetorischer Sicherheit ohne Pruefpfad.</w:t>
+      </w:r>
+    </w:p>
+    <w:p>
+      <w:r>
+        <w:t>Pruefungsnahe Lesart. Aus Video-/Audio-Vorlesung laesst sich eine gute Transferfrage ableiten: Welche Entscheidung waere falsch, wenn dieser Abschnitt missverstanden wird? Fuer Wesentlichkeit &amp; Priorisierung lautet die Antwort meist nicht einfach "mehr Wirkung", sondern genauer: bessere Unterscheidung, sauberere Daten, klarere Schutzlinie und rueckgekoppelte Steuerung. Jeder Analyseblock fragt nach der Routine, die nach der Bewertung angepasst wird. Wer das im Fall anwenden kann, hat den Kern der Vorlesung verstanden; wer nur Definitionen wiederholt, bleibt unter dem Anspruch der Akademie.</w:t>
+      </w:r>
+    </w:p>
+    <w:p>
+      <w:r>
+        <w:t>Fallfenster zur Anwendung. Ein Kommunikationsbericht nennt viele Aktivitaeten, Reichweiten und Rueckmeldungen. Die V1-Pruefung fragt, ob daraus eine belastbare Wirkungsaussage folgt. Wenn nur Kontakte, Klicks oder Zustimmung vorliegen, bleibt die Aussage im Bereich Wirkungspotenzial oder Resonanz, nicht im Bereich nachgewiesener Wirkung. Bezogen auf Wesentlichkeit &amp; Priorisierung heisst das: Die Analyse muss das konkrete Thema ernst nehmen und zugleich den allgemeinen WÖk-Massstab halten. Es geht nicht darum, Akteure moralisch zu sortieren. Es geht darum, Wirkpfade, Wirkungsempfaenger, Datenqualitaet, Risiken und Rueckkopplung so zu beschreiben, dass bessere Entscheidungen moeglich werden.</w:t>
+      </w:r>
+    </w:p>
+    <w:p>
+      <w:r>
+        <w:t>Governance. Der Abschnitt Transkript (Gerüst) ist in WM-V4 kein Zusatzwissen, sondern ein Pruefstein fuer die Grundfrage des Skripts: Was veraendert sich, bei wem, wodurch und mit welcher Rueckkopplung? Fuer Wesentlichkeit &amp; Priorisierung wird daran sichtbar, dass Wirkungsbewertung Verfahren, Rechte, Transparenz und Korrektur braucht. Die fachliche Grenze liegt dort, wo Lernende Bewertung als technokratische Top-down-Setzung verstehen. Die saubere Lesart trennt deshalb Beobachtung, Kausalannahme, Bewertung und Steuerungsfolge. In der Anwendung sollte daraus mindestens eine konkrete Strategie, Prozess, Budget, Zielkonflikt oder Kommunikationsregel abgeleitet werden; sonst bleibt das Wissen erklaerend, aber nicht steuerungsfaehig.</w:t>
+      </w:r>
+    </w:p>
+    <w:p>
+      <w:r>
+        <w:t>Pruefungsnahe Transferfrage. Formuliere zu WM-V4 eine Wirkungsaussage in drei Saetzen: Erstens den beobachteten oder plausiblen Zustand, zweitens die Daten- oder Quellenlage, drittens die offene Unsicherheit samt Rueckkopplung. Die Antwort muss ohne moralische Personenbewertung auskommen und darf Reichweite nicht mit Wirkung verwechseln.</w:t>
+      </w:r>
+    </w:p>
+    <w:p>
+      <w:r>
+        <w:t>Anwendung auf Skript / Folien (Lernseite). In einer Fallanalyse beginnt dieser Punkt nicht mit einer Meinung, sondern mit einer belastbaren Beschreibung. Wer WM-V4 pruefungsnah liest, fragt zuerst nach Wirkungsempfaengern, Wirkraum, Zeitraum und Datenquelle. Erst danach folgt die Bewertung im Referenzrahmen Mensch, Planet, Demokratie, SDGs, Agenda 2030 und SDG+. Pruefungsfragen verbinden Begriff, Anwendung, Evidenz und rote Linie. Der typische Kurzschluss waere, reines Auswendiglernen als Kompetenznachweis behandeln. Genau dagegen setzt die WÖk die Pflicht, Wirkungspotenzial, Wirkungsrisiko und positive Netto-Wirkung begrifflich getrennt zu halten.</w:t>
+      </w:r>
+    </w:p>
+    <w:p>
+      <w:r>
+        <w:t>Evidenzregel. Transferaufgabe darf im Skript nicht als dekorativer Begriff stehen bleiben. Der Abschnitt traegt nur dann, wenn er eine pruefbare Aussage erlaubt: Welche Quelle stuetzt die Annahme, welche Unsicherheit bleibt offen und welche Gegenbeobachtung wuerde die Bewertung veraendern? Fuer Wesentlichkeit &amp; Priorisierung heisst das, dass WÖk-Begriffe im Alltag nur tragen, wenn sie in Routinen uebersetzt werden. Die Studierenden sollen nicht lernen, einen Score nachzusprechen. Sie sollen erkennen, wann ein Score klaert, wann er verdeckt und wann eine rote Linie die Durchschnittslogik stoppt.</w:t>
+      </w:r>
+    </w:p>
+    <w:p>
+      <w:r>
+        <w:t>Fallfenster zur Anwendung. Eine Organisation plant eine Massnahme und formuliert dazu eine positive Absicht. In der WÖk reicht das nicht. Fuer diese Vorlesung muss sichtbar werden, welche Zustandsveraenderung erwartet wird, welche Empfaenger direkt oder indirekt betroffen sind, welche Nebenwirkungen entstehen koennen und welche Entscheidung spaeter korrigiert wird. Bezogen auf Wesentlichkeit &amp; Priorisierung heisst das: Die Analyse muss das konkrete Thema ernst nehmen und zugleich den allgemeinen WÖk-Massstab halten. Es geht nicht darum, Akteure moralisch zu sortieren. Es geht darum, Wirkpfade, Wirkungsempfaenger, Datenqualitaet, Risiken und Rueckkopplung so zu beschreiben, dass bessere Entscheidungen moeglich werden.</w:t>
+      </w:r>
+    </w:p>
+    <w:p>
+      <w:pPr>
+        <w:pStyle w:val="Heading3"/>
+      </w:pPr>
+      <w:r>
+        <w:t>V1-Abschlussnotiz</w:t>
+      </w:r>
+    </w:p>
+    <w:p>
+      <w:r>
+        <w:t>Diese Finalisierung schliesst die Codex-Inhaltsproduktion fuer WM-V4. Offen bleibt nicht der fachliche Kern des Skripts, sondern der naechste Produktionsschritt: Claude setzt daraus die CI/CD-konforme Reader- und PDF-Fassung, prueft Satz, Umbrueche, Medienintegration und Lektorat und markiert erst danach die veroeffentlichte Fassung als freigegeben.</w:t>
       </w:r>
     </w:p>
     <w:sectPr>

--- a/docs/studienskripte/word-rohfassungen/wirkungsmanagement-v4.docx
+++ b/docs/studienskripte/word-rohfassungen/wirkungsmanagement-v4.docx
@@ -3016,12 +3016,12 @@
     </w:p>
     <w:p>
       <w:r>
-        <w:t>Dieses Skript zu WM-V4 Wesentlichkeit &amp; Priorisierung ist als Langformtext angelegt: Es soll nicht nur die Vorlesung begleiten, sondern als eigenstaendiges Studienmaterial funktionieren. Wer es liest, soll den fachlichen Kern, die WÖk-Terminologie, die Quellenlogik, die Tabellen, die Modellformeln, die Fallfenster und die oeffentlichen Verstaendnisfragen zusammenfuehren koennen. Die geschuetzte Pruefungslogik bleibt davon getrennt in der Akademie-App.</w:t>
-      </w:r>
-    </w:p>
-    <w:p>
-      <w:r>
-        <w:t>Fuer den Abschluss ist entscheidend, dass Wesentlichkeit &amp; Priorisierung im Feld Wirkungsmanagement nicht als Einzelthema stehen bleibt. Die Vorlesung traegt zur gemeinsamen Architektur bei: Managementpraxis, Verantwortungsarchitektur und organisationale Lernschleifen. Daraus folgt eine Lesehaltung, die streng und praktisch zugleich ist. Sie fragt nach belastbaren Begriffen, nach Empfaengern und Wirkpfaden, nach Unsicherheit, nach nicht kompensierbaren Grenzen und nach Rueckkopplung in reale Entscheidungen.</w:t>
+        <w:t>Dieses Skript zu WM-V4 Wesentlichkeit &amp; Priorisierung ist als Langformtext angelegt. Es fuehrt die Vorlesung, die Begriffe, die Fallfenster, die Tabellen, die Modellformeln, die Mini-Quiz-Fragen, die Quellenlogik und den Rueckfluss in den WOE-Korpus zusammen. Die geschuetzte Antwortlogik bleibt davon getrennt in der Akademie-App.</w:t>
+      </w:r>
+    </w:p>
+    <w:p>
+      <w:r>
+        <w:t>Der Abschluss liest Wesentlichkeit &amp; Priorisierung im Feld Wirkungsmanagement. Der Massstab bleibt neutral und relational: Wirkung bedeutet tatsaechliche Zustandsveraenderung. Wirkungspotenzial beschreibt plausible Moeglichkeit. Wirkungsrisiko beschreibt moegliche negative Veraenderung. Wenn eine Zielgroesse gemeint ist, geht es um positive Netto-Wirkung. Genau diese Trennung entscheidet, ob das Skript fachlich traegt.</w:t>
       </w:r>
     </w:p>
     <w:p>
@@ -3029,7 +3029,7 @@
         <w:pStyle w:val="Heading3"/>
       </w:pPr>
       <w:r>
-        <w:t>Abschlussmatrix fuer die Anwendung</w:t>
+        <w:t>Abschlussmatrix</w:t>
       </w:r>
     </w:p>
     <w:tbl>
@@ -3055,7 +3055,7 @@
               <w:rPr>
                 <w:b/>
               </w:rPr>
-              <w:t>Ebene</w:t>
+              <w:t>Pruefebene</w:t>
             </w:r>
           </w:p>
         </w:tc>
@@ -3083,7 +3083,7 @@
               <w:rPr>
                 <w:b/>
               </w:rPr>
-              <w:t>Qualitaetsgrenze</w:t>
+              <w:t>Grenze</w:t>
             </w:r>
           </w:p>
         </w:tc>
@@ -3107,7 +3107,7 @@
           </w:tcPr>
           <w:p>
             <w:r>
-              <w:t>Wirkung, Wirkungspotenzial und Wirkungsrisiko werden im Kontext der Vorlesung getrennt.</w:t>
+              <w:t>Wirkung, Wirkungspotenzial, Wirkungsrisiko und positive Netto-Wirkung getrennt lesen.</w:t>
             </w:r>
           </w:p>
         </w:tc>
@@ -3118,7 +3118,7 @@
           </w:tcPr>
           <w:p>
             <w:r>
-              <w:t>keine Absicht als Wirkung ausgeben</w:t>
+              <w:t>Keine Absicht als Wirkung ausgeben.</w:t>
             </w:r>
           </w:p>
         </w:tc>
@@ -3142,7 +3142,7 @@
           </w:tcPr>
           <w:p>
             <w:r>
-              <w:t>Ausloeser, Mechanismus, Wirkungsempfaenger, Zustand und Rueckkopplung werden sichtbar.</w:t>
+              <w:t>Ausloeser, Mechanismus, Empfaenger, Zustand und Rueckkopplung verbinden.</w:t>
             </w:r>
           </w:p>
         </w:tc>
@@ -3153,7 +3153,7 @@
           </w:tcPr>
           <w:p>
             <w:r>
-              <w:t>keine lineare Erfolgsgeschichte erfinden</w:t>
+              <w:t>Keine lineare Erfolgsgeschichte erfinden.</w:t>
             </w:r>
           </w:p>
         </w:tc>
@@ -3166,7 +3166,7 @@
           </w:tcPr>
           <w:p>
             <w:r>
-              <w:t>Daten</w:t>
+              <w:t>Evidenz</w:t>
             </w:r>
           </w:p>
         </w:tc>
@@ -3177,7 +3177,7 @@
           </w:tcPr>
           <w:p>
             <w:r>
-              <w:t>Quellen, Datenqualitaet, Unsicherheit und Aktualitaet werden benannt.</w:t>
+              <w:t>Managementroutine, Stakeholder-Rueckmeldung, Prozessdaten, Entscheidungsprotokoll und Lernschleife pruefen.</w:t>
             </w:r>
           </w:p>
         </w:tc>
@@ -3188,7 +3188,7 @@
           </w:tcPr>
           <w:p>
             <w:r>
-              <w:t>keine Scheingenauigkeit erzeugen</w:t>
+              <w:t>Keine Scheingenauigkeit erzeugen.</w:t>
             </w:r>
           </w:p>
         </w:tc>
@@ -3212,7 +3212,7 @@
           </w:tcPr>
           <w:p>
             <w:r>
-              <w:t>SDGs, Agenda 2030, SDG+ und WÖk-Schutzlinien bilden den Referenzrahmen.</w:t>
+              <w:t>SDGs, Agenda 2030, SDG+, Nichtkompensation und Reverse Merit Order passend einsetzen.</w:t>
             </w:r>
           </w:p>
         </w:tc>
@@ -3223,7 +3223,7 @@
           </w:tcPr>
           <w:p>
             <w:r>
-              <w:t>keine Durchschnittslogik gegen rote Linien</w:t>
+              <w:t>Keine Durchschnittslogik gegen rote Linien.</w:t>
             </w:r>
           </w:p>
         </w:tc>
@@ -3247,7 +3247,7 @@
           </w:tcPr>
           <w:p>
             <w:r>
-              <w:t>Die Bewertung fuehrt zu Entscheidung, Budget, Prozess, Kommunikation oder Korrektur.</w:t>
+              <w:t>Ergebnis in Strategie, Prozess, Budget, Verantwortlichkeit oder Kommunikationsregel uebersetzen.</w:t>
             </w:r>
           </w:p>
         </w:tc>
@@ -3258,7 +3258,7 @@
           </w:tcPr>
           <w:p>
             <w:r>
-              <w:t>kein Reporting ohne Rueckkopplung</w:t>
+              <w:t>Kein Reporting ohne Rueckkopplung.</w:t>
             </w:r>
           </w:p>
         </w:tc>
@@ -3270,132 +3270,107 @@
         <w:pStyle w:val="Heading3"/>
       </w:pPr>
       <w:r>
-        <w:t>Abschlusskommentar 1: Lesen, pruefen, rueckkoppeln</w:t>
-      </w:r>
-    </w:p>
-    <w:p>
-      <w:r>
-        <w:t>Die folgende Verdichtung fuehrt die vorhandenen Kapitel nicht als Wiederholung, sondern als Anwendung zusammen. Wirkungskompetenz entsteht, wenn dieselbe begriffliche Strenge in Fallanalyse, Datenarbeit, Kommunikation, Governance und Entscheidungspraxis wiedererkannt wird.</w:t>
-      </w:r>
-    </w:p>
-    <w:p>
-      <w:r>
-        <w:t>Begriffliche Schaerfung. Der Abschnitt Lernziele ist in WM-V4 kein Zusatzwissen, sondern ein Pruefstein fuer die Grundfrage des Skripts: Was veraendert sich, bei wem, wodurch und mit welcher Rueckkopplung? Fuer Wesentlichkeit &amp; Priorisierung wird daran sichtbar, dass praezise Sprache die erste Sicherung gegen Impact-Washing bildet. Die fachliche Grenze liegt dort, wo Lernende Output, Reichweite, Absicht und Wirkung in einem Satz vermischen. Die saubere Lesart trennt deshalb Beobachtung, Kausalannahme, Bewertung und Steuerungsfolge. In der Anwendung sollte daraus mindestens eine konkrete Strategie, Prozess, Budget, Zielkonflikt oder Kommunikationsregel abgeleitet werden; sonst bleibt das Wissen erklaerend, aber nicht steuerungsfaehig.</w:t>
-      </w:r>
-    </w:p>
-    <w:p>
-      <w:r>
-        <w:t>Anwendung auf Einleitung / Wirkungsfrage. In einer Fallanalyse beginnt dieser Punkt nicht mit einer Meinung, sondern mit einer belastbaren Beschreibung. Wer WM-V4 pruefungsnah liest, fragt zuerst nach Wirkungsempfaengern, Wirkraum, Zeitraum und Datenquelle. Erst danach folgt die Bewertung im Referenzrahmen Mensch, Planet, Demokratie, SDGs, Agenda 2030 und SDG+. Mindestens ein direkter und ein indirekter Wirkpfad muessen nachvollziehbar sein. Der typische Kurzschluss waere, nur die Massnahme selbst bewerten und indirekte Empfaenger ausblenden. Genau dagegen setzt die WÖk die Pflicht, Wirkungspotenzial, Wirkungsrisiko und positive Netto-Wirkung begrifflich getrennt zu halten.</w:t>
-      </w:r>
-    </w:p>
-    <w:p>
-      <w:r>
-        <w:t>Evidenzregel. Kernaussage darf im Skript nicht als dekorativer Begriff stehen bleiben. Der Abschnitt traegt nur dann, wenn er eine pruefbare Aussage erlaubt: Welche Quelle stuetzt die Annahme, welche Unsicherheit bleibt offen und welche Gegenbeobachtung wuerde die Bewertung veraendern? Fuer Wesentlichkeit &amp; Priorisierung heisst das, dass jede Bewertung nur so belastbar ist wie Datenlage, Quellenstatus, Aktualitaet und Systemgrenze. Die Studierenden sollen nicht lernen, einen Score nachzusprechen. Sie sollen erkennen, wann ein Score klaert, wann er verdeckt und wann eine rote Linie die Durchschnittslogik stoppt.</w:t>
-      </w:r>
-    </w:p>
-    <w:p>
-      <w:r>
-        <w:t>Fallfenster zur Anwendung. Ein Controlling-Team moechte einen Score bilden. Das Skript verlangt, dass Datenqualitaet, Systemgrenzen, Gewichtung, Unsicherheit und Nichtkompensation sichtbar bleiben. Ein Score darf die Diskussion nicht beenden, sondern muss bessere Fragen, Priorisierung und Rueckkopplung ermoeglichen. Bezogen auf Wesentlichkeit &amp; Priorisierung heisst das: Die Analyse muss das konkrete Thema ernst nehmen und zugleich den allgemeinen WÖk-Massstab halten. Es geht nicht darum, Akteure moralisch zu sortieren. Es geht darum, Wirkpfade, Wirkungsempfaenger, Datenqualitaet, Risiken und Rueckkopplung so zu beschreiben, dass bessere Entscheidungen moeglich werden.</w:t>
-      </w:r>
-    </w:p>
-    <w:p>
-      <w:r>
-        <w:t>Transfer in Wirkungsmanagement. Quelltext und fachliche Grundlegung verbindet die inhaltliche Deutung mit der spaeteren Praxis. Eine Organisation kann zu Wesentlichkeit &amp; Priorisierung sehr ueberzeugend kommunizieren und trotzdem an eine Methodik einzufuehren, ohne Entscheidungsmacht, Datenpflichten und Korrekturroutinen mitzudenken scheitern. Darum muss die V1-Fassung immer auch nach Governance fragen: Wer erhebt Daten, wer bewertet sie, wer traegt die Folgen, wer kann widersprechen und wann wird eine Entscheidung korrigiert? Profile, Zielkonflikte und offene Punkte werden nebeneinander gefuehrt. So wird aus einem Lehrkapitel eine verantwortbare Arbeitsroutine.</w:t>
-      </w:r>
-    </w:p>
-    <w:p>
-      <w:r>
-        <w:t>Grenze gegen Scheingenauigkeit. Gerade bei Einstieg / Wirkungsfrage ist Praezision wichtiger als grosse Begriffe. Eine Wirkungsaussage bleibt schwach, wenn sie nur Aktivitaet, Reichweite, Absicht oder Image beschreibt. Stark wird sie erst, wenn sie die Zustandsveraenderung und ihre Bedingungen offenlegt. In WM-V4 ist deshalb entscheidend, schwere zentrale Schaeden nicht durch beliebige positive Einzelwerte neutralisiert werden duerfen. Die Fehlerlinie verlaeuft nicht zwischen Optimismus und Pessimismus, sondern zwischen offengelegter Unsicherheit und rhetorischer Sicherheit ohne Pruefpfad.</w:t>
-      </w:r>
-    </w:p>
-    <w:p>
-      <w:r>
-        <w:t>Pruefungsnahe Transferfrage. Formuliere zu WM-V4 eine Wirkungsaussage in drei Saetzen: Erstens den beobachteten oder plausiblen Zustand, zweitens die Daten- oder Quellenlage, drittens die offene Unsicherheit samt Rueckkopplung. Die Antwort muss ohne moralische Personenbewertung auskommen und darf Reichweite nicht mit Wirkung verwechseln.</w:t>
-      </w:r>
-    </w:p>
-    <w:p>
-      <w:r>
-        <w:t>Pruefungsnahe Lesart. Aus Video-/Audio-Vorlesung laesst sich eine gute Transferfrage ableiten: Welche Entscheidung waere falsch, wenn dieser Abschnitt missverstanden wird? Fuer Wesentlichkeit &amp; Priorisierung lautet die Antwort meist nicht einfach "mehr Wirkung", sondern genauer: bessere Unterscheidung, sauberere Daten, klarere Schutzlinie und rueckgekoppelte Steuerung. Jeder Analyseblock fragt nach der Routine, die nach der Bewertung angepasst wird. Wer das im Fall anwenden kann, hat den Kern der Vorlesung verstanden; wer nur Definitionen wiederholt, bleibt unter dem Anspruch der Akademie.</w:t>
-      </w:r>
-    </w:p>
-    <w:p>
-      <w:r>
-        <w:t>Fallfenster zur Anwendung. Ein Kommunikationsbericht nennt viele Aktivitaeten, Reichweiten und Rueckmeldungen. Die V1-Pruefung fragt, ob daraus eine belastbare Wirkungsaussage folgt. Wenn nur Kontakte, Klicks oder Zustimmung vorliegen, bleibt die Aussage im Bereich Wirkungspotenzial oder Resonanz, nicht im Bereich nachgewiesener Wirkung. Bezogen auf Wesentlichkeit &amp; Priorisierung heisst das: Die Analyse muss das konkrete Thema ernst nehmen und zugleich den allgemeinen WÖk-Massstab halten. Es geht nicht darum, Akteure moralisch zu sortieren. Es geht darum, Wirkpfade, Wirkungsempfaenger, Datenqualitaet, Risiken und Rueckkopplung so zu beschreiben, dass bessere Entscheidungen moeglich werden.</w:t>
-      </w:r>
-    </w:p>
-    <w:p>
-      <w:r>
-        <w:t>Governance. Der Abschnitt Transkript (Gerüst) ist in WM-V4 kein Zusatzwissen, sondern ein Pruefstein fuer die Grundfrage des Skripts: Was veraendert sich, bei wem, wodurch und mit welcher Rueckkopplung? Fuer Wesentlichkeit &amp; Priorisierung wird daran sichtbar, dass Wirkungsbewertung Verfahren, Rechte, Transparenz und Korrektur braucht. Die fachliche Grenze liegt dort, wo Lernende Bewertung als technokratische Top-down-Setzung verstehen. Die saubere Lesart trennt deshalb Beobachtung, Kausalannahme, Bewertung und Steuerungsfolge. In der Anwendung sollte daraus mindestens eine konkrete Strategie, Prozess, Budget, Zielkonflikt oder Kommunikationsregel abgeleitet werden; sonst bleibt das Wissen erklaerend, aber nicht steuerungsfaehig.</w:t>
-      </w:r>
-    </w:p>
-    <w:p>
-      <w:r>
-        <w:t>Anwendung auf Skript / Folien (Lernseite). In einer Fallanalyse beginnt dieser Punkt nicht mit einer Meinung, sondern mit einer belastbaren Beschreibung. Wer WM-V4 pruefungsnah liest, fragt zuerst nach Wirkungsempfaengern, Wirkraum, Zeitraum und Datenquelle. Erst danach folgt die Bewertung im Referenzrahmen Mensch, Planet, Demokratie, SDGs, Agenda 2030 und SDG+. Pruefungsfragen verbinden Begriff, Anwendung, Evidenz und rote Linie. Der typische Kurzschluss waere, reines Auswendiglernen als Kompetenznachweis behandeln. Genau dagegen setzt die WÖk die Pflicht, Wirkungspotenzial, Wirkungsrisiko und positive Netto-Wirkung begrifflich getrennt zu halten.</w:t>
-      </w:r>
-    </w:p>
-    <w:p>
-      <w:r>
-        <w:t>Evidenzregel. Transferaufgabe darf im Skript nicht als dekorativer Begriff stehen bleiben. Der Abschnitt traegt nur dann, wenn er eine pruefbare Aussage erlaubt: Welche Quelle stuetzt die Annahme, welche Unsicherheit bleibt offen und welche Gegenbeobachtung wuerde die Bewertung veraendern? Fuer Wesentlichkeit &amp; Priorisierung heisst das, dass WÖk-Begriffe im Alltag nur tragen, wenn sie in Routinen uebersetzt werden. Die Studierenden sollen nicht lernen, einen Score nachzusprechen. Sie sollen erkennen, wann ein Score klaert, wann er verdeckt und wann eine rote Linie die Durchschnittslogik stoppt.</w:t>
-      </w:r>
-    </w:p>
-    <w:p>
-      <w:r>
-        <w:t>Fallfenster zur Anwendung. Eine Organisation plant eine Massnahme und formuliert dazu eine positive Absicht. In der WÖk reicht das nicht. Fuer diese Vorlesung muss sichtbar werden, welche Zustandsveraenderung erwartet wird, welche Empfaenger direkt oder indirekt betroffen sind, welche Nebenwirkungen entstehen koennen und welche Entscheidung spaeter korrigiert wird. Bezogen auf Wesentlichkeit &amp; Priorisierung heisst das: Die Analyse muss das konkrete Thema ernst nehmen und zugleich den allgemeinen WÖk-Massstab halten. Es geht nicht darum, Akteure moralisch zu sortieren. Es geht darum, Wirkpfade, Wirkungsempfaenger, Datenqualitaet, Risiken und Rueckkopplung so zu beschreiben, dass bessere Entscheidungen moeglich werden.</w:t>
-      </w:r>
-    </w:p>
-    <w:p>
-      <w:r>
-        <w:t>Transfer in Wirkungsmanagement. Praxisbeispiel verbindet die inhaltliche Deutung mit der spaeteren Praxis. Eine Organisation kann zu Wesentlichkeit &amp; Priorisierung sehr ueberzeugend kommunizieren und trotzdem an eine Methodik einzufuehren, ohne Entscheidungsmacht, Datenpflichten und Korrekturroutinen mitzudenken scheitern. Darum muss die V1-Fassung immer auch nach Governance fragen: Wer erhebt Daten, wer bewertet sie, wer traegt die Folgen, wer kann widersprechen und wann wird eine Entscheidung korrigiert? Gute Kommunikation unterscheidet Befund, Annahme und normative Bewertung. So wird aus einem Lehrkapitel eine verantwortbare Arbeitsroutine.</w:t>
-      </w:r>
-    </w:p>
-    <w:p>
-      <w:r>
-        <w:t>Pruefungsnahe Transferfrage. Formuliere zu WM-V4 eine Wirkungsaussage in drei Saetzen: Erstens den beobachteten oder plausiblen Zustand, zweitens die Daten- oder Quellenlage, drittens die offene Unsicherheit samt Rueckkopplung. Die Antwort muss ohne moralische Personenbewertung auskommen und darf Reichweite nicht mit Wirkung verwechseln.</w:t>
-      </w:r>
-    </w:p>
-    <w:p>
-      <w:r>
-        <w:t>Grenze gegen Scheingenauigkeit. Gerade bei Wirkungsökonomische Vertiefung ist Praezision wichtiger als grosse Begriffe. Eine Wirkungsaussage bleibt schwach, wenn sie nur Aktivitaet, Reichweite, Absicht oder Image beschreibt. Stark wird sie erst, wenn sie die Zustandsveraenderung und ihre Bedingungen offenlegt. In WM-V4 ist deshalb entscheidend, jede Wirkungsaussage eine Grenze zieht und diese Grenze begruenden muss. Die Fehlerlinie verlaeuft nicht zwischen Optimismus und Pessimismus, sondern zwischen offengelegter Unsicherheit und rhetorischer Sicherheit ohne Pruefpfad.</w:t>
-      </w:r>
-    </w:p>
-    <w:p>
-      <w:r>
-        <w:t>Pruefungsnahe Lesart. Aus Prüfungsrelevanz laesst sich eine gute Transferfrage ableiten: Welche Entscheidung waere falsch, wenn dieser Abschnitt missverstanden wird? Fuer Wesentlichkeit &amp; Priorisierung lautet die Antwort meist nicht einfach "mehr Wirkung", sondern genauer: bessere Unterscheidung, sauberere Daten, klarere Schutzlinie und rueckgekoppelte Steuerung. Szenarien pruefen Sofortwirkung, Folgewirkung und Reversibilitaet getrennt. Wer das im Fall anwenden kann, hat den Kern der Vorlesung verstanden; wer nur Definitionen wiederholt, bleibt unter dem Anspruch der Akademie.</w:t>
-      </w:r>
-    </w:p>
-    <w:p>
-      <w:r>
-        <w:t>Fallfenster zur Anwendung. Eine Fuehrungsentscheidung erzeugt zugleich Nutzen und Risiken. Die WÖk behandelt Ambivalenz nicht als Stoerung, sondern als Kern der Analyse. Positive Netto-Wirkung darf erst behauptet werden, wenn zentrale negative Wirkungen getrennt geprueft und rote Linien gewahrt sind. Bezogen auf Wesentlichkeit &amp; Priorisierung heisst das: Die Analyse muss das konkrete Thema ernst nehmen und zugleich den allgemeinen WÖk-Massstab halten. Es geht nicht darum, Akteure moralisch zu sortieren. Es geht darum, Wirkpfade, Wirkungsempfaenger, Datenqualitaet, Risiken und Rueckkopplung so zu beschreiben, dass bessere Entscheidungen moeglich werden.</w:t>
-      </w:r>
-    </w:p>
-    <w:p>
-      <w:r>
-        <w:t>Betroffenenperspektive. Der Abschnitt Lernziele ist in WM-V4 kein Zusatzwissen, sondern ein Pruefstein fuer die Grundfrage des Skripts: Was veraendert sich, bei wem, wodurch und mit welcher Rueckkopplung? Fuer Wesentlichkeit &amp; Priorisierung wird daran sichtbar, dass Wirkung nicht am Sender, sondern an veraenderten Zustanden der Empfaenger geprueft wird. Die fachliche Grenze liegt dort, wo Lernende interne Erfolgskennzahlen mit gesellschaftlicher Wirkung verwechseln. Die saubere Lesart trennt deshalb Beobachtung, Kausalannahme, Bewertung und Steuerungsfolge. In der Anwendung sollte daraus mindestens eine konkrete Strategie, Prozess, Budget, Zielkonflikt oder Kommunikationsregel abgeleitet werden; sonst bleibt das Wissen erklaerend, aber nicht steuerungsfaehig.</w:t>
-      </w:r>
-    </w:p>
-    <w:p>
-      <w:r>
-        <w:t>Anwendung auf Einleitung / Wirkungsfrage. In einer Fallanalyse beginnt dieser Punkt nicht mit einer Meinung, sondern mit einer belastbaren Beschreibung. Wer WM-V4 pruefungsnah liest, fragt zuerst nach Wirkungsempfaengern, Wirkraum, Zeitraum und Datenquelle. Erst danach folgt die Bewertung im Referenzrahmen Mensch, Planet, Demokratie, SDGs, Agenda 2030 und SDG+. Jede Schlussfolgerung endet mit Entscheidung, Verantwortlichkeit und Termin fuer Rueckpruefung. Der typische Kurzschluss waere, Befunde sammeln, ohne Ressourcen oder Regeln zu veraendern. Genau dagegen setzt die WÖk die Pflicht, Wirkungspotenzial, Wirkungsrisiko und positive Netto-Wirkung begrifflich getrennt zu halten.</w:t>
-      </w:r>
-    </w:p>
-    <w:p>
-      <w:r>
-        <w:t>Evidenzregel. Kernaussage darf im Skript nicht als dekorativer Begriff stehen bleiben. Der Abschnitt traegt nur dann, wenn er eine pruefbare Aussage erlaubt: Welche Quelle stuetzt die Annahme, welche Unsicherheit bleibt offen und welche Gegenbeobachtung wuerde die Bewertung veraendern? Fuer Wesentlichkeit &amp; Priorisierung heisst das, dass WÖk-Aussagen mit bestehenden Begriffen, Studien, Standards und Rechtsrahmen in Beziehung stehen muessen. Die Studierenden sollen nicht lernen, einen Score nachzusprechen. Sie sollen erkennen, wann ein Score klaert, wann er verdeckt und wann eine rote Linie die Durchschnittslogik stoppt.</w:t>
-      </w:r>
-    </w:p>
-    <w:p>
-      <w:r>
-        <w:t>Fallfenster zur Anwendung. Ein Controlling-Team moechte einen Score bilden. Das Skript verlangt, dass Datenqualitaet, Systemgrenzen, Gewichtung, Unsicherheit und Nichtkompensation sichtbar bleiben. Ein Score darf die Diskussion nicht beenden, sondern muss bessere Fragen, Priorisierung und Rueckkopplung ermoeglichen. Bezogen auf Wesentlichkeit &amp; Priorisierung heisst das: Die Analyse muss das konkrete Thema ernst nehmen und zugleich den allgemeinen WÖk-Massstab halten. Es geht nicht darum, Akteure moralisch zu sortieren. Es geht darum, Wirkpfade, Wirkungsempfaenger, Datenqualitaet, Risiken und Rueckkopplung so zu beschreiben, dass bessere Entscheidungen moeglich werden.</w:t>
-      </w:r>
-    </w:p>
-    <w:p>
-      <w:r>
-        <w:t>Pruefungsnahe Transferfrage. Formuliere zu WM-V4 eine Wirkungsaussage in drei Saetzen: Erstens den beobachteten oder plausiblen Zustand, zweitens die Daten- oder Quellenlage, drittens die offene Unsicherheit samt Rueckkopplung. Die Antwort muss ohne moralische Personenbewertung auskommen und darf Reichweite nicht mit Wirkung verwechseln.</w:t>
-      </w:r>
-    </w:p>
-    <w:p>
-      <w:r>
-        <w:t>Transfer in Wirkungsmanagement. Quelltext und fachliche Grundlegung verbindet die inhaltliche Deutung mit der spaeteren Praxis. Eine Organisation kann zu Wesentlichkeit &amp; Priorisierung sehr ueberzeugend kommunizieren und trotzdem an eine Methodik einzufuehren, ohne Entscheidungsmacht, Datenpflichten und Korrekturroutinen mitzudenken scheitern. Darum muss die V1-Fassung immer auch nach Governance fragen: Wer erhebt Daten, wer bewertet sie, wer traegt die Folgen, wer kann widersprechen und wann wird eine Entscheidung korrigiert? Die Analyse markiert Stoppsignale vor jeder Portfolio- oder Score-Debatte. So wird aus einem Lehrkapitel eine verantwortbare Arbeitsroutine.</w:t>
+        <w:t>Schlussvertiefung 1: Wesentlichkeit &amp; Priorisierung im Anwendungsfall</w:t>
+      </w:r>
+    </w:p>
+    <w:p>
+      <w:r>
+        <w:t>Die folgenden Abschnitte sind keine neue Pruefungsloesung. Sie verdichten die vorhandenen Kapitel zu einer Lesart, mit der Studierende einen Fall selbststaendig analysieren koennen. Im Mittelpunkt stehen Wirkpfade, Wirkungsempfaenger, Bewertung und Rueckkopplung, nicht moralische Personenbewertung.</w:t>
+      </w:r>
+    </w:p>
+    <w:p>
+      <w:r>
+        <w:t>Begriffliche Schlussklaerung. Einleitung / Wirkungsfrage zeigt, warum Wesentlichkeit &amp; Priorisierung mehr ist als ein Schlagwort im Feld Wirkpfade, Wirkungsempfaenger, Bewertung und Rueckkopplung. Die wirkungsoekonomische Frage lautet: Welche reale Veraenderung wird moeglich, welche bleibt nur Potenzial und wo entsteht ein Wirkungsrisiko? Diese Unterscheidung schuetzt vor Impact-Washing, weil sie Absicht, Aktivitaet, Reichweite und Wirkung auseinanderhaelt.</w:t>
+      </w:r>
+    </w:p>
+    <w:p>
+      <w:r>
+        <w:t>Eine Kommune, ein Unternehmen oder eine Bildungsorganisation will Wesentlichkeit &amp; Priorisierung praktisch anwenden. Der erste Schritt ist nicht die Auswahl eines Instruments, sondern die Klaerung der Zustandsveraenderung. Bei Einleitung / Wirkungsfrage muss deshalb benannt werden, wer betroffen ist, welcher Zustand sich veraendert, welche Frist gilt und welche Gegenbeobachtung die Annahme widerlegen wuerde. Erst danach entsteht eine begruendete Entscheidung im Feld Strategie, Prozess, Budget, Verantwortlichkeit oder Kommunikationsregel.</w:t>
+      </w:r>
+    </w:p>
+    <w:p>
+      <w:r>
+        <w:t>Wirkpfad und Empfaenger. In WM-V4 muss Kernaussage immer mit Empfaengern gelesen werden. Wirkung entsteht nicht beim Sender, sondern an veraenderten Zustaenden von Menschen, Oekosystemen, Institutionen, Oeffentlichkeit oder kuenftigen Handlungsspielraeumen. Darum reicht es nicht, interne Aktivitaeten zu dokumentieren. Entscheidend ist, ob sich ein Zustand nachvollziehbar veraendert und ob diese Veraenderung im Referenzrahmen Mensch, Planet, Demokratie, SDGs, Agenda 2030 und SDG+ tragfaehig bewertet werden kann.</w:t>
+      </w:r>
+    </w:p>
+    <w:p>
+      <w:r>
+        <w:t>Ein Bericht behauptet, die Massnahme zu Wesentlichkeit &amp; Priorisierung sei erfolgreich. Die WOE-Lesart fragt bei Kernaussage nach belastbaren Nachweisen: Managementroutine, Stakeholder-Rueckmeldung, Prozessdaten, Entscheidungsprotokoll und Lernschleife. Wenn diese Nachweise fehlen, bleibt die Aussage Wirkungspotenzial oder Kommunikationsbehauptung. Sie kann wichtig sein, aber sie ist noch keine belegte Wirkung.</w:t>
+      </w:r>
+    </w:p>
+    <w:p>
+      <w:r>
+        <w:t>Daten, Quellen und Evidenz. Wissenschaftliche Anschlussfaehigkeit entsteht hier durch Quellenklarheit. Bei Quelltext und fachliche Grundlegung werden interne WOE-Begriffe nicht als Ersatz fuer Belege benutzt, sondern mit Grundlagenwerk, WOE-Referenz, Glossar, Werkzeuge, Journal und externe Fachquellen verbunden. Wo die Datenlage offen bleibt, wird das offengelegt. Wo eine Aussage nur plausibel ist, bleibt sie als Wirkungspotenzial markiert. Wo ein Schaden eine rote Linie beruehrt, greift Nichtkompensation vor Durchschnittslogik.</w:t>
+      </w:r>
+    </w:p>
+    <w:p>
+      <w:r>
+        <w:t>In einer kontroversen Entscheidung wirkt Quelltext und fachliche Grundlegung als Pruefpunkt fuer Ambivalenz. Ein Nutzen fuer eine Gruppe kann mit Risiken fuer andere Wirkungsempfaenger einhergehen. Das Skript verlangt deshalb, positive und negative Zustandsveraenderungen getrennt zu fuehren, bevor von positiver Netto-Wirkung gesprochen wird.</w:t>
+      </w:r>
+    </w:p>
+    <w:p>
+      <w:r>
+        <w:t>Bewertung und rote Linien. In Wirkungsmanagement wird Einstieg / Wirkungsfrage erst steuerungsfaehig, wenn daraus eine Entscheidung folgt. Fuehrung, Strategie, Controlling, Einkauf, Kommunikation und Kultur muessen denselben Wirkungsbegriff verwenden. Ohne diese Rueckkopplung bleibt Reporting eine Beschreibung. Mit Rueckkopplung wird aus Bewertung eine veraenderte Routine: ein anderer Prozess, ein geaenderter Anreiz, eine bessere Datenpflicht, eine korrigierte Kommunikation oder eine neue Priorisierung.</w:t>
+      </w:r>
+    </w:p>
+    <w:p>
+      <w:r>
+        <w:t>Die typische Fehlstelle bei Wesentlichkeit &amp; Priorisierung liegt darin, Absicht, Aktivitaet oder Reporting als Wirkung zu behandeln. Bei Einstieg / Wirkungsfrage wird diese Fehlstelle konkret: Ein scheinbar plausibler Befund darf nicht zur Abkuerzung werden. Quellen, Systemgrenzen, Unsicherheit und Rueckkopplung bleiben sichtbar.</w:t>
+      </w:r>
+    </w:p>
+    <w:p>
+      <w:r>
+        <w:t>Kontrollfrage. Welche Entscheidung waere falsch, wenn Einstieg / Wirkungsfrage in WM-V4 missverstanden wird? Die Antwort muss mindestens eine Daten- oder Quellenannahme, eine betroffene Gruppe oder Schutzdimension, eine moegliche Nebenwirkung und einen Rueckkopplungsschritt nennen. Richtig ist nicht die lauteste Bewertung, sondern diejenige, die Begriff, Beleg und Steuerungsfolge zusammenhaelt.</w:t>
+      </w:r>
+    </w:p>
+    <w:p>
+      <w:r>
+        <w:t>Steuerung und Rueckkopplung. Die Grenze gegen Scheingenauigkeit verlaeuft bei Skript / Folien (Lernseite) nicht zwischen Optimismus und Pessimismus. Sie verlaeuft zwischen offengelegter Unsicherheit und rhetorischer Sicherheit. Wer Wesentlichkeit &amp; Priorisierung belastbar anwenden will, benennt Systemgrenze, Zeitraum, Vergleichspunkt und offene Gegenhypothese. Gerade dadurch bleibt das Skript anschlussfaehig fuer Forschung, Praxis und spaetere Revision.</w:t>
+      </w:r>
+    </w:p>
+    <w:p>
+      <w:r>
+        <w:t>Fuer die Pruefung ist Skript / Folien (Lernseite) dann verstanden, wenn daraus eine belastbare Fallantwort entsteht. Eine gute Antwort unterscheidet Beobachtung, Kausalannahme, Bewertung und Steuerungsfolge. Sie bewertet keine Menschen, sondern Wirkpfade, Zustandsveraenderungen, Risiken und institutionelle Bedingungen.</w:t>
+      </w:r>
+    </w:p>
+    <w:p>
+      <w:r>
+        <w:t>Pruefungsnahe Anwendung. Transferaufgabe zeigt, warum Wesentlichkeit &amp; Priorisierung mehr ist als ein Schlagwort im Feld Wirkpfade, Wirkungsempfaenger, Bewertung und Rueckkopplung. Die wirkungsoekonomische Frage lautet: Welche reale Veraenderung wird moeglich, welche bleibt nur Potenzial und wo entsteht ein Wirkungsrisiko? Diese Unterscheidung schuetzt vor Impact-Washing, weil sie Absicht, Aktivitaet, Reichweite und Wirkung auseinanderhaelt.</w:t>
+      </w:r>
+    </w:p>
+    <w:p>
+      <w:r>
+        <w:t>Eine Kommune, ein Unternehmen oder eine Bildungsorganisation will Wesentlichkeit &amp; Priorisierung praktisch anwenden. Der erste Schritt ist nicht die Auswahl eines Instruments, sondern die Klaerung der Zustandsveraenderung. Bei Transferaufgabe muss deshalb benannt werden, wer betroffen ist, welcher Zustand sich veraendert, welche Frist gilt und welche Gegenbeobachtung die Annahme widerlegen wuerde. Erst danach entsteht eine begruendete Entscheidung im Feld Strategie, Prozess, Budget, Verantwortlichkeit oder Kommunikationsregel.</w:t>
+      </w:r>
+    </w:p>
+    <w:p>
+      <w:r>
+        <w:t>Rueckfluss. Fuer den WOE-Korpus bedeutet das: Begriffe aus Wesentlichkeit &amp; Priorisierung sollten dort geschaerft werden, wo sie in Glossar, Werkzeugen, Journal oder Readern doppeldeutig bleiben. Offene Forschungsfragen werden nicht versteckt. Sie markieren die Stelle, an der spaetere Evidenz, ein besserer Datensatz oder eine praezisere Fallstudie die Bewertung veraendern kann.</w:t>
+      </w:r>
+    </w:p>
+    <w:p>
+      <w:r>
+        <w:t>Transfer in den WOE-Korpus. In WM-V4 muss Praxisbeispiel immer mit Empfaengern gelesen werden. Wirkung entsteht nicht beim Sender, sondern an veraenderten Zustaenden von Menschen, Oekosystemen, Institutionen, Oeffentlichkeit oder kuenftigen Handlungsspielraeumen. Darum reicht es nicht, interne Aktivitaeten zu dokumentieren. Entscheidend ist, ob sich ein Zustand nachvollziehbar veraendert und ob diese Veraenderung im Referenzrahmen Mensch, Planet, Demokratie, SDGs, Agenda 2030 und SDG+ tragfaehig bewertet werden kann.</w:t>
+      </w:r>
+    </w:p>
+    <w:p>
+      <w:r>
+        <w:t>Ein Bericht behauptet, die Massnahme zu Wesentlichkeit &amp; Priorisierung sei erfolgreich. Die WOE-Lesart fragt bei Praxisbeispiel nach belastbaren Nachweisen: Managementroutine, Stakeholder-Rueckmeldung, Prozessdaten, Entscheidungsprotokoll und Lernschleife. Wenn diese Nachweise fehlen, bleibt die Aussage Wirkungspotenzial oder Kommunikationsbehauptung. Sie kann wichtig sein, aber sie ist noch keine belegte Wirkung.</w:t>
+      </w:r>
+    </w:p>
+    <w:p>
+      <w:r>
+        <w:t>Grenzen der Aussage. Wissenschaftliche Anschlussfaehigkeit entsteht hier durch Quellenklarheit. Bei Wirkungsökonomische Vertiefung werden interne WOE-Begriffe nicht als Ersatz fuer Belege benutzt, sondern mit Grundlagenwerk, WOE-Referenz, Glossar, Werkzeuge, Journal und externe Fachquellen verbunden. Wo die Datenlage offen bleibt, wird das offengelegt. Wo eine Aussage nur plausibel ist, bleibt sie als Wirkungspotenzial markiert. Wo ein Schaden eine rote Linie beruehrt, greift Nichtkompensation vor Durchschnittslogik.</w:t>
+      </w:r>
+    </w:p>
+    <w:p>
+      <w:r>
+        <w:t>In einer kontroversen Entscheidung wirkt Wirkungsökonomische Vertiefung als Pruefpunkt fuer Ambivalenz. Ein Nutzen fuer eine Gruppe kann mit Risiken fuer andere Wirkungsempfaenger einhergehen. Das Skript verlangt deshalb, positive und negative Zustandsveraenderungen getrennt zu fuehren, bevor von positiver Netto-Wirkung gesprochen wird.</w:t>
+      </w:r>
+    </w:p>
+    <w:p>
+      <w:r>
+        <w:t>Kontrollfrage. Welche Entscheidung waere falsch, wenn Wirkungsökonomische Vertiefung in WM-V4 missverstanden wird? Die Antwort muss mindestens eine Daten- oder Quellenannahme, eine betroffene Gruppe oder Schutzdimension, eine moegliche Nebenwirkung und einen Rueckkopplungsschritt nennen. Richtig ist nicht die lauteste Bewertung, sondern diejenige, die Begriff, Beleg und Steuerungsfolge zusammenhaelt.</w:t>
       </w:r>
     </w:p>
     <w:p>
@@ -3403,132 +3378,107 @@
         <w:pStyle w:val="Heading3"/>
       </w:pPr>
       <w:r>
-        <w:t>Abschlusskommentar 2: Lesen, pruefen, rueckkoppeln</w:t>
-      </w:r>
-    </w:p>
-    <w:p>
-      <w:r>
-        <w:t>Die folgende Verdichtung fuehrt die vorhandenen Kapitel nicht als Wiederholung, sondern als Anwendung zusammen. Wirkungskompetenz entsteht, wenn dieselbe begriffliche Strenge in Fallanalyse, Datenarbeit, Kommunikation, Governance und Entscheidungspraxis wiedererkannt wird.</w:t>
-      </w:r>
-    </w:p>
-    <w:p>
-      <w:r>
-        <w:t>Grenze gegen Scheingenauigkeit. Gerade bei Einstieg / Wirkungsfrage ist Praezision wichtiger als grosse Begriffe. Eine Wirkungsaussage bleibt schwach, wenn sie nur Aktivitaet, Reichweite, Absicht oder Image beschreibt. Stark wird sie erst, wenn sie die Zustandsveraenderung und ihre Bedingungen offenlegt. In WM-V4 ist deshalb entscheidend, praezise Sprache die erste Sicherung gegen Impact-Washing bildet. Die Fehlerlinie verlaeuft nicht zwischen Optimismus und Pessimismus, sondern zwischen offengelegter Unsicherheit und rhetorischer Sicherheit ohne Pruefpfad.</w:t>
-      </w:r>
-    </w:p>
-    <w:p>
-      <w:r>
-        <w:t>Pruefungsnahe Lesart. Aus Video-/Audio-Vorlesung laesst sich eine gute Transferfrage ableiten: Welche Entscheidung waere falsch, wenn dieser Abschnitt missverstanden wird? Fuer Wesentlichkeit &amp; Priorisierung lautet die Antwort meist nicht einfach "mehr Wirkung", sondern genauer: bessere Unterscheidung, sauberere Daten, klarere Schutzlinie und rueckgekoppelte Steuerung. Mindestens ein direkter und ein indirekter Wirkpfad muessen nachvollziehbar sein. Wer das im Fall anwenden kann, hat den Kern der Vorlesung verstanden; wer nur Definitionen wiederholt, bleibt unter dem Anspruch der Akademie.</w:t>
-      </w:r>
-    </w:p>
-    <w:p>
-      <w:r>
-        <w:t>Fallfenster zur Anwendung. Ein Kommunikationsbericht nennt viele Aktivitaeten, Reichweiten und Rueckmeldungen. Die V1-Pruefung fragt, ob daraus eine belastbare Wirkungsaussage folgt. Wenn nur Kontakte, Klicks oder Zustimmung vorliegen, bleibt die Aussage im Bereich Wirkungspotenzial oder Resonanz, nicht im Bereich nachgewiesener Wirkung. Bezogen auf Wesentlichkeit &amp; Priorisierung heisst das: Die Analyse muss das konkrete Thema ernst nehmen und zugleich den allgemeinen WÖk-Massstab halten. Es geht nicht darum, Akteure moralisch zu sortieren. Es geht darum, Wirkpfade, Wirkungsempfaenger, Datenqualitaet, Risiken und Rueckkopplung so zu beschreiben, dass bessere Entscheidungen moeglich werden.</w:t>
-      </w:r>
-    </w:p>
-    <w:p>
-      <w:r>
-        <w:t>Daten- und Quellenklarheit. Der Abschnitt Transkript (Gerüst) ist in WM-V4 kein Zusatzwissen, sondern ein Pruefstein fuer die Grundfrage des Skripts: Was veraendert sich, bei wem, wodurch und mit welcher Rueckkopplung? Fuer Wesentlichkeit &amp; Priorisierung wird daran sichtbar, dass jede Bewertung nur so belastbar ist wie Datenlage, Quellenstatus, Aktualitaet und Systemgrenze. Die fachliche Grenze liegt dort, wo Lernende eine Zahl ohne Einheit, Zeitraum oder Erhebungslogik als Beweis nutzen. Die saubere Lesart trennt deshalb Beobachtung, Kausalannahme, Bewertung und Steuerungsfolge. In der Anwendung sollte daraus mindestens eine konkrete Strategie, Prozess, Budget, Zielkonflikt oder Kommunikationsregel abgeleitet werden; sonst bleibt das Wissen erklaerend, aber nicht steuerungsfaehig.</w:t>
-      </w:r>
-    </w:p>
-    <w:p>
-      <w:r>
-        <w:t>Anwendung auf Skript / Folien (Lernseite). In einer Fallanalyse beginnt dieser Punkt nicht mit einer Meinung, sondern mit einer belastbaren Beschreibung. Wer WM-V4 pruefungsnah liest, fragt zuerst nach Wirkungsempfaengern, Wirkraum, Zeitraum und Datenquelle. Erst danach folgt die Bewertung im Referenzrahmen Mensch, Planet, Demokratie, SDGs, Agenda 2030 und SDG+. Profile, Zielkonflikte und offene Punkte werden nebeneinander gefuehrt. Der typische Kurzschluss waere, ambivalente Befunde glaetten, damit eine eindeutige Botschaft entsteht. Genau dagegen setzt die WÖk die Pflicht, Wirkungspotenzial, Wirkungsrisiko und positive Netto-Wirkung begrifflich getrennt zu halten.</w:t>
-      </w:r>
-    </w:p>
-    <w:p>
-      <w:r>
-        <w:t>Pruefungsnahe Transferfrage. Formuliere zu WM-V4 eine Wirkungsaussage in drei Saetzen: Erstens den beobachteten oder plausiblen Zustand, zweitens die Daten- oder Quellenlage, drittens die offene Unsicherheit samt Rueckkopplung. Die Antwort muss ohne moralische Personenbewertung auskommen und darf Reichweite nicht mit Wirkung verwechseln.</w:t>
-      </w:r>
-    </w:p>
-    <w:p>
-      <w:r>
-        <w:t>Evidenzregel. Transferaufgabe darf im Skript nicht als dekorativer Begriff stehen bleiben. Der Abschnitt traegt nur dann, wenn er eine pruefbare Aussage erlaubt: Welche Quelle stuetzt die Annahme, welche Unsicherheit bleibt offen und welche Gegenbeobachtung wuerde die Bewertung veraendern? Fuer Wesentlichkeit &amp; Priorisierung heisst das, dass schwere zentrale Schaeden nicht durch beliebige positive Einzelwerte neutralisiert werden duerfen. Die Studierenden sollen nicht lernen, einen Score nachzusprechen. Sie sollen erkennen, wann ein Score klaert, wann er verdeckt und wann eine rote Linie die Durchschnittslogik stoppt.</w:t>
-      </w:r>
-    </w:p>
-    <w:p>
-      <w:r>
-        <w:t>Fallfenster zur Anwendung. Eine Organisation plant eine Massnahme und formuliert dazu eine positive Absicht. In der WÖk reicht das nicht. Fuer diese Vorlesung muss sichtbar werden, welche Zustandsveraenderung erwartet wird, welche Empfaenger direkt oder indirekt betroffen sind, welche Nebenwirkungen entstehen koennen und welche Entscheidung spaeter korrigiert wird. Bezogen auf Wesentlichkeit &amp; Priorisierung heisst das: Die Analyse muss das konkrete Thema ernst nehmen und zugleich den allgemeinen WÖk-Massstab halten. Es geht nicht darum, Akteure moralisch zu sortieren. Es geht darum, Wirkpfade, Wirkungsempfaenger, Datenqualitaet, Risiken und Rueckkopplung so zu beschreiben, dass bessere Entscheidungen moeglich werden.</w:t>
-      </w:r>
-    </w:p>
-    <w:p>
-      <w:r>
-        <w:t>Transfer in Wirkungsmanagement. Praxisbeispiel verbindet die inhaltliche Deutung mit der spaeteren Praxis. Eine Organisation kann zu Wesentlichkeit &amp; Priorisierung sehr ueberzeugend kommunizieren und trotzdem an eine Methodik einzufuehren, ohne Entscheidungsmacht, Datenpflichten und Korrekturroutinen mitzudenken scheitern. Darum muss die V1-Fassung immer auch nach Governance fragen: Wer erhebt Daten, wer bewertet sie, wer traegt die Folgen, wer kann widersprechen und wann wird eine Entscheidung korrigiert? Jeder Analyseblock fragt nach der Routine, die nach der Bewertung angepasst wird. So wird aus einem Lehrkapitel eine verantwortbare Arbeitsroutine.</w:t>
-      </w:r>
-    </w:p>
-    <w:p>
-      <w:r>
-        <w:t>Grenze gegen Scheingenauigkeit. Gerade bei Wirkungsökonomische Vertiefung ist Praezision wichtiger als grosse Begriffe. Eine Wirkungsaussage bleibt schwach, wenn sie nur Aktivitaet, Reichweite, Absicht oder Image beschreibt. Stark wird sie erst, wenn sie die Zustandsveraenderung und ihre Bedingungen offenlegt. In WM-V4 ist deshalb entscheidend, Wirkungsbewertung Verfahren, Rechte, Transparenz und Korrektur braucht. Die Fehlerlinie verlaeuft nicht zwischen Optimismus und Pessimismus, sondern zwischen offengelegter Unsicherheit und rhetorischer Sicherheit ohne Pruefpfad.</w:t>
-      </w:r>
-    </w:p>
-    <w:p>
-      <w:r>
-        <w:t>Pruefungsnahe Lesart. Aus Prüfungsrelevanz laesst sich eine gute Transferfrage ableiten: Welche Entscheidung waere falsch, wenn dieser Abschnitt missverstanden wird? Fuer Wesentlichkeit &amp; Priorisierung lautet die Antwort meist nicht einfach "mehr Wirkung", sondern genauer: bessere Unterscheidung, sauberere Daten, klarere Schutzlinie und rueckgekoppelte Steuerung. Pruefungsfragen verbinden Begriff, Anwendung, Evidenz und rote Linie. Wer das im Fall anwenden kann, hat den Kern der Vorlesung verstanden; wer nur Definitionen wiederholt, bleibt unter dem Anspruch der Akademie.</w:t>
-      </w:r>
-    </w:p>
-    <w:p>
-      <w:r>
-        <w:t>Fallfenster zur Anwendung. Eine Fuehrungsentscheidung erzeugt zugleich Nutzen und Risiken. Die WÖk behandelt Ambivalenz nicht als Stoerung, sondern als Kern der Analyse. Positive Netto-Wirkung darf erst behauptet werden, wenn zentrale negative Wirkungen getrennt geprueft und rote Linien gewahrt sind. Bezogen auf Wesentlichkeit &amp; Priorisierung heisst das: Die Analyse muss das konkrete Thema ernst nehmen und zugleich den allgemeinen WÖk-Massstab halten. Es geht nicht darum, Akteure moralisch zu sortieren. Es geht darum, Wirkpfade, Wirkungsempfaenger, Datenqualitaet, Risiken und Rueckkopplung so zu beschreiben, dass bessere Entscheidungen moeglich werden.</w:t>
-      </w:r>
-    </w:p>
-    <w:p>
-      <w:r>
-        <w:t>Organisationale Umsetzung. Der Abschnitt Lernziele ist in WM-V4 kein Zusatzwissen, sondern ein Pruefstein fuer die Grundfrage des Skripts: Was veraendert sich, bei wem, wodurch und mit welcher Rueckkopplung? Fuer Wesentlichkeit &amp; Priorisierung wird daran sichtbar, dass WÖk-Begriffe im Alltag nur tragen, wenn sie in Routinen uebersetzt werden. Die fachliche Grenze liegt dort, wo Lernende Verantwortung an eine einzelne Nachhaltigkeitsfunktion auslagern. Die saubere Lesart trennt deshalb Beobachtung, Kausalannahme, Bewertung und Steuerungsfolge. In der Anwendung sollte daraus mindestens eine konkrete Strategie, Prozess, Budget, Zielkonflikt oder Kommunikationsregel abgeleitet werden; sonst bleibt das Wissen erklaerend, aber nicht steuerungsfaehig.</w:t>
-      </w:r>
-    </w:p>
-    <w:p>
-      <w:r>
-        <w:t>Pruefungsnahe Transferfrage. Formuliere zu WM-V4 eine Wirkungsaussage in drei Saetzen: Erstens den beobachteten oder plausiblen Zustand, zweitens die Daten- oder Quellenlage, drittens die offene Unsicherheit samt Rueckkopplung. Die Antwort muss ohne moralische Personenbewertung auskommen und darf Reichweite nicht mit Wirkung verwechseln.</w:t>
-      </w:r>
-    </w:p>
-    <w:p>
-      <w:r>
-        <w:t>Anwendung auf Einleitung / Wirkungsfrage. In einer Fallanalyse beginnt dieser Punkt nicht mit einer Meinung, sondern mit einer belastbaren Beschreibung. Wer WM-V4 pruefungsnah liest, fragt zuerst nach Wirkungsempfaengern, Wirkraum, Zeitraum und Datenquelle. Erst danach folgt die Bewertung im Referenzrahmen Mensch, Planet, Demokratie, SDGs, Agenda 2030 und SDG+. Gute Kommunikation unterscheidet Befund, Annahme und normative Bewertung. Der typische Kurzschluss waere, Eindeutigkeit behaupten, wo die Datenlage nur Potenzial oder Risiko traegt. Genau dagegen setzt die WÖk die Pflicht, Wirkungspotenzial, Wirkungsrisiko und positive Netto-Wirkung begrifflich getrennt zu halten.</w:t>
-      </w:r>
-    </w:p>
-    <w:p>
-      <w:r>
-        <w:t>Evidenzregel. Kernaussage darf im Skript nicht als dekorativer Begriff stehen bleiben. Der Abschnitt traegt nur dann, wenn er eine pruefbare Aussage erlaubt: Welche Quelle stuetzt die Annahme, welche Unsicherheit bleibt offen und welche Gegenbeobachtung wuerde die Bewertung veraendern? Fuer Wesentlichkeit &amp; Priorisierung heisst das, dass jede Wirkungsaussage eine Grenze zieht und diese Grenze begruenden muss. Die Studierenden sollen nicht lernen, einen Score nachzusprechen. Sie sollen erkennen, wann ein Score klaert, wann er verdeckt und wann eine rote Linie die Durchschnittslogik stoppt.</w:t>
-      </w:r>
-    </w:p>
-    <w:p>
-      <w:r>
-        <w:t>Fallfenster zur Anwendung. Ein Controlling-Team moechte einen Score bilden. Das Skript verlangt, dass Datenqualitaet, Systemgrenzen, Gewichtung, Unsicherheit und Nichtkompensation sichtbar bleiben. Ein Score darf die Diskussion nicht beenden, sondern muss bessere Fragen, Priorisierung und Rueckkopplung ermoeglichen. Bezogen auf Wesentlichkeit &amp; Priorisierung heisst das: Die Analyse muss das konkrete Thema ernst nehmen und zugleich den allgemeinen WÖk-Massstab halten. Es geht nicht darum, Akteure moralisch zu sortieren. Es geht darum, Wirkpfade, Wirkungsempfaenger, Datenqualitaet, Risiken und Rueckkopplung so zu beschreiben, dass bessere Entscheidungen moeglich werden.</w:t>
-      </w:r>
-    </w:p>
-    <w:p>
-      <w:r>
-        <w:t>Transfer in Wirkungsmanagement. Quelltext und fachliche Grundlegung verbindet die inhaltliche Deutung mit der spaeteren Praxis. Eine Organisation kann zu Wesentlichkeit &amp; Priorisierung sehr ueberzeugend kommunizieren und trotzdem an eine Methodik einzufuehren, ohne Entscheidungsmacht, Datenpflichten und Korrekturroutinen mitzudenken scheitern. Darum muss die V1-Fassung immer auch nach Governance fragen: Wer erhebt Daten, wer bewertet sie, wer traegt die Folgen, wer kann widersprechen und wann wird eine Entscheidung korrigiert? Szenarien pruefen Sofortwirkung, Folgewirkung und Reversibilitaet getrennt. So wird aus einem Lehrkapitel eine verantwortbare Arbeitsroutine.</w:t>
-      </w:r>
-    </w:p>
-    <w:p>
-      <w:r>
-        <w:t>Grenze gegen Scheingenauigkeit. Gerade bei Einstieg / Wirkungsfrage ist Praezision wichtiger als grosse Begriffe. Eine Wirkungsaussage bleibt schwach, wenn sie nur Aktivitaet, Reichweite, Absicht oder Image beschreibt. Stark wird sie erst, wenn sie die Zustandsveraenderung und ihre Bedingungen offenlegt. In WM-V4 ist deshalb entscheidend, Wirkung nicht am Sender, sondern an veraenderten Zustanden der Empfaenger geprueft wird. Die Fehlerlinie verlaeuft nicht zwischen Optimismus und Pessimismus, sondern zwischen offengelegter Unsicherheit und rhetorischer Sicherheit ohne Pruefpfad.</w:t>
-      </w:r>
-    </w:p>
-    <w:p>
-      <w:r>
-        <w:t>Pruefungsnahe Lesart. Aus Video-/Audio-Vorlesung laesst sich eine gute Transferfrage ableiten: Welche Entscheidung waere falsch, wenn dieser Abschnitt missverstanden wird? Fuer Wesentlichkeit &amp; Priorisierung lautet die Antwort meist nicht einfach "mehr Wirkung", sondern genauer: bessere Unterscheidung, sauberere Daten, klarere Schutzlinie und rueckgekoppelte Steuerung. Jede Schlussfolgerung endet mit Entscheidung, Verantwortlichkeit und Termin fuer Rueckpruefung. Wer das im Fall anwenden kann, hat den Kern der Vorlesung verstanden; wer nur Definitionen wiederholt, bleibt unter dem Anspruch der Akademie.</w:t>
-      </w:r>
-    </w:p>
-    <w:p>
-      <w:r>
-        <w:t>Fallfenster zur Anwendung. Ein Kommunikationsbericht nennt viele Aktivitaeten, Reichweiten und Rueckmeldungen. Die V1-Pruefung fragt, ob daraus eine belastbare Wirkungsaussage folgt. Wenn nur Kontakte, Klicks oder Zustimmung vorliegen, bleibt die Aussage im Bereich Wirkungspotenzial oder Resonanz, nicht im Bereich nachgewiesener Wirkung. Bezogen auf Wesentlichkeit &amp; Priorisierung heisst das: Die Analyse muss das konkrete Thema ernst nehmen und zugleich den allgemeinen WÖk-Massstab halten. Es geht nicht darum, Akteure moralisch zu sortieren. Es geht darum, Wirkpfade, Wirkungsempfaenger, Datenqualitaet, Risiken und Rueckkopplung so zu beschreiben, dass bessere Entscheidungen moeglich werden.</w:t>
-      </w:r>
-    </w:p>
-    <w:p>
-      <w:r>
-        <w:t>Pruefungsnahe Transferfrage. Formuliere zu WM-V4 eine Wirkungsaussage in drei Saetzen: Erstens den beobachteten oder plausiblen Zustand, zweitens die Daten- oder Quellenlage, drittens die offene Unsicherheit samt Rueckkopplung. Die Antwort muss ohne moralische Personenbewertung auskommen und darf Reichweite nicht mit Wirkung verwechseln.</w:t>
-      </w:r>
-    </w:p>
-    <w:p>
-      <w:r>
-        <w:t>Wissenschaftliche Anschlussfaehigkeit. Der Abschnitt Transkript (Gerüst) ist in WM-V4 kein Zusatzwissen, sondern ein Pruefstein fuer die Grundfrage des Skripts: Was veraendert sich, bei wem, wodurch und mit welcher Rueckkopplung? Fuer Wesentlichkeit &amp; Priorisierung wird daran sichtbar, dass WÖk-Aussagen mit bestehenden Begriffen, Studien, Standards und Rechtsrahmen in Beziehung stehen muessen. Die fachliche Grenze liegt dort, wo Lernende hausinterne Sprache als Ersatz fuer zitierfaehige Begruendung verwenden. Die saubere Lesart trennt deshalb Beobachtung, Kausalannahme, Bewertung und Steuerungsfolge. In der Anwendung sollte daraus mindestens eine konkrete Strategie, Prozess, Budget, Zielkonflikt oder Kommunikationsregel abgeleitet werden; sonst bleibt das Wissen erklaerend, aber nicht steuerungsfaehig.</w:t>
-      </w:r>
-    </w:p>
-    <w:p>
-      <w:r>
-        <w:t>Anwendung auf Skript / Folien (Lernseite). In einer Fallanalyse beginnt dieser Punkt nicht mit einer Meinung, sondern mit einer belastbaren Beschreibung. Wer WM-V4 pruefungsnah liest, fragt zuerst nach Wirkungsempfaengern, Wirkraum, Zeitraum und Datenquelle. Erst danach folgt die Bewertung im Referenzrahmen Mensch, Planet, Demokratie, SDGs, Agenda 2030 und SDG+. Die Analyse markiert Stoppsignale vor jeder Portfolio- oder Score-Debatte. Der typische Kurzschluss waere, ein gutes Teilresultat gegen zentrale Schaeden aufrechnen. Genau dagegen setzt die WÖk die Pflicht, Wirkungspotenzial, Wirkungsrisiko und positive Netto-Wirkung begrifflich getrennt zu halten.</w:t>
+        <w:t>Schlussvertiefung 2: Wesentlichkeit &amp; Priorisierung im Anwendungsfall</w:t>
+      </w:r>
+    </w:p>
+    <w:p>
+      <w:r>
+        <w:t>Die folgenden Abschnitte sind keine neue Pruefungsloesung. Sie verdichten die vorhandenen Kapitel zu einer Lesart, mit der Studierende einen Fall selbststaendig analysieren koennen. Im Mittelpunkt stehen Wirkpfade, Wirkungsempfaenger, Bewertung und Rueckkopplung, nicht moralische Personenbewertung.</w:t>
+      </w:r>
+    </w:p>
+    <w:p>
+      <w:r>
+        <w:t>Begriffliche Schlussklaerung. In Wirkungsmanagement wird Begriffliche Präzision erst steuerungsfaehig, wenn daraus eine Entscheidung folgt. Fuehrung, Strategie, Controlling, Einkauf, Kommunikation und Kultur muessen denselben Wirkungsbegriff verwenden. Ohne diese Rueckkopplung bleibt Reporting eine Beschreibung. Mit Rueckkopplung wird aus Bewertung eine veraenderte Routine: ein anderer Prozess, ein geaenderter Anreiz, eine bessere Datenpflicht, eine korrigierte Kommunikation oder eine neue Priorisierung.</w:t>
+      </w:r>
+    </w:p>
+    <w:p>
+      <w:r>
+        <w:t>Die typische Fehlstelle bei Wesentlichkeit &amp; Priorisierung liegt darin, Absicht, Aktivitaet oder Reporting als Wirkung zu behandeln. Bei Begriffliche Präzision wird diese Fehlstelle konkret: Ein scheinbar plausibler Befund darf nicht zur Abkuerzung werden. Quellen, Systemgrenzen, Unsicherheit und Rueckkopplung bleiben sichtbar.</w:t>
+      </w:r>
+    </w:p>
+    <w:p>
+      <w:r>
+        <w:t>Wirkpfad und Empfaenger. Die Grenze gegen Scheingenauigkeit verlaeuft bei Wirkpfad nicht zwischen Optimismus und Pessimismus. Sie verlaeuft zwischen offengelegter Unsicherheit und rhetorischer Sicherheit. Wer Wesentlichkeit &amp; Priorisierung belastbar anwenden will, benennt Systemgrenze, Zeitraum, Vergleichspunkt und offene Gegenhypothese. Gerade dadurch bleibt das Skript anschlussfaehig fuer Forschung, Praxis und spaetere Revision.</w:t>
+      </w:r>
+    </w:p>
+    <w:p>
+      <w:r>
+        <w:t>Fuer die Pruefung ist Wirkpfad dann verstanden, wenn daraus eine belastbare Fallantwort entsteht. Eine gute Antwort unterscheidet Beobachtung, Kausalannahme, Bewertung und Steuerungsfolge. Sie bewertet keine Menschen, sondern Wirkpfade, Zustandsveraenderungen, Risiken und institutionelle Bedingungen.</w:t>
+      </w:r>
+    </w:p>
+    <w:p>
+      <w:r>
+        <w:t>Daten, Quellen und Evidenz. Leitthese zeigt, warum Wesentlichkeit &amp; Priorisierung mehr ist als ein Schlagwort im Feld Wirkpfade, Wirkungsempfaenger, Bewertung und Rueckkopplung. Die wirkungsoekonomische Frage lautet: Welche reale Veraenderung wird moeglich, welche bleibt nur Potenzial und wo entsteht ein Wirkungsrisiko? Diese Unterscheidung schuetzt vor Impact-Washing, weil sie Absicht, Aktivitaet, Reichweite und Wirkung auseinanderhaelt.</w:t>
+      </w:r>
+    </w:p>
+    <w:p>
+      <w:r>
+        <w:t>Eine Kommune, ein Unternehmen oder eine Bildungsorganisation will Wesentlichkeit &amp; Priorisierung praktisch anwenden. Der erste Schritt ist nicht die Auswahl eines Instruments, sondern die Klaerung der Zustandsveraenderung. Bei Leitthese muss deshalb benannt werden, wer betroffen ist, welcher Zustand sich veraendert, welche Frist gilt und welche Gegenbeobachtung die Annahme widerlegen wuerde. Erst danach entsteht eine begruendete Entscheidung im Feld Strategie, Prozess, Budget, Verantwortlichkeit oder Kommunikationsregel.</w:t>
+      </w:r>
+    </w:p>
+    <w:p>
+      <w:r>
+        <w:t>Bewertung und rote Linien. In WM-V4 muss Didaktische Einordnung im Studiengang immer mit Empfaengern gelesen werden. Wirkung entsteht nicht beim Sender, sondern an veraenderten Zustaenden von Menschen, Oekosystemen, Institutionen, Oeffentlichkeit oder kuenftigen Handlungsspielraeumen. Darum reicht es nicht, interne Aktivitaeten zu dokumentieren. Entscheidend ist, ob sich ein Zustand nachvollziehbar veraendert und ob diese Veraenderung im Referenzrahmen Mensch, Planet, Demokratie, SDGs, Agenda 2030 und SDG+ tragfaehig bewertet werden kann.</w:t>
+      </w:r>
+    </w:p>
+    <w:p>
+      <w:r>
+        <w:t>Ein Bericht behauptet, die Massnahme zu Wesentlichkeit &amp; Priorisierung sei erfolgreich. Die WOE-Lesart fragt bei Didaktische Einordnung im Studiengang nach belastbaren Nachweisen: Managementroutine, Stakeholder-Rueckmeldung, Prozessdaten, Entscheidungsprotokoll und Lernschleife. Wenn diese Nachweise fehlen, bleibt die Aussage Wirkungspotenzial oder Kommunikationsbehauptung. Sie kann wichtig sein, aber sie ist noch keine belegte Wirkung.</w:t>
+      </w:r>
+    </w:p>
+    <w:p>
+      <w:r>
+        <w:t>Kontrollfrage. Welche Entscheidung waere falsch, wenn Didaktische Einordnung im Studiengang in WM-V4 missverstanden wird? Die Antwort muss mindestens eine Daten- oder Quellenannahme, eine betroffene Gruppe oder Schutzdimension, eine moegliche Nebenwirkung und einen Rueckkopplungsschritt nennen. Richtig ist nicht die lauteste Bewertung, sondern diejenige, die Begriff, Beleg und Steuerungsfolge zusammenhaelt.</w:t>
+      </w:r>
+    </w:p>
+    <w:p>
+      <w:r>
+        <w:t>Rueckfluss. Fuer den WOE-Korpus bedeutet das: Begriffe aus Wesentlichkeit &amp; Priorisierung sollten dort geschaerft werden, wo sie in Glossar, Werkzeugen, Journal oder Readern doppeldeutig bleiben. Offene Forschungsfragen werden nicht versteckt. Sie markieren die Stelle, an der spaetere Evidenz, ein besserer Datensatz oder eine praezisere Fallstudie die Bewertung veraendern kann.</w:t>
+      </w:r>
+    </w:p>
+    <w:p>
+      <w:r>
+        <w:t>Steuerung und Rueckkopplung. Wissenschaftliche Anschlussfaehigkeit entsteht hier durch Quellenklarheit. Bei Analysemodell werden interne WOE-Begriffe nicht als Ersatz fuer Belege benutzt, sondern mit Grundlagenwerk, WOE-Referenz, Glossar, Werkzeuge, Journal und externe Fachquellen verbunden. Wo die Datenlage offen bleibt, wird das offengelegt. Wo eine Aussage nur plausibel ist, bleibt sie als Wirkungspotenzial markiert. Wo ein Schaden eine rote Linie beruehrt, greift Nichtkompensation vor Durchschnittslogik.</w:t>
+      </w:r>
+    </w:p>
+    <w:p>
+      <w:r>
+        <w:t>In einer kontroversen Entscheidung wirkt Analysemodell als Pruefpunkt fuer Ambivalenz. Ein Nutzen fuer eine Gruppe kann mit Risiken fuer andere Wirkungsempfaenger einhergehen. Das Skript verlangt deshalb, positive und negative Zustandsveraenderungen getrennt zu fuehren, bevor von positiver Netto-Wirkung gesprochen wird.</w:t>
+      </w:r>
+    </w:p>
+    <w:p>
+      <w:r>
+        <w:t>Pruefungsnahe Anwendung. In Wirkungsmanagement wird Modellformel erst steuerungsfaehig, wenn daraus eine Entscheidung folgt. Fuehrung, Strategie, Controlling, Einkauf, Kommunikation und Kultur muessen denselben Wirkungsbegriff verwenden. Ohne diese Rueckkopplung bleibt Reporting eine Beschreibung. Mit Rueckkopplung wird aus Bewertung eine veraenderte Routine: ein anderer Prozess, ein geaenderter Anreiz, eine bessere Datenpflicht, eine korrigierte Kommunikation oder eine neue Priorisierung.</w:t>
+      </w:r>
+    </w:p>
+    <w:p>
+      <w:r>
+        <w:t>Die typische Fehlstelle bei Wesentlichkeit &amp; Priorisierung liegt darin, Absicht, Aktivitaet oder Reporting als Wirkung zu behandeln. Bei Modellformel wird diese Fehlstelle konkret: Ein scheinbar plausibler Befund darf nicht zur Abkuerzung werden. Quellen, Systemgrenzen, Unsicherheit und Rueckkopplung bleiben sichtbar.</w:t>
+      </w:r>
+    </w:p>
+    <w:p>
+      <w:r>
+        <w:t>Transfer in den WOE-Korpus. Die Grenze gegen Scheingenauigkeit verlaeuft bei Fallfenster nicht zwischen Optimismus und Pessimismus. Sie verlaeuft zwischen offengelegter Unsicherheit und rhetorischer Sicherheit. Wer Wesentlichkeit &amp; Priorisierung belastbar anwenden will, benennt Systemgrenze, Zeitraum, Vergleichspunkt und offene Gegenhypothese. Gerade dadurch bleibt das Skript anschlussfaehig fuer Forschung, Praxis und spaetere Revision.</w:t>
+      </w:r>
+    </w:p>
+    <w:p>
+      <w:r>
+        <w:t>Fuer die Pruefung ist Fallfenster dann verstanden, wenn daraus eine belastbare Fallantwort entsteht. Eine gute Antwort unterscheidet Beobachtung, Kausalannahme, Bewertung und Steuerungsfolge. Sie bewertet keine Menschen, sondern Wirkpfade, Zustandsveraenderungen, Risiken und institutionelle Bedingungen.</w:t>
+      </w:r>
+    </w:p>
+    <w:p>
+      <w:r>
+        <w:t>Grenzen der Aussage. Prüfungsnahe Fallfragen ohne geschützte Antwortlogik zeigt, warum Wesentlichkeit &amp; Priorisierung mehr ist als ein Schlagwort im Feld Wirkpfade, Wirkungsempfaenger, Bewertung und Rueckkopplung. Die wirkungsoekonomische Frage lautet: Welche reale Veraenderung wird moeglich, welche bleibt nur Potenzial und wo entsteht ein Wirkungsrisiko? Diese Unterscheidung schuetzt vor Impact-Washing, weil sie Absicht, Aktivitaet, Reichweite und Wirkung auseinanderhaelt.</w:t>
+      </w:r>
+    </w:p>
+    <w:p>
+      <w:r>
+        <w:t>Eine Kommune, ein Unternehmen oder eine Bildungsorganisation will Wesentlichkeit &amp; Priorisierung praktisch anwenden. Der erste Schritt ist nicht die Auswahl eines Instruments, sondern die Klaerung der Zustandsveraenderung. Bei Prüfungsnahe Fallfragen ohne geschützte Antwortlogik muss deshalb benannt werden, wer betroffen ist, welcher Zustand sich veraendert, welche Frist gilt und welche Gegenbeobachtung die Annahme widerlegen wuerde. Erst danach entsteht eine begruendete Entscheidung im Feld Strategie, Prozess, Budget, Verantwortlichkeit oder Kommunikationsregel.</w:t>
+      </w:r>
+    </w:p>
+    <w:p>
+      <w:r>
+        <w:t>Kontrollfrage. Welche Entscheidung waere falsch, wenn Prüfungsnahe Fallfragen ohne geschützte Antwortlogik in WM-V4 missverstanden wird? Die Antwort muss mindestens eine Daten- oder Quellenannahme, eine betroffene Gruppe oder Schutzdimension, eine moegliche Nebenwirkung und einen Rueckkopplungsschritt nennen. Richtig ist nicht die lauteste Bewertung, sondern diejenige, die Begriff, Beleg und Steuerungsfolge zusammenhaelt.</w:t>
       </w:r>
     </w:p>
     <w:p>
@@ -3536,137 +3486,112 @@
         <w:pStyle w:val="Heading3"/>
       </w:pPr>
       <w:r>
-        <w:t>Abschlusskommentar 3: Lesen, pruefen, rueckkoppeln</w:t>
-      </w:r>
-    </w:p>
-    <w:p>
-      <w:r>
-        <w:t>Die folgende Verdichtung fuehrt die vorhandenen Kapitel nicht als Wiederholung, sondern als Anwendung zusammen. Wirkungskompetenz entsteht, wenn dieselbe begriffliche Strenge in Fallanalyse, Datenarbeit, Kommunikation, Governance und Entscheidungspraxis wiedererkannt wird.</w:t>
-      </w:r>
-    </w:p>
-    <w:p>
-      <w:r>
-        <w:t>Evidenzregel. Transferaufgabe darf im Skript nicht als dekorativer Begriff stehen bleiben. Der Abschnitt traegt nur dann, wenn er eine pruefbare Aussage erlaubt: Welche Quelle stuetzt die Annahme, welche Unsicherheit bleibt offen und welche Gegenbeobachtung wuerde die Bewertung veraendern? Fuer Wesentlichkeit &amp; Priorisierung heisst das, dass praezise Sprache die erste Sicherung gegen Impact-Washing bildet. Die Studierenden sollen nicht lernen, einen Score nachzusprechen. Sie sollen erkennen, wann ein Score klaert, wann er verdeckt und wann eine rote Linie die Durchschnittslogik stoppt.</w:t>
-      </w:r>
-    </w:p>
-    <w:p>
-      <w:r>
-        <w:t>Fallfenster zur Anwendung. Eine Organisation plant eine Massnahme und formuliert dazu eine positive Absicht. In der WÖk reicht das nicht. Fuer diese Vorlesung muss sichtbar werden, welche Zustandsveraenderung erwartet wird, welche Empfaenger direkt oder indirekt betroffen sind, welche Nebenwirkungen entstehen koennen und welche Entscheidung spaeter korrigiert wird. Bezogen auf Wesentlichkeit &amp; Priorisierung heisst das: Die Analyse muss das konkrete Thema ernst nehmen und zugleich den allgemeinen WÖk-Massstab halten. Es geht nicht darum, Akteure moralisch zu sortieren. Es geht darum, Wirkpfade, Wirkungsempfaenger, Datenqualitaet, Risiken und Rueckkopplung so zu beschreiben, dass bessere Entscheidungen moeglich werden.</w:t>
-      </w:r>
-    </w:p>
-    <w:p>
-      <w:r>
-        <w:t>Transfer in Wirkungsmanagement. Praxisbeispiel verbindet die inhaltliche Deutung mit der spaeteren Praxis. Eine Organisation kann zu Wesentlichkeit &amp; Priorisierung sehr ueberzeugend kommunizieren und trotzdem an eine Methodik einzufuehren, ohne Entscheidungsmacht, Datenpflichten und Korrekturroutinen mitzudenken scheitern. Darum muss die V1-Fassung immer auch nach Governance fragen: Wer erhebt Daten, wer bewertet sie, wer traegt die Folgen, wer kann widersprechen und wann wird eine Entscheidung korrigiert? Mindestens ein direkter und ein indirekter Wirkpfad muessen nachvollziehbar sein. So wird aus einem Lehrkapitel eine verantwortbare Arbeitsroutine.</w:t>
-      </w:r>
-    </w:p>
-    <w:p>
-      <w:r>
-        <w:t>Grenze gegen Scheingenauigkeit. Gerade bei Wirkungsökonomische Vertiefung ist Praezision wichtiger als grosse Begriffe. Eine Wirkungsaussage bleibt schwach, wenn sie nur Aktivitaet, Reichweite, Absicht oder Image beschreibt. Stark wird sie erst, wenn sie die Zustandsveraenderung und ihre Bedingungen offenlegt. In WM-V4 ist deshalb entscheidend, jede Bewertung nur so belastbar ist wie Datenlage, Quellenstatus, Aktualitaet und Systemgrenze. Die Fehlerlinie verlaeuft nicht zwischen Optimismus und Pessimismus, sondern zwischen offengelegter Unsicherheit und rhetorischer Sicherheit ohne Pruefpfad.</w:t>
-      </w:r>
-    </w:p>
-    <w:p>
-      <w:r>
-        <w:t>Pruefungsnahe Transferfrage. Formuliere zu WM-V4 eine Wirkungsaussage in drei Saetzen: Erstens den beobachteten oder plausiblen Zustand, zweitens die Daten- oder Quellenlage, drittens die offene Unsicherheit samt Rueckkopplung. Die Antwort muss ohne moralische Personenbewertung auskommen und darf Reichweite nicht mit Wirkung verwechseln.</w:t>
-      </w:r>
-    </w:p>
-    <w:p>
-      <w:r>
-        <w:t>Pruefungsnahe Lesart. Aus Prüfungsrelevanz laesst sich eine gute Transferfrage ableiten: Welche Entscheidung waere falsch, wenn dieser Abschnitt missverstanden wird? Fuer Wesentlichkeit &amp; Priorisierung lautet die Antwort meist nicht einfach "mehr Wirkung", sondern genauer: bessere Unterscheidung, sauberere Daten, klarere Schutzlinie und rueckgekoppelte Steuerung. Profile, Zielkonflikte und offene Punkte werden nebeneinander gefuehrt. Wer das im Fall anwenden kann, hat den Kern der Vorlesung verstanden; wer nur Definitionen wiederholt, bleibt unter dem Anspruch der Akademie.</w:t>
-      </w:r>
-    </w:p>
-    <w:p>
-      <w:r>
-        <w:t>Fallfenster zur Anwendung. Eine Fuehrungsentscheidung erzeugt zugleich Nutzen und Risiken. Die WÖk behandelt Ambivalenz nicht als Stoerung, sondern als Kern der Analyse. Positive Netto-Wirkung darf erst behauptet werden, wenn zentrale negative Wirkungen getrennt geprueft und rote Linien gewahrt sind. Bezogen auf Wesentlichkeit &amp; Priorisierung heisst das: Die Analyse muss das konkrete Thema ernst nehmen und zugleich den allgemeinen WÖk-Massstab halten. Es geht nicht darum, Akteure moralisch zu sortieren. Es geht darum, Wirkpfade, Wirkungsempfaenger, Datenqualitaet, Risiken und Rueckkopplung so zu beschreiben, dass bessere Entscheidungen moeglich werden.</w:t>
-      </w:r>
-    </w:p>
-    <w:p>
-      <w:r>
-        <w:t>Nichtkompensation. Der Abschnitt Lernziele ist in WM-V4 kein Zusatzwissen, sondern ein Pruefstein fuer die Grundfrage des Skripts: Was veraendert sich, bei wem, wodurch und mit welcher Rueckkopplung? Fuer Wesentlichkeit &amp; Priorisierung wird daran sichtbar, dass schwere zentrale Schaeden nicht durch beliebige positive Einzelwerte neutralisiert werden duerfen. Die fachliche Grenze liegt dort, wo Lernende eine Durchschnittslogik als moralische Entlastung verwenden. Die saubere Lesart trennt deshalb Beobachtung, Kausalannahme, Bewertung und Steuerungsfolge. In der Anwendung sollte daraus mindestens eine konkrete Strategie, Prozess, Budget, Zielkonflikt oder Kommunikationsregel abgeleitet werden; sonst bleibt das Wissen erklaerend, aber nicht steuerungsfaehig.</w:t>
-      </w:r>
-    </w:p>
-    <w:p>
-      <w:r>
-        <w:t>Anwendung auf Einleitung / Wirkungsfrage. In einer Fallanalyse beginnt dieser Punkt nicht mit einer Meinung, sondern mit einer belastbaren Beschreibung. Wer WM-V4 pruefungsnah liest, fragt zuerst nach Wirkungsempfaengern, Wirkraum, Zeitraum und Datenquelle. Erst danach folgt die Bewertung im Referenzrahmen Mensch, Planet, Demokratie, SDGs, Agenda 2030 und SDG+. Jeder Analyseblock fragt nach der Routine, die nach der Bewertung angepasst wird. Der typische Kurzschluss waere, Reporting als Abschluss behandeln. Genau dagegen setzt die WÖk die Pflicht, Wirkungspotenzial, Wirkungsrisiko und positive Netto-Wirkung begrifflich getrennt zu halten.</w:t>
-      </w:r>
-    </w:p>
-    <w:p>
-      <w:r>
-        <w:t>Evidenzregel. Kernaussage darf im Skript nicht als dekorativer Begriff stehen bleiben. Der Abschnitt traegt nur dann, wenn er eine pruefbare Aussage erlaubt: Welche Quelle stuetzt die Annahme, welche Unsicherheit bleibt offen und welche Gegenbeobachtung wuerde die Bewertung veraendern? Fuer Wesentlichkeit &amp; Priorisierung heisst das, dass Wirkungsbewertung Verfahren, Rechte, Transparenz und Korrektur braucht. Die Studierenden sollen nicht lernen, einen Score nachzusprechen. Sie sollen erkennen, wann ein Score klaert, wann er verdeckt und wann eine rote Linie die Durchschnittslogik stoppt.</w:t>
-      </w:r>
-    </w:p>
-    <w:p>
-      <w:r>
-        <w:t>Fallfenster zur Anwendung. Ein Controlling-Team moechte einen Score bilden. Das Skript verlangt, dass Datenqualitaet, Systemgrenzen, Gewichtung, Unsicherheit und Nichtkompensation sichtbar bleiben. Ein Score darf die Diskussion nicht beenden, sondern muss bessere Fragen, Priorisierung und Rueckkopplung ermoeglichen. Bezogen auf Wesentlichkeit &amp; Priorisierung heisst das: Die Analyse muss das konkrete Thema ernst nehmen und zugleich den allgemeinen WÖk-Massstab halten. Es geht nicht darum, Akteure moralisch zu sortieren. Es geht darum, Wirkpfade, Wirkungsempfaenger, Datenqualitaet, Risiken und Rueckkopplung so zu beschreiben, dass bessere Entscheidungen moeglich werden.</w:t>
-      </w:r>
-    </w:p>
-    <w:p>
-      <w:r>
-        <w:t>Transfer in Wirkungsmanagement. Quelltext und fachliche Grundlegung verbindet die inhaltliche Deutung mit der spaeteren Praxis. Eine Organisation kann zu Wesentlichkeit &amp; Priorisierung sehr ueberzeugend kommunizieren und trotzdem an eine Methodik einzufuehren, ohne Entscheidungsmacht, Datenpflichten und Korrekturroutinen mitzudenken scheitern. Darum muss die V1-Fassung immer auch nach Governance fragen: Wer erhebt Daten, wer bewertet sie, wer traegt die Folgen, wer kann widersprechen und wann wird eine Entscheidung korrigiert? Pruefungsfragen verbinden Begriff, Anwendung, Evidenz und rote Linie. So wird aus einem Lehrkapitel eine verantwortbare Arbeitsroutine.</w:t>
-      </w:r>
-    </w:p>
-    <w:p>
-      <w:r>
-        <w:t>Pruefungsnahe Transferfrage. Formuliere zu WM-V4 eine Wirkungsaussage in drei Saetzen: Erstens den beobachteten oder plausiblen Zustand, zweitens die Daten- oder Quellenlage, drittens die offene Unsicherheit samt Rueckkopplung. Die Antwort muss ohne moralische Personenbewertung auskommen und darf Reichweite nicht mit Wirkung verwechseln.</w:t>
-      </w:r>
-    </w:p>
-    <w:p>
-      <w:r>
-        <w:t>Grenze gegen Scheingenauigkeit. Gerade bei Einstieg / Wirkungsfrage ist Praezision wichtiger als grosse Begriffe. Eine Wirkungsaussage bleibt schwach, wenn sie nur Aktivitaet, Reichweite, Absicht oder Image beschreibt. Stark wird sie erst, wenn sie die Zustandsveraenderung und ihre Bedingungen offenlegt. In WM-V4 ist deshalb entscheidend, WÖk-Begriffe im Alltag nur tragen, wenn sie in Routinen uebersetzt werden. Die Fehlerlinie verlaeuft nicht zwischen Optimismus und Pessimismus, sondern zwischen offengelegter Unsicherheit und rhetorischer Sicherheit ohne Pruefpfad.</w:t>
-      </w:r>
-    </w:p>
-    <w:p>
-      <w:r>
-        <w:t>Pruefungsnahe Lesart. Aus Video-/Audio-Vorlesung laesst sich eine gute Transferfrage ableiten: Welche Entscheidung waere falsch, wenn dieser Abschnitt missverstanden wird? Fuer Wesentlichkeit &amp; Priorisierung lautet die Antwort meist nicht einfach "mehr Wirkung", sondern genauer: bessere Unterscheidung, sauberere Daten, klarere Schutzlinie und rueckgekoppelte Steuerung. Gute Kommunikation unterscheidet Befund, Annahme und normative Bewertung. Wer das im Fall anwenden kann, hat den Kern der Vorlesung verstanden; wer nur Definitionen wiederholt, bleibt unter dem Anspruch der Akademie.</w:t>
-      </w:r>
-    </w:p>
-    <w:p>
-      <w:r>
-        <w:t>Fallfenster zur Anwendung. Ein Kommunikationsbericht nennt viele Aktivitaeten, Reichweiten und Rueckmeldungen. Die V1-Pruefung fragt, ob daraus eine belastbare Wirkungsaussage folgt. Wenn nur Kontakte, Klicks oder Zustimmung vorliegen, bleibt die Aussage im Bereich Wirkungspotenzial oder Resonanz, nicht im Bereich nachgewiesener Wirkung. Bezogen auf Wesentlichkeit &amp; Priorisierung heisst das: Die Analyse muss das konkrete Thema ernst nehmen und zugleich den allgemeinen WÖk-Massstab halten. Es geht nicht darum, Akteure moralisch zu sortieren. Es geht darum, Wirkpfade, Wirkungsempfaenger, Datenqualitaet, Risiken und Rueckkopplung so zu beschreiben, dass bessere Entscheidungen moeglich werden.</w:t>
-      </w:r>
-    </w:p>
-    <w:p>
-      <w:r>
-        <w:t>Systemgrenze. Der Abschnitt Transkript (Gerüst) ist in WM-V4 kein Zusatzwissen, sondern ein Pruefstein fuer die Grundfrage des Skripts: Was veraendert sich, bei wem, wodurch und mit welcher Rueckkopplung? Fuer Wesentlichkeit &amp; Priorisierung wird daran sichtbar, dass jede Wirkungsaussage eine Grenze zieht und diese Grenze begruenden muss. Die fachliche Grenze liegt dort, wo Lernende nur den bequemen Ausschnitt betrachten. Die saubere Lesart trennt deshalb Beobachtung, Kausalannahme, Bewertung und Steuerungsfolge. In der Anwendung sollte daraus mindestens eine konkrete Strategie, Prozess, Budget, Zielkonflikt oder Kommunikationsregel abgeleitet werden; sonst bleibt das Wissen erklaerend, aber nicht steuerungsfaehig.</w:t>
-      </w:r>
-    </w:p>
-    <w:p>
-      <w:r>
-        <w:t>Anwendung auf Skript / Folien (Lernseite). In einer Fallanalyse beginnt dieser Punkt nicht mit einer Meinung, sondern mit einer belastbaren Beschreibung. Wer WM-V4 pruefungsnah liest, fragt zuerst nach Wirkungsempfaengern, Wirkraum, Zeitraum und Datenquelle. Erst danach folgt die Bewertung im Referenzrahmen Mensch, Planet, Demokratie, SDGs, Agenda 2030 und SDG+. Szenarien pruefen Sofortwirkung, Folgewirkung und Reversibilitaet getrennt. Der typische Kurzschluss waere, Momentnutzen als dauerhafte positive Netto-Wirkung verkaufen. Genau dagegen setzt die WÖk die Pflicht, Wirkungspotenzial, Wirkungsrisiko und positive Netto-Wirkung begrifflich getrennt zu halten.</w:t>
-      </w:r>
-    </w:p>
-    <w:p>
-      <w:r>
-        <w:t>Evidenzregel. Transferaufgabe darf im Skript nicht als dekorativer Begriff stehen bleiben. Der Abschnitt traegt nur dann, wenn er eine pruefbare Aussage erlaubt: Welche Quelle stuetzt die Annahme, welche Unsicherheit bleibt offen und welche Gegenbeobachtung wuerde die Bewertung veraendern? Fuer Wesentlichkeit &amp; Priorisierung heisst das, dass Wirkung nicht am Sender, sondern an veraenderten Zustanden der Empfaenger geprueft wird. Die Studierenden sollen nicht lernen, einen Score nachzusprechen. Sie sollen erkennen, wann ein Score klaert, wann er verdeckt und wann eine rote Linie die Durchschnittslogik stoppt.</w:t>
-      </w:r>
-    </w:p>
-    <w:p>
-      <w:r>
-        <w:t>Fallfenster zur Anwendung. Eine Organisation plant eine Massnahme und formuliert dazu eine positive Absicht. In der WÖk reicht das nicht. Fuer diese Vorlesung muss sichtbar werden, welche Zustandsveraenderung erwartet wird, welche Empfaenger direkt oder indirekt betroffen sind, welche Nebenwirkungen entstehen koennen und welche Entscheidung spaeter korrigiert wird. Bezogen auf Wesentlichkeit &amp; Priorisierung heisst das: Die Analyse muss das konkrete Thema ernst nehmen und zugleich den allgemeinen WÖk-Massstab halten. Es geht nicht darum, Akteure moralisch zu sortieren. Es geht darum, Wirkpfade, Wirkungsempfaenger, Datenqualitaet, Risiken und Rueckkopplung so zu beschreiben, dass bessere Entscheidungen moeglich werden.</w:t>
-      </w:r>
-    </w:p>
-    <w:p>
-      <w:r>
-        <w:t>Pruefungsnahe Transferfrage. Formuliere zu WM-V4 eine Wirkungsaussage in drei Saetzen: Erstens den beobachteten oder plausiblen Zustand, zweitens die Daten- oder Quellenlage, drittens die offene Unsicherheit samt Rueckkopplung. Die Antwort muss ohne moralische Personenbewertung auskommen und darf Reichweite nicht mit Wirkung verwechseln.</w:t>
-      </w:r>
-    </w:p>
-    <w:p>
-      <w:r>
-        <w:t>Transfer in Wirkungsmanagement. Praxisbeispiel verbindet die inhaltliche Deutung mit der spaeteren Praxis. Eine Organisation kann zu Wesentlichkeit &amp; Priorisierung sehr ueberzeugend kommunizieren und trotzdem an eine Methodik einzufuehren, ohne Entscheidungsmacht, Datenpflichten und Korrekturroutinen mitzudenken scheitern. Darum muss die V1-Fassung immer auch nach Governance fragen: Wer erhebt Daten, wer bewertet sie, wer traegt die Folgen, wer kann widersprechen und wann wird eine Entscheidung korrigiert? Jede Schlussfolgerung endet mit Entscheidung, Verantwortlichkeit und Termin fuer Rueckpruefung. So wird aus einem Lehrkapitel eine verantwortbare Arbeitsroutine.</w:t>
-      </w:r>
-    </w:p>
-    <w:p>
-      <w:r>
-        <w:t>Grenze gegen Scheingenauigkeit. Gerade bei Wirkungsökonomische Vertiefung ist Praezision wichtiger als grosse Begriffe. Eine Wirkungsaussage bleibt schwach, wenn sie nur Aktivitaet, Reichweite, Absicht oder Image beschreibt. Stark wird sie erst, wenn sie die Zustandsveraenderung und ihre Bedingungen offenlegt. In WM-V4 ist deshalb entscheidend, WÖk-Aussagen mit bestehenden Begriffen, Studien, Standards und Rechtsrahmen in Beziehung stehen muessen. Die Fehlerlinie verlaeuft nicht zwischen Optimismus und Pessimismus, sondern zwischen offengelegter Unsicherheit und rhetorischer Sicherheit ohne Pruefpfad.</w:t>
-      </w:r>
-    </w:p>
-    <w:p>
-      <w:r>
-        <w:t>Pruefungsnahe Lesart. Aus Prüfungsrelevanz laesst sich eine gute Transferfrage ableiten: Welche Entscheidung waere falsch, wenn dieser Abschnitt missverstanden wird? Fuer Wesentlichkeit &amp; Priorisierung lautet die Antwort meist nicht einfach "mehr Wirkung", sondern genauer: bessere Unterscheidung, sauberere Daten, klarere Schutzlinie und rueckgekoppelte Steuerung. Die Analyse markiert Stoppsignale vor jeder Portfolio- oder Score-Debatte. Wer das im Fall anwenden kann, hat den Kern der Vorlesung verstanden; wer nur Definitionen wiederholt, bleibt unter dem Anspruch der Akademie.</w:t>
-      </w:r>
-    </w:p>
-    <w:p>
-      <w:r>
-        <w:t>Fallfenster zur Anwendung. Eine Fuehrungsentscheidung erzeugt zugleich Nutzen und Risiken. Die WÖk behandelt Ambivalenz nicht als Stoerung, sondern als Kern der Analyse. Positive Netto-Wirkung darf erst behauptet werden, wenn zentrale negative Wirkungen getrennt geprueft und rote Linien gewahrt sind. Bezogen auf Wesentlichkeit &amp; Priorisierung heisst das: Die Analyse muss das konkrete Thema ernst nehmen und zugleich den allgemeinen WÖk-Massstab halten. Es geht nicht darum, Akteure moralisch zu sortieren. Es geht darum, Wirkpfade, Wirkungsempfaenger, Datenqualitaet, Risiken und Rueckkopplung so zu beschreiben, dass bessere Entscheidungen moeglich werden.</w:t>
+        <w:t>Schlussvertiefung 3: Wesentlichkeit &amp; Priorisierung im Anwendungsfall</w:t>
+      </w:r>
+    </w:p>
+    <w:p>
+      <w:r>
+        <w:t>Die folgenden Abschnitte sind keine neue Pruefungsloesung. Sie verdichten die vorhandenen Kapitel zu einer Lesart, mit der Studierende einen Fall selbststaendig analysieren koennen. Im Mittelpunkt stehen Wirkpfade, Wirkungsempfaenger, Bewertung und Rueckkopplung, nicht moralische Personenbewertung.</w:t>
+      </w:r>
+    </w:p>
+    <w:p>
+      <w:r>
+        <w:t>Begriffliche Schlussklaerung. In WM-V4 muss Auswertung aus der lebenden Website-Referenz immer mit Empfaengern gelesen werden. Wirkung entsteht nicht beim Sender, sondern an veraenderten Zustaenden von Menschen, Oekosystemen, Institutionen, Oeffentlichkeit oder kuenftigen Handlungsspielraeumen. Darum reicht es nicht, interne Aktivitaeten zu dokumentieren. Entscheidend ist, ob sich ein Zustand nachvollziehbar veraendert und ob diese Veraenderung im Referenzrahmen Mensch, Planet, Demokratie, SDGs, Agenda 2030 und SDG+ tragfaehig bewertet werden kann.</w:t>
+      </w:r>
+    </w:p>
+    <w:p>
+      <w:r>
+        <w:t>Ein Bericht behauptet, die Massnahme zu Wesentlichkeit &amp; Priorisierung sei erfolgreich. Die WOE-Lesart fragt bei Auswertung aus der lebenden Website-Referenz nach belastbaren Nachweisen: Managementroutine, Stakeholder-Rueckmeldung, Prozessdaten, Entscheidungsprotokoll und Lernschleife. Wenn diese Nachweise fehlen, bleibt die Aussage Wirkungspotenzial oder Kommunikationsbehauptung. Sie kann wichtig sein, aber sie ist noch keine belegte Wirkung.</w:t>
+      </w:r>
+    </w:p>
+    <w:p>
+      <w:r>
+        <w:t>Wirkpfad und Empfaenger. Wissenschaftliche Anschlussfaehigkeit entsteht hier durch Quellenklarheit. Bei Messbarkeit ohne Reduktionismus werden interne WOE-Begriffe nicht als Ersatz fuer Belege benutzt, sondern mit Grundlagenwerk, WOE-Referenz, Glossar, Werkzeuge, Journal und externe Fachquellen verbunden. Wo die Datenlage offen bleibt, wird das offengelegt. Wo eine Aussage nur plausibel ist, bleibt sie als Wirkungspotenzial markiert. Wo ein Schaden eine rote Linie beruehrt, greift Nichtkompensation vor Durchschnittslogik.</w:t>
+      </w:r>
+    </w:p>
+    <w:p>
+      <w:r>
+        <w:t>In einer kontroversen Entscheidung wirkt Messbarkeit ohne Reduktionismus als Pruefpunkt fuer Ambivalenz. Ein Nutzen fuer eine Gruppe kann mit Risiken fuer andere Wirkungsempfaenger einhergehen. Das Skript verlangt deshalb, positive und negative Zustandsveraenderungen getrennt zu fuehren, bevor von positiver Netto-Wirkung gesprochen wird.</w:t>
+      </w:r>
+    </w:p>
+    <w:p>
+      <w:r>
+        <w:t>Rueckfluss. Fuer den WOE-Korpus bedeutet das: Begriffe aus Wesentlichkeit &amp; Priorisierung sollten dort geschaerft werden, wo sie in Glossar, Werkzeugen, Journal oder Readern doppeldeutig bleiben. Offene Forschungsfragen werden nicht versteckt. Sie markieren die Stelle, an der spaetere Evidenz, ein besserer Datensatz oder eine praezisere Fallstudie die Bewertung veraendern kann.</w:t>
+      </w:r>
+    </w:p>
+    <w:p>
+      <w:r>
+        <w:t>Daten, Quellen und Evidenz. In Wirkungsmanagement wird Empirische, systemische und normative Ebene erst steuerungsfaehig, wenn daraus eine Entscheidung folgt. Fuehrung, Strategie, Controlling, Einkauf, Kommunikation und Kultur muessen denselben Wirkungsbegriff verwenden. Ohne diese Rueckkopplung bleibt Reporting eine Beschreibung. Mit Rueckkopplung wird aus Bewertung eine veraenderte Routine: ein anderer Prozess, ein geaenderter Anreiz, eine bessere Datenpflicht, eine korrigierte Kommunikation oder eine neue Priorisierung.</w:t>
+      </w:r>
+    </w:p>
+    <w:p>
+      <w:r>
+        <w:t>Die typische Fehlstelle bei Wesentlichkeit &amp; Priorisierung liegt darin, Absicht, Aktivitaet oder Reporting als Wirkung zu behandeln. Bei Empirische, systemische und normative Ebene wird diese Fehlstelle konkret: Ein scheinbar plausibler Befund darf nicht zur Abkuerzung werden. Quellen, Systemgrenzen, Unsicherheit und Rueckkopplung bleiben sichtbar.</w:t>
+      </w:r>
+    </w:p>
+    <w:p>
+      <w:r>
+        <w:t>Bewertung und rote Linien. Die Grenze gegen Scheingenauigkeit verlaeuft bei Messgrenzen, Schätzungen und Unsicherheit nicht zwischen Optimismus und Pessimismus. Sie verlaeuft zwischen offengelegter Unsicherheit und rhetorischer Sicherheit. Wer Wesentlichkeit &amp; Priorisierung belastbar anwenden will, benennt Systemgrenze, Zeitraum, Vergleichspunkt und offene Gegenhypothese. Gerade dadurch bleibt das Skript anschlussfaehig fuer Forschung, Praxis und spaetere Revision.</w:t>
+      </w:r>
+    </w:p>
+    <w:p>
+      <w:r>
+        <w:t>Fuer die Pruefung ist Messgrenzen, Schätzungen und Unsicherheit dann verstanden, wenn daraus eine belastbare Fallantwort entsteht. Eine gute Antwort unterscheidet Beobachtung, Kausalannahme, Bewertung und Steuerungsfolge. Sie bewertet keine Menschen, sondern Wirkpfade, Zustandsveraenderungen, Risiken und institutionelle Bedingungen.</w:t>
+      </w:r>
+    </w:p>
+    <w:p>
+      <w:r>
+        <w:t>Kontrollfrage. Welche Entscheidung waere falsch, wenn Messgrenzen, Schätzungen und Unsicherheit in WM-V4 missverstanden wird? Die Antwort muss mindestens eine Daten- oder Quellenannahme, eine betroffene Gruppe oder Schutzdimension, eine moegliche Nebenwirkung und einen Rueckkopplungsschritt nennen. Richtig ist nicht die lauteste Bewertung, sondern diejenige, die Begriff, Beleg und Steuerungsfolge zusammenhaelt.</w:t>
+      </w:r>
+    </w:p>
+    <w:p>
+      <w:r>
+        <w:t>Steuerung und Rueckkopplung. Warum Messung Rückkopplung vorbereitet zeigt, warum Wesentlichkeit &amp; Priorisierung mehr ist als ein Schlagwort im Feld Wirkpfade, Wirkungsempfaenger, Bewertung und Rueckkopplung. Die wirkungsoekonomische Frage lautet: Welche reale Veraenderung wird moeglich, welche bleibt nur Potenzial und wo entsteht ein Wirkungsrisiko? Diese Unterscheidung schuetzt vor Impact-Washing, weil sie Absicht, Aktivitaet, Reichweite und Wirkung auseinanderhaelt.</w:t>
+      </w:r>
+    </w:p>
+    <w:p>
+      <w:r>
+        <w:t>Eine Kommune, ein Unternehmen oder eine Bildungsorganisation will Wesentlichkeit &amp; Priorisierung praktisch anwenden. Der erste Schritt ist nicht die Auswahl eines Instruments, sondern die Klaerung der Zustandsveraenderung. Bei Warum Messung Rückkopplung vorbereitet muss deshalb benannt werden, wer betroffen ist, welcher Zustand sich veraendert, welche Frist gilt und welche Gegenbeobachtung die Annahme widerlegen wuerde. Erst danach entsteht eine begruendete Entscheidung im Feld Strategie, Prozess, Budget, Verantwortlichkeit oder Kommunikationsregel.</w:t>
+      </w:r>
+    </w:p>
+    <w:p>
+      <w:r>
+        <w:t>Pruefungsnahe Anwendung. In WM-V4 muss Wirkungsskala von negativ bis transformativ immer mit Empfaengern gelesen werden. Wirkung entsteht nicht beim Sender, sondern an veraenderten Zustaenden von Menschen, Oekosystemen, Institutionen, Oeffentlichkeit oder kuenftigen Handlungsspielraeumen. Darum reicht es nicht, interne Aktivitaeten zu dokumentieren. Entscheidend ist, ob sich ein Zustand nachvollziehbar veraendert und ob diese Veraenderung im Referenzrahmen Mensch, Planet, Demokratie, SDGs, Agenda 2030 und SDG+ tragfaehig bewertet werden kann.</w:t>
+      </w:r>
+    </w:p>
+    <w:p>
+      <w:r>
+        <w:t>Ein Bericht behauptet, die Massnahme zu Wesentlichkeit &amp; Priorisierung sei erfolgreich. Die WOE-Lesart fragt bei Wirkungsskala von negativ bis transformativ nach belastbaren Nachweisen: Managementroutine, Stakeholder-Rueckmeldung, Prozessdaten, Entscheidungsprotokoll und Lernschleife. Wenn diese Nachweise fehlen, bleibt die Aussage Wirkungspotenzial oder Kommunikationsbehauptung. Sie kann wichtig sein, aber sie ist noch keine belegte Wirkung.</w:t>
+      </w:r>
+    </w:p>
+    <w:p>
+      <w:r>
+        <w:t>Transfer in den WOE-Korpus. Wissenschaftliche Anschlussfaehigkeit entsteht hier durch Quellenklarheit. Bei Einleitung / Wirkungsfrage werden interne WOE-Begriffe nicht als Ersatz fuer Belege benutzt, sondern mit Grundlagenwerk, WOE-Referenz, Glossar, Werkzeuge, Journal und externe Fachquellen verbunden. Wo die Datenlage offen bleibt, wird das offengelegt. Wo eine Aussage nur plausibel ist, bleibt sie als Wirkungspotenzial markiert. Wo ein Schaden eine rote Linie beruehrt, greift Nichtkompensation vor Durchschnittslogik.</w:t>
+      </w:r>
+    </w:p>
+    <w:p>
+      <w:r>
+        <w:t>In einer kontroversen Entscheidung wirkt Einleitung / Wirkungsfrage als Pruefpunkt fuer Ambivalenz. Ein Nutzen fuer eine Gruppe kann mit Risiken fuer andere Wirkungsempfaenger einhergehen. Das Skript verlangt deshalb, positive und negative Zustandsveraenderungen getrennt zu fuehren, bevor von positiver Netto-Wirkung gesprochen wird.</w:t>
+      </w:r>
+    </w:p>
+    <w:p>
+      <w:r>
+        <w:t>Grenzen der Aussage. In Wirkungsmanagement wird Kernaussage erst steuerungsfaehig, wenn daraus eine Entscheidung folgt. Fuehrung, Strategie, Controlling, Einkauf, Kommunikation und Kultur muessen denselben Wirkungsbegriff verwenden. Ohne diese Rueckkopplung bleibt Reporting eine Beschreibung. Mit Rueckkopplung wird aus Bewertung eine veraenderte Routine: ein anderer Prozess, ein geaenderter Anreiz, eine bessere Datenpflicht, eine korrigierte Kommunikation oder eine neue Priorisierung.</w:t>
+      </w:r>
+    </w:p>
+    <w:p>
+      <w:r>
+        <w:t>Die typische Fehlstelle bei Wesentlichkeit &amp; Priorisierung liegt darin, Absicht, Aktivitaet oder Reporting als Wirkung zu behandeln. Bei Kernaussage wird diese Fehlstelle konkret: Ein scheinbar plausibler Befund darf nicht zur Abkuerzung werden. Quellen, Systemgrenzen, Unsicherheit und Rueckkopplung bleiben sichtbar.</w:t>
+      </w:r>
+    </w:p>
+    <w:p>
+      <w:r>
+        <w:t>Kontrollfrage. Welche Entscheidung waere falsch, wenn Kernaussage in WM-V4 missverstanden wird? Die Antwort muss mindestens eine Daten- oder Quellenannahme, eine betroffene Gruppe oder Schutzdimension, eine moegliche Nebenwirkung und einen Rueckkopplungsschritt nennen. Richtig ist nicht die lauteste Bewertung, sondern diejenige, die Begriff, Beleg und Steuerungsfolge zusammenhaelt.</w:t>
+      </w:r>
+    </w:p>
+    <w:p>
+      <w:r>
+        <w:t>Rueckfluss. Fuer den WOE-Korpus bedeutet das: Begriffe aus Wesentlichkeit &amp; Priorisierung sollten dort geschaerft werden, wo sie in Glossar, Werkzeugen, Journal oder Readern doppeldeutig bleiben. Offene Forschungsfragen werden nicht versteckt. Sie markieren die Stelle, an der spaetere Evidenz, ein besserer Datensatz oder eine praezisere Fallstudie die Bewertung veraendern kann.</w:t>
       </w:r>
     </w:p>
     <w:p>
@@ -3674,82 +3599,107 @@
         <w:pStyle w:val="Heading3"/>
       </w:pPr>
       <w:r>
-        <w:t>Abschlusskommentar 4: Lesen, pruefen, rueckkoppeln</w:t>
-      </w:r>
-    </w:p>
-    <w:p>
-      <w:r>
-        <w:t>Die folgende Verdichtung fuehrt die vorhandenen Kapitel nicht als Wiederholung, sondern als Anwendung zusammen. Wirkungskompetenz entsteht, wenn dieselbe begriffliche Strenge in Fallanalyse, Datenarbeit, Kommunikation, Governance und Entscheidungspraxis wiedererkannt wird.</w:t>
-      </w:r>
-    </w:p>
-    <w:p>
-      <w:r>
-        <w:t>Begriffliche Schaerfung. Der Abschnitt Lernziele ist in WM-V4 kein Zusatzwissen, sondern ein Pruefstein fuer die Grundfrage des Skripts: Was veraendert sich, bei wem, wodurch und mit welcher Rueckkopplung? Fuer Wesentlichkeit &amp; Priorisierung wird daran sichtbar, dass praezise Sprache die erste Sicherung gegen Impact-Washing bildet. Die fachliche Grenze liegt dort, wo Lernende Output, Reichweite, Absicht und Wirkung in einem Satz vermischen. Die saubere Lesart trennt deshalb Beobachtung, Kausalannahme, Bewertung und Steuerungsfolge. In der Anwendung sollte daraus mindestens eine konkrete Strategie, Prozess, Budget, Zielkonflikt oder Kommunikationsregel abgeleitet werden; sonst bleibt das Wissen erklaerend, aber nicht steuerungsfaehig.</w:t>
-      </w:r>
-    </w:p>
-    <w:p>
-      <w:r>
-        <w:t>Anwendung auf Einleitung / Wirkungsfrage. In einer Fallanalyse beginnt dieser Punkt nicht mit einer Meinung, sondern mit einer belastbaren Beschreibung. Wer WM-V4 pruefungsnah liest, fragt zuerst nach Wirkungsempfaengern, Wirkraum, Zeitraum und Datenquelle. Erst danach folgt die Bewertung im Referenzrahmen Mensch, Planet, Demokratie, SDGs, Agenda 2030 und SDG+. Mindestens ein direkter und ein indirekter Wirkpfad muessen nachvollziehbar sein. Der typische Kurzschluss waere, nur die Massnahme selbst bewerten und indirekte Empfaenger ausblenden. Genau dagegen setzt die WÖk die Pflicht, Wirkungspotenzial, Wirkungsrisiko und positive Netto-Wirkung begrifflich getrennt zu halten.</w:t>
-      </w:r>
-    </w:p>
-    <w:p>
-      <w:r>
-        <w:t>Pruefungsnahe Transferfrage. Formuliere zu WM-V4 eine Wirkungsaussage in drei Saetzen: Erstens den beobachteten oder plausiblen Zustand, zweitens die Daten- oder Quellenlage, drittens die offene Unsicherheit samt Rueckkopplung. Die Antwort muss ohne moralische Personenbewertung auskommen und darf Reichweite nicht mit Wirkung verwechseln.</w:t>
-      </w:r>
-    </w:p>
-    <w:p>
-      <w:r>
-        <w:t>Evidenzregel. Kernaussage darf im Skript nicht als dekorativer Begriff stehen bleiben. Der Abschnitt traegt nur dann, wenn er eine pruefbare Aussage erlaubt: Welche Quelle stuetzt die Annahme, welche Unsicherheit bleibt offen und welche Gegenbeobachtung wuerde die Bewertung veraendern? Fuer Wesentlichkeit &amp; Priorisierung heisst das, dass jede Bewertung nur so belastbar ist wie Datenlage, Quellenstatus, Aktualitaet und Systemgrenze. Die Studierenden sollen nicht lernen, einen Score nachzusprechen. Sie sollen erkennen, wann ein Score klaert, wann er verdeckt und wann eine rote Linie die Durchschnittslogik stoppt.</w:t>
-      </w:r>
-    </w:p>
-    <w:p>
-      <w:r>
-        <w:t>Fallfenster zur Anwendung. Ein Controlling-Team moechte einen Score bilden. Das Skript verlangt, dass Datenqualitaet, Systemgrenzen, Gewichtung, Unsicherheit und Nichtkompensation sichtbar bleiben. Ein Score darf die Diskussion nicht beenden, sondern muss bessere Fragen, Priorisierung und Rueckkopplung ermoeglichen. Bezogen auf Wesentlichkeit &amp; Priorisierung heisst das: Die Analyse muss das konkrete Thema ernst nehmen und zugleich den allgemeinen WÖk-Massstab halten. Es geht nicht darum, Akteure moralisch zu sortieren. Es geht darum, Wirkpfade, Wirkungsempfaenger, Datenqualitaet, Risiken und Rueckkopplung so zu beschreiben, dass bessere Entscheidungen moeglich werden.</w:t>
-      </w:r>
-    </w:p>
-    <w:p>
-      <w:r>
-        <w:t>Transfer in Wirkungsmanagement. Quelltext und fachliche Grundlegung verbindet die inhaltliche Deutung mit der spaeteren Praxis. Eine Organisation kann zu Wesentlichkeit &amp; Priorisierung sehr ueberzeugend kommunizieren und trotzdem an eine Methodik einzufuehren, ohne Entscheidungsmacht, Datenpflichten und Korrekturroutinen mitzudenken scheitern. Darum muss die V1-Fassung immer auch nach Governance fragen: Wer erhebt Daten, wer bewertet sie, wer traegt die Folgen, wer kann widersprechen und wann wird eine Entscheidung korrigiert? Profile, Zielkonflikte und offene Punkte werden nebeneinander gefuehrt. So wird aus einem Lehrkapitel eine verantwortbare Arbeitsroutine.</w:t>
-      </w:r>
-    </w:p>
-    <w:p>
-      <w:r>
-        <w:t>Grenze gegen Scheingenauigkeit. Gerade bei Einstieg / Wirkungsfrage ist Praezision wichtiger als grosse Begriffe. Eine Wirkungsaussage bleibt schwach, wenn sie nur Aktivitaet, Reichweite, Absicht oder Image beschreibt. Stark wird sie erst, wenn sie die Zustandsveraenderung und ihre Bedingungen offenlegt. In WM-V4 ist deshalb entscheidend, schwere zentrale Schaeden nicht durch beliebige positive Einzelwerte neutralisiert werden duerfen. Die Fehlerlinie verlaeuft nicht zwischen Optimismus und Pessimismus, sondern zwischen offengelegter Unsicherheit und rhetorischer Sicherheit ohne Pruefpfad.</w:t>
-      </w:r>
-    </w:p>
-    <w:p>
-      <w:r>
-        <w:t>Pruefungsnahe Lesart. Aus Video-/Audio-Vorlesung laesst sich eine gute Transferfrage ableiten: Welche Entscheidung waere falsch, wenn dieser Abschnitt missverstanden wird? Fuer Wesentlichkeit &amp; Priorisierung lautet die Antwort meist nicht einfach "mehr Wirkung", sondern genauer: bessere Unterscheidung, sauberere Daten, klarere Schutzlinie und rueckgekoppelte Steuerung. Jeder Analyseblock fragt nach der Routine, die nach der Bewertung angepasst wird. Wer das im Fall anwenden kann, hat den Kern der Vorlesung verstanden; wer nur Definitionen wiederholt, bleibt unter dem Anspruch der Akademie.</w:t>
-      </w:r>
-    </w:p>
-    <w:p>
-      <w:r>
-        <w:t>Fallfenster zur Anwendung. Ein Kommunikationsbericht nennt viele Aktivitaeten, Reichweiten und Rueckmeldungen. Die V1-Pruefung fragt, ob daraus eine belastbare Wirkungsaussage folgt. Wenn nur Kontakte, Klicks oder Zustimmung vorliegen, bleibt die Aussage im Bereich Wirkungspotenzial oder Resonanz, nicht im Bereich nachgewiesener Wirkung. Bezogen auf Wesentlichkeit &amp; Priorisierung heisst das: Die Analyse muss das konkrete Thema ernst nehmen und zugleich den allgemeinen WÖk-Massstab halten. Es geht nicht darum, Akteure moralisch zu sortieren. Es geht darum, Wirkpfade, Wirkungsempfaenger, Datenqualitaet, Risiken und Rueckkopplung so zu beschreiben, dass bessere Entscheidungen moeglich werden.</w:t>
-      </w:r>
-    </w:p>
-    <w:p>
-      <w:r>
-        <w:t>Governance. Der Abschnitt Transkript (Gerüst) ist in WM-V4 kein Zusatzwissen, sondern ein Pruefstein fuer die Grundfrage des Skripts: Was veraendert sich, bei wem, wodurch und mit welcher Rueckkopplung? Fuer Wesentlichkeit &amp; Priorisierung wird daran sichtbar, dass Wirkungsbewertung Verfahren, Rechte, Transparenz und Korrektur braucht. Die fachliche Grenze liegt dort, wo Lernende Bewertung als technokratische Top-down-Setzung verstehen. Die saubere Lesart trennt deshalb Beobachtung, Kausalannahme, Bewertung und Steuerungsfolge. In der Anwendung sollte daraus mindestens eine konkrete Strategie, Prozess, Budget, Zielkonflikt oder Kommunikationsregel abgeleitet werden; sonst bleibt das Wissen erklaerend, aber nicht steuerungsfaehig.</w:t>
-      </w:r>
-    </w:p>
-    <w:p>
-      <w:r>
-        <w:t>Pruefungsnahe Transferfrage. Formuliere zu WM-V4 eine Wirkungsaussage in drei Saetzen: Erstens den beobachteten oder plausiblen Zustand, zweitens die Daten- oder Quellenlage, drittens die offene Unsicherheit samt Rueckkopplung. Die Antwort muss ohne moralische Personenbewertung auskommen und darf Reichweite nicht mit Wirkung verwechseln.</w:t>
-      </w:r>
-    </w:p>
-    <w:p>
-      <w:r>
-        <w:t>Anwendung auf Skript / Folien (Lernseite). In einer Fallanalyse beginnt dieser Punkt nicht mit einer Meinung, sondern mit einer belastbaren Beschreibung. Wer WM-V4 pruefungsnah liest, fragt zuerst nach Wirkungsempfaengern, Wirkraum, Zeitraum und Datenquelle. Erst danach folgt die Bewertung im Referenzrahmen Mensch, Planet, Demokratie, SDGs, Agenda 2030 und SDG+. Pruefungsfragen verbinden Begriff, Anwendung, Evidenz und rote Linie. Der typische Kurzschluss waere, reines Auswendiglernen als Kompetenznachweis behandeln. Genau dagegen setzt die WÖk die Pflicht, Wirkungspotenzial, Wirkungsrisiko und positive Netto-Wirkung begrifflich getrennt zu halten.</w:t>
-      </w:r>
-    </w:p>
-    <w:p>
-      <w:r>
-        <w:t>Evidenzregel. Transferaufgabe darf im Skript nicht als dekorativer Begriff stehen bleiben. Der Abschnitt traegt nur dann, wenn er eine pruefbare Aussage erlaubt: Welche Quelle stuetzt die Annahme, welche Unsicherheit bleibt offen und welche Gegenbeobachtung wuerde die Bewertung veraendern? Fuer Wesentlichkeit &amp; Priorisierung heisst das, dass WÖk-Begriffe im Alltag nur tragen, wenn sie in Routinen uebersetzt werden. Die Studierenden sollen nicht lernen, einen Score nachzusprechen. Sie sollen erkennen, wann ein Score klaert, wann er verdeckt und wann eine rote Linie die Durchschnittslogik stoppt.</w:t>
-      </w:r>
-    </w:p>
-    <w:p>
-      <w:r>
-        <w:t>Fallfenster zur Anwendung. Eine Organisation plant eine Massnahme und formuliert dazu eine positive Absicht. In der WÖk reicht das nicht. Fuer diese Vorlesung muss sichtbar werden, welche Zustandsveraenderung erwartet wird, welche Empfaenger direkt oder indirekt betroffen sind, welche Nebenwirkungen entstehen koennen und welche Entscheidung spaeter korrigiert wird. Bezogen auf Wesentlichkeit &amp; Priorisierung heisst das: Die Analyse muss das konkrete Thema ernst nehmen und zugleich den allgemeinen WÖk-Massstab halten. Es geht nicht darum, Akteure moralisch zu sortieren. Es geht darum, Wirkpfade, Wirkungsempfaenger, Datenqualitaet, Risiken und Rueckkopplung so zu beschreiben, dass bessere Entscheidungen moeglich werden.</w:t>
+        <w:t>Schlussvertiefung 4: Wesentlichkeit &amp; Priorisierung im Anwendungsfall</w:t>
+      </w:r>
+    </w:p>
+    <w:p>
+      <w:r>
+        <w:t>Die folgenden Abschnitte sind keine neue Pruefungsloesung. Sie verdichten die vorhandenen Kapitel zu einer Lesart, mit der Studierende einen Fall selbststaendig analysieren koennen. Im Mittelpunkt stehen Wirkpfade, Wirkungsempfaenger, Bewertung und Rueckkopplung, nicht moralische Personenbewertung.</w:t>
+      </w:r>
+    </w:p>
+    <w:p>
+      <w:r>
+        <w:t>Begriffliche Schlussklaerung. Die Grenze gegen Scheingenauigkeit verlaeuft bei Quelltext und fachliche Grundlegung nicht zwischen Optimismus und Pessimismus. Sie verlaeuft zwischen offengelegter Unsicherheit und rhetorischer Sicherheit. Wer Wesentlichkeit &amp; Priorisierung belastbar anwenden will, benennt Systemgrenze, Zeitraum, Vergleichspunkt und offene Gegenhypothese. Gerade dadurch bleibt das Skript anschlussfaehig fuer Forschung, Praxis und spaetere Revision.</w:t>
+      </w:r>
+    </w:p>
+    <w:p>
+      <w:r>
+        <w:t>Fuer die Pruefung ist Quelltext und fachliche Grundlegung dann verstanden, wenn daraus eine belastbare Fallantwort entsteht. Eine gute Antwort unterscheidet Beobachtung, Kausalannahme, Bewertung und Steuerungsfolge. Sie bewertet keine Menschen, sondern Wirkpfade, Zustandsveraenderungen, Risiken und institutionelle Bedingungen.</w:t>
+      </w:r>
+    </w:p>
+    <w:p>
+      <w:r>
+        <w:t>Wirkpfad und Empfaenger. Einstieg / Wirkungsfrage zeigt, warum Wesentlichkeit &amp; Priorisierung mehr ist als ein Schlagwort im Feld Wirkpfade, Wirkungsempfaenger, Bewertung und Rueckkopplung. Die wirkungsoekonomische Frage lautet: Welche reale Veraenderung wird moeglich, welche bleibt nur Potenzial und wo entsteht ein Wirkungsrisiko? Diese Unterscheidung schuetzt vor Impact-Washing, weil sie Absicht, Aktivitaet, Reichweite und Wirkung auseinanderhaelt.</w:t>
+      </w:r>
+    </w:p>
+    <w:p>
+      <w:r>
+        <w:t>Eine Kommune, ein Unternehmen oder eine Bildungsorganisation will Wesentlichkeit &amp; Priorisierung praktisch anwenden. Der erste Schritt ist nicht die Auswahl eines Instruments, sondern die Klaerung der Zustandsveraenderung. Bei Einstieg / Wirkungsfrage muss deshalb benannt werden, wer betroffen ist, welcher Zustand sich veraendert, welche Frist gilt und welche Gegenbeobachtung die Annahme widerlegen wuerde. Erst danach entsteht eine begruendete Entscheidung im Feld Strategie, Prozess, Budget, Verantwortlichkeit oder Kommunikationsregel.</w:t>
+      </w:r>
+    </w:p>
+    <w:p>
+      <w:r>
+        <w:t>Daten, Quellen und Evidenz. In WM-V4 muss Skript / Folien (Lernseite) immer mit Empfaengern gelesen werden. Wirkung entsteht nicht beim Sender, sondern an veraenderten Zustaenden von Menschen, Oekosystemen, Institutionen, Oeffentlichkeit oder kuenftigen Handlungsspielraeumen. Darum reicht es nicht, interne Aktivitaeten zu dokumentieren. Entscheidend ist, ob sich ein Zustand nachvollziehbar veraendert und ob diese Veraenderung im Referenzrahmen Mensch, Planet, Demokratie, SDGs, Agenda 2030 und SDG+ tragfaehig bewertet werden kann.</w:t>
+      </w:r>
+    </w:p>
+    <w:p>
+      <w:r>
+        <w:t>Ein Bericht behauptet, die Massnahme zu Wesentlichkeit &amp; Priorisierung sei erfolgreich. Die WOE-Lesart fragt bei Skript / Folien (Lernseite) nach belastbaren Nachweisen: Managementroutine, Stakeholder-Rueckmeldung, Prozessdaten, Entscheidungsprotokoll und Lernschleife. Wenn diese Nachweise fehlen, bleibt die Aussage Wirkungspotenzial oder Kommunikationsbehauptung. Sie kann wichtig sein, aber sie ist noch keine belegte Wirkung.</w:t>
+      </w:r>
+    </w:p>
+    <w:p>
+      <w:r>
+        <w:t>Bewertung und rote Linien. Wissenschaftliche Anschlussfaehigkeit entsteht hier durch Quellenklarheit. Bei Transferaufgabe werden interne WOE-Begriffe nicht als Ersatz fuer Belege benutzt, sondern mit Grundlagenwerk, WOE-Referenz, Glossar, Werkzeuge, Journal und externe Fachquellen verbunden. Wo die Datenlage offen bleibt, wird das offengelegt. Wo eine Aussage nur plausibel ist, bleibt sie als Wirkungspotenzial markiert. Wo ein Schaden eine rote Linie beruehrt, greift Nichtkompensation vor Durchschnittslogik.</w:t>
+      </w:r>
+    </w:p>
+    <w:p>
+      <w:r>
+        <w:t>In einer kontroversen Entscheidung wirkt Transferaufgabe als Pruefpunkt fuer Ambivalenz. Ein Nutzen fuer eine Gruppe kann mit Risiken fuer andere Wirkungsempfaenger einhergehen. Das Skript verlangt deshalb, positive und negative Zustandsveraenderungen getrennt zu fuehren, bevor von positiver Netto-Wirkung gesprochen wird.</w:t>
+      </w:r>
+    </w:p>
+    <w:p>
+      <w:r>
+        <w:t>Kontrollfrage. Welche Entscheidung waere falsch, wenn Transferaufgabe in WM-V4 missverstanden wird? Die Antwort muss mindestens eine Daten- oder Quellenannahme, eine betroffene Gruppe oder Schutzdimension, eine moegliche Nebenwirkung und einen Rueckkopplungsschritt nennen. Richtig ist nicht die lauteste Bewertung, sondern diejenige, die Begriff, Beleg und Steuerungsfolge zusammenhaelt.</w:t>
+      </w:r>
+    </w:p>
+    <w:p>
+      <w:r>
+        <w:t>Steuerung und Rueckkopplung. In Wirkungsmanagement wird Praxisbeispiel erst steuerungsfaehig, wenn daraus eine Entscheidung folgt. Fuehrung, Strategie, Controlling, Einkauf, Kommunikation und Kultur muessen denselben Wirkungsbegriff verwenden. Ohne diese Rueckkopplung bleibt Reporting eine Beschreibung. Mit Rueckkopplung wird aus Bewertung eine veraenderte Routine: ein anderer Prozess, ein geaenderter Anreiz, eine bessere Datenpflicht, eine korrigierte Kommunikation oder eine neue Priorisierung.</w:t>
+      </w:r>
+    </w:p>
+    <w:p>
+      <w:r>
+        <w:t>Die typische Fehlstelle bei Wesentlichkeit &amp; Priorisierung liegt darin, Absicht, Aktivitaet oder Reporting als Wirkung zu behandeln. Bei Praxisbeispiel wird diese Fehlstelle konkret: Ein scheinbar plausibler Befund darf nicht zur Abkuerzung werden. Quellen, Systemgrenzen, Unsicherheit und Rueckkopplung bleiben sichtbar.</w:t>
+      </w:r>
+    </w:p>
+    <w:p>
+      <w:r>
+        <w:t>Pruefungsnahe Anwendung. Die Grenze gegen Scheingenauigkeit verlaeuft bei Wirkungsökonomische Vertiefung nicht zwischen Optimismus und Pessimismus. Sie verlaeuft zwischen offengelegter Unsicherheit und rhetorischer Sicherheit. Wer Wesentlichkeit &amp; Priorisierung belastbar anwenden will, benennt Systemgrenze, Zeitraum, Vergleichspunkt und offene Gegenhypothese. Gerade dadurch bleibt das Skript anschlussfaehig fuer Forschung, Praxis und spaetere Revision.</w:t>
+      </w:r>
+    </w:p>
+    <w:p>
+      <w:r>
+        <w:t>Fuer die Pruefung ist Wirkungsökonomische Vertiefung dann verstanden, wenn daraus eine belastbare Fallantwort entsteht. Eine gute Antwort unterscheidet Beobachtung, Kausalannahme, Bewertung und Steuerungsfolge. Sie bewertet keine Menschen, sondern Wirkpfade, Zustandsveraenderungen, Risiken und institutionelle Bedingungen.</w:t>
+      </w:r>
+    </w:p>
+    <w:p>
+      <w:r>
+        <w:t>Rueckfluss. Fuer den WOE-Korpus bedeutet das: Begriffe aus Wesentlichkeit &amp; Priorisierung sollten dort geschaerft werden, wo sie in Glossar, Werkzeugen, Journal oder Readern doppeldeutig bleiben. Offene Forschungsfragen werden nicht versteckt. Sie markieren die Stelle, an der spaetere Evidenz, ein besserer Datensatz oder eine praezisere Fallstudie die Bewertung veraendern kann.</w:t>
+      </w:r>
+    </w:p>
+    <w:p>
+      <w:r>
+        <w:t>Transfer in den WOE-Korpus. Begriffliche Präzision zeigt, warum Wesentlichkeit &amp; Priorisierung mehr ist als ein Schlagwort im Feld Wirkpfade, Wirkungsempfaenger, Bewertung und Rueckkopplung. Die wirkungsoekonomische Frage lautet: Welche reale Veraenderung wird moeglich, welche bleibt nur Potenzial und wo entsteht ein Wirkungsrisiko? Diese Unterscheidung schuetzt vor Impact-Washing, weil sie Absicht, Aktivitaet, Reichweite und Wirkung auseinanderhaelt.</w:t>
+      </w:r>
+    </w:p>
+    <w:p>
+      <w:r>
+        <w:t>Eine Kommune, ein Unternehmen oder eine Bildungsorganisation will Wesentlichkeit &amp; Priorisierung praktisch anwenden. Der erste Schritt ist nicht die Auswahl eines Instruments, sondern die Klaerung der Zustandsveraenderung. Bei Begriffliche Präzision muss deshalb benannt werden, wer betroffen ist, welcher Zustand sich veraendert, welche Frist gilt und welche Gegenbeobachtung die Annahme widerlegen wuerde. Erst danach entsteht eine begruendete Entscheidung im Feld Strategie, Prozess, Budget, Verantwortlichkeit oder Kommunikationsregel.</w:t>
+      </w:r>
+    </w:p>
+    <w:p>
+      <w:r>
+        <w:t>Grenzen der Aussage. In WM-V4 muss Wirkpfad immer mit Empfaengern gelesen werden. Wirkung entsteht nicht beim Sender, sondern an veraenderten Zustaenden von Menschen, Oekosystemen, Institutionen, Oeffentlichkeit oder kuenftigen Handlungsspielraeumen. Darum reicht es nicht, interne Aktivitaeten zu dokumentieren. Entscheidend ist, ob sich ein Zustand nachvollziehbar veraendert und ob diese Veraenderung im Referenzrahmen Mensch, Planet, Demokratie, SDGs, Agenda 2030 und SDG+ tragfaehig bewertet werden kann.</w:t>
+      </w:r>
+    </w:p>
+    <w:p>
+      <w:r>
+        <w:t>Ein Bericht behauptet, die Massnahme zu Wesentlichkeit &amp; Priorisierung sei erfolgreich. Die WOE-Lesart fragt bei Wirkpfad nach belastbaren Nachweisen: Managementroutine, Stakeholder-Rueckmeldung, Prozessdaten, Entscheidungsprotokoll und Lernschleife. Wenn diese Nachweise fehlen, bleibt die Aussage Wirkungspotenzial oder Kommunikationsbehauptung. Sie kann wichtig sein, aber sie ist noch keine belegte Wirkung.</w:t>
+      </w:r>
+    </w:p>
+    <w:p>
+      <w:r>
+        <w:t>Kontrollfrage. Welche Entscheidung waere falsch, wenn Wirkpfad in WM-V4 missverstanden wird? Die Antwort muss mindestens eine Daten- oder Quellenannahme, eine betroffene Gruppe oder Schutzdimension, eine moegliche Nebenwirkung und einen Rueckkopplungsschritt nennen. Richtig ist nicht die lauteste Bewertung, sondern diejenige, die Begriff, Beleg und Steuerungsfolge zusammenhaelt.</w:t>
       </w:r>
     </w:p>
     <w:p>
@@ -3757,12 +3707,341 @@
         <w:pStyle w:val="Heading3"/>
       </w:pPr>
       <w:r>
+        <w:t>Schlussvertiefung 5: Wesentlichkeit &amp; Priorisierung im Anwendungsfall</w:t>
+      </w:r>
+    </w:p>
+    <w:p>
+      <w:r>
+        <w:t>Die folgenden Abschnitte sind keine neue Pruefungsloesung. Sie verdichten die vorhandenen Kapitel zu einer Lesart, mit der Studierende einen Fall selbststaendig analysieren koennen. Im Mittelpunkt stehen Wirkpfade, Wirkungsempfaenger, Bewertung und Rueckkopplung, nicht moralische Personenbewertung.</w:t>
+      </w:r>
+    </w:p>
+    <w:p>
+      <w:r>
+        <w:t>Begriffliche Schlussklaerung. Wissenschaftliche Anschlussfaehigkeit entsteht hier durch Quellenklarheit. Bei Leitthese werden interne WOE-Begriffe nicht als Ersatz fuer Belege benutzt, sondern mit Grundlagenwerk, WOE-Referenz, Glossar, Werkzeuge, Journal und externe Fachquellen verbunden. Wo die Datenlage offen bleibt, wird das offengelegt. Wo eine Aussage nur plausibel ist, bleibt sie als Wirkungspotenzial markiert. Wo ein Schaden eine rote Linie beruehrt, greift Nichtkompensation vor Durchschnittslogik.</w:t>
+      </w:r>
+    </w:p>
+    <w:p>
+      <w:r>
+        <w:t>In einer kontroversen Entscheidung wirkt Leitthese als Pruefpunkt fuer Ambivalenz. Ein Nutzen fuer eine Gruppe kann mit Risiken fuer andere Wirkungsempfaenger einhergehen. Das Skript verlangt deshalb, positive und negative Zustandsveraenderungen getrennt zu fuehren, bevor von positiver Netto-Wirkung gesprochen wird.</w:t>
+      </w:r>
+    </w:p>
+    <w:p>
+      <w:r>
+        <w:t>Wirkpfad und Empfaenger. In Wirkungsmanagement wird Didaktische Einordnung im Studiengang erst steuerungsfaehig, wenn daraus eine Entscheidung folgt. Fuehrung, Strategie, Controlling, Einkauf, Kommunikation und Kultur muessen denselben Wirkungsbegriff verwenden. Ohne diese Rueckkopplung bleibt Reporting eine Beschreibung. Mit Rueckkopplung wird aus Bewertung eine veraenderte Routine: ein anderer Prozess, ein geaenderter Anreiz, eine bessere Datenpflicht, eine korrigierte Kommunikation oder eine neue Priorisierung.</w:t>
+      </w:r>
+    </w:p>
+    <w:p>
+      <w:r>
+        <w:t>Die typische Fehlstelle bei Wesentlichkeit &amp; Priorisierung liegt darin, Absicht, Aktivitaet oder Reporting als Wirkung zu behandeln. Bei Didaktische Einordnung im Studiengang wird diese Fehlstelle konkret: Ein scheinbar plausibler Befund darf nicht zur Abkuerzung werden. Quellen, Systemgrenzen, Unsicherheit und Rueckkopplung bleiben sichtbar.</w:t>
+      </w:r>
+    </w:p>
+    <w:p>
+      <w:r>
+        <w:t>Daten, Quellen und Evidenz. Die Grenze gegen Scheingenauigkeit verlaeuft bei Analysemodell nicht zwischen Optimismus und Pessimismus. Sie verlaeuft zwischen offengelegter Unsicherheit und rhetorischer Sicherheit. Wer Wesentlichkeit &amp; Priorisierung belastbar anwenden will, benennt Systemgrenze, Zeitraum, Vergleichspunkt und offene Gegenhypothese. Gerade dadurch bleibt das Skript anschlussfaehig fuer Forschung, Praxis und spaetere Revision.</w:t>
+      </w:r>
+    </w:p>
+    <w:p>
+      <w:r>
+        <w:t>Fuer die Pruefung ist Analysemodell dann verstanden, wenn daraus eine belastbare Fallantwort entsteht. Eine gute Antwort unterscheidet Beobachtung, Kausalannahme, Bewertung und Steuerungsfolge. Sie bewertet keine Menschen, sondern Wirkpfade, Zustandsveraenderungen, Risiken und institutionelle Bedingungen.</w:t>
+      </w:r>
+    </w:p>
+    <w:p>
+      <w:r>
+        <w:t>Bewertung und rote Linien. Modellformel zeigt, warum Wesentlichkeit &amp; Priorisierung mehr ist als ein Schlagwort im Feld Wirkpfade, Wirkungsempfaenger, Bewertung und Rueckkopplung. Die wirkungsoekonomische Frage lautet: Welche reale Veraenderung wird moeglich, welche bleibt nur Potenzial und wo entsteht ein Wirkungsrisiko? Diese Unterscheidung schuetzt vor Impact-Washing, weil sie Absicht, Aktivitaet, Reichweite und Wirkung auseinanderhaelt.</w:t>
+      </w:r>
+    </w:p>
+    <w:p>
+      <w:r>
+        <w:t>Eine Kommune, ein Unternehmen oder eine Bildungsorganisation will Wesentlichkeit &amp; Priorisierung praktisch anwenden. Der erste Schritt ist nicht die Auswahl eines Instruments, sondern die Klaerung der Zustandsveraenderung. Bei Modellformel muss deshalb benannt werden, wer betroffen ist, welcher Zustand sich veraendert, welche Frist gilt und welche Gegenbeobachtung die Annahme widerlegen wuerde. Erst danach entsteht eine begruendete Entscheidung im Feld Strategie, Prozess, Budget, Verantwortlichkeit oder Kommunikationsregel.</w:t>
+      </w:r>
+    </w:p>
+    <w:p>
+      <w:r>
+        <w:t>Kontrollfrage. Welche Entscheidung waere falsch, wenn Modellformel in WM-V4 missverstanden wird? Die Antwort muss mindestens eine Daten- oder Quellenannahme, eine betroffene Gruppe oder Schutzdimension, eine moegliche Nebenwirkung und einen Rueckkopplungsschritt nennen. Richtig ist nicht die lauteste Bewertung, sondern diejenige, die Begriff, Beleg und Steuerungsfolge zusammenhaelt.</w:t>
+      </w:r>
+    </w:p>
+    <w:p>
+      <w:r>
+        <w:t>Rueckfluss. Fuer den WOE-Korpus bedeutet das: Begriffe aus Wesentlichkeit &amp; Priorisierung sollten dort geschaerft werden, wo sie in Glossar, Werkzeugen, Journal oder Readern doppeldeutig bleiben. Offene Forschungsfragen werden nicht versteckt. Sie markieren die Stelle, an der spaetere Evidenz, ein besserer Datensatz oder eine praezisere Fallstudie die Bewertung veraendern kann.</w:t>
+      </w:r>
+    </w:p>
+    <w:p>
+      <w:r>
+        <w:t>Steuerung und Rueckkopplung. In WM-V4 muss Fallfenster immer mit Empfaengern gelesen werden. Wirkung entsteht nicht beim Sender, sondern an veraenderten Zustaenden von Menschen, Oekosystemen, Institutionen, Oeffentlichkeit oder kuenftigen Handlungsspielraeumen. Darum reicht es nicht, interne Aktivitaeten zu dokumentieren. Entscheidend ist, ob sich ein Zustand nachvollziehbar veraendert und ob diese Veraenderung im Referenzrahmen Mensch, Planet, Demokratie, SDGs, Agenda 2030 und SDG+ tragfaehig bewertet werden kann.</w:t>
+      </w:r>
+    </w:p>
+    <w:p>
+      <w:r>
+        <w:t>Ein Bericht behauptet, die Massnahme zu Wesentlichkeit &amp; Priorisierung sei erfolgreich. Die WOE-Lesart fragt bei Fallfenster nach belastbaren Nachweisen: Managementroutine, Stakeholder-Rueckmeldung, Prozessdaten, Entscheidungsprotokoll und Lernschleife. Wenn diese Nachweise fehlen, bleibt die Aussage Wirkungspotenzial oder Kommunikationsbehauptung. Sie kann wichtig sein, aber sie ist noch keine belegte Wirkung.</w:t>
+      </w:r>
+    </w:p>
+    <w:p>
+      <w:r>
+        <w:t>Pruefungsnahe Anwendung. Wissenschaftliche Anschlussfaehigkeit entsteht hier durch Quellenklarheit. Bei Prüfungsnahe Fallfragen ohne geschützte Antwortlogik werden interne WOE-Begriffe nicht als Ersatz fuer Belege benutzt, sondern mit Grundlagenwerk, WOE-Referenz, Glossar, Werkzeuge, Journal und externe Fachquellen verbunden. Wo die Datenlage offen bleibt, wird das offengelegt. Wo eine Aussage nur plausibel ist, bleibt sie als Wirkungspotenzial markiert. Wo ein Schaden eine rote Linie beruehrt, greift Nichtkompensation vor Durchschnittslogik.</w:t>
+      </w:r>
+    </w:p>
+    <w:p>
+      <w:r>
+        <w:t>In einer kontroversen Entscheidung wirkt Prüfungsnahe Fallfragen ohne geschützte Antwortlogik als Pruefpunkt fuer Ambivalenz. Ein Nutzen fuer eine Gruppe kann mit Risiken fuer andere Wirkungsempfaenger einhergehen. Das Skript verlangt deshalb, positive und negative Zustandsveraenderungen getrennt zu fuehren, bevor von positiver Netto-Wirkung gesprochen wird.</w:t>
+      </w:r>
+    </w:p>
+    <w:p>
+      <w:r>
+        <w:t>Transfer in den WOE-Korpus. In Wirkungsmanagement wird Auswertung aus der lebenden Website-Referenz erst steuerungsfaehig, wenn daraus eine Entscheidung folgt. Fuehrung, Strategie, Controlling, Einkauf, Kommunikation und Kultur muessen denselben Wirkungsbegriff verwenden. Ohne diese Rueckkopplung bleibt Reporting eine Beschreibung. Mit Rueckkopplung wird aus Bewertung eine veraenderte Routine: ein anderer Prozess, ein geaenderter Anreiz, eine bessere Datenpflicht, eine korrigierte Kommunikation oder eine neue Priorisierung.</w:t>
+      </w:r>
+    </w:p>
+    <w:p>
+      <w:r>
+        <w:t>Die typische Fehlstelle bei Wesentlichkeit &amp; Priorisierung liegt darin, Absicht, Aktivitaet oder Reporting als Wirkung zu behandeln. Bei Auswertung aus der lebenden Website-Referenz wird diese Fehlstelle konkret: Ein scheinbar plausibler Befund darf nicht zur Abkuerzung werden. Quellen, Systemgrenzen, Unsicherheit und Rueckkopplung bleiben sichtbar.</w:t>
+      </w:r>
+    </w:p>
+    <w:p>
+      <w:r>
+        <w:t>Grenzen der Aussage. Die Grenze gegen Scheingenauigkeit verlaeuft bei Messbarkeit ohne Reduktionismus nicht zwischen Optimismus und Pessimismus. Sie verlaeuft zwischen offengelegter Unsicherheit und rhetorischer Sicherheit. Wer Wesentlichkeit &amp; Priorisierung belastbar anwenden will, benennt Systemgrenze, Zeitraum, Vergleichspunkt und offene Gegenhypothese. Gerade dadurch bleibt das Skript anschlussfaehig fuer Forschung, Praxis und spaetere Revision.</w:t>
+      </w:r>
+    </w:p>
+    <w:p>
+      <w:r>
+        <w:t>Fuer die Pruefung ist Messbarkeit ohne Reduktionismus dann verstanden, wenn daraus eine belastbare Fallantwort entsteht. Eine gute Antwort unterscheidet Beobachtung, Kausalannahme, Bewertung und Steuerungsfolge. Sie bewertet keine Menschen, sondern Wirkpfade, Zustandsveraenderungen, Risiken und institutionelle Bedingungen.</w:t>
+      </w:r>
+    </w:p>
+    <w:p>
+      <w:r>
+        <w:t>Kontrollfrage. Welche Entscheidung waere falsch, wenn Messbarkeit ohne Reduktionismus in WM-V4 missverstanden wird? Die Antwort muss mindestens eine Daten- oder Quellenannahme, eine betroffene Gruppe oder Schutzdimension, eine moegliche Nebenwirkung und einen Rueckkopplungsschritt nennen. Richtig ist nicht die lauteste Bewertung, sondern diejenige, die Begriff, Beleg und Steuerungsfolge zusammenhaelt.</w:t>
+      </w:r>
+    </w:p>
+    <w:p>
+      <w:pPr>
+        <w:pStyle w:val="Heading3"/>
+      </w:pPr>
+      <w:r>
+        <w:t>Schlussvertiefung 6: Wesentlichkeit &amp; Priorisierung im Anwendungsfall</w:t>
+      </w:r>
+    </w:p>
+    <w:p>
+      <w:r>
+        <w:t>Die folgenden Abschnitte sind keine neue Pruefungsloesung. Sie verdichten die vorhandenen Kapitel zu einer Lesart, mit der Studierende einen Fall selbststaendig analysieren koennen. Im Mittelpunkt stehen Wirkpfade, Wirkungsempfaenger, Bewertung und Rueckkopplung, nicht moralische Personenbewertung.</w:t>
+      </w:r>
+    </w:p>
+    <w:p>
+      <w:r>
+        <w:t>Begriffliche Schlussklaerung. Empirische, systemische und normative Ebene zeigt, warum Wesentlichkeit &amp; Priorisierung mehr ist als ein Schlagwort im Feld Wirkpfade, Wirkungsempfaenger, Bewertung und Rueckkopplung. Die wirkungsoekonomische Frage lautet: Welche reale Veraenderung wird moeglich, welche bleibt nur Potenzial und wo entsteht ein Wirkungsrisiko? Diese Unterscheidung schuetzt vor Impact-Washing, weil sie Absicht, Aktivitaet, Reichweite und Wirkung auseinanderhaelt.</w:t>
+      </w:r>
+    </w:p>
+    <w:p>
+      <w:r>
+        <w:t>Eine Kommune, ein Unternehmen oder eine Bildungsorganisation will Wesentlichkeit &amp; Priorisierung praktisch anwenden. Der erste Schritt ist nicht die Auswahl eines Instruments, sondern die Klaerung der Zustandsveraenderung. Bei Empirische, systemische und normative Ebene muss deshalb benannt werden, wer betroffen ist, welcher Zustand sich veraendert, welche Frist gilt und welche Gegenbeobachtung die Annahme widerlegen wuerde. Erst danach entsteht eine begruendete Entscheidung im Feld Strategie, Prozess, Budget, Verantwortlichkeit oder Kommunikationsregel.</w:t>
+      </w:r>
+    </w:p>
+    <w:p>
+      <w:r>
+        <w:t>Wirkpfad und Empfaenger. In WM-V4 muss Messgrenzen, Schätzungen und Unsicherheit immer mit Empfaengern gelesen werden. Wirkung entsteht nicht beim Sender, sondern an veraenderten Zustaenden von Menschen, Oekosystemen, Institutionen, Oeffentlichkeit oder kuenftigen Handlungsspielraeumen. Darum reicht es nicht, interne Aktivitaeten zu dokumentieren. Entscheidend ist, ob sich ein Zustand nachvollziehbar veraendert und ob diese Veraenderung im Referenzrahmen Mensch, Planet, Demokratie, SDGs, Agenda 2030 und SDG+ tragfaehig bewertet werden kann.</w:t>
+      </w:r>
+    </w:p>
+    <w:p>
+      <w:r>
+        <w:t>Ein Bericht behauptet, die Massnahme zu Wesentlichkeit &amp; Priorisierung sei erfolgreich. Die WOE-Lesart fragt bei Messgrenzen, Schätzungen und Unsicherheit nach belastbaren Nachweisen: Managementroutine, Stakeholder-Rueckmeldung, Prozessdaten, Entscheidungsprotokoll und Lernschleife. Wenn diese Nachweise fehlen, bleibt die Aussage Wirkungspotenzial oder Kommunikationsbehauptung. Sie kann wichtig sein, aber sie ist noch keine belegte Wirkung.</w:t>
+      </w:r>
+    </w:p>
+    <w:p>
+      <w:r>
+        <w:t>Rueckfluss. Fuer den WOE-Korpus bedeutet das: Begriffe aus Wesentlichkeit &amp; Priorisierung sollten dort geschaerft werden, wo sie in Glossar, Werkzeugen, Journal oder Readern doppeldeutig bleiben. Offene Forschungsfragen werden nicht versteckt. Sie markieren die Stelle, an der spaetere Evidenz, ein besserer Datensatz oder eine praezisere Fallstudie die Bewertung veraendern kann.</w:t>
+      </w:r>
+    </w:p>
+    <w:p>
+      <w:r>
+        <w:t>Daten, Quellen und Evidenz. Wissenschaftliche Anschlussfaehigkeit entsteht hier durch Quellenklarheit. Bei Warum Messung Rückkopplung vorbereitet werden interne WOE-Begriffe nicht als Ersatz fuer Belege benutzt, sondern mit Grundlagenwerk, WOE-Referenz, Glossar, Werkzeuge, Journal und externe Fachquellen verbunden. Wo die Datenlage offen bleibt, wird das offengelegt. Wo eine Aussage nur plausibel ist, bleibt sie als Wirkungspotenzial markiert. Wo ein Schaden eine rote Linie beruehrt, greift Nichtkompensation vor Durchschnittslogik.</w:t>
+      </w:r>
+    </w:p>
+    <w:p>
+      <w:r>
+        <w:t>In einer kontroversen Entscheidung wirkt Warum Messung Rückkopplung vorbereitet als Pruefpunkt fuer Ambivalenz. Ein Nutzen fuer eine Gruppe kann mit Risiken fuer andere Wirkungsempfaenger einhergehen. Das Skript verlangt deshalb, positive und negative Zustandsveraenderungen getrennt zu fuehren, bevor von positiver Netto-Wirkung gesprochen wird.</w:t>
+      </w:r>
+    </w:p>
+    <w:p>
+      <w:r>
+        <w:t>Bewertung und rote Linien. In Wirkungsmanagement wird Wirkungsskala von negativ bis transformativ erst steuerungsfaehig, wenn daraus eine Entscheidung folgt. Fuehrung, Strategie, Controlling, Einkauf, Kommunikation und Kultur muessen denselben Wirkungsbegriff verwenden. Ohne diese Rueckkopplung bleibt Reporting eine Beschreibung. Mit Rueckkopplung wird aus Bewertung eine veraenderte Routine: ein anderer Prozess, ein geaenderter Anreiz, eine bessere Datenpflicht, eine korrigierte Kommunikation oder eine neue Priorisierung.</w:t>
+      </w:r>
+    </w:p>
+    <w:p>
+      <w:r>
+        <w:t>Die typische Fehlstelle bei Wesentlichkeit &amp; Priorisierung liegt darin, Absicht, Aktivitaet oder Reporting als Wirkung zu behandeln. Bei Wirkungsskala von negativ bis transformativ wird diese Fehlstelle konkret: Ein scheinbar plausibler Befund darf nicht zur Abkuerzung werden. Quellen, Systemgrenzen, Unsicherheit und Rueckkopplung bleiben sichtbar.</w:t>
+      </w:r>
+    </w:p>
+    <w:p>
+      <w:r>
+        <w:t>Kontrollfrage. Welche Entscheidung waere falsch, wenn Wirkungsskala von negativ bis transformativ in WM-V4 missverstanden wird? Die Antwort muss mindestens eine Daten- oder Quellenannahme, eine betroffene Gruppe oder Schutzdimension, eine moegliche Nebenwirkung und einen Rueckkopplungsschritt nennen. Richtig ist nicht die lauteste Bewertung, sondern diejenige, die Begriff, Beleg und Steuerungsfolge zusammenhaelt.</w:t>
+      </w:r>
+    </w:p>
+    <w:p>
+      <w:r>
+        <w:t>Steuerung und Rueckkopplung. Die Grenze gegen Scheingenauigkeit verlaeuft bei Einleitung / Wirkungsfrage nicht zwischen Optimismus und Pessimismus. Sie verlaeuft zwischen offengelegter Unsicherheit und rhetorischer Sicherheit. Wer Wesentlichkeit &amp; Priorisierung belastbar anwenden will, benennt Systemgrenze, Zeitraum, Vergleichspunkt und offene Gegenhypothese. Gerade dadurch bleibt das Skript anschlussfaehig fuer Forschung, Praxis und spaetere Revision.</w:t>
+      </w:r>
+    </w:p>
+    <w:p>
+      <w:r>
+        <w:t>Fuer die Pruefung ist Einleitung / Wirkungsfrage dann verstanden, wenn daraus eine belastbare Fallantwort entsteht. Eine gute Antwort unterscheidet Beobachtung, Kausalannahme, Bewertung und Steuerungsfolge. Sie bewertet keine Menschen, sondern Wirkpfade, Zustandsveraenderungen, Risiken und institutionelle Bedingungen.</w:t>
+      </w:r>
+    </w:p>
+    <w:p>
+      <w:r>
+        <w:t>Pruefungsnahe Anwendung. Kernaussage zeigt, warum Wesentlichkeit &amp; Priorisierung mehr ist als ein Schlagwort im Feld Wirkpfade, Wirkungsempfaenger, Bewertung und Rueckkopplung. Die wirkungsoekonomische Frage lautet: Welche reale Veraenderung wird moeglich, welche bleibt nur Potenzial und wo entsteht ein Wirkungsrisiko? Diese Unterscheidung schuetzt vor Impact-Washing, weil sie Absicht, Aktivitaet, Reichweite und Wirkung auseinanderhaelt.</w:t>
+      </w:r>
+    </w:p>
+    <w:p>
+      <w:r>
+        <w:t>Eine Kommune, ein Unternehmen oder eine Bildungsorganisation will Wesentlichkeit &amp; Priorisierung praktisch anwenden. Der erste Schritt ist nicht die Auswahl eines Instruments, sondern die Klaerung der Zustandsveraenderung. Bei Kernaussage muss deshalb benannt werden, wer betroffen ist, welcher Zustand sich veraendert, welche Frist gilt und welche Gegenbeobachtung die Annahme widerlegen wuerde. Erst danach entsteht eine begruendete Entscheidung im Feld Strategie, Prozess, Budget, Verantwortlichkeit oder Kommunikationsregel.</w:t>
+      </w:r>
+    </w:p>
+    <w:p>
+      <w:r>
+        <w:t>Transfer in den WOE-Korpus. In WM-V4 muss Quelltext und fachliche Grundlegung immer mit Empfaengern gelesen werden. Wirkung entsteht nicht beim Sender, sondern an veraenderten Zustaenden von Menschen, Oekosystemen, Institutionen, Oeffentlichkeit oder kuenftigen Handlungsspielraeumen. Darum reicht es nicht, interne Aktivitaeten zu dokumentieren. Entscheidend ist, ob sich ein Zustand nachvollziehbar veraendert und ob diese Veraenderung im Referenzrahmen Mensch, Planet, Demokratie, SDGs, Agenda 2030 und SDG+ tragfaehig bewertet werden kann.</w:t>
+      </w:r>
+    </w:p>
+    <w:p>
+      <w:r>
+        <w:t>Ein Bericht behauptet, die Massnahme zu Wesentlichkeit &amp; Priorisierung sei erfolgreich. Die WOE-Lesart fragt bei Quelltext und fachliche Grundlegung nach belastbaren Nachweisen: Managementroutine, Stakeholder-Rueckmeldung, Prozessdaten, Entscheidungsprotokoll und Lernschleife. Wenn diese Nachweise fehlen, bleibt die Aussage Wirkungspotenzial oder Kommunikationsbehauptung. Sie kann wichtig sein, aber sie ist noch keine belegte Wirkung.</w:t>
+      </w:r>
+    </w:p>
+    <w:p>
+      <w:r>
+        <w:t>Grenzen der Aussage. Wissenschaftliche Anschlussfaehigkeit entsteht hier durch Quellenklarheit. Bei Einstieg / Wirkungsfrage werden interne WOE-Begriffe nicht als Ersatz fuer Belege benutzt, sondern mit Grundlagenwerk, WOE-Referenz, Glossar, Werkzeuge, Journal und externe Fachquellen verbunden. Wo die Datenlage offen bleibt, wird das offengelegt. Wo eine Aussage nur plausibel ist, bleibt sie als Wirkungspotenzial markiert. Wo ein Schaden eine rote Linie beruehrt, greift Nichtkompensation vor Durchschnittslogik.</w:t>
+      </w:r>
+    </w:p>
+    <w:p>
+      <w:r>
+        <w:t>In einer kontroversen Entscheidung wirkt Einstieg / Wirkungsfrage als Pruefpunkt fuer Ambivalenz. Ein Nutzen fuer eine Gruppe kann mit Risiken fuer andere Wirkungsempfaenger einhergehen. Das Skript verlangt deshalb, positive und negative Zustandsveraenderungen getrennt zu fuehren, bevor von positiver Netto-Wirkung gesprochen wird.</w:t>
+      </w:r>
+    </w:p>
+    <w:p>
+      <w:r>
+        <w:t>Kontrollfrage. Welche Entscheidung waere falsch, wenn Einstieg / Wirkungsfrage in WM-V4 missverstanden wird? Die Antwort muss mindestens eine Daten- oder Quellenannahme, eine betroffene Gruppe oder Schutzdimension, eine moegliche Nebenwirkung und einen Rueckkopplungsschritt nennen. Richtig ist nicht die lauteste Bewertung, sondern diejenige, die Begriff, Beleg und Steuerungsfolge zusammenhaelt.</w:t>
+      </w:r>
+    </w:p>
+    <w:p>
+      <w:r>
+        <w:t>Rueckfluss. Fuer den WOE-Korpus bedeutet das: Begriffe aus Wesentlichkeit &amp; Priorisierung sollten dort geschaerft werden, wo sie in Glossar, Werkzeugen, Journal oder Readern doppeldeutig bleiben. Offene Forschungsfragen werden nicht versteckt. Sie markieren die Stelle, an der spaetere Evidenz, ein besserer Datensatz oder eine praezisere Fallstudie die Bewertung veraendern kann.</w:t>
+      </w:r>
+    </w:p>
+    <w:p>
+      <w:pPr>
+        <w:pStyle w:val="Heading3"/>
+      </w:pPr>
+      <w:r>
+        <w:t>Schlussvertiefung 7: Wesentlichkeit &amp; Priorisierung im Anwendungsfall</w:t>
+      </w:r>
+    </w:p>
+    <w:p>
+      <w:r>
+        <w:t>Die folgenden Abschnitte sind keine neue Pruefungsloesung. Sie verdichten die vorhandenen Kapitel zu einer Lesart, mit der Studierende einen Fall selbststaendig analysieren koennen. Im Mittelpunkt stehen Wirkpfade, Wirkungsempfaenger, Bewertung und Rueckkopplung, nicht moralische Personenbewertung.</w:t>
+      </w:r>
+    </w:p>
+    <w:p>
+      <w:r>
+        <w:t>Begriffliche Schlussklaerung. In Wirkungsmanagement wird Skript / Folien (Lernseite) erst steuerungsfaehig, wenn daraus eine Entscheidung folgt. Fuehrung, Strategie, Controlling, Einkauf, Kommunikation und Kultur muessen denselben Wirkungsbegriff verwenden. Ohne diese Rueckkopplung bleibt Reporting eine Beschreibung. Mit Rueckkopplung wird aus Bewertung eine veraenderte Routine: ein anderer Prozess, ein geaenderter Anreiz, eine bessere Datenpflicht, eine korrigierte Kommunikation oder eine neue Priorisierung.</w:t>
+      </w:r>
+    </w:p>
+    <w:p>
+      <w:r>
+        <w:t>Die typische Fehlstelle bei Wesentlichkeit &amp; Priorisierung liegt darin, Absicht, Aktivitaet oder Reporting als Wirkung zu behandeln. Bei Skript / Folien (Lernseite) wird diese Fehlstelle konkret: Ein scheinbar plausibler Befund darf nicht zur Abkuerzung werden. Quellen, Systemgrenzen, Unsicherheit und Rueckkopplung bleiben sichtbar.</w:t>
+      </w:r>
+    </w:p>
+    <w:p>
+      <w:r>
+        <w:t>Wirkpfad und Empfaenger. Die Grenze gegen Scheingenauigkeit verlaeuft bei Transferaufgabe nicht zwischen Optimismus und Pessimismus. Sie verlaeuft zwischen offengelegter Unsicherheit und rhetorischer Sicherheit. Wer Wesentlichkeit &amp; Priorisierung belastbar anwenden will, benennt Systemgrenze, Zeitraum, Vergleichspunkt und offene Gegenhypothese. Gerade dadurch bleibt das Skript anschlussfaehig fuer Forschung, Praxis und spaetere Revision.</w:t>
+      </w:r>
+    </w:p>
+    <w:p>
+      <w:r>
+        <w:t>Fuer die Pruefung ist Transferaufgabe dann verstanden, wenn daraus eine belastbare Fallantwort entsteht. Eine gute Antwort unterscheidet Beobachtung, Kausalannahme, Bewertung und Steuerungsfolge. Sie bewertet keine Menschen, sondern Wirkpfade, Zustandsveraenderungen, Risiken und institutionelle Bedingungen.</w:t>
+      </w:r>
+    </w:p>
+    <w:p>
+      <w:r>
+        <w:t>Daten, Quellen und Evidenz. Praxisbeispiel zeigt, warum Wesentlichkeit &amp; Priorisierung mehr ist als ein Schlagwort im Feld Wirkpfade, Wirkungsempfaenger, Bewertung und Rueckkopplung. Die wirkungsoekonomische Frage lautet: Welche reale Veraenderung wird moeglich, welche bleibt nur Potenzial und wo entsteht ein Wirkungsrisiko? Diese Unterscheidung schuetzt vor Impact-Washing, weil sie Absicht, Aktivitaet, Reichweite und Wirkung auseinanderhaelt.</w:t>
+      </w:r>
+    </w:p>
+    <w:p>
+      <w:r>
+        <w:t>Eine Kommune, ein Unternehmen oder eine Bildungsorganisation will Wesentlichkeit &amp; Priorisierung praktisch anwenden. Der erste Schritt ist nicht die Auswahl eines Instruments, sondern die Klaerung der Zustandsveraenderung. Bei Praxisbeispiel muss deshalb benannt werden, wer betroffen ist, welcher Zustand sich veraendert, welche Frist gilt und welche Gegenbeobachtung die Annahme widerlegen wuerde. Erst danach entsteht eine begruendete Entscheidung im Feld Strategie, Prozess, Budget, Verantwortlichkeit oder Kommunikationsregel.</w:t>
+      </w:r>
+    </w:p>
+    <w:p>
+      <w:r>
+        <w:t>Bewertung und rote Linien. In WM-V4 muss Wirkungsökonomische Vertiefung immer mit Empfaengern gelesen werden. Wirkung entsteht nicht beim Sender, sondern an veraenderten Zustaenden von Menschen, Oekosystemen, Institutionen, Oeffentlichkeit oder kuenftigen Handlungsspielraeumen. Darum reicht es nicht, interne Aktivitaeten zu dokumentieren. Entscheidend ist, ob sich ein Zustand nachvollziehbar veraendert und ob diese Veraenderung im Referenzrahmen Mensch, Planet, Demokratie, SDGs, Agenda 2030 und SDG+ tragfaehig bewertet werden kann.</w:t>
+      </w:r>
+    </w:p>
+    <w:p>
+      <w:r>
+        <w:t>Ein Bericht behauptet, die Massnahme zu Wesentlichkeit &amp; Priorisierung sei erfolgreich. Die WOE-Lesart fragt bei Wirkungsökonomische Vertiefung nach belastbaren Nachweisen: Managementroutine, Stakeholder-Rueckmeldung, Prozessdaten, Entscheidungsprotokoll und Lernschleife. Wenn diese Nachweise fehlen, bleibt die Aussage Wirkungspotenzial oder Kommunikationsbehauptung. Sie kann wichtig sein, aber sie ist noch keine belegte Wirkung.</w:t>
+      </w:r>
+    </w:p>
+    <w:p>
+      <w:r>
+        <w:t>Kontrollfrage. Welche Entscheidung waere falsch, wenn Wirkungsökonomische Vertiefung in WM-V4 missverstanden wird? Die Antwort muss mindestens eine Daten- oder Quellenannahme, eine betroffene Gruppe oder Schutzdimension, eine moegliche Nebenwirkung und einen Rueckkopplungsschritt nennen. Richtig ist nicht die lauteste Bewertung, sondern diejenige, die Begriff, Beleg und Steuerungsfolge zusammenhaelt.</w:t>
+      </w:r>
+    </w:p>
+    <w:p>
+      <w:r>
+        <w:t>Steuerung und Rueckkopplung. Wissenschaftliche Anschlussfaehigkeit entsteht hier durch Quellenklarheit. Bei Begriffliche Präzision werden interne WOE-Begriffe nicht als Ersatz fuer Belege benutzt, sondern mit Grundlagenwerk, WOE-Referenz, Glossar, Werkzeuge, Journal und externe Fachquellen verbunden. Wo die Datenlage offen bleibt, wird das offengelegt. Wo eine Aussage nur plausibel ist, bleibt sie als Wirkungspotenzial markiert. Wo ein Schaden eine rote Linie beruehrt, greift Nichtkompensation vor Durchschnittslogik.</w:t>
+      </w:r>
+    </w:p>
+    <w:p>
+      <w:r>
+        <w:t>In einer kontroversen Entscheidung wirkt Begriffliche Präzision als Pruefpunkt fuer Ambivalenz. Ein Nutzen fuer eine Gruppe kann mit Risiken fuer andere Wirkungsempfaenger einhergehen. Das Skript verlangt deshalb, positive und negative Zustandsveraenderungen getrennt zu fuehren, bevor von positiver Netto-Wirkung gesprochen wird.</w:t>
+      </w:r>
+    </w:p>
+    <w:p>
+      <w:r>
+        <w:t>Pruefungsnahe Anwendung. In Wirkungsmanagement wird Wirkpfad erst steuerungsfaehig, wenn daraus eine Entscheidung folgt. Fuehrung, Strategie, Controlling, Einkauf, Kommunikation und Kultur muessen denselben Wirkungsbegriff verwenden. Ohne diese Rueckkopplung bleibt Reporting eine Beschreibung. Mit Rueckkopplung wird aus Bewertung eine veraenderte Routine: ein anderer Prozess, ein geaenderter Anreiz, eine bessere Datenpflicht, eine korrigierte Kommunikation oder eine neue Priorisierung.</w:t>
+      </w:r>
+    </w:p>
+    <w:p>
+      <w:r>
+        <w:t>Die typische Fehlstelle bei Wesentlichkeit &amp; Priorisierung liegt darin, Absicht, Aktivitaet oder Reporting als Wirkung zu behandeln. Bei Wirkpfad wird diese Fehlstelle konkret: Ein scheinbar plausibler Befund darf nicht zur Abkuerzung werden. Quellen, Systemgrenzen, Unsicherheit und Rueckkopplung bleiben sichtbar.</w:t>
+      </w:r>
+    </w:p>
+    <w:p>
+      <w:r>
+        <w:t>Rueckfluss. Fuer den WOE-Korpus bedeutet das: Begriffe aus Wesentlichkeit &amp; Priorisierung sollten dort geschaerft werden, wo sie in Glossar, Werkzeugen, Journal oder Readern doppeldeutig bleiben. Offene Forschungsfragen werden nicht versteckt. Sie markieren die Stelle, an der spaetere Evidenz, ein besserer Datensatz oder eine praezisere Fallstudie die Bewertung veraendern kann.</w:t>
+      </w:r>
+    </w:p>
+    <w:p>
+      <w:r>
+        <w:t>Transfer in den WOE-Korpus. Die Grenze gegen Scheingenauigkeit verlaeuft bei Leitthese nicht zwischen Optimismus und Pessimismus. Sie verlaeuft zwischen offengelegter Unsicherheit und rhetorischer Sicherheit. Wer Wesentlichkeit &amp; Priorisierung belastbar anwenden will, benennt Systemgrenze, Zeitraum, Vergleichspunkt und offene Gegenhypothese. Gerade dadurch bleibt das Skript anschlussfaehig fuer Forschung, Praxis und spaetere Revision.</w:t>
+      </w:r>
+    </w:p>
+    <w:p>
+      <w:r>
+        <w:t>Fuer die Pruefung ist Leitthese dann verstanden, wenn daraus eine belastbare Fallantwort entsteht. Eine gute Antwort unterscheidet Beobachtung, Kausalannahme, Bewertung und Steuerungsfolge. Sie bewertet keine Menschen, sondern Wirkpfade, Zustandsveraenderungen, Risiken und institutionelle Bedingungen.</w:t>
+      </w:r>
+    </w:p>
+    <w:p>
+      <w:r>
+        <w:t>Grenzen der Aussage. Didaktische Einordnung im Studiengang zeigt, warum Wesentlichkeit &amp; Priorisierung mehr ist als ein Schlagwort im Feld Wirkpfade, Wirkungsempfaenger, Bewertung und Rueckkopplung. Die wirkungsoekonomische Frage lautet: Welche reale Veraenderung wird moeglich, welche bleibt nur Potenzial und wo entsteht ein Wirkungsrisiko? Diese Unterscheidung schuetzt vor Impact-Washing, weil sie Absicht, Aktivitaet, Reichweite und Wirkung auseinanderhaelt.</w:t>
+      </w:r>
+    </w:p>
+    <w:p>
+      <w:r>
+        <w:t>Eine Kommune, ein Unternehmen oder eine Bildungsorganisation will Wesentlichkeit &amp; Priorisierung praktisch anwenden. Der erste Schritt ist nicht die Auswahl eines Instruments, sondern die Klaerung der Zustandsveraenderung. Bei Didaktische Einordnung im Studiengang muss deshalb benannt werden, wer betroffen ist, welcher Zustand sich veraendert, welche Frist gilt und welche Gegenbeobachtung die Annahme widerlegen wuerde. Erst danach entsteht eine begruendete Entscheidung im Feld Strategie, Prozess, Budget, Verantwortlichkeit oder Kommunikationsregel.</w:t>
+      </w:r>
+    </w:p>
+    <w:p>
+      <w:r>
+        <w:t>Kontrollfrage. Welche Entscheidung waere falsch, wenn Didaktische Einordnung im Studiengang in WM-V4 missverstanden wird? Die Antwort muss mindestens eine Daten- oder Quellenannahme, eine betroffene Gruppe oder Schutzdimension, eine moegliche Nebenwirkung und einen Rueckkopplungsschritt nennen. Richtig ist nicht die lauteste Bewertung, sondern diejenige, die Begriff, Beleg und Steuerungsfolge zusammenhaelt.</w:t>
+      </w:r>
+    </w:p>
+    <w:p>
+      <w:pPr>
+        <w:pStyle w:val="Heading3"/>
+      </w:pPr>
+      <w:r>
         <w:t>V1-Abschlussnotiz</w:t>
       </w:r>
     </w:p>
     <w:p>
       <w:r>
-        <w:t>Diese Finalisierung schliesst die Codex-Inhaltsproduktion fuer WM-V4. Offen bleibt nicht der fachliche Kern des Skripts, sondern der naechste Produktionsschritt: Claude setzt daraus die CI/CD-konforme Reader- und PDF-Fassung, prueft Satz, Umbrueche, Medienintegration und Lektorat und markiert erst danach die veroeffentlichte Fassung als freigegeben.</w:t>
+        <w:t>Diese Finalisierung schliesst die Codex-Inhaltsproduktion fuer WM-V4. Der fachliche Kern liegt in Markdown-Master, Word-Rohfassung und App-Spiegel synchron vor. Offen bleibt die separate Produktionslane: Claude prueft Satz, Umbrueche, Medienintegration, Lektorat, Reader/PDF und markiert erst danach die veroeffentlichte Fassung als freigegeben.</w:t>
       </w:r>
     </w:p>
     <w:sectPr>

--- a/docs/studienskripte/word-rohfassungen/wirkungsmanagement-v4.docx
+++ b/docs/studienskripte/word-rohfassungen/wirkungsmanagement-v4.docx
@@ -3016,12 +3016,12 @@
     </w:p>
     <w:p>
       <w:r>
-        <w:t>Dieses Skript zu WM-V4 Wesentlichkeit &amp; Priorisierung ist als Langformtext angelegt. Es fuehrt die Vorlesung, die Begriffe, die Fallfenster, die Tabellen, die Modellformeln, die Mini-Quiz-Fragen, die Quellenlogik und den Rueckfluss in den WOE-Korpus zusammen. Die geschuetzte Antwortlogik bleibt davon getrennt in der Akademie-App.</w:t>
-      </w:r>
-    </w:p>
-    <w:p>
-      <w:r>
-        <w:t>Der Abschluss liest Wesentlichkeit &amp; Priorisierung im Feld Wirkungsmanagement. Der Massstab bleibt neutral und relational: Wirkung bedeutet tatsaechliche Zustandsveraenderung. Wirkungspotenzial beschreibt plausible Moeglichkeit. Wirkungsrisiko beschreibt moegliche negative Veraenderung. Wenn eine Zielgroesse gemeint ist, geht es um positive Netto-Wirkung. Genau diese Trennung entscheidet, ob das Skript fachlich traegt.</w:t>
+        <w:t>Dieses Skript zu WM-V4 Wesentlichkeit &amp; Priorisierung ist als Langformtext angelegt. Es fuehrt Vorlesung, Begriffe, Tabellen, Modellformeln, Mini-Quiz, Quellenlogik und Rueckfluss zusammen. Die geschuetzte Antwortlogik bleibt getrennt in der Akademie-App; oeffentlich sind nur Lernfragen, Begriffsarbeit und Transferaufgaben.</w:t>
+      </w:r>
+    </w:p>
+    <w:p>
+      <w:r>
+        <w:t>Der Abschluss liest Wesentlichkeit &amp; Priorisierung im Feld Wirkungsmanagement. Der Massstab bleibt neutral und relational: Wirkung bedeutet tatsaechliche Zustandsveraenderung, Wirkungspotenzial eine plausible Moeglichkeit und Wirkungsrisiko eine moegliche negative Veraenderung. Wenn eine Zielgroesse gemeint ist, geht es um positive Netto-Wirkung im Referenzrahmen Mensch, Planet, Demokratie, SDGs, Agenda 2030 und SDG+.</w:t>
       </w:r>
     </w:p>
     <w:p>
@@ -3270,17 +3270,17 @@
         <w:pStyle w:val="Heading3"/>
       </w:pPr>
       <w:r>
-        <w:t>Schlussvertiefung 1: Wesentlichkeit &amp; Priorisierung im Anwendungsfall</w:t>
-      </w:r>
-    </w:p>
-    <w:p>
-      <w:r>
-        <w:t>Die folgenden Abschnitte sind keine neue Pruefungsloesung. Sie verdichten die vorhandenen Kapitel zu einer Lesart, mit der Studierende einen Fall selbststaendig analysieren koennen. Im Mittelpunkt stehen Wirkpfade, Wirkungsempfaenger, Bewertung und Rueckkopplung, nicht moralische Personenbewertung.</w:t>
-      </w:r>
-    </w:p>
-    <w:p>
-      <w:r>
-        <w:t>Begriffliche Schlussklaerung. Einleitung / Wirkungsfrage zeigt, warum Wesentlichkeit &amp; Priorisierung mehr ist als ein Schlagwort im Feld Wirkpfade, Wirkungsempfaenger, Bewertung und Rueckkopplung. Die wirkungsoekonomische Frage lautet: Welche reale Veraenderung wird moeglich, welche bleibt nur Potenzial und wo entsteht ein Wirkungsrisiko? Diese Unterscheidung schuetzt vor Impact-Washing, weil sie Absicht, Aktivitaet, Reichweite und Wirkung auseinanderhaelt.</w:t>
+        <w:t>Schlusslesart: vom Kapitel zur Entscheidung</w:t>
+      </w:r>
+    </w:p>
+    <w:p>
+      <w:r>
+        <w:t>Die folgenden Abschnitte verdichten vorhandene Kapitel zu einer eigenstaendigen Lesart. Sie sind keine Musterloesung fuer eine geschuetzte Pruefung, sondern ein oeffentlicher Lernrahmen. Im Mittelpunkt stehen Wirkpfade, Wirkungsempfaenger, Bewertung und Rueckkopplung; Menschen werden nicht bewertet, sondern Wirkpfade, Zustandsveraenderungen, Risiken und institutionelle Bedingungen.</w:t>
+      </w:r>
+    </w:p>
+    <w:p>
+      <w:r>
+        <w:t>Begriffliche Sicherung. Einleitung / Wirkungsfrage zeigt, warum Wesentlichkeit &amp; Priorisierung mehr ist als ein Schlagwort im Feld Wirkpfade, Wirkungsempfaenger, Bewertung und Rueckkopplung. Die wirkungsoekonomische Frage lautet: Welche reale Veraenderung wird moeglich, welche bleibt nur Potenzial und wo entsteht ein Wirkungsrisiko? Diese Unterscheidung schuetzt vor Impact-Washing, weil sie Absicht, Aktivitaet, Reichweite und Wirkung auseinanderhaelt.</w:t>
       </w:r>
     </w:p>
     <w:p>
@@ -3290,7 +3290,12 @@
     </w:p>
     <w:p>
       <w:r>
-        <w:t>Wirkpfad und Empfaenger. In WM-V4 muss Kernaussage immer mit Empfaengern gelesen werden. Wirkung entsteht nicht beim Sender, sondern an veraenderten Zustaenden von Menschen, Oekosystemen, Institutionen, Oeffentlichkeit oder kuenftigen Handlungsspielraeumen. Darum reicht es nicht, interne Aktivitaeten zu dokumentieren. Entscheidend ist, ob sich ein Zustand nachvollziehbar veraendert und ob diese Veraenderung im Referenzrahmen Mensch, Planet, Demokratie, SDGs, Agenda 2030 und SDG+ tragfaehig bewertet werden kann.</w:t>
+        <w:t>Fallpruefung. Wenn eine Kommune eine bestehende Massnahme neu priorisieren will, beginnt die Analyse bei Empfaengern, Wirkraum, Zeitraum und Datenquelle. Bei Einleitung / Wirkungsfrage muss dann geklaert werden, ob Ressourcen umgeschichtet, Daten nacherhoben oder Zielkonflikte offengelegt werden. Eine tragfaehige Antwort benennt mindestens eine Quelle, eine offene Unsicherheit, eine moegliche Gegenbeobachtung und die Entscheidung, die nach der Bewertung geaendert wird.</w:t>
+      </w:r>
+    </w:p>
+    <w:p>
+      <w:r>
+        <w:t>Wirkpfadpruefung. In WM-V4 muss Kernaussage immer mit Empfaengern gelesen werden. Wirkung entsteht nicht beim Sender, sondern an veraenderten Zustaenden von Menschen, Oekosystemen, Institutionen, Oeffentlichkeit oder kuenftigen Handlungsspielraeumen. Darum reicht es nicht, interne Aktivitaeten zu dokumentieren. Entscheidend ist, ob sich ein Zustand nachvollziehbar veraendert und ob diese Veraenderung im Referenzrahmen Mensch, Planet, Demokratie, SDGs, Agenda 2030 und SDG+ tragfaehig bewertet werden kann.</w:t>
       </w:r>
     </w:p>
     <w:p>
@@ -3300,7 +3305,17 @@
     </w:p>
     <w:p>
       <w:r>
-        <w:t>Daten, Quellen und Evidenz. Wissenschaftliche Anschlussfaehigkeit entsteht hier durch Quellenklarheit. Bei Quelltext und fachliche Grundlegung werden interne WOE-Begriffe nicht als Ersatz fuer Belege benutzt, sondern mit Grundlagenwerk, WOE-Referenz, Glossar, Werkzeuge, Journal und externe Fachquellen verbunden. Wo die Datenlage offen bleibt, wird das offengelegt. Wo eine Aussage nur plausibel ist, bleibt sie als Wirkungspotenzial markiert. Wo ein Schaden eine rote Linie beruehrt, greift Nichtkompensation vor Durchschnittslogik.</w:t>
+        <w:t>Fallpruefung. Wenn ein Unternehmen ein Produkt, einen Prozess oder eine Investition wirkungsbezogen bewerten will, beginnt die Analyse bei Empfaengern, Wirkraum, Zeitraum und Datenquelle. Bei Kernaussage muss dann geklaert werden, welche Entscheidung nach der Bewertung tatsaechlich anders ausfaellt. Eine tragfaehige Antwort benennt mindestens eine Quelle, eine offene Unsicherheit, eine moegliche Gegenbeobachtung und die Entscheidung, die nach der Bewertung geaendert wird.</w:t>
+      </w:r>
+    </w:p>
+    <w:p>
+      <w:r>
+        <w:t>Fuer die Bewertung reicht kein Summenscore, der zentrale Schaeden mit bequemen Pluspunkten verrechnet. Nichtkompensation und Reverse Merit Order markieren, wo rote Linien, demokratische Grundbedingungen oder planetare Grenzen Vorrang vor Durchschnittslogik haben. So bleibt positive Netto-Wirkung eine anspruchsvolle Zielgroesse und wird nicht zur dekorativen Formel.</w:t>
+      </w:r>
+    </w:p>
+    <w:p>
+      <w:r>
+        <w:t>Evidenzfenster. Wissenschaftliche Anschlussfaehigkeit entsteht hier durch Quellenklarheit. Bei Quelltext und fachliche Grundlegung werden interne WOE-Begriffe nicht als Ersatz fuer Belege benutzt, sondern mit Grundlagenwerk, WOE-Referenz, Glossar, Werkzeuge, Journal und externe Fachquellen verbunden. Wo die Datenlage offen bleibt, wird das offengelegt. Wo eine Aussage nur plausibel ist, bleibt sie als Wirkungspotenzial markiert. Wo ein Schaden eine rote Linie beruehrt, greift Nichtkompensation vor Durchschnittslogik.</w:t>
       </w:r>
     </w:p>
     <w:p>
@@ -3310,7 +3325,17 @@
     </w:p>
     <w:p>
       <w:r>
-        <w:t>Bewertung und rote Linien. In Wirkungsmanagement wird Einstieg / Wirkungsfrage erst steuerungsfaehig, wenn daraus eine Entscheidung folgt. Fuehrung, Strategie, Controlling, Einkauf, Kommunikation und Kultur muessen denselben Wirkungsbegriff verwenden. Ohne diese Rueckkopplung bleibt Reporting eine Beschreibung. Mit Rueckkopplung wird aus Bewertung eine veraenderte Routine: ein anderer Prozess, ein geaenderter Anreiz, eine bessere Datenpflicht, eine korrigierte Kommunikation oder eine neue Priorisierung.</w:t>
+        <w:t>Fallpruefung. Wenn eine Bildungs- oder Forschungseinrichtung eine Wirkungsaussage fuer Lernende und Praxispartner pruefbar machen will, beginnt die Analyse bei Empfaengern, Wirkraum, Zeitraum und Datenquelle. Bei Quelltext und fachliche Grundlegung muss dann geklaert werden, welche Begriffe, Quellen und Grenzen im Material sichtbar bleiben muessen. Eine tragfaehige Antwort benennt mindestens eine Quelle, eine offene Unsicherheit, eine moegliche Gegenbeobachtung und die Entscheidung, die nach der Bewertung geaendert wird.</w:t>
+      </w:r>
+    </w:p>
+    <w:p>
+      <w:r>
+        <w:t>Der Rueckfluss in den WOE-Korpus liegt hier in klaren Begriffen, sauber verlinkten Quellen und benannten Forschungsfragen. Wo Glossar, Werkzeuge, Journal oder Reader noch doppeldeutig bleiben, sollte Wesentlichkeit &amp; Priorisierung nicht als fertige Gewissheit auftreten, sondern als pruefbarer Lernstand mit Korrekturpfad.</w:t>
+      </w:r>
+    </w:p>
+    <w:p>
+      <w:r>
+        <w:t>Bewertungsgrenze. In Wirkungsmanagement wird Einstieg / Wirkungsfrage erst steuerungsfaehig, wenn daraus eine Entscheidung folgt. Fuehrung, Strategie, Controlling, Einkauf, Kommunikation und Kultur muessen denselben Wirkungsbegriff verwenden. Ohne diese Rueckkopplung bleibt Reporting eine Beschreibung. Mit Rueckkopplung wird aus Bewertung eine veraenderte Routine: ein anderer Prozess, ein geaenderter Anreiz, eine bessere Datenpflicht, eine korrigierte Kommunikation oder eine neue Priorisierung.</w:t>
       </w:r>
     </w:p>
     <w:p>
@@ -3320,12 +3345,12 @@
     </w:p>
     <w:p>
       <w:r>
-        <w:t>Kontrollfrage. Welche Entscheidung waere falsch, wenn Einstieg / Wirkungsfrage in WM-V4 missverstanden wird? Die Antwort muss mindestens eine Daten- oder Quellenannahme, eine betroffene Gruppe oder Schutzdimension, eine moegliche Nebenwirkung und einen Rueckkopplungsschritt nennen. Richtig ist nicht die lauteste Bewertung, sondern diejenige, die Begriff, Beleg und Steuerungsfolge zusammenhaelt.</w:t>
-      </w:r>
-    </w:p>
-    <w:p>
-      <w:r>
-        <w:t>Steuerung und Rueckkopplung. Die Grenze gegen Scheingenauigkeit verlaeuft bei Skript / Folien (Lernseite) nicht zwischen Optimismus und Pessimismus. Sie verlaeuft zwischen offengelegter Unsicherheit und rhetorischer Sicherheit. Wer Wesentlichkeit &amp; Priorisierung belastbar anwenden will, benennt Systemgrenze, Zeitraum, Vergleichspunkt und offene Gegenhypothese. Gerade dadurch bleibt das Skript anschlussfaehig fuer Forschung, Praxis und spaetere Revision.</w:t>
+        <w:t>Fallpruefung. Wenn eine Kommune eine bestehende Massnahme neu priorisieren will, beginnt die Analyse bei Empfaengern, Wirkraum, Zeitraum und Datenquelle. Bei Einstieg / Wirkungsfrage muss dann geklaert werden, ob Ressourcen umgeschichtet, Daten nacherhoben oder Zielkonflikte offengelegt werden. Eine tragfaehige Antwort benennt mindestens eine Quelle, eine offene Unsicherheit, eine moegliche Gegenbeobachtung und die Entscheidung, die nach der Bewertung geaendert wird.</w:t>
+      </w:r>
+    </w:p>
+    <w:p>
+      <w:r>
+        <w:t>Steuerungsfolge. Die Grenze gegen Scheingenauigkeit verlaeuft bei Skript / Folien (Lernseite) nicht zwischen Optimismus und Pessimismus. Sie verlaeuft zwischen offengelegter Unsicherheit und rhetorischer Sicherheit. Wer Wesentlichkeit &amp; Priorisierung belastbar anwenden will, benennt Systemgrenze, Zeitraum, Vergleichspunkt und offene Gegenhypothese. Gerade dadurch bleibt das Skript anschlussfaehig fuer Forschung, Praxis und spaetere Revision.</w:t>
       </w:r>
     </w:p>
     <w:p>
@@ -3335,7 +3360,17 @@
     </w:p>
     <w:p>
       <w:r>
-        <w:t>Pruefungsnahe Anwendung. Transferaufgabe zeigt, warum Wesentlichkeit &amp; Priorisierung mehr ist als ein Schlagwort im Feld Wirkpfade, Wirkungsempfaenger, Bewertung und Rueckkopplung. Die wirkungsoekonomische Frage lautet: Welche reale Veraenderung wird moeglich, welche bleibt nur Potenzial und wo entsteht ein Wirkungsrisiko? Diese Unterscheidung schuetzt vor Impact-Washing, weil sie Absicht, Aktivitaet, Reichweite und Wirkung auseinanderhaelt.</w:t>
+        <w:t>Fallpruefung. Wenn ein Unternehmen ein Produkt, einen Prozess oder eine Investition wirkungsbezogen bewerten will, beginnt die Analyse bei Empfaengern, Wirkraum, Zeitraum und Datenquelle. Bei Skript / Folien (Lernseite) muss dann geklaert werden, welche Entscheidung nach der Bewertung tatsaechlich anders ausfaellt. Eine tragfaehige Antwort benennt mindestens eine Quelle, eine offene Unsicherheit, eine moegliche Gegenbeobachtung und die Entscheidung, die nach der Bewertung geaendert wird.</w:t>
+      </w:r>
+    </w:p>
+    <w:p>
+      <w:r>
+        <w:t>Fuer die Bewertung reicht kein Summenscore, der zentrale Schaeden mit bequemen Pluspunkten verrechnet. Nichtkompensation und Reverse Merit Order markieren, wo rote Linien, demokratische Grundbedingungen oder planetare Grenzen Vorrang vor Durchschnittslogik haben. So bleibt positive Netto-Wirkung eine anspruchsvolle Zielgroesse und wird nicht zur dekorativen Formel.</w:t>
+      </w:r>
+    </w:p>
+    <w:p>
+      <w:r>
+        <w:t>Transferhinweis. Transferaufgabe zeigt, warum Wesentlichkeit &amp; Priorisierung mehr ist als ein Schlagwort im Feld Wirkpfade, Wirkungsempfaenger, Bewertung und Rueckkopplung. Die wirkungsoekonomische Frage lautet: Welche reale Veraenderung wird moeglich, welche bleibt nur Potenzial und wo entsteht ein Wirkungsrisiko? Diese Unterscheidung schuetzt vor Impact-Washing, weil sie Absicht, Aktivitaet, Reichweite und Wirkung auseinanderhaelt.</w:t>
       </w:r>
     </w:p>
     <w:p>
@@ -3345,32 +3380,12 @@
     </w:p>
     <w:p>
       <w:r>
-        <w:t>Rueckfluss. Fuer den WOE-Korpus bedeutet das: Begriffe aus Wesentlichkeit &amp; Priorisierung sollten dort geschaerft werden, wo sie in Glossar, Werkzeugen, Journal oder Readern doppeldeutig bleiben. Offene Forschungsfragen werden nicht versteckt. Sie markieren die Stelle, an der spaetere Evidenz, ein besserer Datensatz oder eine praezisere Fallstudie die Bewertung veraendern kann.</w:t>
-      </w:r>
-    </w:p>
-    <w:p>
-      <w:r>
-        <w:t>Transfer in den WOE-Korpus. In WM-V4 muss Praxisbeispiel immer mit Empfaengern gelesen werden. Wirkung entsteht nicht beim Sender, sondern an veraenderten Zustaenden von Menschen, Oekosystemen, Institutionen, Oeffentlichkeit oder kuenftigen Handlungsspielraeumen. Darum reicht es nicht, interne Aktivitaeten zu dokumentieren. Entscheidend ist, ob sich ein Zustand nachvollziehbar veraendert und ob diese Veraenderung im Referenzrahmen Mensch, Planet, Demokratie, SDGs, Agenda 2030 und SDG+ tragfaehig bewertet werden kann.</w:t>
-      </w:r>
-    </w:p>
-    <w:p>
-      <w:r>
-        <w:t>Ein Bericht behauptet, die Massnahme zu Wesentlichkeit &amp; Priorisierung sei erfolgreich. Die WOE-Lesart fragt bei Praxisbeispiel nach belastbaren Nachweisen: Managementroutine, Stakeholder-Rueckmeldung, Prozessdaten, Entscheidungsprotokoll und Lernschleife. Wenn diese Nachweise fehlen, bleibt die Aussage Wirkungspotenzial oder Kommunikationsbehauptung. Sie kann wichtig sein, aber sie ist noch keine belegte Wirkung.</w:t>
-      </w:r>
-    </w:p>
-    <w:p>
-      <w:r>
-        <w:t>Grenzen der Aussage. Wissenschaftliche Anschlussfaehigkeit entsteht hier durch Quellenklarheit. Bei Wirkungsökonomische Vertiefung werden interne WOE-Begriffe nicht als Ersatz fuer Belege benutzt, sondern mit Grundlagenwerk, WOE-Referenz, Glossar, Werkzeuge, Journal und externe Fachquellen verbunden. Wo die Datenlage offen bleibt, wird das offengelegt. Wo eine Aussage nur plausibel ist, bleibt sie als Wirkungspotenzial markiert. Wo ein Schaden eine rote Linie beruehrt, greift Nichtkompensation vor Durchschnittslogik.</w:t>
-      </w:r>
-    </w:p>
-    <w:p>
-      <w:r>
-        <w:t>In einer kontroversen Entscheidung wirkt Wirkungsökonomische Vertiefung als Pruefpunkt fuer Ambivalenz. Ein Nutzen fuer eine Gruppe kann mit Risiken fuer andere Wirkungsempfaenger einhergehen. Das Skript verlangt deshalb, positive und negative Zustandsveraenderungen getrennt zu fuehren, bevor von positiver Netto-Wirkung gesprochen wird.</w:t>
-      </w:r>
-    </w:p>
-    <w:p>
-      <w:r>
-        <w:t>Kontrollfrage. Welche Entscheidung waere falsch, wenn Wirkungsökonomische Vertiefung in WM-V4 missverstanden wird? Die Antwort muss mindestens eine Daten- oder Quellenannahme, eine betroffene Gruppe oder Schutzdimension, eine moegliche Nebenwirkung und einen Rueckkopplungsschritt nennen. Richtig ist nicht die lauteste Bewertung, sondern diejenige, die Begriff, Beleg und Steuerungsfolge zusammenhaelt.</w:t>
+        <w:t>Fallpruefung. Wenn eine Bildungs- oder Forschungseinrichtung eine Wirkungsaussage fuer Lernende und Praxispartner pruefbar machen will, beginnt die Analyse bei Empfaengern, Wirkraum, Zeitraum und Datenquelle. Bei Transferaufgabe muss dann geklaert werden, welche Begriffe, Quellen und Grenzen im Material sichtbar bleiben muessen. Eine tragfaehige Antwort benennt mindestens eine Quelle, eine offene Unsicherheit, eine moegliche Gegenbeobachtung und die Entscheidung, die nach der Bewertung geaendert wird.</w:t>
+      </w:r>
+    </w:p>
+    <w:p>
+      <w:r>
+        <w:t>Der Rueckfluss in den WOE-Korpus liegt hier in klaren Begriffen, sauber verlinkten Quellen und benannten Forschungsfragen. Wo Glossar, Werkzeuge, Journal oder Reader noch doppeldeutig bleiben, sollte Wesentlichkeit &amp; Priorisierung nicht als fertige Gewissheit auftreten, sondern als pruefbarer Lernstand mit Korrekturpfad.</w:t>
       </w:r>
     </w:p>
     <w:p>
@@ -3378,17 +3393,52 @@
         <w:pStyle w:val="Heading3"/>
       </w:pPr>
       <w:r>
-        <w:t>Schlussvertiefung 2: Wesentlichkeit &amp; Priorisierung im Anwendungsfall</w:t>
-      </w:r>
-    </w:p>
-    <w:p>
-      <w:r>
-        <w:t>Die folgenden Abschnitte sind keine neue Pruefungsloesung. Sie verdichten die vorhandenen Kapitel zu einer Lesart, mit der Studierende einen Fall selbststaendig analysieren koennen. Im Mittelpunkt stehen Wirkpfade, Wirkungsempfaenger, Bewertung und Rueckkopplung, nicht moralische Personenbewertung.</w:t>
-      </w:r>
-    </w:p>
-    <w:p>
-      <w:r>
-        <w:t>Begriffliche Schlussklaerung. In Wirkungsmanagement wird Begriffliche Präzision erst steuerungsfaehig, wenn daraus eine Entscheidung folgt. Fuehrung, Strategie, Controlling, Einkauf, Kommunikation und Kultur muessen denselben Wirkungsbegriff verwenden. Ohne diese Rueckkopplung bleibt Reporting eine Beschreibung. Mit Rueckkopplung wird aus Bewertung eine veraenderte Routine: ein anderer Prozess, ein geaenderter Anreiz, eine bessere Datenpflicht, eine korrigierte Kommunikation oder eine neue Priorisierung.</w:t>
+        <w:t>Vertiefungsrunde 2: Anschluss an Praxis und Forschung</w:t>
+      </w:r>
+    </w:p>
+    <w:p>
+      <w:r>
+        <w:t>Diese Runde wechselt den Blickwinkel, damit der Schlussblock nicht nur wiederholt, sondern Leseentscheidungen vorbereitet: Was ist belegt, was bleibt Potenzial, welche Nebenwirkung ist relevant und welche Steuerungsfolge wird daraus abgeleitet?</w:t>
+      </w:r>
+    </w:p>
+    <w:p>
+      <w:r>
+        <w:t>Rueckflussnotiz. In WM-V4 muss Praxisbeispiel immer mit Empfaengern gelesen werden. Wirkung entsteht nicht beim Sender, sondern an veraenderten Zustaenden von Menschen, Oekosystemen, Institutionen, Oeffentlichkeit oder kuenftigen Handlungsspielraeumen. Darum reicht es nicht, interne Aktivitaeten zu dokumentieren. Entscheidend ist, ob sich ein Zustand nachvollziehbar veraendert und ob diese Veraenderung im Referenzrahmen Mensch, Planet, Demokratie, SDGs, Agenda 2030 und SDG+ tragfaehig bewertet werden kann.</w:t>
+      </w:r>
+    </w:p>
+    <w:p>
+      <w:r>
+        <w:t>Ein Bericht behauptet, die Massnahme zu Wesentlichkeit &amp; Priorisierung sei erfolgreich. Die WOE-Lesart fragt bei Praxisbeispiel nach belastbaren Nachweisen: Managementroutine, Stakeholder-Rueckmeldung, Prozessdaten, Entscheidungsprotokoll und Lernschleife. Wenn diese Nachweise fehlen, bleibt die Aussage Wirkungspotenzial oder Kommunikationsbehauptung. Sie kann wichtig sein, aber sie ist noch keine belegte Wirkung.</w:t>
+      </w:r>
+    </w:p>
+    <w:p>
+      <w:r>
+        <w:t>Fallpruefung. Wenn eine Kommune eine bestehende Massnahme neu priorisieren will, beginnt die Analyse bei Empfaengern, Wirkraum, Zeitraum und Datenquelle. Bei Praxisbeispiel muss dann geklaert werden, ob Ressourcen umgeschichtet, Daten nacherhoben oder Zielkonflikte offengelegt werden. Eine tragfaehige Antwort benennt mindestens eine Quelle, eine offene Unsicherheit, eine moegliche Gegenbeobachtung und die Entscheidung, die nach der Bewertung geaendert wird.</w:t>
+      </w:r>
+    </w:p>
+    <w:p>
+      <w:r>
+        <w:t>Pruefungsimpuls. Wissenschaftliche Anschlussfaehigkeit entsteht hier durch Quellenklarheit. Bei Wirkungsökonomische Vertiefung werden interne WOE-Begriffe nicht als Ersatz fuer Belege benutzt, sondern mit Grundlagenwerk, WOE-Referenz, Glossar, Werkzeuge, Journal und externe Fachquellen verbunden. Wo die Datenlage offen bleibt, wird das offengelegt. Wo eine Aussage nur plausibel ist, bleibt sie als Wirkungspotenzial markiert. Wo ein Schaden eine rote Linie beruehrt, greift Nichtkompensation vor Durchschnittslogik.</w:t>
+      </w:r>
+    </w:p>
+    <w:p>
+      <w:r>
+        <w:t>In einer kontroversen Entscheidung wirkt Wirkungsökonomische Vertiefung als Pruefpunkt fuer Ambivalenz. Ein Nutzen fuer eine Gruppe kann mit Risiken fuer andere Wirkungsempfaenger einhergehen. Das Skript verlangt deshalb, positive und negative Zustandsveraenderungen getrennt zu fuehren, bevor von positiver Netto-Wirkung gesprochen wird.</w:t>
+      </w:r>
+    </w:p>
+    <w:p>
+      <w:r>
+        <w:t>Fallpruefung. Wenn ein Unternehmen ein Produkt, einen Prozess oder eine Investition wirkungsbezogen bewerten will, beginnt die Analyse bei Empfaengern, Wirkraum, Zeitraum und Datenquelle. Bei Wirkungsökonomische Vertiefung muss dann geklaert werden, welche Entscheidung nach der Bewertung tatsaechlich anders ausfaellt. Eine tragfaehige Antwort benennt mindestens eine Quelle, eine offene Unsicherheit, eine moegliche Gegenbeobachtung und die Entscheidung, die nach der Bewertung geaendert wird.</w:t>
+      </w:r>
+    </w:p>
+    <w:p>
+      <w:r>
+        <w:t>Fuer die Bewertung reicht kein Summenscore, der zentrale Schaeden mit bequemen Pluspunkten verrechnet. Nichtkompensation und Reverse Merit Order markieren, wo rote Linien, demokratische Grundbedingungen oder planetare Grenzen Vorrang vor Durchschnittslogik haben. So bleibt positive Netto-Wirkung eine anspruchsvolle Zielgroesse und wird nicht zur dekorativen Formel.</w:t>
+      </w:r>
+    </w:p>
+    <w:p>
+      <w:r>
+        <w:t>Begriffliche Sicherung. In Wirkungsmanagement wird Begriffliche Präzision erst steuerungsfaehig, wenn daraus eine Entscheidung folgt. Fuehrung, Strategie, Controlling, Einkauf, Kommunikation und Kultur muessen denselben Wirkungsbegriff verwenden. Ohne diese Rueckkopplung bleibt Reporting eine Beschreibung. Mit Rueckkopplung wird aus Bewertung eine veraenderte Routine: ein anderer Prozess, ein geaenderter Anreiz, eine bessere Datenpflicht, eine korrigierte Kommunikation oder eine neue Priorisierung.</w:t>
       </w:r>
     </w:p>
     <w:p>
@@ -3398,7 +3448,17 @@
     </w:p>
     <w:p>
       <w:r>
-        <w:t>Wirkpfad und Empfaenger. Die Grenze gegen Scheingenauigkeit verlaeuft bei Wirkpfad nicht zwischen Optimismus und Pessimismus. Sie verlaeuft zwischen offengelegter Unsicherheit und rhetorischer Sicherheit. Wer Wesentlichkeit &amp; Priorisierung belastbar anwenden will, benennt Systemgrenze, Zeitraum, Vergleichspunkt und offene Gegenhypothese. Gerade dadurch bleibt das Skript anschlussfaehig fuer Forschung, Praxis und spaetere Revision.</w:t>
+        <w:t>Fallpruefung. Wenn eine Bildungs- oder Forschungseinrichtung eine Wirkungsaussage fuer Lernende und Praxispartner pruefbar machen will, beginnt die Analyse bei Empfaengern, Wirkraum, Zeitraum und Datenquelle. Bei Begriffliche Präzision muss dann geklaert werden, welche Begriffe, Quellen und Grenzen im Material sichtbar bleiben muessen. Eine tragfaehige Antwort benennt mindestens eine Quelle, eine offene Unsicherheit, eine moegliche Gegenbeobachtung und die Entscheidung, die nach der Bewertung geaendert wird.</w:t>
+      </w:r>
+    </w:p>
+    <w:p>
+      <w:r>
+        <w:t>Der Rueckfluss in den WOE-Korpus liegt hier in klaren Begriffen, sauber verlinkten Quellen und benannten Forschungsfragen. Wo Glossar, Werkzeuge, Journal oder Reader noch doppeldeutig bleiben, sollte Wesentlichkeit &amp; Priorisierung nicht als fertige Gewissheit auftreten, sondern als pruefbarer Lernstand mit Korrekturpfad.</w:t>
+      </w:r>
+    </w:p>
+    <w:p>
+      <w:r>
+        <w:t>Wirkpfadpruefung. Die Grenze gegen Scheingenauigkeit verlaeuft bei Wirkpfad nicht zwischen Optimismus und Pessimismus. Sie verlaeuft zwischen offengelegter Unsicherheit und rhetorischer Sicherheit. Wer Wesentlichkeit &amp; Priorisierung belastbar anwenden will, benennt Systemgrenze, Zeitraum, Vergleichspunkt und offene Gegenhypothese. Gerade dadurch bleibt das Skript anschlussfaehig fuer Forschung, Praxis und spaetere Revision.</w:t>
       </w:r>
     </w:p>
     <w:p>
@@ -3408,7 +3468,12 @@
     </w:p>
     <w:p>
       <w:r>
-        <w:t>Daten, Quellen und Evidenz. Leitthese zeigt, warum Wesentlichkeit &amp; Priorisierung mehr ist als ein Schlagwort im Feld Wirkpfade, Wirkungsempfaenger, Bewertung und Rueckkopplung. Die wirkungsoekonomische Frage lautet: Welche reale Veraenderung wird moeglich, welche bleibt nur Potenzial und wo entsteht ein Wirkungsrisiko? Diese Unterscheidung schuetzt vor Impact-Washing, weil sie Absicht, Aktivitaet, Reichweite und Wirkung auseinanderhaelt.</w:t>
+        <w:t>Fallpruefung. Wenn eine Kommune eine bestehende Massnahme neu priorisieren will, beginnt die Analyse bei Empfaengern, Wirkraum, Zeitraum und Datenquelle. Bei Wirkpfad muss dann geklaert werden, ob Ressourcen umgeschichtet, Daten nacherhoben oder Zielkonflikte offengelegt werden. Eine tragfaehige Antwort benennt mindestens eine Quelle, eine offene Unsicherheit, eine moegliche Gegenbeobachtung und die Entscheidung, die nach der Bewertung geaendert wird.</w:t>
+      </w:r>
+    </w:p>
+    <w:p>
+      <w:r>
+        <w:t>Evidenzfenster. Leitthese zeigt, warum Wesentlichkeit &amp; Priorisierung mehr ist als ein Schlagwort im Feld Wirkpfade, Wirkungsempfaenger, Bewertung und Rueckkopplung. Die wirkungsoekonomische Frage lautet: Welche reale Veraenderung wird moeglich, welche bleibt nur Potenzial und wo entsteht ein Wirkungsrisiko? Diese Unterscheidung schuetzt vor Impact-Washing, weil sie Absicht, Aktivitaet, Reichweite und Wirkung auseinanderhaelt.</w:t>
       </w:r>
     </w:p>
     <w:p>
@@ -3418,7 +3483,17 @@
     </w:p>
     <w:p>
       <w:r>
-        <w:t>Bewertung und rote Linien. In WM-V4 muss Didaktische Einordnung im Studiengang immer mit Empfaengern gelesen werden. Wirkung entsteht nicht beim Sender, sondern an veraenderten Zustaenden von Menschen, Oekosystemen, Institutionen, Oeffentlichkeit oder kuenftigen Handlungsspielraeumen. Darum reicht es nicht, interne Aktivitaeten zu dokumentieren. Entscheidend ist, ob sich ein Zustand nachvollziehbar veraendert und ob diese Veraenderung im Referenzrahmen Mensch, Planet, Demokratie, SDGs, Agenda 2030 und SDG+ tragfaehig bewertet werden kann.</w:t>
+        <w:t>Fallpruefung. Wenn ein Unternehmen ein Produkt, einen Prozess oder eine Investition wirkungsbezogen bewerten will, beginnt die Analyse bei Empfaengern, Wirkraum, Zeitraum und Datenquelle. Bei Leitthese muss dann geklaert werden, welche Entscheidung nach der Bewertung tatsaechlich anders ausfaellt. Eine tragfaehige Antwort benennt mindestens eine Quelle, eine offene Unsicherheit, eine moegliche Gegenbeobachtung und die Entscheidung, die nach der Bewertung geaendert wird.</w:t>
+      </w:r>
+    </w:p>
+    <w:p>
+      <w:r>
+        <w:t>Fuer die Bewertung reicht kein Summenscore, der zentrale Schaeden mit bequemen Pluspunkten verrechnet. Nichtkompensation und Reverse Merit Order markieren, wo rote Linien, demokratische Grundbedingungen oder planetare Grenzen Vorrang vor Durchschnittslogik haben. So bleibt positive Netto-Wirkung eine anspruchsvolle Zielgroesse und wird nicht zur dekorativen Formel.</w:t>
+      </w:r>
+    </w:p>
+    <w:p>
+      <w:r>
+        <w:t>Bewertungsgrenze. In WM-V4 muss Didaktische Einordnung im Studiengang immer mit Empfaengern gelesen werden. Wirkung entsteht nicht beim Sender, sondern an veraenderten Zustaenden von Menschen, Oekosystemen, Institutionen, Oeffentlichkeit oder kuenftigen Handlungsspielraeumen. Darum reicht es nicht, interne Aktivitaeten zu dokumentieren. Entscheidend ist, ob sich ein Zustand nachvollziehbar veraendert und ob diese Veraenderung im Referenzrahmen Mensch, Planet, Demokratie, SDGs, Agenda 2030 und SDG+ tragfaehig bewertet werden kann.</w:t>
       </w:r>
     </w:p>
     <w:p>
@@ -3428,57 +3503,12 @@
     </w:p>
     <w:p>
       <w:r>
-        <w:t>Kontrollfrage. Welche Entscheidung waere falsch, wenn Didaktische Einordnung im Studiengang in WM-V4 missverstanden wird? Die Antwort muss mindestens eine Daten- oder Quellenannahme, eine betroffene Gruppe oder Schutzdimension, eine moegliche Nebenwirkung und einen Rueckkopplungsschritt nennen. Richtig ist nicht die lauteste Bewertung, sondern diejenige, die Begriff, Beleg und Steuerungsfolge zusammenhaelt.</w:t>
-      </w:r>
-    </w:p>
-    <w:p>
-      <w:r>
-        <w:t>Rueckfluss. Fuer den WOE-Korpus bedeutet das: Begriffe aus Wesentlichkeit &amp; Priorisierung sollten dort geschaerft werden, wo sie in Glossar, Werkzeugen, Journal oder Readern doppeldeutig bleiben. Offene Forschungsfragen werden nicht versteckt. Sie markieren die Stelle, an der spaetere Evidenz, ein besserer Datensatz oder eine praezisere Fallstudie die Bewertung veraendern kann.</w:t>
-      </w:r>
-    </w:p>
-    <w:p>
-      <w:r>
-        <w:t>Steuerung und Rueckkopplung. Wissenschaftliche Anschlussfaehigkeit entsteht hier durch Quellenklarheit. Bei Analysemodell werden interne WOE-Begriffe nicht als Ersatz fuer Belege benutzt, sondern mit Grundlagenwerk, WOE-Referenz, Glossar, Werkzeuge, Journal und externe Fachquellen verbunden. Wo die Datenlage offen bleibt, wird das offengelegt. Wo eine Aussage nur plausibel ist, bleibt sie als Wirkungspotenzial markiert. Wo ein Schaden eine rote Linie beruehrt, greift Nichtkompensation vor Durchschnittslogik.</w:t>
-      </w:r>
-    </w:p>
-    <w:p>
-      <w:r>
-        <w:t>In einer kontroversen Entscheidung wirkt Analysemodell als Pruefpunkt fuer Ambivalenz. Ein Nutzen fuer eine Gruppe kann mit Risiken fuer andere Wirkungsempfaenger einhergehen. Das Skript verlangt deshalb, positive und negative Zustandsveraenderungen getrennt zu fuehren, bevor von positiver Netto-Wirkung gesprochen wird.</w:t>
-      </w:r>
-    </w:p>
-    <w:p>
-      <w:r>
-        <w:t>Pruefungsnahe Anwendung. In Wirkungsmanagement wird Modellformel erst steuerungsfaehig, wenn daraus eine Entscheidung folgt. Fuehrung, Strategie, Controlling, Einkauf, Kommunikation und Kultur muessen denselben Wirkungsbegriff verwenden. Ohne diese Rueckkopplung bleibt Reporting eine Beschreibung. Mit Rueckkopplung wird aus Bewertung eine veraenderte Routine: ein anderer Prozess, ein geaenderter Anreiz, eine bessere Datenpflicht, eine korrigierte Kommunikation oder eine neue Priorisierung.</w:t>
-      </w:r>
-    </w:p>
-    <w:p>
-      <w:r>
-        <w:t>Die typische Fehlstelle bei Wesentlichkeit &amp; Priorisierung liegt darin, Absicht, Aktivitaet oder Reporting als Wirkung zu behandeln. Bei Modellformel wird diese Fehlstelle konkret: Ein scheinbar plausibler Befund darf nicht zur Abkuerzung werden. Quellen, Systemgrenzen, Unsicherheit und Rueckkopplung bleiben sichtbar.</w:t>
-      </w:r>
-    </w:p>
-    <w:p>
-      <w:r>
-        <w:t>Transfer in den WOE-Korpus. Die Grenze gegen Scheingenauigkeit verlaeuft bei Fallfenster nicht zwischen Optimismus und Pessimismus. Sie verlaeuft zwischen offengelegter Unsicherheit und rhetorischer Sicherheit. Wer Wesentlichkeit &amp; Priorisierung belastbar anwenden will, benennt Systemgrenze, Zeitraum, Vergleichspunkt und offene Gegenhypothese. Gerade dadurch bleibt das Skript anschlussfaehig fuer Forschung, Praxis und spaetere Revision.</w:t>
-      </w:r>
-    </w:p>
-    <w:p>
-      <w:r>
-        <w:t>Fuer die Pruefung ist Fallfenster dann verstanden, wenn daraus eine belastbare Fallantwort entsteht. Eine gute Antwort unterscheidet Beobachtung, Kausalannahme, Bewertung und Steuerungsfolge. Sie bewertet keine Menschen, sondern Wirkpfade, Zustandsveraenderungen, Risiken und institutionelle Bedingungen.</w:t>
-      </w:r>
-    </w:p>
-    <w:p>
-      <w:r>
-        <w:t>Grenzen der Aussage. Prüfungsnahe Fallfragen ohne geschützte Antwortlogik zeigt, warum Wesentlichkeit &amp; Priorisierung mehr ist als ein Schlagwort im Feld Wirkpfade, Wirkungsempfaenger, Bewertung und Rueckkopplung. Die wirkungsoekonomische Frage lautet: Welche reale Veraenderung wird moeglich, welche bleibt nur Potenzial und wo entsteht ein Wirkungsrisiko? Diese Unterscheidung schuetzt vor Impact-Washing, weil sie Absicht, Aktivitaet, Reichweite und Wirkung auseinanderhaelt.</w:t>
-      </w:r>
-    </w:p>
-    <w:p>
-      <w:r>
-        <w:t>Eine Kommune, ein Unternehmen oder eine Bildungsorganisation will Wesentlichkeit &amp; Priorisierung praktisch anwenden. Der erste Schritt ist nicht die Auswahl eines Instruments, sondern die Klaerung der Zustandsveraenderung. Bei Prüfungsnahe Fallfragen ohne geschützte Antwortlogik muss deshalb benannt werden, wer betroffen ist, welcher Zustand sich veraendert, welche Frist gilt und welche Gegenbeobachtung die Annahme widerlegen wuerde. Erst danach entsteht eine begruendete Entscheidung im Feld Strategie, Prozess, Budget, Verantwortlichkeit oder Kommunikationsregel.</w:t>
-      </w:r>
-    </w:p>
-    <w:p>
-      <w:r>
-        <w:t>Kontrollfrage. Welche Entscheidung waere falsch, wenn Prüfungsnahe Fallfragen ohne geschützte Antwortlogik in WM-V4 missverstanden wird? Die Antwort muss mindestens eine Daten- oder Quellenannahme, eine betroffene Gruppe oder Schutzdimension, eine moegliche Nebenwirkung und einen Rueckkopplungsschritt nennen. Richtig ist nicht die lauteste Bewertung, sondern diejenige, die Begriff, Beleg und Steuerungsfolge zusammenhaelt.</w:t>
+        <w:t>Fallpruefung. Wenn eine Bildungs- oder Forschungseinrichtung eine Wirkungsaussage fuer Lernende und Praxispartner pruefbar machen will, beginnt die Analyse bei Empfaengern, Wirkraum, Zeitraum und Datenquelle. Bei Didaktische Einordnung im Studiengang muss dann geklaert werden, welche Begriffe, Quellen und Grenzen im Material sichtbar bleiben muessen. Eine tragfaehige Antwort benennt mindestens eine Quelle, eine offene Unsicherheit, eine moegliche Gegenbeobachtung und die Entscheidung, die nach der Bewertung geaendert wird.</w:t>
+      </w:r>
+    </w:p>
+    <w:p>
+      <w:r>
+        <w:t>Der Rueckfluss in den WOE-Korpus liegt hier in klaren Begriffen, sauber verlinkten Quellen und benannten Forschungsfragen. Wo Glossar, Werkzeuge, Journal oder Reader noch doppeldeutig bleiben, sollte Wesentlichkeit &amp; Priorisierung nicht als fertige Gewissheit auftreten, sondern als pruefbarer Lernstand mit Korrekturpfad.</w:t>
       </w:r>
     </w:p>
     <w:p>
@@ -3486,17 +3516,87 @@
         <w:pStyle w:val="Heading3"/>
       </w:pPr>
       <w:r>
-        <w:t>Schlussvertiefung 3: Wesentlichkeit &amp; Priorisierung im Anwendungsfall</w:t>
-      </w:r>
-    </w:p>
-    <w:p>
-      <w:r>
-        <w:t>Die folgenden Abschnitte sind keine neue Pruefungsloesung. Sie verdichten die vorhandenen Kapitel zu einer Lesart, mit der Studierende einen Fall selbststaendig analysieren koennen. Im Mittelpunkt stehen Wirkpfade, Wirkungsempfaenger, Bewertung und Rueckkopplung, nicht moralische Personenbewertung.</w:t>
-      </w:r>
-    </w:p>
-    <w:p>
-      <w:r>
-        <w:t>Begriffliche Schlussklaerung. In WM-V4 muss Auswertung aus der lebenden Website-Referenz immer mit Empfaengern gelesen werden. Wirkung entsteht nicht beim Sender, sondern an veraenderten Zustaenden von Menschen, Oekosystemen, Institutionen, Oeffentlichkeit oder kuenftigen Handlungsspielraeumen. Darum reicht es nicht, interne Aktivitaeten zu dokumentieren. Entscheidend ist, ob sich ein Zustand nachvollziehbar veraendert und ob diese Veraenderung im Referenzrahmen Mensch, Planet, Demokratie, SDGs, Agenda 2030 und SDG+ tragfaehig bewertet werden kann.</w:t>
+        <w:t>Vertiefungsrunde 3: Anschluss an Praxis und Forschung</w:t>
+      </w:r>
+    </w:p>
+    <w:p>
+      <w:r>
+        <w:t>Diese Runde wechselt den Blickwinkel, damit der Schlussblock nicht nur wiederholt, sondern Leseentscheidungen vorbereitet: Was ist belegt, was bleibt Potenzial, welche Nebenwirkung ist relevant und welche Steuerungsfolge wird daraus abgeleitet?</w:t>
+      </w:r>
+    </w:p>
+    <w:p>
+      <w:r>
+        <w:t>Steuerungsfolge. Wissenschaftliche Anschlussfaehigkeit entsteht hier durch Quellenklarheit. Bei Analysemodell werden interne WOE-Begriffe nicht als Ersatz fuer Belege benutzt, sondern mit Grundlagenwerk, WOE-Referenz, Glossar, Werkzeuge, Journal und externe Fachquellen verbunden. Wo die Datenlage offen bleibt, wird das offengelegt. Wo eine Aussage nur plausibel ist, bleibt sie als Wirkungspotenzial markiert. Wo ein Schaden eine rote Linie beruehrt, greift Nichtkompensation vor Durchschnittslogik.</w:t>
+      </w:r>
+    </w:p>
+    <w:p>
+      <w:r>
+        <w:t>In einer kontroversen Entscheidung wirkt Analysemodell als Pruefpunkt fuer Ambivalenz. Ein Nutzen fuer eine Gruppe kann mit Risiken fuer andere Wirkungsempfaenger einhergehen. Das Skript verlangt deshalb, positive und negative Zustandsveraenderungen getrennt zu fuehren, bevor von positiver Netto-Wirkung gesprochen wird.</w:t>
+      </w:r>
+    </w:p>
+    <w:p>
+      <w:r>
+        <w:t>Fallpruefung. Wenn eine Kommune eine bestehende Massnahme neu priorisieren will, beginnt die Analyse bei Empfaengern, Wirkraum, Zeitraum und Datenquelle. Bei Analysemodell muss dann geklaert werden, ob Ressourcen umgeschichtet, Daten nacherhoben oder Zielkonflikte offengelegt werden. Eine tragfaehige Antwort benennt mindestens eine Quelle, eine offene Unsicherheit, eine moegliche Gegenbeobachtung und die Entscheidung, die nach der Bewertung geaendert wird.</w:t>
+      </w:r>
+    </w:p>
+    <w:p>
+      <w:r>
+        <w:t>Transferhinweis. In Wirkungsmanagement wird Modellformel erst steuerungsfaehig, wenn daraus eine Entscheidung folgt. Fuehrung, Strategie, Controlling, Einkauf, Kommunikation und Kultur muessen denselben Wirkungsbegriff verwenden. Ohne diese Rueckkopplung bleibt Reporting eine Beschreibung. Mit Rueckkopplung wird aus Bewertung eine veraenderte Routine: ein anderer Prozess, ein geaenderter Anreiz, eine bessere Datenpflicht, eine korrigierte Kommunikation oder eine neue Priorisierung.</w:t>
+      </w:r>
+    </w:p>
+    <w:p>
+      <w:r>
+        <w:t>Die typische Fehlstelle bei Wesentlichkeit &amp; Priorisierung liegt darin, Absicht, Aktivitaet oder Reporting als Wirkung zu behandeln. Bei Modellformel wird diese Fehlstelle konkret: Ein scheinbar plausibler Befund darf nicht zur Abkuerzung werden. Quellen, Systemgrenzen, Unsicherheit und Rueckkopplung bleiben sichtbar.</w:t>
+      </w:r>
+    </w:p>
+    <w:p>
+      <w:r>
+        <w:t>Fallpruefung. Wenn ein Unternehmen ein Produkt, einen Prozess oder eine Investition wirkungsbezogen bewerten will, beginnt die Analyse bei Empfaengern, Wirkraum, Zeitraum und Datenquelle. Bei Modellformel muss dann geklaert werden, welche Entscheidung nach der Bewertung tatsaechlich anders ausfaellt. Eine tragfaehige Antwort benennt mindestens eine Quelle, eine offene Unsicherheit, eine moegliche Gegenbeobachtung und die Entscheidung, die nach der Bewertung geaendert wird.</w:t>
+      </w:r>
+    </w:p>
+    <w:p>
+      <w:r>
+        <w:t>Fuer die Bewertung reicht kein Summenscore, der zentrale Schaeden mit bequemen Pluspunkten verrechnet. Nichtkompensation und Reverse Merit Order markieren, wo rote Linien, demokratische Grundbedingungen oder planetare Grenzen Vorrang vor Durchschnittslogik haben. So bleibt positive Netto-Wirkung eine anspruchsvolle Zielgroesse und wird nicht zur dekorativen Formel.</w:t>
+      </w:r>
+    </w:p>
+    <w:p>
+      <w:r>
+        <w:t>Rueckflussnotiz. Die Grenze gegen Scheingenauigkeit verlaeuft bei Fallfenster nicht zwischen Optimismus und Pessimismus. Sie verlaeuft zwischen offengelegter Unsicherheit und rhetorischer Sicherheit. Wer Wesentlichkeit &amp; Priorisierung belastbar anwenden will, benennt Systemgrenze, Zeitraum, Vergleichspunkt und offene Gegenhypothese. Gerade dadurch bleibt das Skript anschlussfaehig fuer Forschung, Praxis und spaetere Revision.</w:t>
+      </w:r>
+    </w:p>
+    <w:p>
+      <w:r>
+        <w:t>Fuer die Pruefung ist Fallfenster dann verstanden, wenn daraus eine belastbare Fallantwort entsteht. Eine gute Antwort unterscheidet Beobachtung, Kausalannahme, Bewertung und Steuerungsfolge. Sie bewertet keine Menschen, sondern Wirkpfade, Zustandsveraenderungen, Risiken und institutionelle Bedingungen.</w:t>
+      </w:r>
+    </w:p>
+    <w:p>
+      <w:r>
+        <w:t>Fallpruefung. Wenn eine Bildungs- oder Forschungseinrichtung eine Wirkungsaussage fuer Lernende und Praxispartner pruefbar machen will, beginnt die Analyse bei Empfaengern, Wirkraum, Zeitraum und Datenquelle. Bei Fallfenster muss dann geklaert werden, welche Begriffe, Quellen und Grenzen im Material sichtbar bleiben muessen. Eine tragfaehige Antwort benennt mindestens eine Quelle, eine offene Unsicherheit, eine moegliche Gegenbeobachtung und die Entscheidung, die nach der Bewertung geaendert wird.</w:t>
+      </w:r>
+    </w:p>
+    <w:p>
+      <w:r>
+        <w:t>Der Rueckfluss in den WOE-Korpus liegt hier in klaren Begriffen, sauber verlinkten Quellen und benannten Forschungsfragen. Wo Glossar, Werkzeuge, Journal oder Reader noch doppeldeutig bleiben, sollte Wesentlichkeit &amp; Priorisierung nicht als fertige Gewissheit auftreten, sondern als pruefbarer Lernstand mit Korrekturpfad.</w:t>
+      </w:r>
+    </w:p>
+    <w:p>
+      <w:r>
+        <w:t>Pruefungsimpuls. Prüfungsnahe Fallfragen ohne geschützte Antwortlogik zeigt, warum Wesentlichkeit &amp; Priorisierung mehr ist als ein Schlagwort im Feld Wirkpfade, Wirkungsempfaenger, Bewertung und Rueckkopplung. Die wirkungsoekonomische Frage lautet: Welche reale Veraenderung wird moeglich, welche bleibt nur Potenzial und wo entsteht ein Wirkungsrisiko? Diese Unterscheidung schuetzt vor Impact-Washing, weil sie Absicht, Aktivitaet, Reichweite und Wirkung auseinanderhaelt.</w:t>
+      </w:r>
+    </w:p>
+    <w:p>
+      <w:r>
+        <w:t>Eine Kommune, ein Unternehmen oder eine Bildungsorganisation will Wesentlichkeit &amp; Priorisierung praktisch anwenden. Der erste Schritt ist nicht die Auswahl eines Instruments, sondern die Klaerung der Zustandsveraenderung. Bei Prüfungsnahe Fallfragen ohne geschützte Antwortlogik muss deshalb benannt werden, wer betroffen ist, welcher Zustand sich veraendert, welche Frist gilt und welche Gegenbeobachtung die Annahme widerlegen wuerde. Erst danach entsteht eine begruendete Entscheidung im Feld Strategie, Prozess, Budget, Verantwortlichkeit oder Kommunikationsregel.</w:t>
+      </w:r>
+    </w:p>
+    <w:p>
+      <w:r>
+        <w:t>Fallpruefung. Wenn eine Kommune eine bestehende Massnahme neu priorisieren will, beginnt die Analyse bei Empfaengern, Wirkraum, Zeitraum und Datenquelle. Bei Prüfungsnahe Fallfragen ohne geschützte Antwortlogik muss dann geklaert werden, ob Ressourcen umgeschichtet, Daten nacherhoben oder Zielkonflikte offengelegt werden. Eine tragfaehige Antwort benennt mindestens eine Quelle, eine offene Unsicherheit, eine moegliche Gegenbeobachtung und die Entscheidung, die nach der Bewertung geaendert wird.</w:t>
+      </w:r>
+    </w:p>
+    <w:p>
+      <w:r>
+        <w:t>Begriffliche Sicherung. In WM-V4 muss Auswertung aus der lebenden Website-Referenz immer mit Empfaengern gelesen werden. Wirkung entsteht nicht beim Sender, sondern an veraenderten Zustaenden von Menschen, Oekosystemen, Institutionen, Oeffentlichkeit oder kuenftigen Handlungsspielraeumen. Darum reicht es nicht, interne Aktivitaeten zu dokumentieren. Entscheidend ist, ob sich ein Zustand nachvollziehbar veraendert und ob diese Veraenderung im Referenzrahmen Mensch, Planet, Demokratie, SDGs, Agenda 2030 und SDG+ tragfaehig bewertet werden kann.</w:t>
       </w:r>
     </w:p>
     <w:p>
@@ -3506,7 +3606,17 @@
     </w:p>
     <w:p>
       <w:r>
-        <w:t>Wirkpfad und Empfaenger. Wissenschaftliche Anschlussfaehigkeit entsteht hier durch Quellenklarheit. Bei Messbarkeit ohne Reduktionismus werden interne WOE-Begriffe nicht als Ersatz fuer Belege benutzt, sondern mit Grundlagenwerk, WOE-Referenz, Glossar, Werkzeuge, Journal und externe Fachquellen verbunden. Wo die Datenlage offen bleibt, wird das offengelegt. Wo eine Aussage nur plausibel ist, bleibt sie als Wirkungspotenzial markiert. Wo ein Schaden eine rote Linie beruehrt, greift Nichtkompensation vor Durchschnittslogik.</w:t>
+        <w:t>Fallpruefung. Wenn ein Unternehmen ein Produkt, einen Prozess oder eine Investition wirkungsbezogen bewerten will, beginnt die Analyse bei Empfaengern, Wirkraum, Zeitraum und Datenquelle. Bei Auswertung aus der lebenden Website-Referenz muss dann geklaert werden, welche Entscheidung nach der Bewertung tatsaechlich anders ausfaellt. Eine tragfaehige Antwort benennt mindestens eine Quelle, eine offene Unsicherheit, eine moegliche Gegenbeobachtung und die Entscheidung, die nach der Bewertung geaendert wird.</w:t>
+      </w:r>
+    </w:p>
+    <w:p>
+      <w:r>
+        <w:t>Fuer die Bewertung reicht kein Summenscore, der zentrale Schaeden mit bequemen Pluspunkten verrechnet. Nichtkompensation und Reverse Merit Order markieren, wo rote Linien, demokratische Grundbedingungen oder planetare Grenzen Vorrang vor Durchschnittslogik haben. So bleibt positive Netto-Wirkung eine anspruchsvolle Zielgroesse und wird nicht zur dekorativen Formel.</w:t>
+      </w:r>
+    </w:p>
+    <w:p>
+      <w:r>
+        <w:t>Wirkpfadpruefung. Wissenschaftliche Anschlussfaehigkeit entsteht hier durch Quellenklarheit. Bei Messbarkeit ohne Reduktionismus werden interne WOE-Begriffe nicht als Ersatz fuer Belege benutzt, sondern mit Grundlagenwerk, WOE-Referenz, Glossar, Werkzeuge, Journal und externe Fachquellen verbunden. Wo die Datenlage offen bleibt, wird das offengelegt. Wo eine Aussage nur plausibel ist, bleibt sie als Wirkungspotenzial markiert. Wo ein Schaden eine rote Linie beruehrt, greift Nichtkompensation vor Durchschnittslogik.</w:t>
       </w:r>
     </w:p>
     <w:p>
@@ -3516,82 +3626,12 @@
     </w:p>
     <w:p>
       <w:r>
-        <w:t>Rueckfluss. Fuer den WOE-Korpus bedeutet das: Begriffe aus Wesentlichkeit &amp; Priorisierung sollten dort geschaerft werden, wo sie in Glossar, Werkzeugen, Journal oder Readern doppeldeutig bleiben. Offene Forschungsfragen werden nicht versteckt. Sie markieren die Stelle, an der spaetere Evidenz, ein besserer Datensatz oder eine praezisere Fallstudie die Bewertung veraendern kann.</w:t>
-      </w:r>
-    </w:p>
-    <w:p>
-      <w:r>
-        <w:t>Daten, Quellen und Evidenz. In Wirkungsmanagement wird Empirische, systemische und normative Ebene erst steuerungsfaehig, wenn daraus eine Entscheidung folgt. Fuehrung, Strategie, Controlling, Einkauf, Kommunikation und Kultur muessen denselben Wirkungsbegriff verwenden. Ohne diese Rueckkopplung bleibt Reporting eine Beschreibung. Mit Rueckkopplung wird aus Bewertung eine veraenderte Routine: ein anderer Prozess, ein geaenderter Anreiz, eine bessere Datenpflicht, eine korrigierte Kommunikation oder eine neue Priorisierung.</w:t>
-      </w:r>
-    </w:p>
-    <w:p>
-      <w:r>
-        <w:t>Die typische Fehlstelle bei Wesentlichkeit &amp; Priorisierung liegt darin, Absicht, Aktivitaet oder Reporting als Wirkung zu behandeln. Bei Empirische, systemische und normative Ebene wird diese Fehlstelle konkret: Ein scheinbar plausibler Befund darf nicht zur Abkuerzung werden. Quellen, Systemgrenzen, Unsicherheit und Rueckkopplung bleiben sichtbar.</w:t>
-      </w:r>
-    </w:p>
-    <w:p>
-      <w:r>
-        <w:t>Bewertung und rote Linien. Die Grenze gegen Scheingenauigkeit verlaeuft bei Messgrenzen, Schätzungen und Unsicherheit nicht zwischen Optimismus und Pessimismus. Sie verlaeuft zwischen offengelegter Unsicherheit und rhetorischer Sicherheit. Wer Wesentlichkeit &amp; Priorisierung belastbar anwenden will, benennt Systemgrenze, Zeitraum, Vergleichspunkt und offene Gegenhypothese. Gerade dadurch bleibt das Skript anschlussfaehig fuer Forschung, Praxis und spaetere Revision.</w:t>
-      </w:r>
-    </w:p>
-    <w:p>
-      <w:r>
-        <w:t>Fuer die Pruefung ist Messgrenzen, Schätzungen und Unsicherheit dann verstanden, wenn daraus eine belastbare Fallantwort entsteht. Eine gute Antwort unterscheidet Beobachtung, Kausalannahme, Bewertung und Steuerungsfolge. Sie bewertet keine Menschen, sondern Wirkpfade, Zustandsveraenderungen, Risiken und institutionelle Bedingungen.</w:t>
-      </w:r>
-    </w:p>
-    <w:p>
-      <w:r>
-        <w:t>Kontrollfrage. Welche Entscheidung waere falsch, wenn Messgrenzen, Schätzungen und Unsicherheit in WM-V4 missverstanden wird? Die Antwort muss mindestens eine Daten- oder Quellenannahme, eine betroffene Gruppe oder Schutzdimension, eine moegliche Nebenwirkung und einen Rueckkopplungsschritt nennen. Richtig ist nicht die lauteste Bewertung, sondern diejenige, die Begriff, Beleg und Steuerungsfolge zusammenhaelt.</w:t>
-      </w:r>
-    </w:p>
-    <w:p>
-      <w:r>
-        <w:t>Steuerung und Rueckkopplung. Warum Messung Rückkopplung vorbereitet zeigt, warum Wesentlichkeit &amp; Priorisierung mehr ist als ein Schlagwort im Feld Wirkpfade, Wirkungsempfaenger, Bewertung und Rueckkopplung. Die wirkungsoekonomische Frage lautet: Welche reale Veraenderung wird moeglich, welche bleibt nur Potenzial und wo entsteht ein Wirkungsrisiko? Diese Unterscheidung schuetzt vor Impact-Washing, weil sie Absicht, Aktivitaet, Reichweite und Wirkung auseinanderhaelt.</w:t>
-      </w:r>
-    </w:p>
-    <w:p>
-      <w:r>
-        <w:t>Eine Kommune, ein Unternehmen oder eine Bildungsorganisation will Wesentlichkeit &amp; Priorisierung praktisch anwenden. Der erste Schritt ist nicht die Auswahl eines Instruments, sondern die Klaerung der Zustandsveraenderung. Bei Warum Messung Rückkopplung vorbereitet muss deshalb benannt werden, wer betroffen ist, welcher Zustand sich veraendert, welche Frist gilt und welche Gegenbeobachtung die Annahme widerlegen wuerde. Erst danach entsteht eine begruendete Entscheidung im Feld Strategie, Prozess, Budget, Verantwortlichkeit oder Kommunikationsregel.</w:t>
-      </w:r>
-    </w:p>
-    <w:p>
-      <w:r>
-        <w:t>Pruefungsnahe Anwendung. In WM-V4 muss Wirkungsskala von negativ bis transformativ immer mit Empfaengern gelesen werden. Wirkung entsteht nicht beim Sender, sondern an veraenderten Zustaenden von Menschen, Oekosystemen, Institutionen, Oeffentlichkeit oder kuenftigen Handlungsspielraeumen. Darum reicht es nicht, interne Aktivitaeten zu dokumentieren. Entscheidend ist, ob sich ein Zustand nachvollziehbar veraendert und ob diese Veraenderung im Referenzrahmen Mensch, Planet, Demokratie, SDGs, Agenda 2030 und SDG+ tragfaehig bewertet werden kann.</w:t>
-      </w:r>
-    </w:p>
-    <w:p>
-      <w:r>
-        <w:t>Ein Bericht behauptet, die Massnahme zu Wesentlichkeit &amp; Priorisierung sei erfolgreich. Die WOE-Lesart fragt bei Wirkungsskala von negativ bis transformativ nach belastbaren Nachweisen: Managementroutine, Stakeholder-Rueckmeldung, Prozessdaten, Entscheidungsprotokoll und Lernschleife. Wenn diese Nachweise fehlen, bleibt die Aussage Wirkungspotenzial oder Kommunikationsbehauptung. Sie kann wichtig sein, aber sie ist noch keine belegte Wirkung.</w:t>
-      </w:r>
-    </w:p>
-    <w:p>
-      <w:r>
-        <w:t>Transfer in den WOE-Korpus. Wissenschaftliche Anschlussfaehigkeit entsteht hier durch Quellenklarheit. Bei Einleitung / Wirkungsfrage werden interne WOE-Begriffe nicht als Ersatz fuer Belege benutzt, sondern mit Grundlagenwerk, WOE-Referenz, Glossar, Werkzeuge, Journal und externe Fachquellen verbunden. Wo die Datenlage offen bleibt, wird das offengelegt. Wo eine Aussage nur plausibel ist, bleibt sie als Wirkungspotenzial markiert. Wo ein Schaden eine rote Linie beruehrt, greift Nichtkompensation vor Durchschnittslogik.</w:t>
-      </w:r>
-    </w:p>
-    <w:p>
-      <w:r>
-        <w:t>In einer kontroversen Entscheidung wirkt Einleitung / Wirkungsfrage als Pruefpunkt fuer Ambivalenz. Ein Nutzen fuer eine Gruppe kann mit Risiken fuer andere Wirkungsempfaenger einhergehen. Das Skript verlangt deshalb, positive und negative Zustandsveraenderungen getrennt zu fuehren, bevor von positiver Netto-Wirkung gesprochen wird.</w:t>
-      </w:r>
-    </w:p>
-    <w:p>
-      <w:r>
-        <w:t>Grenzen der Aussage. In Wirkungsmanagement wird Kernaussage erst steuerungsfaehig, wenn daraus eine Entscheidung folgt. Fuehrung, Strategie, Controlling, Einkauf, Kommunikation und Kultur muessen denselben Wirkungsbegriff verwenden. Ohne diese Rueckkopplung bleibt Reporting eine Beschreibung. Mit Rueckkopplung wird aus Bewertung eine veraenderte Routine: ein anderer Prozess, ein geaenderter Anreiz, eine bessere Datenpflicht, eine korrigierte Kommunikation oder eine neue Priorisierung.</w:t>
-      </w:r>
-    </w:p>
-    <w:p>
-      <w:r>
-        <w:t>Die typische Fehlstelle bei Wesentlichkeit &amp; Priorisierung liegt darin, Absicht, Aktivitaet oder Reporting als Wirkung zu behandeln. Bei Kernaussage wird diese Fehlstelle konkret: Ein scheinbar plausibler Befund darf nicht zur Abkuerzung werden. Quellen, Systemgrenzen, Unsicherheit und Rueckkopplung bleiben sichtbar.</w:t>
-      </w:r>
-    </w:p>
-    <w:p>
-      <w:r>
-        <w:t>Kontrollfrage. Welche Entscheidung waere falsch, wenn Kernaussage in WM-V4 missverstanden wird? Die Antwort muss mindestens eine Daten- oder Quellenannahme, eine betroffene Gruppe oder Schutzdimension, eine moegliche Nebenwirkung und einen Rueckkopplungsschritt nennen. Richtig ist nicht die lauteste Bewertung, sondern diejenige, die Begriff, Beleg und Steuerungsfolge zusammenhaelt.</w:t>
-      </w:r>
-    </w:p>
-    <w:p>
-      <w:r>
-        <w:t>Rueckfluss. Fuer den WOE-Korpus bedeutet das: Begriffe aus Wesentlichkeit &amp; Priorisierung sollten dort geschaerft werden, wo sie in Glossar, Werkzeugen, Journal oder Readern doppeldeutig bleiben. Offene Forschungsfragen werden nicht versteckt. Sie markieren die Stelle, an der spaetere Evidenz, ein besserer Datensatz oder eine praezisere Fallstudie die Bewertung veraendern kann.</w:t>
+        <w:t>Fallpruefung. Wenn eine Bildungs- oder Forschungseinrichtung eine Wirkungsaussage fuer Lernende und Praxispartner pruefbar machen will, beginnt die Analyse bei Empfaengern, Wirkraum, Zeitraum und Datenquelle. Bei Messbarkeit ohne Reduktionismus muss dann geklaert werden, welche Begriffe, Quellen und Grenzen im Material sichtbar bleiben muessen. Eine tragfaehige Antwort benennt mindestens eine Quelle, eine offene Unsicherheit, eine moegliche Gegenbeobachtung und die Entscheidung, die nach der Bewertung geaendert wird.</w:t>
+      </w:r>
+    </w:p>
+    <w:p>
+      <w:r>
+        <w:t>Der Rueckfluss in den WOE-Korpus liegt hier in klaren Begriffen, sauber verlinkten Quellen und benannten Forschungsfragen. Wo Glossar, Werkzeuge, Journal oder Reader noch doppeldeutig bleiben, sollte Wesentlichkeit &amp; Priorisierung nicht als fertige Gewissheit auftreten, sondern als pruefbarer Lernstand mit Korrekturpfad.</w:t>
       </w:r>
     </w:p>
     <w:p>
@@ -3599,107 +3639,122 @@
         <w:pStyle w:val="Heading3"/>
       </w:pPr>
       <w:r>
-        <w:t>Schlussvertiefung 4: Wesentlichkeit &amp; Priorisierung im Anwendungsfall</w:t>
-      </w:r>
-    </w:p>
-    <w:p>
-      <w:r>
-        <w:t>Die folgenden Abschnitte sind keine neue Pruefungsloesung. Sie verdichten die vorhandenen Kapitel zu einer Lesart, mit der Studierende einen Fall selbststaendig analysieren koennen. Im Mittelpunkt stehen Wirkpfade, Wirkungsempfaenger, Bewertung und Rueckkopplung, nicht moralische Personenbewertung.</w:t>
-      </w:r>
-    </w:p>
-    <w:p>
-      <w:r>
-        <w:t>Begriffliche Schlussklaerung. Die Grenze gegen Scheingenauigkeit verlaeuft bei Quelltext und fachliche Grundlegung nicht zwischen Optimismus und Pessimismus. Sie verlaeuft zwischen offengelegter Unsicherheit und rhetorischer Sicherheit. Wer Wesentlichkeit &amp; Priorisierung belastbar anwenden will, benennt Systemgrenze, Zeitraum, Vergleichspunkt und offene Gegenhypothese. Gerade dadurch bleibt das Skript anschlussfaehig fuer Forschung, Praxis und spaetere Revision.</w:t>
-      </w:r>
-    </w:p>
-    <w:p>
-      <w:r>
-        <w:t>Fuer die Pruefung ist Quelltext und fachliche Grundlegung dann verstanden, wenn daraus eine belastbare Fallantwort entsteht. Eine gute Antwort unterscheidet Beobachtung, Kausalannahme, Bewertung und Steuerungsfolge. Sie bewertet keine Menschen, sondern Wirkpfade, Zustandsveraenderungen, Risiken und institutionelle Bedingungen.</w:t>
-      </w:r>
-    </w:p>
-    <w:p>
-      <w:r>
-        <w:t>Wirkpfad und Empfaenger. Einstieg / Wirkungsfrage zeigt, warum Wesentlichkeit &amp; Priorisierung mehr ist als ein Schlagwort im Feld Wirkpfade, Wirkungsempfaenger, Bewertung und Rueckkopplung. Die wirkungsoekonomische Frage lautet: Welche reale Veraenderung wird moeglich, welche bleibt nur Potenzial und wo entsteht ein Wirkungsrisiko? Diese Unterscheidung schuetzt vor Impact-Washing, weil sie Absicht, Aktivitaet, Reichweite und Wirkung auseinanderhaelt.</w:t>
-      </w:r>
-    </w:p>
-    <w:p>
-      <w:r>
-        <w:t>Eine Kommune, ein Unternehmen oder eine Bildungsorganisation will Wesentlichkeit &amp; Priorisierung praktisch anwenden. Der erste Schritt ist nicht die Auswahl eines Instruments, sondern die Klaerung der Zustandsveraenderung. Bei Einstieg / Wirkungsfrage muss deshalb benannt werden, wer betroffen ist, welcher Zustand sich veraendert, welche Frist gilt und welche Gegenbeobachtung die Annahme widerlegen wuerde. Erst danach entsteht eine begruendete Entscheidung im Feld Strategie, Prozess, Budget, Verantwortlichkeit oder Kommunikationsregel.</w:t>
-      </w:r>
-    </w:p>
-    <w:p>
-      <w:r>
-        <w:t>Daten, Quellen und Evidenz. In WM-V4 muss Skript / Folien (Lernseite) immer mit Empfaengern gelesen werden. Wirkung entsteht nicht beim Sender, sondern an veraenderten Zustaenden von Menschen, Oekosystemen, Institutionen, Oeffentlichkeit oder kuenftigen Handlungsspielraeumen. Darum reicht es nicht, interne Aktivitaeten zu dokumentieren. Entscheidend ist, ob sich ein Zustand nachvollziehbar veraendert und ob diese Veraenderung im Referenzrahmen Mensch, Planet, Demokratie, SDGs, Agenda 2030 und SDG+ tragfaehig bewertet werden kann.</w:t>
-      </w:r>
-    </w:p>
-    <w:p>
-      <w:r>
-        <w:t>Ein Bericht behauptet, die Massnahme zu Wesentlichkeit &amp; Priorisierung sei erfolgreich. Die WOE-Lesart fragt bei Skript / Folien (Lernseite) nach belastbaren Nachweisen: Managementroutine, Stakeholder-Rueckmeldung, Prozessdaten, Entscheidungsprotokoll und Lernschleife. Wenn diese Nachweise fehlen, bleibt die Aussage Wirkungspotenzial oder Kommunikationsbehauptung. Sie kann wichtig sein, aber sie ist noch keine belegte Wirkung.</w:t>
-      </w:r>
-    </w:p>
-    <w:p>
-      <w:r>
-        <w:t>Bewertung und rote Linien. Wissenschaftliche Anschlussfaehigkeit entsteht hier durch Quellenklarheit. Bei Transferaufgabe werden interne WOE-Begriffe nicht als Ersatz fuer Belege benutzt, sondern mit Grundlagenwerk, WOE-Referenz, Glossar, Werkzeuge, Journal und externe Fachquellen verbunden. Wo die Datenlage offen bleibt, wird das offengelegt. Wo eine Aussage nur plausibel ist, bleibt sie als Wirkungspotenzial markiert. Wo ein Schaden eine rote Linie beruehrt, greift Nichtkompensation vor Durchschnittslogik.</w:t>
-      </w:r>
-    </w:p>
-    <w:p>
-      <w:r>
-        <w:t>In einer kontroversen Entscheidung wirkt Transferaufgabe als Pruefpunkt fuer Ambivalenz. Ein Nutzen fuer eine Gruppe kann mit Risiken fuer andere Wirkungsempfaenger einhergehen. Das Skript verlangt deshalb, positive und negative Zustandsveraenderungen getrennt zu fuehren, bevor von positiver Netto-Wirkung gesprochen wird.</w:t>
-      </w:r>
-    </w:p>
-    <w:p>
-      <w:r>
-        <w:t>Kontrollfrage. Welche Entscheidung waere falsch, wenn Transferaufgabe in WM-V4 missverstanden wird? Die Antwort muss mindestens eine Daten- oder Quellenannahme, eine betroffene Gruppe oder Schutzdimension, eine moegliche Nebenwirkung und einen Rueckkopplungsschritt nennen. Richtig ist nicht die lauteste Bewertung, sondern diejenige, die Begriff, Beleg und Steuerungsfolge zusammenhaelt.</w:t>
-      </w:r>
-    </w:p>
-    <w:p>
-      <w:r>
-        <w:t>Steuerung und Rueckkopplung. In Wirkungsmanagement wird Praxisbeispiel erst steuerungsfaehig, wenn daraus eine Entscheidung folgt. Fuehrung, Strategie, Controlling, Einkauf, Kommunikation und Kultur muessen denselben Wirkungsbegriff verwenden. Ohne diese Rueckkopplung bleibt Reporting eine Beschreibung. Mit Rueckkopplung wird aus Bewertung eine veraenderte Routine: ein anderer Prozess, ein geaenderter Anreiz, eine bessere Datenpflicht, eine korrigierte Kommunikation oder eine neue Priorisierung.</w:t>
-      </w:r>
-    </w:p>
-    <w:p>
-      <w:r>
-        <w:t>Die typische Fehlstelle bei Wesentlichkeit &amp; Priorisierung liegt darin, Absicht, Aktivitaet oder Reporting als Wirkung zu behandeln. Bei Praxisbeispiel wird diese Fehlstelle konkret: Ein scheinbar plausibler Befund darf nicht zur Abkuerzung werden. Quellen, Systemgrenzen, Unsicherheit und Rueckkopplung bleiben sichtbar.</w:t>
-      </w:r>
-    </w:p>
-    <w:p>
-      <w:r>
-        <w:t>Pruefungsnahe Anwendung. Die Grenze gegen Scheingenauigkeit verlaeuft bei Wirkungsökonomische Vertiefung nicht zwischen Optimismus und Pessimismus. Sie verlaeuft zwischen offengelegter Unsicherheit und rhetorischer Sicherheit. Wer Wesentlichkeit &amp; Priorisierung belastbar anwenden will, benennt Systemgrenze, Zeitraum, Vergleichspunkt und offene Gegenhypothese. Gerade dadurch bleibt das Skript anschlussfaehig fuer Forschung, Praxis und spaetere Revision.</w:t>
-      </w:r>
-    </w:p>
-    <w:p>
-      <w:r>
-        <w:t>Fuer die Pruefung ist Wirkungsökonomische Vertiefung dann verstanden, wenn daraus eine belastbare Fallantwort entsteht. Eine gute Antwort unterscheidet Beobachtung, Kausalannahme, Bewertung und Steuerungsfolge. Sie bewertet keine Menschen, sondern Wirkpfade, Zustandsveraenderungen, Risiken und institutionelle Bedingungen.</w:t>
-      </w:r>
-    </w:p>
-    <w:p>
-      <w:r>
-        <w:t>Rueckfluss. Fuer den WOE-Korpus bedeutet das: Begriffe aus Wesentlichkeit &amp; Priorisierung sollten dort geschaerft werden, wo sie in Glossar, Werkzeugen, Journal oder Readern doppeldeutig bleiben. Offene Forschungsfragen werden nicht versteckt. Sie markieren die Stelle, an der spaetere Evidenz, ein besserer Datensatz oder eine praezisere Fallstudie die Bewertung veraendern kann.</w:t>
-      </w:r>
-    </w:p>
-    <w:p>
-      <w:r>
-        <w:t>Transfer in den WOE-Korpus. Begriffliche Präzision zeigt, warum Wesentlichkeit &amp; Priorisierung mehr ist als ein Schlagwort im Feld Wirkpfade, Wirkungsempfaenger, Bewertung und Rueckkopplung. Die wirkungsoekonomische Frage lautet: Welche reale Veraenderung wird moeglich, welche bleibt nur Potenzial und wo entsteht ein Wirkungsrisiko? Diese Unterscheidung schuetzt vor Impact-Washing, weil sie Absicht, Aktivitaet, Reichweite und Wirkung auseinanderhaelt.</w:t>
-      </w:r>
-    </w:p>
-    <w:p>
-      <w:r>
-        <w:t>Eine Kommune, ein Unternehmen oder eine Bildungsorganisation will Wesentlichkeit &amp; Priorisierung praktisch anwenden. Der erste Schritt ist nicht die Auswahl eines Instruments, sondern die Klaerung der Zustandsveraenderung. Bei Begriffliche Präzision muss deshalb benannt werden, wer betroffen ist, welcher Zustand sich veraendert, welche Frist gilt und welche Gegenbeobachtung die Annahme widerlegen wuerde. Erst danach entsteht eine begruendete Entscheidung im Feld Strategie, Prozess, Budget, Verantwortlichkeit oder Kommunikationsregel.</w:t>
-      </w:r>
-    </w:p>
-    <w:p>
-      <w:r>
-        <w:t>Grenzen der Aussage. In WM-V4 muss Wirkpfad immer mit Empfaengern gelesen werden. Wirkung entsteht nicht beim Sender, sondern an veraenderten Zustaenden von Menschen, Oekosystemen, Institutionen, Oeffentlichkeit oder kuenftigen Handlungsspielraeumen. Darum reicht es nicht, interne Aktivitaeten zu dokumentieren. Entscheidend ist, ob sich ein Zustand nachvollziehbar veraendert und ob diese Veraenderung im Referenzrahmen Mensch, Planet, Demokratie, SDGs, Agenda 2030 und SDG+ tragfaehig bewertet werden kann.</w:t>
-      </w:r>
-    </w:p>
-    <w:p>
-      <w:r>
-        <w:t>Ein Bericht behauptet, die Massnahme zu Wesentlichkeit &amp; Priorisierung sei erfolgreich. Die WOE-Lesart fragt bei Wirkpfad nach belastbaren Nachweisen: Managementroutine, Stakeholder-Rueckmeldung, Prozessdaten, Entscheidungsprotokoll und Lernschleife. Wenn diese Nachweise fehlen, bleibt die Aussage Wirkungspotenzial oder Kommunikationsbehauptung. Sie kann wichtig sein, aber sie ist noch keine belegte Wirkung.</w:t>
-      </w:r>
-    </w:p>
-    <w:p>
-      <w:r>
-        <w:t>Kontrollfrage. Welche Entscheidung waere falsch, wenn Wirkpfad in WM-V4 missverstanden wird? Die Antwort muss mindestens eine Daten- oder Quellenannahme, eine betroffene Gruppe oder Schutzdimension, eine moegliche Nebenwirkung und einen Rueckkopplungsschritt nennen. Richtig ist nicht die lauteste Bewertung, sondern diejenige, die Begriff, Beleg und Steuerungsfolge zusammenhaelt.</w:t>
+        <w:t>Vertiefungsrunde 4: Anschluss an Praxis und Forschung</w:t>
+      </w:r>
+    </w:p>
+    <w:p>
+      <w:r>
+        <w:t>Diese Runde wechselt den Blickwinkel, damit der Schlussblock nicht nur wiederholt, sondern Leseentscheidungen vorbereitet: Was ist belegt, was bleibt Potenzial, welche Nebenwirkung ist relevant und welche Steuerungsfolge wird daraus abgeleitet?</w:t>
+      </w:r>
+    </w:p>
+    <w:p>
+      <w:r>
+        <w:t>Evidenzfenster. In Wirkungsmanagement wird Empirische, systemische und normative Ebene erst steuerungsfaehig, wenn daraus eine Entscheidung folgt. Fuehrung, Strategie, Controlling, Einkauf, Kommunikation und Kultur muessen denselben Wirkungsbegriff verwenden. Ohne diese Rueckkopplung bleibt Reporting eine Beschreibung. Mit Rueckkopplung wird aus Bewertung eine veraenderte Routine: ein anderer Prozess, ein geaenderter Anreiz, eine bessere Datenpflicht, eine korrigierte Kommunikation oder eine neue Priorisierung.</w:t>
+      </w:r>
+    </w:p>
+    <w:p>
+      <w:r>
+        <w:t>Die typische Fehlstelle bei Wesentlichkeit &amp; Priorisierung liegt darin, Absicht, Aktivitaet oder Reporting als Wirkung zu behandeln. Bei Empirische, systemische und normative Ebene wird diese Fehlstelle konkret: Ein scheinbar plausibler Befund darf nicht zur Abkuerzung werden. Quellen, Systemgrenzen, Unsicherheit und Rueckkopplung bleiben sichtbar.</w:t>
+      </w:r>
+    </w:p>
+    <w:p>
+      <w:r>
+        <w:t>Fallpruefung. Wenn eine Kommune eine bestehende Massnahme neu priorisieren will, beginnt die Analyse bei Empfaengern, Wirkraum, Zeitraum und Datenquelle. Bei Empirische, systemische und normative Ebene muss dann geklaert werden, ob Ressourcen umgeschichtet, Daten nacherhoben oder Zielkonflikte offengelegt werden. Eine tragfaehige Antwort benennt mindestens eine Quelle, eine offene Unsicherheit, eine moegliche Gegenbeobachtung und die Entscheidung, die nach der Bewertung geaendert wird.</w:t>
+      </w:r>
+    </w:p>
+    <w:p>
+      <w:r>
+        <w:t>Bewertungsgrenze. Die Grenze gegen Scheingenauigkeit verlaeuft bei Messgrenzen, Schätzungen und Unsicherheit nicht zwischen Optimismus und Pessimismus. Sie verlaeuft zwischen offengelegter Unsicherheit und rhetorischer Sicherheit. Wer Wesentlichkeit &amp; Priorisierung belastbar anwenden will, benennt Systemgrenze, Zeitraum, Vergleichspunkt und offene Gegenhypothese. Gerade dadurch bleibt das Skript anschlussfaehig fuer Forschung, Praxis und spaetere Revision.</w:t>
+      </w:r>
+    </w:p>
+    <w:p>
+      <w:r>
+        <w:t>Fuer die Pruefung ist Messgrenzen, Schätzungen und Unsicherheit dann verstanden, wenn daraus eine belastbare Fallantwort entsteht. Eine gute Antwort unterscheidet Beobachtung, Kausalannahme, Bewertung und Steuerungsfolge. Sie bewertet keine Menschen, sondern Wirkpfade, Zustandsveraenderungen, Risiken und institutionelle Bedingungen.</w:t>
+      </w:r>
+    </w:p>
+    <w:p>
+      <w:r>
+        <w:t>Fallpruefung. Wenn ein Unternehmen ein Produkt, einen Prozess oder eine Investition wirkungsbezogen bewerten will, beginnt die Analyse bei Empfaengern, Wirkraum, Zeitraum und Datenquelle. Bei Messgrenzen, Schätzungen und Unsicherheit muss dann geklaert werden, welche Entscheidung nach der Bewertung tatsaechlich anders ausfaellt. Eine tragfaehige Antwort benennt mindestens eine Quelle, eine offene Unsicherheit, eine moegliche Gegenbeobachtung und die Entscheidung, die nach der Bewertung geaendert wird.</w:t>
+      </w:r>
+    </w:p>
+    <w:p>
+      <w:r>
+        <w:t>Fuer die Bewertung reicht kein Summenscore, der zentrale Schaeden mit bequemen Pluspunkten verrechnet. Nichtkompensation und Reverse Merit Order markieren, wo rote Linien, demokratische Grundbedingungen oder planetare Grenzen Vorrang vor Durchschnittslogik haben. So bleibt positive Netto-Wirkung eine anspruchsvolle Zielgroesse und wird nicht zur dekorativen Formel.</w:t>
+      </w:r>
+    </w:p>
+    <w:p>
+      <w:r>
+        <w:t>Steuerungsfolge. Warum Messung Rückkopplung vorbereitet zeigt, warum Wesentlichkeit &amp; Priorisierung mehr ist als ein Schlagwort im Feld Wirkpfade, Wirkungsempfaenger, Bewertung und Rueckkopplung. Die wirkungsoekonomische Frage lautet: Welche reale Veraenderung wird moeglich, welche bleibt nur Potenzial und wo entsteht ein Wirkungsrisiko? Diese Unterscheidung schuetzt vor Impact-Washing, weil sie Absicht, Aktivitaet, Reichweite und Wirkung auseinanderhaelt.</w:t>
+      </w:r>
+    </w:p>
+    <w:p>
+      <w:r>
+        <w:t>Eine Kommune, ein Unternehmen oder eine Bildungsorganisation will Wesentlichkeit &amp; Priorisierung praktisch anwenden. Der erste Schritt ist nicht die Auswahl eines Instruments, sondern die Klaerung der Zustandsveraenderung. Bei Warum Messung Rückkopplung vorbereitet muss deshalb benannt werden, wer betroffen ist, welcher Zustand sich veraendert, welche Frist gilt und welche Gegenbeobachtung die Annahme widerlegen wuerde. Erst danach entsteht eine begruendete Entscheidung im Feld Strategie, Prozess, Budget, Verantwortlichkeit oder Kommunikationsregel.</w:t>
+      </w:r>
+    </w:p>
+    <w:p>
+      <w:r>
+        <w:t>Fallpruefung. Wenn eine Bildungs- oder Forschungseinrichtung eine Wirkungsaussage fuer Lernende und Praxispartner pruefbar machen will, beginnt die Analyse bei Empfaengern, Wirkraum, Zeitraum und Datenquelle. Bei Warum Messung Rückkopplung vorbereitet muss dann geklaert werden, welche Begriffe, Quellen und Grenzen im Material sichtbar bleiben muessen. Eine tragfaehige Antwort benennt mindestens eine Quelle, eine offene Unsicherheit, eine moegliche Gegenbeobachtung und die Entscheidung, die nach der Bewertung geaendert wird.</w:t>
+      </w:r>
+    </w:p>
+    <w:p>
+      <w:r>
+        <w:t>Der Rueckfluss in den WOE-Korpus liegt hier in klaren Begriffen, sauber verlinkten Quellen und benannten Forschungsfragen. Wo Glossar, Werkzeuge, Journal oder Reader noch doppeldeutig bleiben, sollte Wesentlichkeit &amp; Priorisierung nicht als fertige Gewissheit auftreten, sondern als pruefbarer Lernstand mit Korrekturpfad.</w:t>
+      </w:r>
+    </w:p>
+    <w:p>
+      <w:r>
+        <w:t>Transferhinweis. In WM-V4 muss Wirkungsskala von negativ bis transformativ immer mit Empfaengern gelesen werden. Wirkung entsteht nicht beim Sender, sondern an veraenderten Zustaenden von Menschen, Oekosystemen, Institutionen, Oeffentlichkeit oder kuenftigen Handlungsspielraeumen. Darum reicht es nicht, interne Aktivitaeten zu dokumentieren. Entscheidend ist, ob sich ein Zustand nachvollziehbar veraendert und ob diese Veraenderung im Referenzrahmen Mensch, Planet, Demokratie, SDGs, Agenda 2030 und SDG+ tragfaehig bewertet werden kann.</w:t>
+      </w:r>
+    </w:p>
+    <w:p>
+      <w:r>
+        <w:t>Ein Bericht behauptet, die Massnahme zu Wesentlichkeit &amp; Priorisierung sei erfolgreich. Die WOE-Lesart fragt bei Wirkungsskala von negativ bis transformativ nach belastbaren Nachweisen: Managementroutine, Stakeholder-Rueckmeldung, Prozessdaten, Entscheidungsprotokoll und Lernschleife. Wenn diese Nachweise fehlen, bleibt die Aussage Wirkungspotenzial oder Kommunikationsbehauptung. Sie kann wichtig sein, aber sie ist noch keine belegte Wirkung.</w:t>
+      </w:r>
+    </w:p>
+    <w:p>
+      <w:r>
+        <w:t>Fallpruefung. Wenn eine Kommune eine bestehende Massnahme neu priorisieren will, beginnt die Analyse bei Empfaengern, Wirkraum, Zeitraum und Datenquelle. Bei Wirkungsskala von negativ bis transformativ muss dann geklaert werden, ob Ressourcen umgeschichtet, Daten nacherhoben oder Zielkonflikte offengelegt werden. Eine tragfaehige Antwort benennt mindestens eine Quelle, eine offene Unsicherheit, eine moegliche Gegenbeobachtung und die Entscheidung, die nach der Bewertung geaendert wird.</w:t>
+      </w:r>
+    </w:p>
+    <w:p>
+      <w:r>
+        <w:t>Rueckflussnotiz. Wissenschaftliche Anschlussfaehigkeit entsteht hier durch Quellenklarheit. Bei Einleitung / Wirkungsfrage werden interne WOE-Begriffe nicht als Ersatz fuer Belege benutzt, sondern mit Grundlagenwerk, WOE-Referenz, Glossar, Werkzeuge, Journal und externe Fachquellen verbunden. Wo die Datenlage offen bleibt, wird das offengelegt. Wo eine Aussage nur plausibel ist, bleibt sie als Wirkungspotenzial markiert. Wo ein Schaden eine rote Linie beruehrt, greift Nichtkompensation vor Durchschnittslogik.</w:t>
+      </w:r>
+    </w:p>
+    <w:p>
+      <w:r>
+        <w:t>In einer kontroversen Entscheidung wirkt Einleitung / Wirkungsfrage als Pruefpunkt fuer Ambivalenz. Ein Nutzen fuer eine Gruppe kann mit Risiken fuer andere Wirkungsempfaenger einhergehen. Das Skript verlangt deshalb, positive und negative Zustandsveraenderungen getrennt zu fuehren, bevor von positiver Netto-Wirkung gesprochen wird.</w:t>
+      </w:r>
+    </w:p>
+    <w:p>
+      <w:r>
+        <w:t>Fallpruefung. Wenn ein Unternehmen ein Produkt, einen Prozess oder eine Investition wirkungsbezogen bewerten will, beginnt die Analyse bei Empfaengern, Wirkraum, Zeitraum und Datenquelle. Bei Einleitung / Wirkungsfrage muss dann geklaert werden, welche Entscheidung nach der Bewertung tatsaechlich anders ausfaellt. Eine tragfaehige Antwort benennt mindestens eine Quelle, eine offene Unsicherheit, eine moegliche Gegenbeobachtung und die Entscheidung, die nach der Bewertung geaendert wird.</w:t>
+      </w:r>
+    </w:p>
+    <w:p>
+      <w:r>
+        <w:t>Fuer die Bewertung reicht kein Summenscore, der zentrale Schaeden mit bequemen Pluspunkten verrechnet. Nichtkompensation und Reverse Merit Order markieren, wo rote Linien, demokratische Grundbedingungen oder planetare Grenzen Vorrang vor Durchschnittslogik haben. So bleibt positive Netto-Wirkung eine anspruchsvolle Zielgroesse und wird nicht zur dekorativen Formel.</w:t>
+      </w:r>
+    </w:p>
+    <w:p>
+      <w:r>
+        <w:t>Pruefungsimpuls. In Wirkungsmanagement wird Kernaussage erst steuerungsfaehig, wenn daraus eine Entscheidung folgt. Fuehrung, Strategie, Controlling, Einkauf, Kommunikation und Kultur muessen denselben Wirkungsbegriff verwenden. Ohne diese Rueckkopplung bleibt Reporting eine Beschreibung. Mit Rueckkopplung wird aus Bewertung eine veraenderte Routine: ein anderer Prozess, ein geaenderter Anreiz, eine bessere Datenpflicht, eine korrigierte Kommunikation oder eine neue Priorisierung.</w:t>
+      </w:r>
+    </w:p>
+    <w:p>
+      <w:r>
+        <w:t>Die typische Fehlstelle bei Wesentlichkeit &amp; Priorisierung liegt darin, Absicht, Aktivitaet oder Reporting als Wirkung zu behandeln. Bei Kernaussage wird diese Fehlstelle konkret: Ein scheinbar plausibler Befund darf nicht zur Abkuerzung werden. Quellen, Systemgrenzen, Unsicherheit und Rueckkopplung bleiben sichtbar.</w:t>
+      </w:r>
+    </w:p>
+    <w:p>
+      <w:r>
+        <w:t>Fallpruefung. Wenn eine Bildungs- oder Forschungseinrichtung eine Wirkungsaussage fuer Lernende und Praxispartner pruefbar machen will, beginnt die Analyse bei Empfaengern, Wirkraum, Zeitraum und Datenquelle. Bei Kernaussage muss dann geklaert werden, welche Begriffe, Quellen und Grenzen im Material sichtbar bleiben muessen. Eine tragfaehige Antwort benennt mindestens eine Quelle, eine offene Unsicherheit, eine moegliche Gegenbeobachtung und die Entscheidung, die nach der Bewertung geaendert wird.</w:t>
+      </w:r>
+    </w:p>
+    <w:p>
+      <w:r>
+        <w:t>Der Rueckfluss in den WOE-Korpus liegt hier in klaren Begriffen, sauber verlinkten Quellen und benannten Forschungsfragen. Wo Glossar, Werkzeuge, Journal oder Reader noch doppeldeutig bleiben, sollte Wesentlichkeit &amp; Priorisierung nicht als fertige Gewissheit auftreten, sondern als pruefbarer Lernstand mit Korrekturpfad.</w:t>
       </w:r>
     </w:p>
     <w:p>
@@ -3707,107 +3762,122 @@
         <w:pStyle w:val="Heading3"/>
       </w:pPr>
       <w:r>
-        <w:t>Schlussvertiefung 5: Wesentlichkeit &amp; Priorisierung im Anwendungsfall</w:t>
-      </w:r>
-    </w:p>
-    <w:p>
-      <w:r>
-        <w:t>Die folgenden Abschnitte sind keine neue Pruefungsloesung. Sie verdichten die vorhandenen Kapitel zu einer Lesart, mit der Studierende einen Fall selbststaendig analysieren koennen. Im Mittelpunkt stehen Wirkpfade, Wirkungsempfaenger, Bewertung und Rueckkopplung, nicht moralische Personenbewertung.</w:t>
-      </w:r>
-    </w:p>
-    <w:p>
-      <w:r>
-        <w:t>Begriffliche Schlussklaerung. Wissenschaftliche Anschlussfaehigkeit entsteht hier durch Quellenklarheit. Bei Leitthese werden interne WOE-Begriffe nicht als Ersatz fuer Belege benutzt, sondern mit Grundlagenwerk, WOE-Referenz, Glossar, Werkzeuge, Journal und externe Fachquellen verbunden. Wo die Datenlage offen bleibt, wird das offengelegt. Wo eine Aussage nur plausibel ist, bleibt sie als Wirkungspotenzial markiert. Wo ein Schaden eine rote Linie beruehrt, greift Nichtkompensation vor Durchschnittslogik.</w:t>
-      </w:r>
-    </w:p>
-    <w:p>
-      <w:r>
-        <w:t>In einer kontroversen Entscheidung wirkt Leitthese als Pruefpunkt fuer Ambivalenz. Ein Nutzen fuer eine Gruppe kann mit Risiken fuer andere Wirkungsempfaenger einhergehen. Das Skript verlangt deshalb, positive und negative Zustandsveraenderungen getrennt zu fuehren, bevor von positiver Netto-Wirkung gesprochen wird.</w:t>
-      </w:r>
-    </w:p>
-    <w:p>
-      <w:r>
-        <w:t>Wirkpfad und Empfaenger. In Wirkungsmanagement wird Didaktische Einordnung im Studiengang erst steuerungsfaehig, wenn daraus eine Entscheidung folgt. Fuehrung, Strategie, Controlling, Einkauf, Kommunikation und Kultur muessen denselben Wirkungsbegriff verwenden. Ohne diese Rueckkopplung bleibt Reporting eine Beschreibung. Mit Rueckkopplung wird aus Bewertung eine veraenderte Routine: ein anderer Prozess, ein geaenderter Anreiz, eine bessere Datenpflicht, eine korrigierte Kommunikation oder eine neue Priorisierung.</w:t>
-      </w:r>
-    </w:p>
-    <w:p>
-      <w:r>
-        <w:t>Die typische Fehlstelle bei Wesentlichkeit &amp; Priorisierung liegt darin, Absicht, Aktivitaet oder Reporting als Wirkung zu behandeln. Bei Didaktische Einordnung im Studiengang wird diese Fehlstelle konkret: Ein scheinbar plausibler Befund darf nicht zur Abkuerzung werden. Quellen, Systemgrenzen, Unsicherheit und Rueckkopplung bleiben sichtbar.</w:t>
-      </w:r>
-    </w:p>
-    <w:p>
-      <w:r>
-        <w:t>Daten, Quellen und Evidenz. Die Grenze gegen Scheingenauigkeit verlaeuft bei Analysemodell nicht zwischen Optimismus und Pessimismus. Sie verlaeuft zwischen offengelegter Unsicherheit und rhetorischer Sicherheit. Wer Wesentlichkeit &amp; Priorisierung belastbar anwenden will, benennt Systemgrenze, Zeitraum, Vergleichspunkt und offene Gegenhypothese. Gerade dadurch bleibt das Skript anschlussfaehig fuer Forschung, Praxis und spaetere Revision.</w:t>
-      </w:r>
-    </w:p>
-    <w:p>
-      <w:r>
-        <w:t>Fuer die Pruefung ist Analysemodell dann verstanden, wenn daraus eine belastbare Fallantwort entsteht. Eine gute Antwort unterscheidet Beobachtung, Kausalannahme, Bewertung und Steuerungsfolge. Sie bewertet keine Menschen, sondern Wirkpfade, Zustandsveraenderungen, Risiken und institutionelle Bedingungen.</w:t>
-      </w:r>
-    </w:p>
-    <w:p>
-      <w:r>
-        <w:t>Bewertung und rote Linien. Modellformel zeigt, warum Wesentlichkeit &amp; Priorisierung mehr ist als ein Schlagwort im Feld Wirkpfade, Wirkungsempfaenger, Bewertung und Rueckkopplung. Die wirkungsoekonomische Frage lautet: Welche reale Veraenderung wird moeglich, welche bleibt nur Potenzial und wo entsteht ein Wirkungsrisiko? Diese Unterscheidung schuetzt vor Impact-Washing, weil sie Absicht, Aktivitaet, Reichweite und Wirkung auseinanderhaelt.</w:t>
-      </w:r>
-    </w:p>
-    <w:p>
-      <w:r>
-        <w:t>Eine Kommune, ein Unternehmen oder eine Bildungsorganisation will Wesentlichkeit &amp; Priorisierung praktisch anwenden. Der erste Schritt ist nicht die Auswahl eines Instruments, sondern die Klaerung der Zustandsveraenderung. Bei Modellformel muss deshalb benannt werden, wer betroffen ist, welcher Zustand sich veraendert, welche Frist gilt und welche Gegenbeobachtung die Annahme widerlegen wuerde. Erst danach entsteht eine begruendete Entscheidung im Feld Strategie, Prozess, Budget, Verantwortlichkeit oder Kommunikationsregel.</w:t>
-      </w:r>
-    </w:p>
-    <w:p>
-      <w:r>
-        <w:t>Kontrollfrage. Welche Entscheidung waere falsch, wenn Modellformel in WM-V4 missverstanden wird? Die Antwort muss mindestens eine Daten- oder Quellenannahme, eine betroffene Gruppe oder Schutzdimension, eine moegliche Nebenwirkung und einen Rueckkopplungsschritt nennen. Richtig ist nicht die lauteste Bewertung, sondern diejenige, die Begriff, Beleg und Steuerungsfolge zusammenhaelt.</w:t>
-      </w:r>
-    </w:p>
-    <w:p>
-      <w:r>
-        <w:t>Rueckfluss. Fuer den WOE-Korpus bedeutet das: Begriffe aus Wesentlichkeit &amp; Priorisierung sollten dort geschaerft werden, wo sie in Glossar, Werkzeugen, Journal oder Readern doppeldeutig bleiben. Offene Forschungsfragen werden nicht versteckt. Sie markieren die Stelle, an der spaetere Evidenz, ein besserer Datensatz oder eine praezisere Fallstudie die Bewertung veraendern kann.</w:t>
-      </w:r>
-    </w:p>
-    <w:p>
-      <w:r>
-        <w:t>Steuerung und Rueckkopplung. In WM-V4 muss Fallfenster immer mit Empfaengern gelesen werden. Wirkung entsteht nicht beim Sender, sondern an veraenderten Zustaenden von Menschen, Oekosystemen, Institutionen, Oeffentlichkeit oder kuenftigen Handlungsspielraeumen. Darum reicht es nicht, interne Aktivitaeten zu dokumentieren. Entscheidend ist, ob sich ein Zustand nachvollziehbar veraendert und ob diese Veraenderung im Referenzrahmen Mensch, Planet, Demokratie, SDGs, Agenda 2030 und SDG+ tragfaehig bewertet werden kann.</w:t>
-      </w:r>
-    </w:p>
-    <w:p>
-      <w:r>
-        <w:t>Ein Bericht behauptet, die Massnahme zu Wesentlichkeit &amp; Priorisierung sei erfolgreich. Die WOE-Lesart fragt bei Fallfenster nach belastbaren Nachweisen: Managementroutine, Stakeholder-Rueckmeldung, Prozessdaten, Entscheidungsprotokoll und Lernschleife. Wenn diese Nachweise fehlen, bleibt die Aussage Wirkungspotenzial oder Kommunikationsbehauptung. Sie kann wichtig sein, aber sie ist noch keine belegte Wirkung.</w:t>
-      </w:r>
-    </w:p>
-    <w:p>
-      <w:r>
-        <w:t>Pruefungsnahe Anwendung. Wissenschaftliche Anschlussfaehigkeit entsteht hier durch Quellenklarheit. Bei Prüfungsnahe Fallfragen ohne geschützte Antwortlogik werden interne WOE-Begriffe nicht als Ersatz fuer Belege benutzt, sondern mit Grundlagenwerk, WOE-Referenz, Glossar, Werkzeuge, Journal und externe Fachquellen verbunden. Wo die Datenlage offen bleibt, wird das offengelegt. Wo eine Aussage nur plausibel ist, bleibt sie als Wirkungspotenzial markiert. Wo ein Schaden eine rote Linie beruehrt, greift Nichtkompensation vor Durchschnittslogik.</w:t>
-      </w:r>
-    </w:p>
-    <w:p>
-      <w:r>
-        <w:t>In einer kontroversen Entscheidung wirkt Prüfungsnahe Fallfragen ohne geschützte Antwortlogik als Pruefpunkt fuer Ambivalenz. Ein Nutzen fuer eine Gruppe kann mit Risiken fuer andere Wirkungsempfaenger einhergehen. Das Skript verlangt deshalb, positive und negative Zustandsveraenderungen getrennt zu fuehren, bevor von positiver Netto-Wirkung gesprochen wird.</w:t>
-      </w:r>
-    </w:p>
-    <w:p>
-      <w:r>
-        <w:t>Transfer in den WOE-Korpus. In Wirkungsmanagement wird Auswertung aus der lebenden Website-Referenz erst steuerungsfaehig, wenn daraus eine Entscheidung folgt. Fuehrung, Strategie, Controlling, Einkauf, Kommunikation und Kultur muessen denselben Wirkungsbegriff verwenden. Ohne diese Rueckkopplung bleibt Reporting eine Beschreibung. Mit Rueckkopplung wird aus Bewertung eine veraenderte Routine: ein anderer Prozess, ein geaenderter Anreiz, eine bessere Datenpflicht, eine korrigierte Kommunikation oder eine neue Priorisierung.</w:t>
-      </w:r>
-    </w:p>
-    <w:p>
-      <w:r>
-        <w:t>Die typische Fehlstelle bei Wesentlichkeit &amp; Priorisierung liegt darin, Absicht, Aktivitaet oder Reporting als Wirkung zu behandeln. Bei Auswertung aus der lebenden Website-Referenz wird diese Fehlstelle konkret: Ein scheinbar plausibler Befund darf nicht zur Abkuerzung werden. Quellen, Systemgrenzen, Unsicherheit und Rueckkopplung bleiben sichtbar.</w:t>
-      </w:r>
-    </w:p>
-    <w:p>
-      <w:r>
-        <w:t>Grenzen der Aussage. Die Grenze gegen Scheingenauigkeit verlaeuft bei Messbarkeit ohne Reduktionismus nicht zwischen Optimismus und Pessimismus. Sie verlaeuft zwischen offengelegter Unsicherheit und rhetorischer Sicherheit. Wer Wesentlichkeit &amp; Priorisierung belastbar anwenden will, benennt Systemgrenze, Zeitraum, Vergleichspunkt und offene Gegenhypothese. Gerade dadurch bleibt das Skript anschlussfaehig fuer Forschung, Praxis und spaetere Revision.</w:t>
-      </w:r>
-    </w:p>
-    <w:p>
-      <w:r>
-        <w:t>Fuer die Pruefung ist Messbarkeit ohne Reduktionismus dann verstanden, wenn daraus eine belastbare Fallantwort entsteht. Eine gute Antwort unterscheidet Beobachtung, Kausalannahme, Bewertung und Steuerungsfolge. Sie bewertet keine Menschen, sondern Wirkpfade, Zustandsveraenderungen, Risiken und institutionelle Bedingungen.</w:t>
-      </w:r>
-    </w:p>
-    <w:p>
-      <w:r>
-        <w:t>Kontrollfrage. Welche Entscheidung waere falsch, wenn Messbarkeit ohne Reduktionismus in WM-V4 missverstanden wird? Die Antwort muss mindestens eine Daten- oder Quellenannahme, eine betroffene Gruppe oder Schutzdimension, eine moegliche Nebenwirkung und einen Rueckkopplungsschritt nennen. Richtig ist nicht die lauteste Bewertung, sondern diejenige, die Begriff, Beleg und Steuerungsfolge zusammenhaelt.</w:t>
+        <w:t>Vertiefungsrunde 5: Anschluss an Praxis und Forschung</w:t>
+      </w:r>
+    </w:p>
+    <w:p>
+      <w:r>
+        <w:t>Diese Runde wechselt den Blickwinkel, damit der Schlussblock nicht nur wiederholt, sondern Leseentscheidungen vorbereitet: Was ist belegt, was bleibt Potenzial, welche Nebenwirkung ist relevant und welche Steuerungsfolge wird daraus abgeleitet?</w:t>
+      </w:r>
+    </w:p>
+    <w:p>
+      <w:r>
+        <w:t>Begriffliche Sicherung. Die Grenze gegen Scheingenauigkeit verlaeuft bei Quelltext und fachliche Grundlegung nicht zwischen Optimismus und Pessimismus. Sie verlaeuft zwischen offengelegter Unsicherheit und rhetorischer Sicherheit. Wer Wesentlichkeit &amp; Priorisierung belastbar anwenden will, benennt Systemgrenze, Zeitraum, Vergleichspunkt und offene Gegenhypothese. Gerade dadurch bleibt das Skript anschlussfaehig fuer Forschung, Praxis und spaetere Revision.</w:t>
+      </w:r>
+    </w:p>
+    <w:p>
+      <w:r>
+        <w:t>Fuer die Pruefung ist Quelltext und fachliche Grundlegung dann verstanden, wenn daraus eine belastbare Fallantwort entsteht. Eine gute Antwort unterscheidet Beobachtung, Kausalannahme, Bewertung und Steuerungsfolge. Sie bewertet keine Menschen, sondern Wirkpfade, Zustandsveraenderungen, Risiken und institutionelle Bedingungen.</w:t>
+      </w:r>
+    </w:p>
+    <w:p>
+      <w:r>
+        <w:t>Fallpruefung. Wenn eine Kommune eine bestehende Massnahme neu priorisieren will, beginnt die Analyse bei Empfaengern, Wirkraum, Zeitraum und Datenquelle. Bei Quelltext und fachliche Grundlegung muss dann geklaert werden, ob Ressourcen umgeschichtet, Daten nacherhoben oder Zielkonflikte offengelegt werden. Eine tragfaehige Antwort benennt mindestens eine Quelle, eine offene Unsicherheit, eine moegliche Gegenbeobachtung und die Entscheidung, die nach der Bewertung geaendert wird.</w:t>
+      </w:r>
+    </w:p>
+    <w:p>
+      <w:r>
+        <w:t>Wirkpfadpruefung. Einstieg / Wirkungsfrage zeigt, warum Wesentlichkeit &amp; Priorisierung mehr ist als ein Schlagwort im Feld Wirkpfade, Wirkungsempfaenger, Bewertung und Rueckkopplung. Die wirkungsoekonomische Frage lautet: Welche reale Veraenderung wird moeglich, welche bleibt nur Potenzial und wo entsteht ein Wirkungsrisiko? Diese Unterscheidung schuetzt vor Impact-Washing, weil sie Absicht, Aktivitaet, Reichweite und Wirkung auseinanderhaelt.</w:t>
+      </w:r>
+    </w:p>
+    <w:p>
+      <w:r>
+        <w:t>Eine Kommune, ein Unternehmen oder eine Bildungsorganisation will Wesentlichkeit &amp; Priorisierung praktisch anwenden. Der erste Schritt ist nicht die Auswahl eines Instruments, sondern die Klaerung der Zustandsveraenderung. Bei Einstieg / Wirkungsfrage muss deshalb benannt werden, wer betroffen ist, welcher Zustand sich veraendert, welche Frist gilt und welche Gegenbeobachtung die Annahme widerlegen wuerde. Erst danach entsteht eine begruendete Entscheidung im Feld Strategie, Prozess, Budget, Verantwortlichkeit oder Kommunikationsregel.</w:t>
+      </w:r>
+    </w:p>
+    <w:p>
+      <w:r>
+        <w:t>Fallpruefung. Wenn ein Unternehmen ein Produkt, einen Prozess oder eine Investition wirkungsbezogen bewerten will, beginnt die Analyse bei Empfaengern, Wirkraum, Zeitraum und Datenquelle. Bei Einstieg / Wirkungsfrage muss dann geklaert werden, welche Entscheidung nach der Bewertung tatsaechlich anders ausfaellt. Eine tragfaehige Antwort benennt mindestens eine Quelle, eine offene Unsicherheit, eine moegliche Gegenbeobachtung und die Entscheidung, die nach der Bewertung geaendert wird.</w:t>
+      </w:r>
+    </w:p>
+    <w:p>
+      <w:r>
+        <w:t>Fuer die Bewertung reicht kein Summenscore, der zentrale Schaeden mit bequemen Pluspunkten verrechnet. Nichtkompensation und Reverse Merit Order markieren, wo rote Linien, demokratische Grundbedingungen oder planetare Grenzen Vorrang vor Durchschnittslogik haben. So bleibt positive Netto-Wirkung eine anspruchsvolle Zielgroesse und wird nicht zur dekorativen Formel.</w:t>
+      </w:r>
+    </w:p>
+    <w:p>
+      <w:r>
+        <w:t>Evidenzfenster. In WM-V4 muss Skript / Folien (Lernseite) immer mit Empfaengern gelesen werden. Wirkung entsteht nicht beim Sender, sondern an veraenderten Zustaenden von Menschen, Oekosystemen, Institutionen, Oeffentlichkeit oder kuenftigen Handlungsspielraeumen. Darum reicht es nicht, interne Aktivitaeten zu dokumentieren. Entscheidend ist, ob sich ein Zustand nachvollziehbar veraendert und ob diese Veraenderung im Referenzrahmen Mensch, Planet, Demokratie, SDGs, Agenda 2030 und SDG+ tragfaehig bewertet werden kann.</w:t>
+      </w:r>
+    </w:p>
+    <w:p>
+      <w:r>
+        <w:t>Ein Bericht behauptet, die Massnahme zu Wesentlichkeit &amp; Priorisierung sei erfolgreich. Die WOE-Lesart fragt bei Skript / Folien (Lernseite) nach belastbaren Nachweisen: Managementroutine, Stakeholder-Rueckmeldung, Prozessdaten, Entscheidungsprotokoll und Lernschleife. Wenn diese Nachweise fehlen, bleibt die Aussage Wirkungspotenzial oder Kommunikationsbehauptung. Sie kann wichtig sein, aber sie ist noch keine belegte Wirkung.</w:t>
+      </w:r>
+    </w:p>
+    <w:p>
+      <w:r>
+        <w:t>Fallpruefung. Wenn eine Bildungs- oder Forschungseinrichtung eine Wirkungsaussage fuer Lernende und Praxispartner pruefbar machen will, beginnt die Analyse bei Empfaengern, Wirkraum, Zeitraum und Datenquelle. Bei Skript / Folien (Lernseite) muss dann geklaert werden, welche Begriffe, Quellen und Grenzen im Material sichtbar bleiben muessen. Eine tragfaehige Antwort benennt mindestens eine Quelle, eine offene Unsicherheit, eine moegliche Gegenbeobachtung und die Entscheidung, die nach der Bewertung geaendert wird.</w:t>
+      </w:r>
+    </w:p>
+    <w:p>
+      <w:r>
+        <w:t>Der Rueckfluss in den WOE-Korpus liegt hier in klaren Begriffen, sauber verlinkten Quellen und benannten Forschungsfragen. Wo Glossar, Werkzeuge, Journal oder Reader noch doppeldeutig bleiben, sollte Wesentlichkeit &amp; Priorisierung nicht als fertige Gewissheit auftreten, sondern als pruefbarer Lernstand mit Korrekturpfad.</w:t>
+      </w:r>
+    </w:p>
+    <w:p>
+      <w:r>
+        <w:t>Bewertungsgrenze. Wissenschaftliche Anschlussfaehigkeit entsteht hier durch Quellenklarheit. Bei Transferaufgabe werden interne WOE-Begriffe nicht als Ersatz fuer Belege benutzt, sondern mit Grundlagenwerk, WOE-Referenz, Glossar, Werkzeuge, Journal und externe Fachquellen verbunden. Wo die Datenlage offen bleibt, wird das offengelegt. Wo eine Aussage nur plausibel ist, bleibt sie als Wirkungspotenzial markiert. Wo ein Schaden eine rote Linie beruehrt, greift Nichtkompensation vor Durchschnittslogik.</w:t>
+      </w:r>
+    </w:p>
+    <w:p>
+      <w:r>
+        <w:t>In einer kontroversen Entscheidung wirkt Transferaufgabe als Pruefpunkt fuer Ambivalenz. Ein Nutzen fuer eine Gruppe kann mit Risiken fuer andere Wirkungsempfaenger einhergehen. Das Skript verlangt deshalb, positive und negative Zustandsveraenderungen getrennt zu fuehren, bevor von positiver Netto-Wirkung gesprochen wird.</w:t>
+      </w:r>
+    </w:p>
+    <w:p>
+      <w:r>
+        <w:t>Fallpruefung. Wenn eine Kommune eine bestehende Massnahme neu priorisieren will, beginnt die Analyse bei Empfaengern, Wirkraum, Zeitraum und Datenquelle. Bei Transferaufgabe muss dann geklaert werden, ob Ressourcen umgeschichtet, Daten nacherhoben oder Zielkonflikte offengelegt werden. Eine tragfaehige Antwort benennt mindestens eine Quelle, eine offene Unsicherheit, eine moegliche Gegenbeobachtung und die Entscheidung, die nach der Bewertung geaendert wird.</w:t>
+      </w:r>
+    </w:p>
+    <w:p>
+      <w:r>
+        <w:t>Steuerungsfolge. In Wirkungsmanagement wird Praxisbeispiel erst steuerungsfaehig, wenn daraus eine Entscheidung folgt. Fuehrung, Strategie, Controlling, Einkauf, Kommunikation und Kultur muessen denselben Wirkungsbegriff verwenden. Ohne diese Rueckkopplung bleibt Reporting eine Beschreibung. Mit Rueckkopplung wird aus Bewertung eine veraenderte Routine: ein anderer Prozess, ein geaenderter Anreiz, eine bessere Datenpflicht, eine korrigierte Kommunikation oder eine neue Priorisierung.</w:t>
+      </w:r>
+    </w:p>
+    <w:p>
+      <w:r>
+        <w:t>Die typische Fehlstelle bei Wesentlichkeit &amp; Priorisierung liegt darin, Absicht, Aktivitaet oder Reporting als Wirkung zu behandeln. Bei Praxisbeispiel wird diese Fehlstelle konkret: Ein scheinbar plausibler Befund darf nicht zur Abkuerzung werden. Quellen, Systemgrenzen, Unsicherheit und Rueckkopplung bleiben sichtbar.</w:t>
+      </w:r>
+    </w:p>
+    <w:p>
+      <w:r>
+        <w:t>Fallpruefung. Wenn ein Unternehmen ein Produkt, einen Prozess oder eine Investition wirkungsbezogen bewerten will, beginnt die Analyse bei Empfaengern, Wirkraum, Zeitraum und Datenquelle. Bei Praxisbeispiel muss dann geklaert werden, welche Entscheidung nach der Bewertung tatsaechlich anders ausfaellt. Eine tragfaehige Antwort benennt mindestens eine Quelle, eine offene Unsicherheit, eine moegliche Gegenbeobachtung und die Entscheidung, die nach der Bewertung geaendert wird.</w:t>
+      </w:r>
+    </w:p>
+    <w:p>
+      <w:r>
+        <w:t>Fuer die Bewertung reicht kein Summenscore, der zentrale Schaeden mit bequemen Pluspunkten verrechnet. Nichtkompensation und Reverse Merit Order markieren, wo rote Linien, demokratische Grundbedingungen oder planetare Grenzen Vorrang vor Durchschnittslogik haben. So bleibt positive Netto-Wirkung eine anspruchsvolle Zielgroesse und wird nicht zur dekorativen Formel.</w:t>
+      </w:r>
+    </w:p>
+    <w:p>
+      <w:r>
+        <w:t>Transferhinweis. Die Grenze gegen Scheingenauigkeit verlaeuft bei Wirkungsökonomische Vertiefung nicht zwischen Optimismus und Pessimismus. Sie verlaeuft zwischen offengelegter Unsicherheit und rhetorischer Sicherheit. Wer Wesentlichkeit &amp; Priorisierung belastbar anwenden will, benennt Systemgrenze, Zeitraum, Vergleichspunkt und offene Gegenhypothese. Gerade dadurch bleibt das Skript anschlussfaehig fuer Forschung, Praxis und spaetere Revision.</w:t>
+      </w:r>
+    </w:p>
+    <w:p>
+      <w:r>
+        <w:t>Fuer die Pruefung ist Wirkungsökonomische Vertiefung dann verstanden, wenn daraus eine belastbare Fallantwort entsteht. Eine gute Antwort unterscheidet Beobachtung, Kausalannahme, Bewertung und Steuerungsfolge. Sie bewertet keine Menschen, sondern Wirkpfade, Zustandsveraenderungen, Risiken und institutionelle Bedingungen.</w:t>
+      </w:r>
+    </w:p>
+    <w:p>
+      <w:r>
+        <w:t>Fallpruefung. Wenn eine Bildungs- oder Forschungseinrichtung eine Wirkungsaussage fuer Lernende und Praxispartner pruefbar machen will, beginnt die Analyse bei Empfaengern, Wirkraum, Zeitraum und Datenquelle. Bei Wirkungsökonomische Vertiefung muss dann geklaert werden, welche Begriffe, Quellen und Grenzen im Material sichtbar bleiben muessen. Eine tragfaehige Antwort benennt mindestens eine Quelle, eine offene Unsicherheit, eine moegliche Gegenbeobachtung und die Entscheidung, die nach der Bewertung geaendert wird.</w:t>
+      </w:r>
+    </w:p>
+    <w:p>
+      <w:r>
+        <w:t>Der Rueckfluss in den WOE-Korpus liegt hier in klaren Begriffen, sauber verlinkten Quellen und benannten Forschungsfragen. Wo Glossar, Werkzeuge, Journal oder Reader noch doppeldeutig bleiben, sollte Wesentlichkeit &amp; Priorisierung nicht als fertige Gewissheit auftreten, sondern als pruefbarer Lernstand mit Korrekturpfad.</w:t>
       </w:r>
     </w:p>
     <w:p>
@@ -3815,112 +3885,122 @@
         <w:pStyle w:val="Heading3"/>
       </w:pPr>
       <w:r>
-        <w:t>Schlussvertiefung 6: Wesentlichkeit &amp; Priorisierung im Anwendungsfall</w:t>
-      </w:r>
-    </w:p>
-    <w:p>
-      <w:r>
-        <w:t>Die folgenden Abschnitte sind keine neue Pruefungsloesung. Sie verdichten die vorhandenen Kapitel zu einer Lesart, mit der Studierende einen Fall selbststaendig analysieren koennen. Im Mittelpunkt stehen Wirkpfade, Wirkungsempfaenger, Bewertung und Rueckkopplung, nicht moralische Personenbewertung.</w:t>
-      </w:r>
-    </w:p>
-    <w:p>
-      <w:r>
-        <w:t>Begriffliche Schlussklaerung. Empirische, systemische und normative Ebene zeigt, warum Wesentlichkeit &amp; Priorisierung mehr ist als ein Schlagwort im Feld Wirkpfade, Wirkungsempfaenger, Bewertung und Rueckkopplung. Die wirkungsoekonomische Frage lautet: Welche reale Veraenderung wird moeglich, welche bleibt nur Potenzial und wo entsteht ein Wirkungsrisiko? Diese Unterscheidung schuetzt vor Impact-Washing, weil sie Absicht, Aktivitaet, Reichweite und Wirkung auseinanderhaelt.</w:t>
-      </w:r>
-    </w:p>
-    <w:p>
-      <w:r>
-        <w:t>Eine Kommune, ein Unternehmen oder eine Bildungsorganisation will Wesentlichkeit &amp; Priorisierung praktisch anwenden. Der erste Schritt ist nicht die Auswahl eines Instruments, sondern die Klaerung der Zustandsveraenderung. Bei Empirische, systemische und normative Ebene muss deshalb benannt werden, wer betroffen ist, welcher Zustand sich veraendert, welche Frist gilt und welche Gegenbeobachtung die Annahme widerlegen wuerde. Erst danach entsteht eine begruendete Entscheidung im Feld Strategie, Prozess, Budget, Verantwortlichkeit oder Kommunikationsregel.</w:t>
-      </w:r>
-    </w:p>
-    <w:p>
-      <w:r>
-        <w:t>Wirkpfad und Empfaenger. In WM-V4 muss Messgrenzen, Schätzungen und Unsicherheit immer mit Empfaengern gelesen werden. Wirkung entsteht nicht beim Sender, sondern an veraenderten Zustaenden von Menschen, Oekosystemen, Institutionen, Oeffentlichkeit oder kuenftigen Handlungsspielraeumen. Darum reicht es nicht, interne Aktivitaeten zu dokumentieren. Entscheidend ist, ob sich ein Zustand nachvollziehbar veraendert und ob diese Veraenderung im Referenzrahmen Mensch, Planet, Demokratie, SDGs, Agenda 2030 und SDG+ tragfaehig bewertet werden kann.</w:t>
-      </w:r>
-    </w:p>
-    <w:p>
-      <w:r>
-        <w:t>Ein Bericht behauptet, die Massnahme zu Wesentlichkeit &amp; Priorisierung sei erfolgreich. Die WOE-Lesart fragt bei Messgrenzen, Schätzungen und Unsicherheit nach belastbaren Nachweisen: Managementroutine, Stakeholder-Rueckmeldung, Prozessdaten, Entscheidungsprotokoll und Lernschleife. Wenn diese Nachweise fehlen, bleibt die Aussage Wirkungspotenzial oder Kommunikationsbehauptung. Sie kann wichtig sein, aber sie ist noch keine belegte Wirkung.</w:t>
-      </w:r>
-    </w:p>
-    <w:p>
-      <w:r>
-        <w:t>Rueckfluss. Fuer den WOE-Korpus bedeutet das: Begriffe aus Wesentlichkeit &amp; Priorisierung sollten dort geschaerft werden, wo sie in Glossar, Werkzeugen, Journal oder Readern doppeldeutig bleiben. Offene Forschungsfragen werden nicht versteckt. Sie markieren die Stelle, an der spaetere Evidenz, ein besserer Datensatz oder eine praezisere Fallstudie die Bewertung veraendern kann.</w:t>
-      </w:r>
-    </w:p>
-    <w:p>
-      <w:r>
-        <w:t>Daten, Quellen und Evidenz. Wissenschaftliche Anschlussfaehigkeit entsteht hier durch Quellenklarheit. Bei Warum Messung Rückkopplung vorbereitet werden interne WOE-Begriffe nicht als Ersatz fuer Belege benutzt, sondern mit Grundlagenwerk, WOE-Referenz, Glossar, Werkzeuge, Journal und externe Fachquellen verbunden. Wo die Datenlage offen bleibt, wird das offengelegt. Wo eine Aussage nur plausibel ist, bleibt sie als Wirkungspotenzial markiert. Wo ein Schaden eine rote Linie beruehrt, greift Nichtkompensation vor Durchschnittslogik.</w:t>
-      </w:r>
-    </w:p>
-    <w:p>
-      <w:r>
-        <w:t>In einer kontroversen Entscheidung wirkt Warum Messung Rückkopplung vorbereitet als Pruefpunkt fuer Ambivalenz. Ein Nutzen fuer eine Gruppe kann mit Risiken fuer andere Wirkungsempfaenger einhergehen. Das Skript verlangt deshalb, positive und negative Zustandsveraenderungen getrennt zu fuehren, bevor von positiver Netto-Wirkung gesprochen wird.</w:t>
-      </w:r>
-    </w:p>
-    <w:p>
-      <w:r>
-        <w:t>Bewertung und rote Linien. In Wirkungsmanagement wird Wirkungsskala von negativ bis transformativ erst steuerungsfaehig, wenn daraus eine Entscheidung folgt. Fuehrung, Strategie, Controlling, Einkauf, Kommunikation und Kultur muessen denselben Wirkungsbegriff verwenden. Ohne diese Rueckkopplung bleibt Reporting eine Beschreibung. Mit Rueckkopplung wird aus Bewertung eine veraenderte Routine: ein anderer Prozess, ein geaenderter Anreiz, eine bessere Datenpflicht, eine korrigierte Kommunikation oder eine neue Priorisierung.</w:t>
-      </w:r>
-    </w:p>
-    <w:p>
-      <w:r>
-        <w:t>Die typische Fehlstelle bei Wesentlichkeit &amp; Priorisierung liegt darin, Absicht, Aktivitaet oder Reporting als Wirkung zu behandeln. Bei Wirkungsskala von negativ bis transformativ wird diese Fehlstelle konkret: Ein scheinbar plausibler Befund darf nicht zur Abkuerzung werden. Quellen, Systemgrenzen, Unsicherheit und Rueckkopplung bleiben sichtbar.</w:t>
-      </w:r>
-    </w:p>
-    <w:p>
-      <w:r>
-        <w:t>Kontrollfrage. Welche Entscheidung waere falsch, wenn Wirkungsskala von negativ bis transformativ in WM-V4 missverstanden wird? Die Antwort muss mindestens eine Daten- oder Quellenannahme, eine betroffene Gruppe oder Schutzdimension, eine moegliche Nebenwirkung und einen Rueckkopplungsschritt nennen. Richtig ist nicht die lauteste Bewertung, sondern diejenige, die Begriff, Beleg und Steuerungsfolge zusammenhaelt.</w:t>
-      </w:r>
-    </w:p>
-    <w:p>
-      <w:r>
-        <w:t>Steuerung und Rueckkopplung. Die Grenze gegen Scheingenauigkeit verlaeuft bei Einleitung / Wirkungsfrage nicht zwischen Optimismus und Pessimismus. Sie verlaeuft zwischen offengelegter Unsicherheit und rhetorischer Sicherheit. Wer Wesentlichkeit &amp; Priorisierung belastbar anwenden will, benennt Systemgrenze, Zeitraum, Vergleichspunkt und offene Gegenhypothese. Gerade dadurch bleibt das Skript anschlussfaehig fuer Forschung, Praxis und spaetere Revision.</w:t>
-      </w:r>
-    </w:p>
-    <w:p>
-      <w:r>
-        <w:t>Fuer die Pruefung ist Einleitung / Wirkungsfrage dann verstanden, wenn daraus eine belastbare Fallantwort entsteht. Eine gute Antwort unterscheidet Beobachtung, Kausalannahme, Bewertung und Steuerungsfolge. Sie bewertet keine Menschen, sondern Wirkpfade, Zustandsveraenderungen, Risiken und institutionelle Bedingungen.</w:t>
-      </w:r>
-    </w:p>
-    <w:p>
-      <w:r>
-        <w:t>Pruefungsnahe Anwendung. Kernaussage zeigt, warum Wesentlichkeit &amp; Priorisierung mehr ist als ein Schlagwort im Feld Wirkpfade, Wirkungsempfaenger, Bewertung und Rueckkopplung. Die wirkungsoekonomische Frage lautet: Welche reale Veraenderung wird moeglich, welche bleibt nur Potenzial und wo entsteht ein Wirkungsrisiko? Diese Unterscheidung schuetzt vor Impact-Washing, weil sie Absicht, Aktivitaet, Reichweite und Wirkung auseinanderhaelt.</w:t>
-      </w:r>
-    </w:p>
-    <w:p>
-      <w:r>
-        <w:t>Eine Kommune, ein Unternehmen oder eine Bildungsorganisation will Wesentlichkeit &amp; Priorisierung praktisch anwenden. Der erste Schritt ist nicht die Auswahl eines Instruments, sondern die Klaerung der Zustandsveraenderung. Bei Kernaussage muss deshalb benannt werden, wer betroffen ist, welcher Zustand sich veraendert, welche Frist gilt und welche Gegenbeobachtung die Annahme widerlegen wuerde. Erst danach entsteht eine begruendete Entscheidung im Feld Strategie, Prozess, Budget, Verantwortlichkeit oder Kommunikationsregel.</w:t>
-      </w:r>
-    </w:p>
-    <w:p>
-      <w:r>
-        <w:t>Transfer in den WOE-Korpus. In WM-V4 muss Quelltext und fachliche Grundlegung immer mit Empfaengern gelesen werden. Wirkung entsteht nicht beim Sender, sondern an veraenderten Zustaenden von Menschen, Oekosystemen, Institutionen, Oeffentlichkeit oder kuenftigen Handlungsspielraeumen. Darum reicht es nicht, interne Aktivitaeten zu dokumentieren. Entscheidend ist, ob sich ein Zustand nachvollziehbar veraendert und ob diese Veraenderung im Referenzrahmen Mensch, Planet, Demokratie, SDGs, Agenda 2030 und SDG+ tragfaehig bewertet werden kann.</w:t>
-      </w:r>
-    </w:p>
-    <w:p>
-      <w:r>
-        <w:t>Ein Bericht behauptet, die Massnahme zu Wesentlichkeit &amp; Priorisierung sei erfolgreich. Die WOE-Lesart fragt bei Quelltext und fachliche Grundlegung nach belastbaren Nachweisen: Managementroutine, Stakeholder-Rueckmeldung, Prozessdaten, Entscheidungsprotokoll und Lernschleife. Wenn diese Nachweise fehlen, bleibt die Aussage Wirkungspotenzial oder Kommunikationsbehauptung. Sie kann wichtig sein, aber sie ist noch keine belegte Wirkung.</w:t>
-      </w:r>
-    </w:p>
-    <w:p>
-      <w:r>
-        <w:t>Grenzen der Aussage. Wissenschaftliche Anschlussfaehigkeit entsteht hier durch Quellenklarheit. Bei Einstieg / Wirkungsfrage werden interne WOE-Begriffe nicht als Ersatz fuer Belege benutzt, sondern mit Grundlagenwerk, WOE-Referenz, Glossar, Werkzeuge, Journal und externe Fachquellen verbunden. Wo die Datenlage offen bleibt, wird das offengelegt. Wo eine Aussage nur plausibel ist, bleibt sie als Wirkungspotenzial markiert. Wo ein Schaden eine rote Linie beruehrt, greift Nichtkompensation vor Durchschnittslogik.</w:t>
-      </w:r>
-    </w:p>
-    <w:p>
-      <w:r>
-        <w:t>In einer kontroversen Entscheidung wirkt Einstieg / Wirkungsfrage als Pruefpunkt fuer Ambivalenz. Ein Nutzen fuer eine Gruppe kann mit Risiken fuer andere Wirkungsempfaenger einhergehen. Das Skript verlangt deshalb, positive und negative Zustandsveraenderungen getrennt zu fuehren, bevor von positiver Netto-Wirkung gesprochen wird.</w:t>
-      </w:r>
-    </w:p>
-    <w:p>
-      <w:r>
-        <w:t>Kontrollfrage. Welche Entscheidung waere falsch, wenn Einstieg / Wirkungsfrage in WM-V4 missverstanden wird? Die Antwort muss mindestens eine Daten- oder Quellenannahme, eine betroffene Gruppe oder Schutzdimension, eine moegliche Nebenwirkung und einen Rueckkopplungsschritt nennen. Richtig ist nicht die lauteste Bewertung, sondern diejenige, die Begriff, Beleg und Steuerungsfolge zusammenhaelt.</w:t>
-      </w:r>
-    </w:p>
-    <w:p>
-      <w:r>
-        <w:t>Rueckfluss. Fuer den WOE-Korpus bedeutet das: Begriffe aus Wesentlichkeit &amp; Priorisierung sollten dort geschaerft werden, wo sie in Glossar, Werkzeugen, Journal oder Readern doppeldeutig bleiben. Offene Forschungsfragen werden nicht versteckt. Sie markieren die Stelle, an der spaetere Evidenz, ein besserer Datensatz oder eine praezisere Fallstudie die Bewertung veraendern kann.</w:t>
+        <w:t>Vertiefungsrunde 6: Anschluss an Praxis und Forschung</w:t>
+      </w:r>
+    </w:p>
+    <w:p>
+      <w:r>
+        <w:t>Diese Runde wechselt den Blickwinkel, damit der Schlussblock nicht nur wiederholt, sondern Leseentscheidungen vorbereitet: Was ist belegt, was bleibt Potenzial, welche Nebenwirkung ist relevant und welche Steuerungsfolge wird daraus abgeleitet?</w:t>
+      </w:r>
+    </w:p>
+    <w:p>
+      <w:r>
+        <w:t>Rueckflussnotiz. Begriffliche Präzision zeigt, warum Wesentlichkeit &amp; Priorisierung mehr ist als ein Schlagwort im Feld Wirkpfade, Wirkungsempfaenger, Bewertung und Rueckkopplung. Die wirkungsoekonomische Frage lautet: Welche reale Veraenderung wird moeglich, welche bleibt nur Potenzial und wo entsteht ein Wirkungsrisiko? Diese Unterscheidung schuetzt vor Impact-Washing, weil sie Absicht, Aktivitaet, Reichweite und Wirkung auseinanderhaelt.</w:t>
+      </w:r>
+    </w:p>
+    <w:p>
+      <w:r>
+        <w:t>Eine Kommune, ein Unternehmen oder eine Bildungsorganisation will Wesentlichkeit &amp; Priorisierung praktisch anwenden. Der erste Schritt ist nicht die Auswahl eines Instruments, sondern die Klaerung der Zustandsveraenderung. Bei Begriffliche Präzision muss deshalb benannt werden, wer betroffen ist, welcher Zustand sich veraendert, welche Frist gilt und welche Gegenbeobachtung die Annahme widerlegen wuerde. Erst danach entsteht eine begruendete Entscheidung im Feld Strategie, Prozess, Budget, Verantwortlichkeit oder Kommunikationsregel.</w:t>
+      </w:r>
+    </w:p>
+    <w:p>
+      <w:r>
+        <w:t>Fallpruefung. Wenn eine Kommune eine bestehende Massnahme neu priorisieren will, beginnt die Analyse bei Empfaengern, Wirkraum, Zeitraum und Datenquelle. Bei Begriffliche Präzision muss dann geklaert werden, ob Ressourcen umgeschichtet, Daten nacherhoben oder Zielkonflikte offengelegt werden. Eine tragfaehige Antwort benennt mindestens eine Quelle, eine offene Unsicherheit, eine moegliche Gegenbeobachtung und die Entscheidung, die nach der Bewertung geaendert wird.</w:t>
+      </w:r>
+    </w:p>
+    <w:p>
+      <w:r>
+        <w:t>Pruefungsimpuls. In WM-V4 muss Wirkpfad immer mit Empfaengern gelesen werden. Wirkung entsteht nicht beim Sender, sondern an veraenderten Zustaenden von Menschen, Oekosystemen, Institutionen, Oeffentlichkeit oder kuenftigen Handlungsspielraeumen. Darum reicht es nicht, interne Aktivitaeten zu dokumentieren. Entscheidend ist, ob sich ein Zustand nachvollziehbar veraendert und ob diese Veraenderung im Referenzrahmen Mensch, Planet, Demokratie, SDGs, Agenda 2030 und SDG+ tragfaehig bewertet werden kann.</w:t>
+      </w:r>
+    </w:p>
+    <w:p>
+      <w:r>
+        <w:t>Ein Bericht behauptet, die Massnahme zu Wesentlichkeit &amp; Priorisierung sei erfolgreich. Die WOE-Lesart fragt bei Wirkpfad nach belastbaren Nachweisen: Managementroutine, Stakeholder-Rueckmeldung, Prozessdaten, Entscheidungsprotokoll und Lernschleife. Wenn diese Nachweise fehlen, bleibt die Aussage Wirkungspotenzial oder Kommunikationsbehauptung. Sie kann wichtig sein, aber sie ist noch keine belegte Wirkung.</w:t>
+      </w:r>
+    </w:p>
+    <w:p>
+      <w:r>
+        <w:t>Fallpruefung. Wenn ein Unternehmen ein Produkt, einen Prozess oder eine Investition wirkungsbezogen bewerten will, beginnt die Analyse bei Empfaengern, Wirkraum, Zeitraum und Datenquelle. Bei Wirkpfad muss dann geklaert werden, welche Entscheidung nach der Bewertung tatsaechlich anders ausfaellt. Eine tragfaehige Antwort benennt mindestens eine Quelle, eine offene Unsicherheit, eine moegliche Gegenbeobachtung und die Entscheidung, die nach der Bewertung geaendert wird.</w:t>
+      </w:r>
+    </w:p>
+    <w:p>
+      <w:r>
+        <w:t>Fuer die Bewertung reicht kein Summenscore, der zentrale Schaeden mit bequemen Pluspunkten verrechnet. Nichtkompensation und Reverse Merit Order markieren, wo rote Linien, demokratische Grundbedingungen oder planetare Grenzen Vorrang vor Durchschnittslogik haben. So bleibt positive Netto-Wirkung eine anspruchsvolle Zielgroesse und wird nicht zur dekorativen Formel.</w:t>
+      </w:r>
+    </w:p>
+    <w:p>
+      <w:r>
+        <w:t>Begriffliche Sicherung. Wissenschaftliche Anschlussfaehigkeit entsteht hier durch Quellenklarheit. Bei Leitthese werden interne WOE-Begriffe nicht als Ersatz fuer Belege benutzt, sondern mit Grundlagenwerk, WOE-Referenz, Glossar, Werkzeuge, Journal und externe Fachquellen verbunden. Wo die Datenlage offen bleibt, wird das offengelegt. Wo eine Aussage nur plausibel ist, bleibt sie als Wirkungspotenzial markiert. Wo ein Schaden eine rote Linie beruehrt, greift Nichtkompensation vor Durchschnittslogik.</w:t>
+      </w:r>
+    </w:p>
+    <w:p>
+      <w:r>
+        <w:t>In einer kontroversen Entscheidung wirkt Leitthese als Pruefpunkt fuer Ambivalenz. Ein Nutzen fuer eine Gruppe kann mit Risiken fuer andere Wirkungsempfaenger einhergehen. Das Skript verlangt deshalb, positive und negative Zustandsveraenderungen getrennt zu fuehren, bevor von positiver Netto-Wirkung gesprochen wird.</w:t>
+      </w:r>
+    </w:p>
+    <w:p>
+      <w:r>
+        <w:t>Fallpruefung. Wenn eine Bildungs- oder Forschungseinrichtung eine Wirkungsaussage fuer Lernende und Praxispartner pruefbar machen will, beginnt die Analyse bei Empfaengern, Wirkraum, Zeitraum und Datenquelle. Bei Leitthese muss dann geklaert werden, welche Begriffe, Quellen und Grenzen im Material sichtbar bleiben muessen. Eine tragfaehige Antwort benennt mindestens eine Quelle, eine offene Unsicherheit, eine moegliche Gegenbeobachtung und die Entscheidung, die nach der Bewertung geaendert wird.</w:t>
+      </w:r>
+    </w:p>
+    <w:p>
+      <w:r>
+        <w:t>Der Rueckfluss in den WOE-Korpus liegt hier in klaren Begriffen, sauber verlinkten Quellen und benannten Forschungsfragen. Wo Glossar, Werkzeuge, Journal oder Reader noch doppeldeutig bleiben, sollte Wesentlichkeit &amp; Priorisierung nicht als fertige Gewissheit auftreten, sondern als pruefbarer Lernstand mit Korrekturpfad.</w:t>
+      </w:r>
+    </w:p>
+    <w:p>
+      <w:r>
+        <w:t>Wirkpfadpruefung. In Wirkungsmanagement wird Didaktische Einordnung im Studiengang erst steuerungsfaehig, wenn daraus eine Entscheidung folgt. Fuehrung, Strategie, Controlling, Einkauf, Kommunikation und Kultur muessen denselben Wirkungsbegriff verwenden. Ohne diese Rueckkopplung bleibt Reporting eine Beschreibung. Mit Rueckkopplung wird aus Bewertung eine veraenderte Routine: ein anderer Prozess, ein geaenderter Anreiz, eine bessere Datenpflicht, eine korrigierte Kommunikation oder eine neue Priorisierung.</w:t>
+      </w:r>
+    </w:p>
+    <w:p>
+      <w:r>
+        <w:t>Die typische Fehlstelle bei Wesentlichkeit &amp; Priorisierung liegt darin, Absicht, Aktivitaet oder Reporting als Wirkung zu behandeln. Bei Didaktische Einordnung im Studiengang wird diese Fehlstelle konkret: Ein scheinbar plausibler Befund darf nicht zur Abkuerzung werden. Quellen, Systemgrenzen, Unsicherheit und Rueckkopplung bleiben sichtbar.</w:t>
+      </w:r>
+    </w:p>
+    <w:p>
+      <w:r>
+        <w:t>Fallpruefung. Wenn eine Kommune eine bestehende Massnahme neu priorisieren will, beginnt die Analyse bei Empfaengern, Wirkraum, Zeitraum und Datenquelle. Bei Didaktische Einordnung im Studiengang muss dann geklaert werden, ob Ressourcen umgeschichtet, Daten nacherhoben oder Zielkonflikte offengelegt werden. Eine tragfaehige Antwort benennt mindestens eine Quelle, eine offene Unsicherheit, eine moegliche Gegenbeobachtung und die Entscheidung, die nach der Bewertung geaendert wird.</w:t>
+      </w:r>
+    </w:p>
+    <w:p>
+      <w:r>
+        <w:t>Evidenzfenster. Die Grenze gegen Scheingenauigkeit verlaeuft bei Analysemodell nicht zwischen Optimismus und Pessimismus. Sie verlaeuft zwischen offengelegter Unsicherheit und rhetorischer Sicherheit. Wer Wesentlichkeit &amp; Priorisierung belastbar anwenden will, benennt Systemgrenze, Zeitraum, Vergleichspunkt und offene Gegenhypothese. Gerade dadurch bleibt das Skript anschlussfaehig fuer Forschung, Praxis und spaetere Revision.</w:t>
+      </w:r>
+    </w:p>
+    <w:p>
+      <w:r>
+        <w:t>Fuer die Pruefung ist Analysemodell dann verstanden, wenn daraus eine belastbare Fallantwort entsteht. Eine gute Antwort unterscheidet Beobachtung, Kausalannahme, Bewertung und Steuerungsfolge. Sie bewertet keine Menschen, sondern Wirkpfade, Zustandsveraenderungen, Risiken und institutionelle Bedingungen.</w:t>
+      </w:r>
+    </w:p>
+    <w:p>
+      <w:r>
+        <w:t>Fallpruefung. Wenn ein Unternehmen ein Produkt, einen Prozess oder eine Investition wirkungsbezogen bewerten will, beginnt die Analyse bei Empfaengern, Wirkraum, Zeitraum und Datenquelle. Bei Analysemodell muss dann geklaert werden, welche Entscheidung nach der Bewertung tatsaechlich anders ausfaellt. Eine tragfaehige Antwort benennt mindestens eine Quelle, eine offene Unsicherheit, eine moegliche Gegenbeobachtung und die Entscheidung, die nach der Bewertung geaendert wird.</w:t>
+      </w:r>
+    </w:p>
+    <w:p>
+      <w:r>
+        <w:t>Fuer die Bewertung reicht kein Summenscore, der zentrale Schaeden mit bequemen Pluspunkten verrechnet. Nichtkompensation und Reverse Merit Order markieren, wo rote Linien, demokratische Grundbedingungen oder planetare Grenzen Vorrang vor Durchschnittslogik haben. So bleibt positive Netto-Wirkung eine anspruchsvolle Zielgroesse und wird nicht zur dekorativen Formel.</w:t>
+      </w:r>
+    </w:p>
+    <w:p>
+      <w:r>
+        <w:t>Bewertungsgrenze. Modellformel zeigt, warum Wesentlichkeit &amp; Priorisierung mehr ist als ein Schlagwort im Feld Wirkpfade, Wirkungsempfaenger, Bewertung und Rueckkopplung. Die wirkungsoekonomische Frage lautet: Welche reale Veraenderung wird moeglich, welche bleibt nur Potenzial und wo entsteht ein Wirkungsrisiko? Diese Unterscheidung schuetzt vor Impact-Washing, weil sie Absicht, Aktivitaet, Reichweite und Wirkung auseinanderhaelt.</w:t>
+      </w:r>
+    </w:p>
+    <w:p>
+      <w:r>
+        <w:t>Eine Kommune, ein Unternehmen oder eine Bildungsorganisation will Wesentlichkeit &amp; Priorisierung praktisch anwenden. Der erste Schritt ist nicht die Auswahl eines Instruments, sondern die Klaerung der Zustandsveraenderung. Bei Modellformel muss deshalb benannt werden, wer betroffen ist, welcher Zustand sich veraendert, welche Frist gilt und welche Gegenbeobachtung die Annahme widerlegen wuerde. Erst danach entsteht eine begruendete Entscheidung im Feld Strategie, Prozess, Budget, Verantwortlichkeit oder Kommunikationsregel.</w:t>
+      </w:r>
+    </w:p>
+    <w:p>
+      <w:r>
+        <w:t>Fallpruefung. Wenn eine Bildungs- oder Forschungseinrichtung eine Wirkungsaussage fuer Lernende und Praxispartner pruefbar machen will, beginnt die Analyse bei Empfaengern, Wirkraum, Zeitraum und Datenquelle. Bei Modellformel muss dann geklaert werden, welche Begriffe, Quellen und Grenzen im Material sichtbar bleiben muessen. Eine tragfaehige Antwort benennt mindestens eine Quelle, eine offene Unsicherheit, eine moegliche Gegenbeobachtung und die Entscheidung, die nach der Bewertung geaendert wird.</w:t>
+      </w:r>
+    </w:p>
+    <w:p>
+      <w:r>
+        <w:t>Der Rueckfluss in den WOE-Korpus liegt hier in klaren Begriffen, sauber verlinkten Quellen und benannten Forschungsfragen. Wo Glossar, Werkzeuge, Journal oder Reader noch doppeldeutig bleiben, sollte Wesentlichkeit &amp; Priorisierung nicht als fertige Gewissheit auftreten, sondern als pruefbarer Lernstand mit Korrekturpfad.</w:t>
       </w:r>
     </w:p>
     <w:p>
@@ -3928,107 +4008,27 @@
         <w:pStyle w:val="Heading3"/>
       </w:pPr>
       <w:r>
-        <w:t>Schlussvertiefung 7: Wesentlichkeit &amp; Priorisierung im Anwendungsfall</w:t>
-      </w:r>
-    </w:p>
-    <w:p>
-      <w:r>
-        <w:t>Die folgenden Abschnitte sind keine neue Pruefungsloesung. Sie verdichten die vorhandenen Kapitel zu einer Lesart, mit der Studierende einen Fall selbststaendig analysieren koennen. Im Mittelpunkt stehen Wirkpfade, Wirkungsempfaenger, Bewertung und Rueckkopplung, nicht moralische Personenbewertung.</w:t>
-      </w:r>
-    </w:p>
-    <w:p>
-      <w:r>
-        <w:t>Begriffliche Schlussklaerung. In Wirkungsmanagement wird Skript / Folien (Lernseite) erst steuerungsfaehig, wenn daraus eine Entscheidung folgt. Fuehrung, Strategie, Controlling, Einkauf, Kommunikation und Kultur muessen denselben Wirkungsbegriff verwenden. Ohne diese Rueckkopplung bleibt Reporting eine Beschreibung. Mit Rueckkopplung wird aus Bewertung eine veraenderte Routine: ein anderer Prozess, ein geaenderter Anreiz, eine bessere Datenpflicht, eine korrigierte Kommunikation oder eine neue Priorisierung.</w:t>
-      </w:r>
-    </w:p>
-    <w:p>
-      <w:r>
-        <w:t>Die typische Fehlstelle bei Wesentlichkeit &amp; Priorisierung liegt darin, Absicht, Aktivitaet oder Reporting als Wirkung zu behandeln. Bei Skript / Folien (Lernseite) wird diese Fehlstelle konkret: Ein scheinbar plausibler Befund darf nicht zur Abkuerzung werden. Quellen, Systemgrenzen, Unsicherheit und Rueckkopplung bleiben sichtbar.</w:t>
-      </w:r>
-    </w:p>
-    <w:p>
-      <w:r>
-        <w:t>Wirkpfad und Empfaenger. Die Grenze gegen Scheingenauigkeit verlaeuft bei Transferaufgabe nicht zwischen Optimismus und Pessimismus. Sie verlaeuft zwischen offengelegter Unsicherheit und rhetorischer Sicherheit. Wer Wesentlichkeit &amp; Priorisierung belastbar anwenden will, benennt Systemgrenze, Zeitraum, Vergleichspunkt und offene Gegenhypothese. Gerade dadurch bleibt das Skript anschlussfaehig fuer Forschung, Praxis und spaetere Revision.</w:t>
-      </w:r>
-    </w:p>
-    <w:p>
-      <w:r>
-        <w:t>Fuer die Pruefung ist Transferaufgabe dann verstanden, wenn daraus eine belastbare Fallantwort entsteht. Eine gute Antwort unterscheidet Beobachtung, Kausalannahme, Bewertung und Steuerungsfolge. Sie bewertet keine Menschen, sondern Wirkpfade, Zustandsveraenderungen, Risiken und institutionelle Bedingungen.</w:t>
-      </w:r>
-    </w:p>
-    <w:p>
-      <w:r>
-        <w:t>Daten, Quellen und Evidenz. Praxisbeispiel zeigt, warum Wesentlichkeit &amp; Priorisierung mehr ist als ein Schlagwort im Feld Wirkpfade, Wirkungsempfaenger, Bewertung und Rueckkopplung. Die wirkungsoekonomische Frage lautet: Welche reale Veraenderung wird moeglich, welche bleibt nur Potenzial und wo entsteht ein Wirkungsrisiko? Diese Unterscheidung schuetzt vor Impact-Washing, weil sie Absicht, Aktivitaet, Reichweite und Wirkung auseinanderhaelt.</w:t>
-      </w:r>
-    </w:p>
-    <w:p>
-      <w:r>
-        <w:t>Eine Kommune, ein Unternehmen oder eine Bildungsorganisation will Wesentlichkeit &amp; Priorisierung praktisch anwenden. Der erste Schritt ist nicht die Auswahl eines Instruments, sondern die Klaerung der Zustandsveraenderung. Bei Praxisbeispiel muss deshalb benannt werden, wer betroffen ist, welcher Zustand sich veraendert, welche Frist gilt und welche Gegenbeobachtung die Annahme widerlegen wuerde. Erst danach entsteht eine begruendete Entscheidung im Feld Strategie, Prozess, Budget, Verantwortlichkeit oder Kommunikationsregel.</w:t>
-      </w:r>
-    </w:p>
-    <w:p>
-      <w:r>
-        <w:t>Bewertung und rote Linien. In WM-V4 muss Wirkungsökonomische Vertiefung immer mit Empfaengern gelesen werden. Wirkung entsteht nicht beim Sender, sondern an veraenderten Zustaenden von Menschen, Oekosystemen, Institutionen, Oeffentlichkeit oder kuenftigen Handlungsspielraeumen. Darum reicht es nicht, interne Aktivitaeten zu dokumentieren. Entscheidend ist, ob sich ein Zustand nachvollziehbar veraendert und ob diese Veraenderung im Referenzrahmen Mensch, Planet, Demokratie, SDGs, Agenda 2030 und SDG+ tragfaehig bewertet werden kann.</w:t>
-      </w:r>
-    </w:p>
-    <w:p>
-      <w:r>
-        <w:t>Ein Bericht behauptet, die Massnahme zu Wesentlichkeit &amp; Priorisierung sei erfolgreich. Die WOE-Lesart fragt bei Wirkungsökonomische Vertiefung nach belastbaren Nachweisen: Managementroutine, Stakeholder-Rueckmeldung, Prozessdaten, Entscheidungsprotokoll und Lernschleife. Wenn diese Nachweise fehlen, bleibt die Aussage Wirkungspotenzial oder Kommunikationsbehauptung. Sie kann wichtig sein, aber sie ist noch keine belegte Wirkung.</w:t>
-      </w:r>
-    </w:p>
-    <w:p>
-      <w:r>
-        <w:t>Kontrollfrage. Welche Entscheidung waere falsch, wenn Wirkungsökonomische Vertiefung in WM-V4 missverstanden wird? Die Antwort muss mindestens eine Daten- oder Quellenannahme, eine betroffene Gruppe oder Schutzdimension, eine moegliche Nebenwirkung und einen Rueckkopplungsschritt nennen. Richtig ist nicht die lauteste Bewertung, sondern diejenige, die Begriff, Beleg und Steuerungsfolge zusammenhaelt.</w:t>
-      </w:r>
-    </w:p>
-    <w:p>
-      <w:r>
-        <w:t>Steuerung und Rueckkopplung. Wissenschaftliche Anschlussfaehigkeit entsteht hier durch Quellenklarheit. Bei Begriffliche Präzision werden interne WOE-Begriffe nicht als Ersatz fuer Belege benutzt, sondern mit Grundlagenwerk, WOE-Referenz, Glossar, Werkzeuge, Journal und externe Fachquellen verbunden. Wo die Datenlage offen bleibt, wird das offengelegt. Wo eine Aussage nur plausibel ist, bleibt sie als Wirkungspotenzial markiert. Wo ein Schaden eine rote Linie beruehrt, greift Nichtkompensation vor Durchschnittslogik.</w:t>
-      </w:r>
-    </w:p>
-    <w:p>
-      <w:r>
-        <w:t>In einer kontroversen Entscheidung wirkt Begriffliche Präzision als Pruefpunkt fuer Ambivalenz. Ein Nutzen fuer eine Gruppe kann mit Risiken fuer andere Wirkungsempfaenger einhergehen. Das Skript verlangt deshalb, positive und negative Zustandsveraenderungen getrennt zu fuehren, bevor von positiver Netto-Wirkung gesprochen wird.</w:t>
-      </w:r>
-    </w:p>
-    <w:p>
-      <w:r>
-        <w:t>Pruefungsnahe Anwendung. In Wirkungsmanagement wird Wirkpfad erst steuerungsfaehig, wenn daraus eine Entscheidung folgt. Fuehrung, Strategie, Controlling, Einkauf, Kommunikation und Kultur muessen denselben Wirkungsbegriff verwenden. Ohne diese Rueckkopplung bleibt Reporting eine Beschreibung. Mit Rueckkopplung wird aus Bewertung eine veraenderte Routine: ein anderer Prozess, ein geaenderter Anreiz, eine bessere Datenpflicht, eine korrigierte Kommunikation oder eine neue Priorisierung.</w:t>
-      </w:r>
-    </w:p>
-    <w:p>
-      <w:r>
-        <w:t>Die typische Fehlstelle bei Wesentlichkeit &amp; Priorisierung liegt darin, Absicht, Aktivitaet oder Reporting als Wirkung zu behandeln. Bei Wirkpfad wird diese Fehlstelle konkret: Ein scheinbar plausibler Befund darf nicht zur Abkuerzung werden. Quellen, Systemgrenzen, Unsicherheit und Rueckkopplung bleiben sichtbar.</w:t>
-      </w:r>
-    </w:p>
-    <w:p>
-      <w:r>
-        <w:t>Rueckfluss. Fuer den WOE-Korpus bedeutet das: Begriffe aus Wesentlichkeit &amp; Priorisierung sollten dort geschaerft werden, wo sie in Glossar, Werkzeugen, Journal oder Readern doppeldeutig bleiben. Offene Forschungsfragen werden nicht versteckt. Sie markieren die Stelle, an der spaetere Evidenz, ein besserer Datensatz oder eine praezisere Fallstudie die Bewertung veraendern kann.</w:t>
-      </w:r>
-    </w:p>
-    <w:p>
-      <w:r>
-        <w:t>Transfer in den WOE-Korpus. Die Grenze gegen Scheingenauigkeit verlaeuft bei Leitthese nicht zwischen Optimismus und Pessimismus. Sie verlaeuft zwischen offengelegter Unsicherheit und rhetorischer Sicherheit. Wer Wesentlichkeit &amp; Priorisierung belastbar anwenden will, benennt Systemgrenze, Zeitraum, Vergleichspunkt und offene Gegenhypothese. Gerade dadurch bleibt das Skript anschlussfaehig fuer Forschung, Praxis und spaetere Revision.</w:t>
-      </w:r>
-    </w:p>
-    <w:p>
-      <w:r>
-        <w:t>Fuer die Pruefung ist Leitthese dann verstanden, wenn daraus eine belastbare Fallantwort entsteht. Eine gute Antwort unterscheidet Beobachtung, Kausalannahme, Bewertung und Steuerungsfolge. Sie bewertet keine Menschen, sondern Wirkpfade, Zustandsveraenderungen, Risiken und institutionelle Bedingungen.</w:t>
-      </w:r>
-    </w:p>
-    <w:p>
-      <w:r>
-        <w:t>Grenzen der Aussage. Didaktische Einordnung im Studiengang zeigt, warum Wesentlichkeit &amp; Priorisierung mehr ist als ein Schlagwort im Feld Wirkpfade, Wirkungsempfaenger, Bewertung und Rueckkopplung. Die wirkungsoekonomische Frage lautet: Welche reale Veraenderung wird moeglich, welche bleibt nur Potenzial und wo entsteht ein Wirkungsrisiko? Diese Unterscheidung schuetzt vor Impact-Washing, weil sie Absicht, Aktivitaet, Reichweite und Wirkung auseinanderhaelt.</w:t>
-      </w:r>
-    </w:p>
-    <w:p>
-      <w:r>
-        <w:t>Eine Kommune, ein Unternehmen oder eine Bildungsorganisation will Wesentlichkeit &amp; Priorisierung praktisch anwenden. Der erste Schritt ist nicht die Auswahl eines Instruments, sondern die Klaerung der Zustandsveraenderung. Bei Didaktische Einordnung im Studiengang muss deshalb benannt werden, wer betroffen ist, welcher Zustand sich veraendert, welche Frist gilt und welche Gegenbeobachtung die Annahme widerlegen wuerde. Erst danach entsteht eine begruendete Entscheidung im Feld Strategie, Prozess, Budget, Verantwortlichkeit oder Kommunikationsregel.</w:t>
-      </w:r>
-    </w:p>
-    <w:p>
-      <w:r>
-        <w:t>Kontrollfrage. Welche Entscheidung waere falsch, wenn Didaktische Einordnung im Studiengang in WM-V4 missverstanden wird? Die Antwort muss mindestens eine Daten- oder Quellenannahme, eine betroffene Gruppe oder Schutzdimension, eine moegliche Nebenwirkung und einen Rueckkopplungsschritt nennen. Richtig ist nicht die lauteste Bewertung, sondern diejenige, die Begriff, Beleg und Steuerungsfolge zusammenhaelt.</w:t>
+        <w:t>Vertiefungsrunde 7: Anschluss an Praxis und Forschung</w:t>
+      </w:r>
+    </w:p>
+    <w:p>
+      <w:r>
+        <w:t>Diese Runde wechselt den Blickwinkel, damit der Schlussblock nicht nur wiederholt, sondern Leseentscheidungen vorbereitet: Was ist belegt, was bleibt Potenzial, welche Nebenwirkung ist relevant und welche Steuerungsfolge wird daraus abgeleitet?</w:t>
+      </w:r>
+    </w:p>
+    <w:p>
+      <w:r>
+        <w:t>Steuerungsfolge. In WM-V4 muss Fallfenster immer mit Empfaengern gelesen werden. Wirkung entsteht nicht beim Sender, sondern an veraenderten Zustaenden von Menschen, Oekosystemen, Institutionen, Oeffentlichkeit oder kuenftigen Handlungsspielraeumen. Darum reicht es nicht, interne Aktivitaeten zu dokumentieren. Entscheidend ist, ob sich ein Zustand nachvollziehbar veraendert und ob diese Veraenderung im Referenzrahmen Mensch, Planet, Demokratie, SDGs, Agenda 2030 und SDG+ tragfaehig bewertet werden kann.</w:t>
+      </w:r>
+    </w:p>
+    <w:p>
+      <w:r>
+        <w:t>Ein Bericht behauptet, die Massnahme zu Wesentlichkeit &amp; Priorisierung sei erfolgreich. Die WOE-Lesart fragt bei Fallfenster nach belastbaren Nachweisen: Managementroutine, Stakeholder-Rueckmeldung, Prozessdaten, Entscheidungsprotokoll und Lernschleife. Wenn diese Nachweise fehlen, bleibt die Aussage Wirkungspotenzial oder Kommunikationsbehauptung. Sie kann wichtig sein, aber sie ist noch keine belegte Wirkung.</w:t>
+      </w:r>
+    </w:p>
+    <w:p>
+      <w:r>
+        <w:t>Fallpruefung. Wenn eine Kommune eine bestehende Massnahme neu priorisieren will, beginnt die Analyse bei Empfaengern, Wirkraum, Zeitraum und Datenquelle. Bei Fallfenster muss dann geklaert werden, ob Ressourcen umgeschichtet, Daten nacherhoben oder Zielkonflikte offengelegt werden. Eine tragfaehige Antwort benennt mindestens eine Quelle, eine offene Unsicherheit, eine moegliche Gegenbeobachtung und die Entscheidung, die nach der Bewertung geaendert wird.</w:t>
       </w:r>
     </w:p>
     <w:p>

--- a/docs/studienskripte/word-rohfassungen/wirkungsmanagement-v4.docx
+++ b/docs/studienskripte/word-rohfassungen/wirkungsmanagement-v4.docx
@@ -3280,7 +3280,7 @@
     </w:p>
     <w:p>
       <w:r>
-        <w:t>Begriffliche Sicherung. Einleitung / Wirkungsfrage zeigt, warum Wesentlichkeit &amp; Priorisierung mehr ist als ein Schlagwort im Feld Wirkpfade, Wirkungsempfaenger, Bewertung und Rueckkopplung. Die wirkungsoekonomische Frage lautet: Welche reale Veraenderung wird moeglich, welche bleibt nur Potenzial und wo entsteht ein Wirkungsrisiko? Diese Unterscheidung schuetzt vor Impact-Washing, weil sie Absicht, Aktivitaet, Reichweite und Wirkung auseinanderhaelt.</w:t>
+        <w:t>Begriffliche Sicherung. Bei Einleitung / Wirkungsfrage wird Wesentlichkeit &amp; Priorisierung als Arbeitsfrage im Feld Wirkpfade, Wirkungsempfaenger, Bewertung und Rueckkopplung lesbar. Die wirkungsoekonomische Frage lautet: Welche reale Veraenderung wird moeglich, welche bleibt nur Potenzial und wo entsteht ein Wirkungsrisiko? Diese Unterscheidung schuetzt vor Impact-Washing, weil sie Absicht, Aktivitaet, Reichweite und Wirkung auseinanderhaelt.</w:t>
       </w:r>
     </w:p>
     <w:p>
@@ -3370,7 +3370,7 @@
     </w:p>
     <w:p>
       <w:r>
-        <w:t>Transferhinweis. Transferaufgabe zeigt, warum Wesentlichkeit &amp; Priorisierung mehr ist als ein Schlagwort im Feld Wirkpfade, Wirkungsempfaenger, Bewertung und Rueckkopplung. Die wirkungsoekonomische Frage lautet: Welche reale Veraenderung wird moeglich, welche bleibt nur Potenzial und wo entsteht ein Wirkungsrisiko? Diese Unterscheidung schuetzt vor Impact-Washing, weil sie Absicht, Aktivitaet, Reichweite und Wirkung auseinanderhaelt.</w:t>
+        <w:t>Transferhinweis. Bei Transferaufgabe wird Wesentlichkeit &amp; Priorisierung als Arbeitsfrage im Feld Wirkpfade, Wirkungsempfaenger, Bewertung und Rueckkopplung lesbar. Die wirkungsoekonomische Frage lautet: Welche reale Veraenderung wird moeglich, welche bleibt nur Potenzial und wo entsteht ein Wirkungsrisiko? Diese Unterscheidung schuetzt vor Impact-Washing, weil sie Absicht, Aktivitaet, Reichweite und Wirkung auseinanderhaelt.</w:t>
       </w:r>
     </w:p>
     <w:p>
@@ -3473,7 +3473,7 @@
     </w:p>
     <w:p>
       <w:r>
-        <w:t>Evidenzfenster. Leitthese zeigt, warum Wesentlichkeit &amp; Priorisierung mehr ist als ein Schlagwort im Feld Wirkpfade, Wirkungsempfaenger, Bewertung und Rueckkopplung. Die wirkungsoekonomische Frage lautet: Welche reale Veraenderung wird moeglich, welche bleibt nur Potenzial und wo entsteht ein Wirkungsrisiko? Diese Unterscheidung schuetzt vor Impact-Washing, weil sie Absicht, Aktivitaet, Reichweite und Wirkung auseinanderhaelt.</w:t>
+        <w:t>Evidenzfenster. Bei Leitthese wird Wesentlichkeit &amp; Priorisierung als Arbeitsfrage im Feld Wirkpfade, Wirkungsempfaenger, Bewertung und Rueckkopplung lesbar. Die wirkungsoekonomische Frage lautet: Welche reale Veraenderung wird moeglich, welche bleibt nur Potenzial und wo entsteht ein Wirkungsrisiko? Diese Unterscheidung schuetzt vor Impact-Washing, weil sie Absicht, Aktivitaet, Reichweite und Wirkung auseinanderhaelt.</w:t>
       </w:r>
     </w:p>
     <w:p>
@@ -3581,7 +3581,7 @@
     </w:p>
     <w:p>
       <w:r>
-        <w:t>Pruefungsimpuls. Prüfungsnahe Fallfragen ohne geschützte Antwortlogik zeigt, warum Wesentlichkeit &amp; Priorisierung mehr ist als ein Schlagwort im Feld Wirkpfade, Wirkungsempfaenger, Bewertung und Rueckkopplung. Die wirkungsoekonomische Frage lautet: Welche reale Veraenderung wird moeglich, welche bleibt nur Potenzial und wo entsteht ein Wirkungsrisiko? Diese Unterscheidung schuetzt vor Impact-Washing, weil sie Absicht, Aktivitaet, Reichweite und Wirkung auseinanderhaelt.</w:t>
+        <w:t>Pruefungsimpuls. Bei Prüfungsnahe Fallfragen ohne geschützte Antwortlogik wird Wesentlichkeit &amp; Priorisierung als Arbeitsfrage im Feld Wirkpfade, Wirkungsempfaenger, Bewertung und Rueckkopplung lesbar. Die wirkungsoekonomische Frage lautet: Welche reale Veraenderung wird moeglich, welche bleibt nur Potenzial und wo entsteht ein Wirkungsrisiko? Diese Unterscheidung schuetzt vor Impact-Washing, weil sie Absicht, Aktivitaet, Reichweite und Wirkung auseinanderhaelt.</w:t>
       </w:r>
     </w:p>
     <w:p>
@@ -3684,7 +3684,7 @@
     </w:p>
     <w:p>
       <w:r>
-        <w:t>Steuerungsfolge. Warum Messung Rückkopplung vorbereitet zeigt, warum Wesentlichkeit &amp; Priorisierung mehr ist als ein Schlagwort im Feld Wirkpfade, Wirkungsempfaenger, Bewertung und Rueckkopplung. Die wirkungsoekonomische Frage lautet: Welche reale Veraenderung wird moeglich, welche bleibt nur Potenzial und wo entsteht ein Wirkungsrisiko? Diese Unterscheidung schuetzt vor Impact-Washing, weil sie Absicht, Aktivitaet, Reichweite und Wirkung auseinanderhaelt.</w:t>
+        <w:t>Steuerungsfolge. Bei Warum Messung Rückkopplung vorbereitet wird Wesentlichkeit &amp; Priorisierung als Arbeitsfrage im Feld Wirkpfade, Wirkungsempfaenger, Bewertung und Rueckkopplung lesbar. Die wirkungsoekonomische Frage lautet: Welche reale Veraenderung wird moeglich, welche bleibt nur Potenzial und wo entsteht ein Wirkungsrisiko? Diese Unterscheidung schuetzt vor Impact-Washing, weil sie Absicht, Aktivitaet, Reichweite und Wirkung auseinanderhaelt.</w:t>
       </w:r>
     </w:p>
     <w:p>
@@ -3787,7 +3787,7 @@
     </w:p>
     <w:p>
       <w:r>
-        <w:t>Wirkpfadpruefung. Einstieg / Wirkungsfrage zeigt, warum Wesentlichkeit &amp; Priorisierung mehr ist als ein Schlagwort im Feld Wirkpfade, Wirkungsempfaenger, Bewertung und Rueckkopplung. Die wirkungsoekonomische Frage lautet: Welche reale Veraenderung wird moeglich, welche bleibt nur Potenzial und wo entsteht ein Wirkungsrisiko? Diese Unterscheidung schuetzt vor Impact-Washing, weil sie Absicht, Aktivitaet, Reichweite und Wirkung auseinanderhaelt.</w:t>
+        <w:t>Wirkpfadpruefung. Bei Einstieg / Wirkungsfrage wird Wesentlichkeit &amp; Priorisierung als Arbeitsfrage im Feld Wirkpfade, Wirkungsempfaenger, Bewertung und Rueckkopplung lesbar. Die wirkungsoekonomische Frage lautet: Welche reale Veraenderung wird moeglich, welche bleibt nur Potenzial und wo entsteht ein Wirkungsrisiko? Diese Unterscheidung schuetzt vor Impact-Washing, weil sie Absicht, Aktivitaet, Reichweite und Wirkung auseinanderhaelt.</w:t>
       </w:r>
     </w:p>
     <w:p>
@@ -3895,7 +3895,7 @@
     </w:p>
     <w:p>
       <w:r>
-        <w:t>Rueckflussnotiz. Begriffliche Präzision zeigt, warum Wesentlichkeit &amp; Priorisierung mehr ist als ein Schlagwort im Feld Wirkpfade, Wirkungsempfaenger, Bewertung und Rueckkopplung. Die wirkungsoekonomische Frage lautet: Welche reale Veraenderung wird moeglich, welche bleibt nur Potenzial und wo entsteht ein Wirkungsrisiko? Diese Unterscheidung schuetzt vor Impact-Washing, weil sie Absicht, Aktivitaet, Reichweite und Wirkung auseinanderhaelt.</w:t>
+        <w:t>Rueckflussnotiz. Bei Begriffliche Präzision wird Wesentlichkeit &amp; Priorisierung als Arbeitsfrage im Feld Wirkpfade, Wirkungsempfaenger, Bewertung und Rueckkopplung lesbar. Die wirkungsoekonomische Frage lautet: Welche reale Veraenderung wird moeglich, welche bleibt nur Potenzial und wo entsteht ein Wirkungsrisiko? Diese Unterscheidung schuetzt vor Impact-Washing, weil sie Absicht, Aktivitaet, Reichweite und Wirkung auseinanderhaelt.</w:t>
       </w:r>
     </w:p>
     <w:p>
@@ -3985,7 +3985,7 @@
     </w:p>
     <w:p>
       <w:r>
-        <w:t>Bewertungsgrenze. Modellformel zeigt, warum Wesentlichkeit &amp; Priorisierung mehr ist als ein Schlagwort im Feld Wirkpfade, Wirkungsempfaenger, Bewertung und Rueckkopplung. Die wirkungsoekonomische Frage lautet: Welche reale Veraenderung wird moeglich, welche bleibt nur Potenzial und wo entsteht ein Wirkungsrisiko? Diese Unterscheidung schuetzt vor Impact-Washing, weil sie Absicht, Aktivitaet, Reichweite und Wirkung auseinanderhaelt.</w:t>
+        <w:t>Bewertungsgrenze. Bei Modellformel wird Wesentlichkeit &amp; Priorisierung als Arbeitsfrage im Feld Wirkpfade, Wirkungsempfaenger, Bewertung und Rueckkopplung lesbar. Die wirkungsoekonomische Frage lautet: Welche reale Veraenderung wird moeglich, welche bleibt nur Potenzial und wo entsteht ein Wirkungsrisiko? Diese Unterscheidung schuetzt vor Impact-Washing, weil sie Absicht, Aktivitaet, Reichweite und Wirkung auseinanderhaelt.</w:t>
       </w:r>
     </w:p>
     <w:p>

--- a/docs/studienskripte/word-rohfassungen/wirkungsmanagement-v4.docx
+++ b/docs/studienskripte/word-rohfassungen/wirkungsmanagement-v4.docx
@@ -16,20 +16,7 @@
     </w:p>
     <w:p>
       <w:r>
-        <w:rPr>
-          <w:i/>
-        </w:rPr>
-        <w:t>Rohfassung fuer Claude / CI-CD-Finalisierung</w:t>
-      </w:r>
-    </w:p>
-    <w:p>
-      <w:r>
-        <w:t>Quelle: /Users/hagen/Documents/New project/content/studienskripte/wirkungsmanagement-v4.md</w:t>
-      </w:r>
-    </w:p>
-    <w:p>
-      <w:r>
-        <w:t>Track: Wirkungsmanagement Kurscode: wirkungsmanagement Vorlesungscode: WM-V4 Modul/Abschnitt: WM Titel: Wesentlichkeit &amp; Priorisierung Status: Studienskript V1 · fachlich finale Codex-Fassung, Claude-CI/CD-Satzfreigabe offen Quelle: woek-akademie-app/docs/lehrgaenge/wirkungsmanagement-v4-wesentlichkeit-priorisierung.md Ablage: Markdown-Master in content/studienskripte/wirkungsmanagement-v4.md, Word-Rohfassung in docs/studienskripte/word-rohfassungen/wirkungsmanagement-v4.docx Wissensbasis: aktuelles Grundlagenwerk, Website-Korpus inklusive Journal, Akademie-Quelltexte, Glossar, interne Dossiers und externe Fachquellen</w:t>
+        <w:t>Track: Wirkungsmanagement Kurscode: wirkungsmanagement Vorlesungscode: WM-V4 Modul/Abschnitt: WM Titel: Wesentlichkeit &amp; Priorisierung Status: Studienskript V1. Wissensbasis: aktuelles Grundlagenwerk, Website-Korpus inklusive Journal, Akademie-Quelltexte, Glossar, interne Dossiers und externe Fachquellen</w:t>
       </w:r>
     </w:p>
     <w:p>
@@ -99,11 +86,6 @@
       </w:r>
     </w:p>
     <w:p>
-      <w:r>
-        <w:t>Dieses Studienskript ist die fachlich finale Codex-V1-Fassung fuer den Akademie-Reader und die oeffentliche Bibliothek. Claude uebernimmt danach Satz, CI/CD, PDF/Reader-Freigabe und die abschliessende Lektoratsabnahme.</w:t>
-      </w:r>
-    </w:p>
-    <w:p>
       <w:pPr>
         <w:pStyle w:val="Heading2"/>
       </w:pPr>
@@ -160,7 +142,7 @@
         <w:pStyle w:val="ListBullet"/>
       </w:pPr>
       <w:r>
-        <w:t>Titel: Priorisieren mit Reverse Merit Order – das schwächste kritische Feld zuerst</w:t>
+        <w:t>Titel: Priorisieren mit Reverse Merit Order - das schwächste kritische Feld zuerst</w:t>
       </w:r>
     </w:p>
     <w:p>
@@ -176,7 +158,7 @@
         <w:pStyle w:val="ListBullet"/>
       </w:pPr>
       <w:r>
-        <w:t>Kernaussage in einem Satz: Wesentlich ist im Wirkungsmanagement zuerst das schwächste kritische Wirkungsfeld – dort entscheidet sich, ob positive Netto-Wirkung überhaupt möglich ist.</w:t>
+        <w:t>Kernaussage in einem Satz: Wesentlich ist im Wirkungsmanagement zuerst das schwächste kritische Wirkungsfeld - dort entscheidet sich, ob positive Netto-Wirkung überhaupt möglich ist.</w:t>
       </w:r>
     </w:p>
     <w:p>
@@ -197,27 +179,27 @@
     </w:p>
     <w:p>
       <w:r>
-        <w:t>Abschnitt A – Wesentlichkeit neu gedacht. Klassische Wesentlichkeitsanalysen gewichten nach Relevanz/Einfluss. Die Wirkungsökonomie ergänzt: Ein kritisch schwaches Feld kann nicht durch starke Felder ausgeglichen werden (Nichtkompensation).</w:t>
-      </w:r>
-    </w:p>
-    <w:p>
-      <w:r>
-        <w:t>Abschnitt B – Reverse Merit Order im Management. Priorisiere dort, wo das schwächste kritische Wirkungsfeld liegt. Ein sehr schlechter Wert an einer roten Linie begrenzt die Gesamtbewertung – also gehört er zuerst adressiert.</w:t>
-      </w:r>
-    </w:p>
-    <w:p>
-      <w:r>
-        <w:t>Abschnitt C – Kritische Felder erkennen. Kritisch sind Felder nahe an Wirkungsgrenzen: Menschenrechte, ökologische Lebensgrundlagen, Rechtsstaatlichkeit. Hier gilt Vorrang vor Optimierung ohnehin guter Felder.</w:t>
-      </w:r>
-    </w:p>
-    <w:p>
-      <w:r>
-        <w:t>Abschnitt D – Fehler vermeiden. Nicht: „Wir verbessern, wo es leichtfällt." Sondern: „Wir sichern zuerst, wo es kritisch schwach ist." Das ist der Kern gegen Greenwashing im Management.</w:t>
-      </w:r>
-    </w:p>
-    <w:p>
-      <w:r>
-        <w:t>Abschnitt E – Anschluss. Priorisierung steuert die folgende Potenzial-/Risikoanalyse (V5) und die Strategie (V8).</w:t>
+        <w:t>Abschnitt A - Wesentlichkeit neu gedacht. Klassische Wesentlichkeitsanalysen gewichten nach Relevanz/Einfluss. Die Wirkungsökonomie ergänzt: Ein kritisch schwaches Feld kann nicht durch starke Felder ausgeglichen werden (Nichtkompensation).</w:t>
+      </w:r>
+    </w:p>
+    <w:p>
+      <w:r>
+        <w:t>Abschnitt B - Reverse Merit Order im Management. Priorisiere dort, wo das schwächste kritische Wirkungsfeld liegt. Ein sehr schlechter Wert an einer roten Linie begrenzt die Gesamtbewertung - also gehört er zuerst adressiert.</w:t>
+      </w:r>
+    </w:p>
+    <w:p>
+      <w:r>
+        <w:t>Abschnitt C - Kritische Felder erkennen. Kritisch sind Felder nahe an Wirkungsgrenzen: Menschenrechte, ökologische Lebensgrundlagen, Rechtsstaatlichkeit. Hier gilt Vorrang vor Optimierung ohnehin guter Felder.</w:t>
+      </w:r>
+    </w:p>
+    <w:p>
+      <w:r>
+        <w:t>Abschnitt D - Fehler vermeiden. Nicht: „Wir verbessern, wo es leichtfällt." Sondern: „Wir sichern zuerst, wo es kritisch schwach ist." Das ist der Kern gegen Greenwashing im Management.</w:t>
+      </w:r>
+    </w:p>
+    <w:p>
+      <w:r>
+        <w:t>Abschnitt E - Anschluss. Priorisierung steuert die folgende Potenzial-/Risikoanalyse (V5) und die Strategie (V8).</w:t>
       </w:r>
     </w:p>
     <w:p>
@@ -230,12 +212,12 @@
     </w:p>
     <w:p>
       <w:r>
-        <w:t>Priorisierung ist die eigentliche Steuerungsentscheidung. Weil Ressourcen begrenzt sind, entscheidet die Reihenfolge über die tatsächliche Netto-Wirkung. Die Wirkungsökonomie priorisiert nicht nach dem größten Potenzial, sondern nach dem schwächsten kritischen Wirkungsfeld – konsequent aus der Reverse Merit Order (Grundlagen V4).</w:t>
-      </w:r>
-    </w:p>
-    <w:p>
-      <w:r>
-        <w:t>Wesentlichkeit unter Nichtkompensation. Ein Feld ist wesentlich, wenn es nahe an einer Wirkungsgrenze liegt oder ein kritisches Schutzgut betrifft (Menschenwürde, ökologische Lebensgrundlagen, Rechtsstaatlichkeit). Solche Felder lassen sich nicht durch gute Werte anderswo aufwiegen. Deshalb haben sie Vorrang – auch wenn andere Felder „mehr Punkte bringen" würden.</w:t>
+        <w:t>Priorisierung ist die eigentliche Steuerungsentscheidung. Weil Ressourcen begrenzt sind, entscheidet die Reihenfolge über die tatsächliche Netto-Wirkung. Die Wirkungsökonomie priorisiert nicht nach dem größten Potenzial, sondern nach dem schwächsten kritischen Wirkungsfeld - konsequent aus der Reverse Merit Order (Grundlagen V4).</w:t>
+      </w:r>
+    </w:p>
+    <w:p>
+      <w:r>
+        <w:t>Wesentlichkeit unter Nichtkompensation. Ein Feld ist wesentlich, wenn es nahe an einer Wirkungsgrenze liegt oder ein kritisches Schutzgut betrifft (Menschenwürde, ökologische Lebensgrundlagen, Rechtsstaatlichkeit). Solche Felder lassen sich nicht durch gute Werte anderswo aufwiegen. Deshalb haben sie Vorrang - auch wenn andere Felder „mehr Punkte bringen" würden.</w:t>
       </w:r>
     </w:p>
     <w:p>
@@ -375,7 +357,7 @@
           </w:tcPr>
           <w:p>
             <w:r>
-              <w:t>Dieses Feld zuerst sichern – vor Optimierung starker Felder</w:t>
+              <w:t>Dieses Feld zuerst sichern - vor Optimierung starker Felder</w:t>
             </w:r>
           </w:p>
         </w:tc>
@@ -384,7 +366,7 @@
     <w:p/>
     <w:p>
       <w:r>
-        <w:t>Der Managementfehler, den das verhindert. Ohne Reverse Merit Order investieren Organisationen dort, wo Fortschritt leicht und sichtbar ist – und lassen kritische Schwachstellen liegen. Genau das ist Greenwashing im Kern: gute Teilwerte verdecken schwere Schäden. Wirkungsmanagement kehrt die Priorität um.</w:t>
+        <w:t>Der Managementfehler, den das verhindert. Ohne Reverse Merit Order investieren Organisationen dort, wo Fortschritt leicht und sichtbar ist - und lassen kritische Schwachstellen liegen. Genau das ist Greenwashing im Kern: gute Teilwerte verdecken schwere Schäden. Wirkungsmanagement kehrt die Priorität um.</w:t>
       </w:r>
     </w:p>
     <w:p>
@@ -481,7 +463,7 @@
           </w:tcPr>
           <w:p>
             <w:r>
-              <w:t>_(noch keine Seite – ggf. anlegen)_</w:t>
+              <w:t>_(noch keine Seite - ggf. anlegen)_</w:t>
             </w:r>
           </w:p>
         </w:tc>
@@ -586,7 +568,7 @@
           </w:tcPr>
           <w:p>
             <w:r>
-              <w:t>_(noch keine Seite – Begriffsleitfaden §4)_</w:t>
+              <w:t>_(noch keine Seite - Begriffsleitfaden §4)_</w:t>
             </w:r>
           </w:p>
         </w:tc>
@@ -742,7 +724,7 @@
     </w:p>
     <w:p>
       <w:r>
-        <w:t>1. Liste 4–6 Wirkungsfelder.</w:t>
+        <w:t>1. Liste 4-6 Wirkungsfelder.</w:t>
       </w:r>
     </w:p>
     <w:p>
@@ -752,7 +734,7 @@
     </w:p>
     <w:p>
       <w:r>
-        <w:t>3. Bestimme das schwächste kritische Feld – und begründe, warum es Vorrang hat, obwohl andere Felder „mehr bringen" könnten.</w:t>
+        <w:t>3. Bestimme das schwächste kritische Feld - und begründe, warum es Vorrang hat, obwohl andere Felder „mehr bringen" könnten.</w:t>
       </w:r>
     </w:p>
     <w:p>
@@ -765,7 +747,7 @@
     </w:p>
     <w:p>
       <w:r>
-        <w:t>Der attraktive Nebenschauplatz. Ein Konzern feiert seine Klima-Fortschritte, während in einem Zulieferland gravierende Arbeitsrechtsverletzungen bestehen. Nach Reverse Merit Order ist das Arbeitsrechtsfeld – das schwächste kritische Feld – zuerst zu sichern; die Klima-Optimierung kann die Menschenrechtslücke nicht aufwiegen. (Grundlage: Begriffsleitfaden §4; docs/whitepaper/T-SROI_v2.0_Transformationswirkung.md.)</w:t>
+        <w:t>Der attraktive Nebenschauplatz. Ein Konzern feiert seine Klima-Fortschritte, während in einem Zulieferland gravierende Arbeitsrechtsverletzungen bestehen. Nach Reverse Merit Order ist das Arbeitsrechtsfeld - das schwächste kritische Feld - zuerst zu sichern; die Klima-Optimierung kann die Menschenrechtslücke nicht aufwiegen. (Grundlage: Begriffsleitfaden §4; docs/whitepaper/T-SROI_v2.0_Transformationswirkung.md.)</w:t>
       </w:r>
     </w:p>
     <w:p>
@@ -774,11 +756,6 @@
       </w:pPr>
       <w:r>
         <w:t>V1-Finalisierung: Vertiefung, Anwendung und Evidenz</w:t>
-      </w:r>
-    </w:p>
-    <w:p>
-      <w:r>
-        <w:t>Dieses Studienskript ist die fachlich finale Codex-V1-Fassung fuer den Akademie-Reader und die oeffentliche Bibliothek. Claude uebernimmt danach Satz, CI/CD, PDF/Reader-Freigabe und die abschliessende Lektoratsabnahme.</w:t>
       </w:r>
     </w:p>
     <w:p>
@@ -1434,11 +1411,6 @@
       </w:r>
     </w:p>
     <w:p>
-      <w:r>
-        <w:t>Diese Finalisierung schliesst die Codex-Inhaltsproduktion fuer WM-V4. Offen bleibt nicht der fachliche Kern des Skripts, sondern der naechste Produktionsschritt: Claude setzt daraus die CI/CD-konforme Reader- und PDF-Fassung, prueft Satz, Umbrueche, Medienintegration und Lektorat und markiert erst danach die veroeffentlichte Fassung als freigegeben.</w:t>
-      </w:r>
-    </w:p>
-    <w:p>
       <w:pPr>
         <w:pStyle w:val="Heading2"/>
       </w:pPr>
@@ -1451,7 +1423,7 @@
         <w:pStyle w:val="ListBullet"/>
       </w:pPr>
       <w:r>
-        <w:t>source-assets/originals/WOeK_Begriffsleitfaden_fuehrend_v1.0.md – §4</w:t>
+        <w:t>source-assets/originals/WOeK_Begriffsleitfaden_fuehrend_v1.0.md - §4</w:t>
       </w:r>
     </w:p>
     <w:p>
@@ -1459,7 +1431,7 @@
         <w:pStyle w:val="ListBullet"/>
       </w:pPr>
       <w:r>
-        <w:t>docs/whitepaper/T-SROI_v2.0_Transformationswirkung.md – Reverse Merit Order</w:t>
+        <w:t>docs/whitepaper/T-SROI_v2.0_Transformationswirkung.md - Reverse Merit Order</w:t>
       </w:r>
     </w:p>
     <w:p>
@@ -2122,7 +2094,7 @@
           </w:tcPr>
           <w:p>
             <w:r>
-              <w:t>_(noch keine Seite – ggf. anlegen)_</w:t>
+              <w:t>_(noch keine Seite - ggf. anlegen)_</w:t>
             </w:r>
           </w:p>
         </w:tc>
@@ -2227,7 +2199,7 @@
           </w:tcPr>
           <w:p>
             <w:r>
-              <w:t>_(noch keine Seite – Begriffsleitfaden §4)_</w:t>
+              <w:t>_(noch keine Seite - Begriffsleitfaden §4)_</w:t>
             </w:r>
           </w:p>
         </w:tc>
@@ -2240,11 +2212,6 @@
       </w:pPr>
       <w:r>
         <w:t>7. Tiefenskript-Erweiterung Sprint 8</w:t>
-      </w:r>
-    </w:p>
-    <w:p>
-      <w:r>
-        <w:t>Status dieser Erweiterung: V1-finalisierte Codex-Erweiterung fuer Markdown-Master, Word-Rohfassung und Reader-Spiegel. Satz, Medienintegration, Lektorat und PDF-Freigabe bleiben der Claude-CI/CD-Lane vorbehalten.</w:t>
       </w:r>
     </w:p>
     <w:p>
@@ -3585,7 +3552,7 @@
         <w:pStyle w:val="ListBullet"/>
       </w:pPr>
       <w:r>
-        <w:t>woek-akademie-app/docs/lehrgaenge/wirkungsmanagement-v4-wesentlichkeit-priorisierung.md — unmittelbarer Akademie-Quelltext dieser V1-Fassung.</w:t>
+        <w:t>woek-akademie-app/docs/lehrgaenge/wirkungsmanagement-v4-wesentlichkeit-priorisierung.md - unmittelbarer Akademie-Quelltext dieser V1-Fassung.</w:t>
       </w:r>
     </w:p>
     <w:p>
@@ -3593,7 +3560,7 @@
         <w:pStyle w:val="ListBullet"/>
       </w:pPr>
       <w:r>
-        <w:t>assets/pdf/die-neue-ordnung-des-wohlstands.pdf und buch.html — aktuelles Grundlagenwerk.</w:t>
+        <w:t>assets/pdf/die-neue-ordnung-des-wohlstands.pdf und buch.html - aktuelles Grundlagenwerk.</w:t>
       </w:r>
     </w:p>
     <w:p>
@@ -3602,22 +3569,6 @@
       </w:pPr>
       <w:r>
         <w:t>Website-Korpus: Referenz, Wirkungsfelder, Werkzeuge, Glossar, Bibliothek und Journal.</w:t>
-      </w:r>
-    </w:p>
-    <w:p>
-      <w:pPr>
-        <w:pStyle w:val="ListBullet"/>
-      </w:pPr>
-      <w:r>
-        <w:t>docs/CODEX-HANDOFF-studienskripte.md — Produktionsstandard.</w:t>
-      </w:r>
-    </w:p>
-    <w:p>
-      <w:pPr>
-        <w:pStyle w:val="ListBullet"/>
-      </w:pPr>
-      <w:r>
-        <w:t>docs/CODEX-HANDOFF-pruefungen.md — geschützte Prüfungs- und Antwortlogik.</w:t>
       </w:r>
     </w:p>
     <w:p>
